--- a/outputs/lab_record_recreated.docx
+++ b/outputs/lab_record_recreated.docx
@@ -247,165 +247,163 @@
           <w:sz w:val="24"/>
           <w:szCs w:val="24"/>
         </w:rPr>
-        <w:t xml:space="preserve">min_cost = float('inf')</w:t>
-      </w:r>
-    </w:p>
-    <w:p>
-      <w:pPr>
-        <w:spacing w:line="276" w:lineRule="auto"/>
-      </w:pPr>
-      <w:r>
-        <w:rPr>
-          <w:rFonts w:ascii="Times New Roman" w:cs="Times New Roman" w:eastAsia="Times New Roman" w:hAnsi="Times New Roman"/>
-          <w:sz w:val="24"/>
-          <w:szCs w:val="24"/>
-        </w:rPr>
-        <w:t xml:space="preserve"/>
-      </w:r>
-    </w:p>
-    <w:p>
-      <w:pPr>
-        <w:spacing w:line="276" w:lineRule="auto"/>
-      </w:pPr>
-      <w:r>
-        <w:rPr>
-          <w:rFonts w:ascii="Times New Roman" w:cs="Times New Roman" w:eastAsia="Times New Roman" w:hAnsi="Times New Roman"/>
-          <w:sz w:val="24"/>
-          <w:szCs w:val="24"/>
-        </w:rPr>
-        <w:t xml:space="preserve">best_assignment = None</w:t>
-      </w:r>
-    </w:p>
-    <w:p>
-      <w:pPr>
-        <w:spacing w:line="276" w:lineRule="auto"/>
-      </w:pPr>
-      <w:r>
-        <w:rPr>
-          <w:rFonts w:ascii="Times New Roman" w:cs="Times New Roman" w:eastAsia="Times New Roman" w:hAnsi="Times New Roman"/>
-          <w:sz w:val="24"/>
-          <w:szCs w:val="24"/>
-        </w:rPr>
-        <w:t xml:space="preserve"/>
-      </w:r>
-    </w:p>
-    <w:p>
-      <w:pPr>
-        <w:spacing w:line="276" w:lineRule="auto"/>
-      </w:pPr>
-      <w:r>
-        <w:rPr>
-          <w:rFonts w:ascii="Times New Roman" w:cs="Times New Roman" w:eastAsia="Times New Roman" w:hAnsi="Times New Roman"/>
-          <w:sz w:val="24"/>
-          <w:szCs w:val="24"/>
-        </w:rPr>
-        <w:t xml:space="preserve">    	for perm in itertools.permutations(range(n)):</w:t>
-      </w:r>
-    </w:p>
-    <w:p>
-      <w:pPr>
-        <w:spacing w:line="276" w:lineRule="auto"/>
-      </w:pPr>
-      <w:r>
-        <w:rPr>
-          <w:rFonts w:ascii="Times New Roman" w:cs="Times New Roman" w:eastAsia="Times New Roman" w:hAnsi="Times New Roman"/>
-          <w:sz w:val="24"/>
-          <w:szCs w:val="24"/>
-        </w:rPr>
-        <w:t xml:space="preserve"/>
-      </w:r>
-    </w:p>
-    <w:p>
-      <w:pPr>
-        <w:spacing w:line="276" w:lineRule="auto"/>
-      </w:pPr>
-      <w:r>
-        <w:rPr>
-          <w:rFonts w:ascii="Times New Roman" w:cs="Times New Roman" w:eastAsia="Times New Roman" w:hAnsi="Times New Roman"/>
-          <w:sz w:val="24"/>
-          <w:szCs w:val="24"/>
-        </w:rPr>
-        <w:t xml:space="preserve">        	cost = sum(cost_matrix[i][perm[i]] for i in range(n))</w:t>
-      </w:r>
-    </w:p>
-    <w:p>
-      <w:pPr>
-        <w:spacing w:line="276" w:lineRule="auto"/>
-      </w:pPr>
-      <w:r>
-        <w:rPr>
-          <w:rFonts w:ascii="Times New Roman" w:cs="Times New Roman" w:eastAsia="Times New Roman" w:hAnsi="Times New Roman"/>
-          <w:sz w:val="24"/>
-          <w:szCs w:val="24"/>
-        </w:rPr>
-        <w:t xml:space="preserve"/>
-      </w:r>
-    </w:p>
-    <w:p>
-      <w:pPr>
-        <w:spacing w:line="276" w:lineRule="auto"/>
-      </w:pPr>
-      <w:r>
-        <w:rPr>
-          <w:rFonts w:ascii="Times New Roman" w:cs="Times New Roman" w:eastAsia="Times New Roman" w:hAnsi="Times New Roman"/>
-          <w:sz w:val="24"/>
-          <w:szCs w:val="24"/>
-        </w:rPr>
-        <w:t xml:space="preserve">        		if cost &lt;min_cost:</w:t>
-      </w:r>
-    </w:p>
-    <w:p>
-      <w:pPr>
-        <w:spacing w:line="276" w:lineRule="auto"/>
-      </w:pPr>
-      <w:r>
-        <w:rPr>
-          <w:rFonts w:ascii="Times New Roman" w:cs="Times New Roman" w:eastAsia="Times New Roman" w:hAnsi="Times New Roman"/>
-          <w:sz w:val="24"/>
-          <w:szCs w:val="24"/>
-        </w:rPr>
-        <w:t xml:space="preserve"/>
-      </w:r>
-    </w:p>
-    <w:p>
-      <w:pPr>
-        <w:spacing w:line="276" w:lineRule="auto"/>
-        <w:ind w:left="720" w:firstLine="720"/>
-      </w:pPr>
-      <w:r>
-        <w:rPr>
-          <w:rFonts w:ascii="Times New Roman" w:cs="Times New Roman" w:eastAsia="Times New Roman" w:hAnsi="Times New Roman"/>
-          <w:sz w:val="24"/>
-          <w:szCs w:val="24"/>
-        </w:rPr>
-        <w:t xml:space="preserve">min_cost = cost</w:t>
-      </w:r>
-    </w:p>
-    <w:p>
-      <w:pPr>
-        <w:spacing w:line="276" w:lineRule="auto"/>
-      </w:pPr>
-      <w:r>
-        <w:rPr>
-          <w:rFonts w:ascii="Times New Roman" w:cs="Times New Roman" w:eastAsia="Times New Roman" w:hAnsi="Times New Roman"/>
-          <w:sz w:val="24"/>
-          <w:szCs w:val="24"/>
-        </w:rPr>
-        <w:t xml:space="preserve"/>
-      </w:r>
-    </w:p>
-    <w:p>
-      <w:pPr>
-        <w:spacing w:line="276" w:lineRule="auto"/>
-        <w:ind w:left="720" w:firstLine="720"/>
-      </w:pPr>
-      <w:r>
-        <w:rPr>
-          <w:rFonts w:ascii="Times New Roman" w:cs="Times New Roman" w:eastAsia="Times New Roman" w:hAnsi="Times New Roman"/>
-          <w:sz w:val="24"/>
-          <w:szCs w:val="24"/>
-        </w:rPr>
-        <w:t xml:space="preserve">best_assignment = perm</w:t>
+        <w:t xml:space="preserve">    min_cost = float('inf')</w:t>
+      </w:r>
+    </w:p>
+    <w:p>
+      <w:pPr>
+        <w:spacing w:line="276" w:lineRule="auto"/>
+      </w:pPr>
+      <w:r>
+        <w:rPr>
+          <w:rFonts w:ascii="Times New Roman" w:cs="Times New Roman" w:eastAsia="Times New Roman" w:hAnsi="Times New Roman"/>
+          <w:sz w:val="24"/>
+          <w:szCs w:val="24"/>
+        </w:rPr>
+        <w:t xml:space="preserve"/>
+      </w:r>
+    </w:p>
+    <w:p>
+      <w:pPr>
+        <w:spacing w:line="276" w:lineRule="auto"/>
+      </w:pPr>
+      <w:r>
+        <w:rPr>
+          <w:rFonts w:ascii="Times New Roman" w:cs="Times New Roman" w:eastAsia="Times New Roman" w:hAnsi="Times New Roman"/>
+          <w:sz w:val="24"/>
+          <w:szCs w:val="24"/>
+        </w:rPr>
+        <w:t xml:space="preserve">    best_assignment = None</w:t>
+      </w:r>
+    </w:p>
+    <w:p>
+      <w:pPr>
+        <w:spacing w:line="276" w:lineRule="auto"/>
+      </w:pPr>
+      <w:r>
+        <w:rPr>
+          <w:rFonts w:ascii="Times New Roman" w:cs="Times New Roman" w:eastAsia="Times New Roman" w:hAnsi="Times New Roman"/>
+          <w:sz w:val="24"/>
+          <w:szCs w:val="24"/>
+        </w:rPr>
+        <w:t xml:space="preserve"/>
+      </w:r>
+    </w:p>
+    <w:p>
+      <w:pPr>
+        <w:spacing w:line="276" w:lineRule="auto"/>
+      </w:pPr>
+      <w:r>
+        <w:rPr>
+          <w:rFonts w:ascii="Times New Roman" w:cs="Times New Roman" w:eastAsia="Times New Roman" w:hAnsi="Times New Roman"/>
+          <w:sz w:val="24"/>
+          <w:szCs w:val="24"/>
+        </w:rPr>
+        <w:t xml:space="preserve">    for perm in itertools.permutations(range(n)):</w:t>
+      </w:r>
+    </w:p>
+    <w:p>
+      <w:pPr>
+        <w:spacing w:line="276" w:lineRule="auto"/>
+      </w:pPr>
+      <w:r>
+        <w:rPr>
+          <w:rFonts w:ascii="Times New Roman" w:cs="Times New Roman" w:eastAsia="Times New Roman" w:hAnsi="Times New Roman"/>
+          <w:sz w:val="24"/>
+          <w:szCs w:val="24"/>
+        </w:rPr>
+        <w:t xml:space="preserve"/>
+      </w:r>
+    </w:p>
+    <w:p>
+      <w:pPr>
+        <w:spacing w:line="276" w:lineRule="auto"/>
+      </w:pPr>
+      <w:r>
+        <w:rPr>
+          <w:rFonts w:ascii="Times New Roman" w:cs="Times New Roman" w:eastAsia="Times New Roman" w:hAnsi="Times New Roman"/>
+          <w:sz w:val="24"/>
+          <w:szCs w:val="24"/>
+        </w:rPr>
+        <w:t xml:space="preserve">        cost = sum(cost_matrix[i][perm[i]] for i in range(n))</w:t>
+      </w:r>
+    </w:p>
+    <w:p>
+      <w:pPr>
+        <w:spacing w:line="276" w:lineRule="auto"/>
+      </w:pPr>
+      <w:r>
+        <w:rPr>
+          <w:rFonts w:ascii="Times New Roman" w:cs="Times New Roman" w:eastAsia="Times New Roman" w:hAnsi="Times New Roman"/>
+          <w:sz w:val="24"/>
+          <w:szCs w:val="24"/>
+        </w:rPr>
+        <w:t xml:space="preserve"/>
+      </w:r>
+    </w:p>
+    <w:p>
+      <w:pPr>
+        <w:spacing w:line="276" w:lineRule="auto"/>
+      </w:pPr>
+      <w:r>
+        <w:rPr>
+          <w:rFonts w:ascii="Times New Roman" w:cs="Times New Roman" w:eastAsia="Times New Roman" w:hAnsi="Times New Roman"/>
+          <w:sz w:val="24"/>
+          <w:szCs w:val="24"/>
+        </w:rPr>
+        <w:t xml:space="preserve">        if cost &lt; min_cost:</w:t>
+      </w:r>
+    </w:p>
+    <w:p>
+      <w:pPr>
+        <w:spacing w:line="276" w:lineRule="auto"/>
+      </w:pPr>
+      <w:r>
+        <w:rPr>
+          <w:rFonts w:ascii="Times New Roman" w:cs="Times New Roman" w:eastAsia="Times New Roman" w:hAnsi="Times New Roman"/>
+          <w:sz w:val="24"/>
+          <w:szCs w:val="24"/>
+        </w:rPr>
+        <w:t xml:space="preserve"/>
+      </w:r>
+    </w:p>
+    <w:p>
+      <w:pPr>
+        <w:spacing w:line="276" w:lineRule="auto"/>
+      </w:pPr>
+      <w:r>
+        <w:rPr>
+          <w:rFonts w:ascii="Times New Roman" w:cs="Times New Roman" w:eastAsia="Times New Roman" w:hAnsi="Times New Roman"/>
+          <w:sz w:val="24"/>
+          <w:szCs w:val="24"/>
+        </w:rPr>
+        <w:t xml:space="preserve">            min_cost = cost</w:t>
+      </w:r>
+    </w:p>
+    <w:p>
+      <w:pPr>
+        <w:spacing w:line="276" w:lineRule="auto"/>
+      </w:pPr>
+      <w:r>
+        <w:rPr>
+          <w:rFonts w:ascii="Times New Roman" w:cs="Times New Roman" w:eastAsia="Times New Roman" w:hAnsi="Times New Roman"/>
+          <w:sz w:val="24"/>
+          <w:szCs w:val="24"/>
+        </w:rPr>
+        <w:t xml:space="preserve"/>
+      </w:r>
+    </w:p>
+    <w:p>
+      <w:pPr>
+        <w:spacing w:line="276" w:lineRule="auto"/>
+      </w:pPr>
+      <w:r>
+        <w:rPr>
+          <w:rFonts w:ascii="Times New Roman" w:cs="Times New Roman" w:eastAsia="Times New Roman" w:hAnsi="Times New Roman"/>
+          <w:sz w:val="24"/>
+          <w:szCs w:val="24"/>
+        </w:rPr>
+        <w:t xml:space="preserve">            best_assignment = perm</w:t>
       </w:r>
     </w:p>
     <w:p>

--- a/outputs/lab_record_recreated.docx
+++ b/outputs/lab_record_recreated.docx
@@ -247,163 +247,165 @@
           <w:sz w:val="24"/>
           <w:szCs w:val="24"/>
         </w:rPr>
-        <w:t xml:space="preserve">    min_cost = float('inf')</w:t>
-      </w:r>
-    </w:p>
-    <w:p>
-      <w:pPr>
-        <w:spacing w:line="276" w:lineRule="auto"/>
-      </w:pPr>
-      <w:r>
-        <w:rPr>
-          <w:rFonts w:ascii="Times New Roman" w:cs="Times New Roman" w:eastAsia="Times New Roman" w:hAnsi="Times New Roman"/>
-          <w:sz w:val="24"/>
-          <w:szCs w:val="24"/>
-        </w:rPr>
-        <w:t xml:space="preserve"/>
-      </w:r>
-    </w:p>
-    <w:p>
-      <w:pPr>
-        <w:spacing w:line="276" w:lineRule="auto"/>
-      </w:pPr>
-      <w:r>
-        <w:rPr>
-          <w:rFonts w:ascii="Times New Roman" w:cs="Times New Roman" w:eastAsia="Times New Roman" w:hAnsi="Times New Roman"/>
-          <w:sz w:val="24"/>
-          <w:szCs w:val="24"/>
-        </w:rPr>
-        <w:t xml:space="preserve">    best_assignment = None</w:t>
-      </w:r>
-    </w:p>
-    <w:p>
-      <w:pPr>
-        <w:spacing w:line="276" w:lineRule="auto"/>
-      </w:pPr>
-      <w:r>
-        <w:rPr>
-          <w:rFonts w:ascii="Times New Roman" w:cs="Times New Roman" w:eastAsia="Times New Roman" w:hAnsi="Times New Roman"/>
-          <w:sz w:val="24"/>
-          <w:szCs w:val="24"/>
-        </w:rPr>
-        <w:t xml:space="preserve"/>
-      </w:r>
-    </w:p>
-    <w:p>
-      <w:pPr>
-        <w:spacing w:line="276" w:lineRule="auto"/>
-      </w:pPr>
-      <w:r>
-        <w:rPr>
-          <w:rFonts w:ascii="Times New Roman" w:cs="Times New Roman" w:eastAsia="Times New Roman" w:hAnsi="Times New Roman"/>
-          <w:sz w:val="24"/>
-          <w:szCs w:val="24"/>
-        </w:rPr>
-        <w:t xml:space="preserve">    for perm in itertools.permutations(range(n)):</w:t>
-      </w:r>
-    </w:p>
-    <w:p>
-      <w:pPr>
-        <w:spacing w:line="276" w:lineRule="auto"/>
-      </w:pPr>
-      <w:r>
-        <w:rPr>
-          <w:rFonts w:ascii="Times New Roman" w:cs="Times New Roman" w:eastAsia="Times New Roman" w:hAnsi="Times New Roman"/>
-          <w:sz w:val="24"/>
-          <w:szCs w:val="24"/>
-        </w:rPr>
-        <w:t xml:space="preserve"/>
-      </w:r>
-    </w:p>
-    <w:p>
-      <w:pPr>
-        <w:spacing w:line="276" w:lineRule="auto"/>
-      </w:pPr>
-      <w:r>
-        <w:rPr>
-          <w:rFonts w:ascii="Times New Roman" w:cs="Times New Roman" w:eastAsia="Times New Roman" w:hAnsi="Times New Roman"/>
-          <w:sz w:val="24"/>
-          <w:szCs w:val="24"/>
-        </w:rPr>
-        <w:t xml:space="preserve">        cost = sum(cost_matrix[i][perm[i]] for i in range(n))</w:t>
-      </w:r>
-    </w:p>
-    <w:p>
-      <w:pPr>
-        <w:spacing w:line="276" w:lineRule="auto"/>
-      </w:pPr>
-      <w:r>
-        <w:rPr>
-          <w:rFonts w:ascii="Times New Roman" w:cs="Times New Roman" w:eastAsia="Times New Roman" w:hAnsi="Times New Roman"/>
-          <w:sz w:val="24"/>
-          <w:szCs w:val="24"/>
-        </w:rPr>
-        <w:t xml:space="preserve"/>
-      </w:r>
-    </w:p>
-    <w:p>
-      <w:pPr>
-        <w:spacing w:line="276" w:lineRule="auto"/>
-      </w:pPr>
-      <w:r>
-        <w:rPr>
-          <w:rFonts w:ascii="Times New Roman" w:cs="Times New Roman" w:eastAsia="Times New Roman" w:hAnsi="Times New Roman"/>
-          <w:sz w:val="24"/>
-          <w:szCs w:val="24"/>
-        </w:rPr>
-        <w:t xml:space="preserve">        if cost &lt; min_cost:</w:t>
-      </w:r>
-    </w:p>
-    <w:p>
-      <w:pPr>
-        <w:spacing w:line="276" w:lineRule="auto"/>
-      </w:pPr>
-      <w:r>
-        <w:rPr>
-          <w:rFonts w:ascii="Times New Roman" w:cs="Times New Roman" w:eastAsia="Times New Roman" w:hAnsi="Times New Roman"/>
-          <w:sz w:val="24"/>
-          <w:szCs w:val="24"/>
-        </w:rPr>
-        <w:t xml:space="preserve"/>
-      </w:r>
-    </w:p>
-    <w:p>
-      <w:pPr>
-        <w:spacing w:line="276" w:lineRule="auto"/>
-      </w:pPr>
-      <w:r>
-        <w:rPr>
-          <w:rFonts w:ascii="Times New Roman" w:cs="Times New Roman" w:eastAsia="Times New Roman" w:hAnsi="Times New Roman"/>
-          <w:sz w:val="24"/>
-          <w:szCs w:val="24"/>
-        </w:rPr>
-        <w:t xml:space="preserve">            min_cost = cost</w:t>
-      </w:r>
-    </w:p>
-    <w:p>
-      <w:pPr>
-        <w:spacing w:line="276" w:lineRule="auto"/>
-      </w:pPr>
-      <w:r>
-        <w:rPr>
-          <w:rFonts w:ascii="Times New Roman" w:cs="Times New Roman" w:eastAsia="Times New Roman" w:hAnsi="Times New Roman"/>
-          <w:sz w:val="24"/>
-          <w:szCs w:val="24"/>
-        </w:rPr>
-        <w:t xml:space="preserve"/>
-      </w:r>
-    </w:p>
-    <w:p>
-      <w:pPr>
-        <w:spacing w:line="276" w:lineRule="auto"/>
-      </w:pPr>
-      <w:r>
-        <w:rPr>
-          <w:rFonts w:ascii="Times New Roman" w:cs="Times New Roman" w:eastAsia="Times New Roman" w:hAnsi="Times New Roman"/>
-          <w:sz w:val="24"/>
-          <w:szCs w:val="24"/>
-        </w:rPr>
-        <w:t xml:space="preserve">            best_assignment = perm</w:t>
+        <w:t xml:space="preserve">min_cost = float('inf')</w:t>
+      </w:r>
+    </w:p>
+    <w:p>
+      <w:pPr>
+        <w:spacing w:line="276" w:lineRule="auto"/>
+      </w:pPr>
+      <w:r>
+        <w:rPr>
+          <w:rFonts w:ascii="Times New Roman" w:cs="Times New Roman" w:eastAsia="Times New Roman" w:hAnsi="Times New Roman"/>
+          <w:sz w:val="24"/>
+          <w:szCs w:val="24"/>
+        </w:rPr>
+        <w:t xml:space="preserve"/>
+      </w:r>
+    </w:p>
+    <w:p>
+      <w:pPr>
+        <w:spacing w:line="276" w:lineRule="auto"/>
+      </w:pPr>
+      <w:r>
+        <w:rPr>
+          <w:rFonts w:ascii="Times New Roman" w:cs="Times New Roman" w:eastAsia="Times New Roman" w:hAnsi="Times New Roman"/>
+          <w:sz w:val="24"/>
+          <w:szCs w:val="24"/>
+        </w:rPr>
+        <w:t xml:space="preserve">best_assignment = None</w:t>
+      </w:r>
+    </w:p>
+    <w:p>
+      <w:pPr>
+        <w:spacing w:line="276" w:lineRule="auto"/>
+      </w:pPr>
+      <w:r>
+        <w:rPr>
+          <w:rFonts w:ascii="Times New Roman" w:cs="Times New Roman" w:eastAsia="Times New Roman" w:hAnsi="Times New Roman"/>
+          <w:sz w:val="24"/>
+          <w:szCs w:val="24"/>
+        </w:rPr>
+        <w:t xml:space="preserve"/>
+      </w:r>
+    </w:p>
+    <w:p>
+      <w:pPr>
+        <w:spacing w:line="276" w:lineRule="auto"/>
+      </w:pPr>
+      <w:r>
+        <w:rPr>
+          <w:rFonts w:ascii="Times New Roman" w:cs="Times New Roman" w:eastAsia="Times New Roman" w:hAnsi="Times New Roman"/>
+          <w:sz w:val="24"/>
+          <w:szCs w:val="24"/>
+        </w:rPr>
+        <w:t xml:space="preserve">    	for perm in itertools.permutations(range(n)):</w:t>
+      </w:r>
+    </w:p>
+    <w:p>
+      <w:pPr>
+        <w:spacing w:line="276" w:lineRule="auto"/>
+      </w:pPr>
+      <w:r>
+        <w:rPr>
+          <w:rFonts w:ascii="Times New Roman" w:cs="Times New Roman" w:eastAsia="Times New Roman" w:hAnsi="Times New Roman"/>
+          <w:sz w:val="24"/>
+          <w:szCs w:val="24"/>
+        </w:rPr>
+        <w:t xml:space="preserve"/>
+      </w:r>
+    </w:p>
+    <w:p>
+      <w:pPr>
+        <w:spacing w:line="276" w:lineRule="auto"/>
+      </w:pPr>
+      <w:r>
+        <w:rPr>
+          <w:rFonts w:ascii="Times New Roman" w:cs="Times New Roman" w:eastAsia="Times New Roman" w:hAnsi="Times New Roman"/>
+          <w:sz w:val="24"/>
+          <w:szCs w:val="24"/>
+        </w:rPr>
+        <w:t xml:space="preserve">        	cost = sum(cost_matrix[i][perm[i]] for i in range(n))</w:t>
+      </w:r>
+    </w:p>
+    <w:p>
+      <w:pPr>
+        <w:spacing w:line="276" w:lineRule="auto"/>
+      </w:pPr>
+      <w:r>
+        <w:rPr>
+          <w:rFonts w:ascii="Times New Roman" w:cs="Times New Roman" w:eastAsia="Times New Roman" w:hAnsi="Times New Roman"/>
+          <w:sz w:val="24"/>
+          <w:szCs w:val="24"/>
+        </w:rPr>
+        <w:t xml:space="preserve"/>
+      </w:r>
+    </w:p>
+    <w:p>
+      <w:pPr>
+        <w:spacing w:line="276" w:lineRule="auto"/>
+      </w:pPr>
+      <w:r>
+        <w:rPr>
+          <w:rFonts w:ascii="Times New Roman" w:cs="Times New Roman" w:eastAsia="Times New Roman" w:hAnsi="Times New Roman"/>
+          <w:sz w:val="24"/>
+          <w:szCs w:val="24"/>
+        </w:rPr>
+        <w:t xml:space="preserve">        		if cost &lt;min_cost:</w:t>
+      </w:r>
+    </w:p>
+    <w:p>
+      <w:pPr>
+        <w:spacing w:line="276" w:lineRule="auto"/>
+      </w:pPr>
+      <w:r>
+        <w:rPr>
+          <w:rFonts w:ascii="Times New Roman" w:cs="Times New Roman" w:eastAsia="Times New Roman" w:hAnsi="Times New Roman"/>
+          <w:sz w:val="24"/>
+          <w:szCs w:val="24"/>
+        </w:rPr>
+        <w:t xml:space="preserve"/>
+      </w:r>
+    </w:p>
+    <w:p>
+      <w:pPr>
+        <w:spacing w:line="276" w:lineRule="auto"/>
+        <w:ind w:left="720" w:firstLine="720"/>
+      </w:pPr>
+      <w:r>
+        <w:rPr>
+          <w:rFonts w:ascii="Times New Roman" w:cs="Times New Roman" w:eastAsia="Times New Roman" w:hAnsi="Times New Roman"/>
+          <w:sz w:val="24"/>
+          <w:szCs w:val="24"/>
+        </w:rPr>
+        <w:t xml:space="preserve">min_cost = cost</w:t>
+      </w:r>
+    </w:p>
+    <w:p>
+      <w:pPr>
+        <w:spacing w:line="276" w:lineRule="auto"/>
+      </w:pPr>
+      <w:r>
+        <w:rPr>
+          <w:rFonts w:ascii="Times New Roman" w:cs="Times New Roman" w:eastAsia="Times New Roman" w:hAnsi="Times New Roman"/>
+          <w:sz w:val="24"/>
+          <w:szCs w:val="24"/>
+        </w:rPr>
+        <w:t xml:space="preserve"/>
+      </w:r>
+    </w:p>
+    <w:p>
+      <w:pPr>
+        <w:spacing w:line="276" w:lineRule="auto"/>
+        <w:ind w:left="720" w:firstLine="720"/>
+      </w:pPr>
+      <w:r>
+        <w:rPr>
+          <w:rFonts w:ascii="Times New Roman" w:cs="Times New Roman" w:eastAsia="Times New Roman" w:hAnsi="Times New Roman"/>
+          <w:sz w:val="24"/>
+          <w:szCs w:val="24"/>
+        </w:rPr>
+        <w:t xml:space="preserve">best_assignment = perm</w:t>
       </w:r>
     </w:p>
     <w:p>
@@ -1166,8 +1168,8 @@
       <w:pgBorders>
         <w:top w:val="thinThickSmallGap" w:color="000000" w:sz="24" w:space="1"/>
         <w:left w:val="thinThickSmallGap" w:color="000000" w:sz="24" w:space="4"/>
-        <w:bottom w:val="thinThickSmallGap" w:color="000000" w:sz="24" w:space="1"/>
-        <w:right w:val="thinThickSmallGap" w:color="000000" w:sz="24" w:space="4"/>
+        <w:bottom w:val="thickThinSmallGap" w:color="000000" w:sz="24" w:space="1"/>
+        <w:right w:val="thickThinSmallGap" w:color="000000" w:sz="24" w:space="4"/>
       </w:pgBorders>
       <w:pgNumType/>
       <w:docGrid w:linePitch="360"/>

--- a/outputs/lab_record_recreated.docx
+++ b/outputs/lab_record_recreated.docx
@@ -195,6 +195,32 @@
           <w:sz w:val="24"/>
           <w:szCs w:val="24"/>
         </w:rPr>
+        <w:t xml:space="preserve"/>
+      </w:r>
+    </w:p>
+    <w:p>
+      <w:pPr>
+        <w:spacing w:line="276" w:lineRule="auto"/>
+      </w:pPr>
+      <w:r>
+        <w:rPr>
+          <w:rFonts w:ascii="Times New Roman" w:cs="Times New Roman" w:eastAsia="Times New Roman" w:hAnsi="Times New Roman"/>
+          <w:sz w:val="24"/>
+          <w:szCs w:val="24"/>
+        </w:rPr>
+        <w:t xml:space="preserve"/>
+      </w:r>
+    </w:p>
+    <w:p>
+      <w:pPr>
+        <w:spacing w:line="276" w:lineRule="auto"/>
+      </w:pPr>
+      <w:r>
+        <w:rPr>
+          <w:rFonts w:ascii="Times New Roman" w:cs="Times New Roman" w:eastAsia="Times New Roman" w:hAnsi="Times New Roman"/>
+          <w:sz w:val="24"/>
+          <w:szCs w:val="24"/>
+        </w:rPr>
         <w:t xml:space="preserve">def assignment_bruteforce(cost_matrix):</w:t>
       </w:r>
     </w:p>
@@ -247,165 +273,241 @@
           <w:sz w:val="24"/>
           <w:szCs w:val="24"/>
         </w:rPr>
-        <w:t xml:space="preserve">min_cost = float('inf')</w:t>
-      </w:r>
-    </w:p>
-    <w:p>
-      <w:pPr>
-        <w:spacing w:line="276" w:lineRule="auto"/>
-      </w:pPr>
-      <w:r>
-        <w:rPr>
-          <w:rFonts w:ascii="Times New Roman" w:cs="Times New Roman" w:eastAsia="Times New Roman" w:hAnsi="Times New Roman"/>
-          <w:sz w:val="24"/>
-          <w:szCs w:val="24"/>
-        </w:rPr>
-        <w:t xml:space="preserve"/>
-      </w:r>
-    </w:p>
-    <w:p>
-      <w:pPr>
-        <w:spacing w:line="276" w:lineRule="auto"/>
-      </w:pPr>
-      <w:r>
-        <w:rPr>
-          <w:rFonts w:ascii="Times New Roman" w:cs="Times New Roman" w:eastAsia="Times New Roman" w:hAnsi="Times New Roman"/>
-          <w:sz w:val="24"/>
-          <w:szCs w:val="24"/>
-        </w:rPr>
-        <w:t xml:space="preserve">best_assignment = None</w:t>
-      </w:r>
-    </w:p>
-    <w:p>
-      <w:pPr>
-        <w:spacing w:line="276" w:lineRule="auto"/>
-      </w:pPr>
-      <w:r>
-        <w:rPr>
-          <w:rFonts w:ascii="Times New Roman" w:cs="Times New Roman" w:eastAsia="Times New Roman" w:hAnsi="Times New Roman"/>
-          <w:sz w:val="24"/>
-          <w:szCs w:val="24"/>
-        </w:rPr>
-        <w:t xml:space="preserve"/>
-      </w:r>
-    </w:p>
-    <w:p>
-      <w:pPr>
-        <w:spacing w:line="276" w:lineRule="auto"/>
-      </w:pPr>
-      <w:r>
-        <w:rPr>
-          <w:rFonts w:ascii="Times New Roman" w:cs="Times New Roman" w:eastAsia="Times New Roman" w:hAnsi="Times New Roman"/>
-          <w:sz w:val="24"/>
-          <w:szCs w:val="24"/>
-        </w:rPr>
-        <w:t xml:space="preserve">    	for perm in itertools.permutations(range(n)):</w:t>
-      </w:r>
-    </w:p>
-    <w:p>
-      <w:pPr>
-        <w:spacing w:line="276" w:lineRule="auto"/>
-      </w:pPr>
-      <w:r>
-        <w:rPr>
-          <w:rFonts w:ascii="Times New Roman" w:cs="Times New Roman" w:eastAsia="Times New Roman" w:hAnsi="Times New Roman"/>
-          <w:sz w:val="24"/>
-          <w:szCs w:val="24"/>
-        </w:rPr>
-        <w:t xml:space="preserve"/>
-      </w:r>
-    </w:p>
-    <w:p>
-      <w:pPr>
-        <w:spacing w:line="276" w:lineRule="auto"/>
-      </w:pPr>
-      <w:r>
-        <w:rPr>
-          <w:rFonts w:ascii="Times New Roman" w:cs="Times New Roman" w:eastAsia="Times New Roman" w:hAnsi="Times New Roman"/>
-          <w:sz w:val="24"/>
-          <w:szCs w:val="24"/>
-        </w:rPr>
-        <w:t xml:space="preserve">        	cost = sum(cost_matrix[i][perm[i]] for i in range(n))</w:t>
-      </w:r>
-    </w:p>
-    <w:p>
-      <w:pPr>
-        <w:spacing w:line="276" w:lineRule="auto"/>
-      </w:pPr>
-      <w:r>
-        <w:rPr>
-          <w:rFonts w:ascii="Times New Roman" w:cs="Times New Roman" w:eastAsia="Times New Roman" w:hAnsi="Times New Roman"/>
-          <w:sz w:val="24"/>
-          <w:szCs w:val="24"/>
-        </w:rPr>
-        <w:t xml:space="preserve"/>
-      </w:r>
-    </w:p>
-    <w:p>
-      <w:pPr>
-        <w:spacing w:line="276" w:lineRule="auto"/>
-      </w:pPr>
-      <w:r>
-        <w:rPr>
-          <w:rFonts w:ascii="Times New Roman" w:cs="Times New Roman" w:eastAsia="Times New Roman" w:hAnsi="Times New Roman"/>
-          <w:sz w:val="24"/>
-          <w:szCs w:val="24"/>
-        </w:rPr>
-        <w:t xml:space="preserve">        		if cost &lt;min_cost:</w:t>
-      </w:r>
-    </w:p>
-    <w:p>
-      <w:pPr>
-        <w:spacing w:line="276" w:lineRule="auto"/>
-      </w:pPr>
-      <w:r>
-        <w:rPr>
-          <w:rFonts w:ascii="Times New Roman" w:cs="Times New Roman" w:eastAsia="Times New Roman" w:hAnsi="Times New Roman"/>
-          <w:sz w:val="24"/>
-          <w:szCs w:val="24"/>
-        </w:rPr>
-        <w:t xml:space="preserve"/>
-      </w:r>
-    </w:p>
-    <w:p>
-      <w:pPr>
-        <w:spacing w:line="276" w:lineRule="auto"/>
-        <w:ind w:left="720" w:firstLine="720"/>
-      </w:pPr>
-      <w:r>
-        <w:rPr>
-          <w:rFonts w:ascii="Times New Roman" w:cs="Times New Roman" w:eastAsia="Times New Roman" w:hAnsi="Times New Roman"/>
-          <w:sz w:val="24"/>
-          <w:szCs w:val="24"/>
-        </w:rPr>
-        <w:t xml:space="preserve">min_cost = cost</w:t>
-      </w:r>
-    </w:p>
-    <w:p>
-      <w:pPr>
-        <w:spacing w:line="276" w:lineRule="auto"/>
-      </w:pPr>
-      <w:r>
-        <w:rPr>
-          <w:rFonts w:ascii="Times New Roman" w:cs="Times New Roman" w:eastAsia="Times New Roman" w:hAnsi="Times New Roman"/>
-          <w:sz w:val="24"/>
-          <w:szCs w:val="24"/>
-        </w:rPr>
-        <w:t xml:space="preserve"/>
-      </w:r>
-    </w:p>
-    <w:p>
-      <w:pPr>
-        <w:spacing w:line="276" w:lineRule="auto"/>
-        <w:ind w:left="720" w:firstLine="720"/>
-      </w:pPr>
-      <w:r>
-        <w:rPr>
-          <w:rFonts w:ascii="Times New Roman" w:cs="Times New Roman" w:eastAsia="Times New Roman" w:hAnsi="Times New Roman"/>
-          <w:sz w:val="24"/>
-          <w:szCs w:val="24"/>
-        </w:rPr>
-        <w:t xml:space="preserve">best_assignment = perm</w:t>
+        <w:t xml:space="preserve">    min_cost = float('inf')</w:t>
+      </w:r>
+    </w:p>
+    <w:p>
+      <w:pPr>
+        <w:spacing w:line="276" w:lineRule="auto"/>
+      </w:pPr>
+      <w:r>
+        <w:rPr>
+          <w:rFonts w:ascii="Times New Roman" w:cs="Times New Roman" w:eastAsia="Times New Roman" w:hAnsi="Times New Roman"/>
+          <w:sz w:val="24"/>
+          <w:szCs w:val="24"/>
+        </w:rPr>
+        <w:t xml:space="preserve"/>
+      </w:r>
+    </w:p>
+    <w:p>
+      <w:pPr>
+        <w:spacing w:line="276" w:lineRule="auto"/>
+      </w:pPr>
+      <w:r>
+        <w:rPr>
+          <w:rFonts w:ascii="Times New Roman" w:cs="Times New Roman" w:eastAsia="Times New Roman" w:hAnsi="Times New Roman"/>
+          <w:sz w:val="24"/>
+          <w:szCs w:val="24"/>
+        </w:rPr>
+        <w:t xml:space="preserve">    best_assignment = None</w:t>
+      </w:r>
+    </w:p>
+    <w:p>
+      <w:pPr>
+        <w:spacing w:line="276" w:lineRule="auto"/>
+      </w:pPr>
+      <w:r>
+        <w:rPr>
+          <w:rFonts w:ascii="Times New Roman" w:cs="Times New Roman" w:eastAsia="Times New Roman" w:hAnsi="Times New Roman"/>
+          <w:sz w:val="24"/>
+          <w:szCs w:val="24"/>
+        </w:rPr>
+        <w:t xml:space="preserve"/>
+      </w:r>
+    </w:p>
+    <w:p>
+      <w:pPr>
+        <w:spacing w:line="276" w:lineRule="auto"/>
+      </w:pPr>
+      <w:r>
+        <w:rPr>
+          <w:rFonts w:ascii="Times New Roman" w:cs="Times New Roman" w:eastAsia="Times New Roman" w:hAnsi="Times New Roman"/>
+          <w:sz w:val="24"/>
+          <w:szCs w:val="24"/>
+        </w:rPr>
+        <w:t xml:space="preserve"/>
+      </w:r>
+    </w:p>
+    <w:p>
+      <w:pPr>
+        <w:spacing w:line="276" w:lineRule="auto"/>
+      </w:pPr>
+      <w:r>
+        <w:rPr>
+          <w:rFonts w:ascii="Times New Roman" w:cs="Times New Roman" w:eastAsia="Times New Roman" w:hAnsi="Times New Roman"/>
+          <w:sz w:val="24"/>
+          <w:szCs w:val="24"/>
+        </w:rPr>
+        <w:t xml:space="preserve"/>
+      </w:r>
+    </w:p>
+    <w:p>
+      <w:pPr>
+        <w:spacing w:line="276" w:lineRule="auto"/>
+      </w:pPr>
+      <w:r>
+        <w:rPr>
+          <w:rFonts w:ascii="Times New Roman" w:cs="Times New Roman" w:eastAsia="Times New Roman" w:hAnsi="Times New Roman"/>
+          <w:sz w:val="24"/>
+          <w:szCs w:val="24"/>
+        </w:rPr>
+        <w:t xml:space="preserve">    for perm in itertools.permutations(range(n)):</w:t>
+      </w:r>
+    </w:p>
+    <w:p>
+      <w:pPr>
+        <w:spacing w:line="276" w:lineRule="auto"/>
+      </w:pPr>
+      <w:r>
+        <w:rPr>
+          <w:rFonts w:ascii="Times New Roman" w:cs="Times New Roman" w:eastAsia="Times New Roman" w:hAnsi="Times New Roman"/>
+          <w:sz w:val="24"/>
+          <w:szCs w:val="24"/>
+        </w:rPr>
+        <w:t xml:space="preserve"/>
+      </w:r>
+    </w:p>
+    <w:p>
+      <w:pPr>
+        <w:spacing w:line="276" w:lineRule="auto"/>
+      </w:pPr>
+      <w:r>
+        <w:rPr>
+          <w:rFonts w:ascii="Times New Roman" w:cs="Times New Roman" w:eastAsia="Times New Roman" w:hAnsi="Times New Roman"/>
+          <w:sz w:val="24"/>
+          <w:szCs w:val="24"/>
+        </w:rPr>
+        <w:t xml:space="preserve">        cost = sum(cost_matrix[i][perm[i]] for i in range(n))</w:t>
+      </w:r>
+    </w:p>
+    <w:p>
+      <w:pPr>
+        <w:spacing w:line="276" w:lineRule="auto"/>
+      </w:pPr>
+      <w:r>
+        <w:rPr>
+          <w:rFonts w:ascii="Times New Roman" w:cs="Times New Roman" w:eastAsia="Times New Roman" w:hAnsi="Times New Roman"/>
+          <w:sz w:val="24"/>
+          <w:szCs w:val="24"/>
+        </w:rPr>
+        <w:t xml:space="preserve"/>
+      </w:r>
+    </w:p>
+    <w:p>
+      <w:pPr>
+        <w:spacing w:line="276" w:lineRule="auto"/>
+      </w:pPr>
+      <w:r>
+        <w:rPr>
+          <w:rFonts w:ascii="Times New Roman" w:cs="Times New Roman" w:eastAsia="Times New Roman" w:hAnsi="Times New Roman"/>
+          <w:sz w:val="24"/>
+          <w:szCs w:val="24"/>
+        </w:rPr>
+        <w:t xml:space="preserve"/>
+      </w:r>
+    </w:p>
+    <w:p>
+      <w:pPr>
+        <w:spacing w:line="276" w:lineRule="auto"/>
+      </w:pPr>
+      <w:r>
+        <w:rPr>
+          <w:rFonts w:ascii="Times New Roman" w:cs="Times New Roman" w:eastAsia="Times New Roman" w:hAnsi="Times New Roman"/>
+          <w:sz w:val="24"/>
+          <w:szCs w:val="24"/>
+        </w:rPr>
+        <w:t xml:space="preserve"/>
+      </w:r>
+    </w:p>
+    <w:p>
+      <w:pPr>
+        <w:spacing w:line="276" w:lineRule="auto"/>
+      </w:pPr>
+      <w:r>
+        <w:rPr>
+          <w:rFonts w:ascii="Times New Roman" w:cs="Times New Roman" w:eastAsia="Times New Roman" w:hAnsi="Times New Roman"/>
+          <w:sz w:val="24"/>
+          <w:szCs w:val="24"/>
+        </w:rPr>
+        <w:t xml:space="preserve">        if cost &lt; min_cost:</w:t>
+      </w:r>
+    </w:p>
+    <w:p>
+      <w:pPr>
+        <w:spacing w:line="276" w:lineRule="auto"/>
+      </w:pPr>
+      <w:r>
+        <w:rPr>
+          <w:rFonts w:ascii="Times New Roman" w:cs="Times New Roman" w:eastAsia="Times New Roman" w:hAnsi="Times New Roman"/>
+          <w:sz w:val="24"/>
+          <w:szCs w:val="24"/>
+        </w:rPr>
+        <w:t xml:space="preserve"/>
+      </w:r>
+    </w:p>
+    <w:p>
+      <w:pPr>
+        <w:spacing w:line="276" w:lineRule="auto"/>
+      </w:pPr>
+      <w:r>
+        <w:rPr>
+          <w:rFonts w:ascii="Times New Roman" w:cs="Times New Roman" w:eastAsia="Times New Roman" w:hAnsi="Times New Roman"/>
+          <w:sz w:val="24"/>
+          <w:szCs w:val="24"/>
+        </w:rPr>
+        <w:t xml:space="preserve">            min_cost = cost</w:t>
+      </w:r>
+    </w:p>
+    <w:p>
+      <w:pPr>
+        <w:spacing w:line="276" w:lineRule="auto"/>
+      </w:pPr>
+      <w:r>
+        <w:rPr>
+          <w:rFonts w:ascii="Times New Roman" w:cs="Times New Roman" w:eastAsia="Times New Roman" w:hAnsi="Times New Roman"/>
+          <w:sz w:val="24"/>
+          <w:szCs w:val="24"/>
+        </w:rPr>
+        <w:t xml:space="preserve"/>
+      </w:r>
+    </w:p>
+    <w:p>
+      <w:pPr>
+        <w:spacing w:line="276" w:lineRule="auto"/>
+      </w:pPr>
+      <w:r>
+        <w:rPr>
+          <w:rFonts w:ascii="Times New Roman" w:cs="Times New Roman" w:eastAsia="Times New Roman" w:hAnsi="Times New Roman"/>
+          <w:sz w:val="24"/>
+          <w:szCs w:val="24"/>
+        </w:rPr>
+        <w:t xml:space="preserve">            best_assignment = perm</w:t>
+      </w:r>
+    </w:p>
+    <w:p>
+      <w:pPr>
+        <w:spacing w:line="276" w:lineRule="auto"/>
+      </w:pPr>
+      <w:r>
+        <w:rPr>
+          <w:rFonts w:ascii="Times New Roman" w:cs="Times New Roman" w:eastAsia="Times New Roman" w:hAnsi="Times New Roman"/>
+          <w:sz w:val="24"/>
+          <w:szCs w:val="24"/>
+        </w:rPr>
+        <w:t xml:space="preserve"/>
+      </w:r>
+    </w:p>
+    <w:p>
+      <w:pPr>
+        <w:spacing w:line="276" w:lineRule="auto"/>
+      </w:pPr>
+      <w:r>
+        <w:rPr>
+          <w:rFonts w:ascii="Times New Roman" w:cs="Times New Roman" w:eastAsia="Times New Roman" w:hAnsi="Times New Roman"/>
+          <w:sz w:val="24"/>
+          <w:szCs w:val="24"/>
+        </w:rPr>
+        <w:t xml:space="preserve"/>
       </w:r>
     </w:p>
     <w:p>
@@ -457,6 +559,84 @@
           <w:sz w:val="24"/>
           <w:szCs w:val="24"/>
         </w:rPr>
+        <w:t xml:space="preserve"/>
+      </w:r>
+    </w:p>
+    <w:p>
+      <w:pPr>
+        <w:spacing w:line="276" w:lineRule="auto"/>
+      </w:pPr>
+      <w:r>
+        <w:rPr>
+          <w:rFonts w:ascii="Times New Roman" w:cs="Times New Roman" w:eastAsia="Times New Roman" w:hAnsi="Times New Roman"/>
+          <w:sz w:val="24"/>
+          <w:szCs w:val="24"/>
+        </w:rPr>
+        <w:t xml:space="preserve"/>
+      </w:r>
+    </w:p>
+    <w:p>
+      <w:pPr>
+        <w:spacing w:line="276" w:lineRule="auto"/>
+      </w:pPr>
+      <w:r>
+        <w:rPr>
+          <w:rFonts w:ascii="Times New Roman" w:cs="Times New Roman" w:eastAsia="Times New Roman" w:hAnsi="Times New Roman"/>
+          <w:sz w:val="24"/>
+          <w:szCs w:val="24"/>
+        </w:rPr>
+        <w:t xml:space="preserve"/>
+      </w:r>
+    </w:p>
+    <w:p>
+      <w:pPr>
+        <w:spacing w:line="276" w:lineRule="auto"/>
+      </w:pPr>
+      <w:r>
+        <w:rPr>
+          <w:rFonts w:ascii="Times New Roman" w:cs="Times New Roman" w:eastAsia="Times New Roman" w:hAnsi="Times New Roman"/>
+          <w:sz w:val="24"/>
+          <w:szCs w:val="24"/>
+        </w:rPr>
+        <w:t xml:space="preserve"/>
+      </w:r>
+    </w:p>
+    <w:p>
+      <w:pPr>
+        <w:spacing w:line="276" w:lineRule="auto"/>
+      </w:pPr>
+      <w:r>
+        <w:rPr>
+          <w:rFonts w:ascii="Times New Roman" w:cs="Times New Roman" w:eastAsia="Times New Roman" w:hAnsi="Times New Roman"/>
+          <w:sz w:val="24"/>
+          <w:szCs w:val="24"/>
+        </w:rPr>
+        <w:t xml:space="preserve"># Cost matrix</w:t>
+      </w:r>
+    </w:p>
+    <w:p>
+      <w:pPr>
+        <w:spacing w:line="276" w:lineRule="auto"/>
+      </w:pPr>
+      <w:r>
+        <w:rPr>
+          <w:rFonts w:ascii="Times New Roman" w:cs="Times New Roman" w:eastAsia="Times New Roman" w:hAnsi="Times New Roman"/>
+          <w:sz w:val="24"/>
+          <w:szCs w:val="24"/>
+        </w:rPr>
+        <w:t xml:space="preserve"/>
+      </w:r>
+    </w:p>
+    <w:p>
+      <w:pPr>
+        <w:spacing w:line="276" w:lineRule="auto"/>
+      </w:pPr>
+      <w:r>
+        <w:rPr>
+          <w:rFonts w:ascii="Times New Roman" w:cs="Times New Roman" w:eastAsia="Times New Roman" w:hAnsi="Times New Roman"/>
+          <w:sz w:val="24"/>
+          <w:szCs w:val="24"/>
+        </w:rPr>
         <w:t xml:space="preserve">cost_matrix = [</w:t>
       </w:r>
     </w:p>
@@ -613,7 +793,85 @@
           <w:sz w:val="24"/>
           <w:szCs w:val="24"/>
         </w:rPr>
+        <w:t xml:space="preserve"/>
+      </w:r>
+    </w:p>
+    <w:p>
+      <w:pPr>
+        <w:spacing w:line="276" w:lineRule="auto"/>
+      </w:pPr>
+      <w:r>
+        <w:rPr>
+          <w:rFonts w:ascii="Times New Roman" w:cs="Times New Roman" w:eastAsia="Times New Roman" w:hAnsi="Times New Roman"/>
+          <w:sz w:val="24"/>
+          <w:szCs w:val="24"/>
+        </w:rPr>
+        <w:t xml:space="preserve"/>
+      </w:r>
+    </w:p>
+    <w:p>
+      <w:pPr>
+        <w:spacing w:line="276" w:lineRule="auto"/>
+      </w:pPr>
+      <w:r>
+        <w:rPr>
+          <w:rFonts w:ascii="Times New Roman" w:cs="Times New Roman" w:eastAsia="Times New Roman" w:hAnsi="Times New Roman"/>
+          <w:sz w:val="24"/>
+          <w:szCs w:val="24"/>
+        </w:rPr>
+        <w:t xml:space="preserve"># Find the optimal assignment</w:t>
+      </w:r>
+    </w:p>
+    <w:p>
+      <w:pPr>
+        <w:spacing w:line="276" w:lineRule="auto"/>
+      </w:pPr>
+      <w:r>
+        <w:rPr>
+          <w:rFonts w:ascii="Times New Roman" w:cs="Times New Roman" w:eastAsia="Times New Roman" w:hAnsi="Times New Roman"/>
+          <w:sz w:val="24"/>
+          <w:szCs w:val="24"/>
+        </w:rPr>
+        <w:t xml:space="preserve"/>
+      </w:r>
+    </w:p>
+    <w:p>
+      <w:pPr>
+        <w:spacing w:line="276" w:lineRule="auto"/>
+      </w:pPr>
+      <w:r>
+        <w:rPr>
+          <w:rFonts w:ascii="Times New Roman" w:cs="Times New Roman" w:eastAsia="Times New Roman" w:hAnsi="Times New Roman"/>
+          <w:sz w:val="24"/>
+          <w:szCs w:val="24"/>
+        </w:rPr>
         <w:t xml:space="preserve">assignment, cost = assignment_bruteforce(cost_matrix)</w:t>
+      </w:r>
+    </w:p>
+    <w:p>
+      <w:pPr>
+        <w:spacing w:line="276" w:lineRule="auto"/>
+      </w:pPr>
+      <w:r>
+        <w:rPr>
+          <w:rFonts w:ascii="Times New Roman" w:cs="Times New Roman" w:eastAsia="Times New Roman" w:hAnsi="Times New Roman"/>
+          <w:sz w:val="24"/>
+          <w:szCs w:val="24"/>
+        </w:rPr>
+        <w:t xml:space="preserve"/>
+      </w:r>
+    </w:p>
+    <w:p>
+      <w:pPr>
+        <w:spacing w:line="276" w:lineRule="auto"/>
+      </w:pPr>
+      <w:r>
+        <w:rPr>
+          <w:rFonts w:ascii="Times New Roman" w:cs="Times New Roman" w:eastAsia="Times New Roman" w:hAnsi="Times New Roman"/>
+          <w:sz w:val="24"/>
+          <w:szCs w:val="24"/>
+        </w:rPr>
+        <w:t xml:space="preserve"/>
       </w:r>
     </w:p>
     <w:p>

--- a/outputs/lab_record_recreated.docx
+++ b/outputs/lab_record_recreated.docx
@@ -4,17 +4,8 @@
   <w:body>
     <w:p>
       <w:pPr>
-        <w:spacing w:line="276" w:lineRule="auto"/>
-        <w:ind w:left="360"/>
-      </w:pPr>
-      <w:r>
-        <w:rPr>
-          <w:rFonts w:ascii="Times New Roman" w:cs="Times New Roman" w:eastAsia="Times New Roman" w:hAnsi="Times New Roman"/>
-          <w:sz w:val="24"/>
-          <w:szCs w:val="24"/>
-        </w:rPr>
-        <w:t xml:space="preserve">					</w:t>
-      </w:r>
+        <w:jc w:val="center"/>
+      </w:pPr>
       <w:r>
         <w:rPr>
           <w:rFonts w:ascii="Times New Roman" w:cs="Times New Roman" w:eastAsia="Times New Roman" w:hAnsi="Times New Roman"/>
@@ -148,780 +139,390 @@
     </w:p>
     <w:p>
       <w:pPr>
-        <w:spacing w:line="276" w:lineRule="auto"/>
-      </w:pPr>
-      <w:r>
-        <w:rPr>
-          <w:rFonts w:ascii="Times New Roman" w:cs="Times New Roman" w:eastAsia="Times New Roman" w:hAnsi="Times New Roman"/>
-          <w:sz w:val="24"/>
-          <w:szCs w:val="24"/>
-        </w:rPr>
-        <w:t xml:space="preserve"/>
-      </w:r>
-    </w:p>
-    <w:p>
-      <w:pPr>
-        <w:spacing w:line="276" w:lineRule="auto"/>
-      </w:pPr>
-      <w:r>
-        <w:rPr>
-          <w:rFonts w:ascii="Times New Roman" w:cs="Times New Roman" w:eastAsia="Times New Roman" w:hAnsi="Times New Roman"/>
-          <w:sz w:val="24"/>
-          <w:szCs w:val="24"/>
+        <w:spacing w:after="0" w:before="0" w:line="240" w:lineRule="auto"/>
+      </w:pPr>
+      <w:r>
+        <w:rPr>
+          <w:rFonts w:ascii="Consolas" w:cs="Consolas" w:eastAsia="Consolas" w:hAnsi="Consolas"/>
+          <w:sz w:val="20"/>
+          <w:szCs w:val="20"/>
         </w:rPr>
         <w:t xml:space="preserve">import itertools</w:t>
       </w:r>
     </w:p>
     <w:p>
       <w:pPr>
-        <w:spacing w:line="276" w:lineRule="auto"/>
-      </w:pPr>
-      <w:r>
-        <w:rPr>
-          <w:rFonts w:ascii="Times New Roman" w:cs="Times New Roman" w:eastAsia="Times New Roman" w:hAnsi="Times New Roman"/>
-          <w:sz w:val="24"/>
-          <w:szCs w:val="24"/>
-        </w:rPr>
-        <w:t xml:space="preserve"/>
-      </w:r>
-    </w:p>
-    <w:p>
-      <w:pPr>
-        <w:spacing w:line="276" w:lineRule="auto"/>
-      </w:pPr>
-      <w:r>
-        <w:rPr>
-          <w:rFonts w:ascii="Times New Roman" w:cs="Times New Roman" w:eastAsia="Times New Roman" w:hAnsi="Times New Roman"/>
-          <w:sz w:val="24"/>
-          <w:szCs w:val="24"/>
-        </w:rPr>
-        <w:t xml:space="preserve"/>
-      </w:r>
-    </w:p>
-    <w:p>
-      <w:pPr>
-        <w:spacing w:line="276" w:lineRule="auto"/>
-      </w:pPr>
-      <w:r>
-        <w:rPr>
-          <w:rFonts w:ascii="Times New Roman" w:cs="Times New Roman" w:eastAsia="Times New Roman" w:hAnsi="Times New Roman"/>
-          <w:sz w:val="24"/>
-          <w:szCs w:val="24"/>
-        </w:rPr>
-        <w:t xml:space="preserve"/>
-      </w:r>
-    </w:p>
-    <w:p>
-      <w:pPr>
-        <w:spacing w:line="276" w:lineRule="auto"/>
-      </w:pPr>
-      <w:r>
-        <w:rPr>
-          <w:rFonts w:ascii="Times New Roman" w:cs="Times New Roman" w:eastAsia="Times New Roman" w:hAnsi="Times New Roman"/>
-          <w:sz w:val="24"/>
-          <w:szCs w:val="24"/>
+        <w:spacing w:after="0" w:before="0" w:line="240" w:lineRule="auto"/>
+      </w:pPr>
+      <w:r>
+        <w:rPr>
+          <w:rFonts w:ascii="Consolas" w:cs="Consolas" w:eastAsia="Consolas" w:hAnsi="Consolas"/>
+          <w:sz w:val="20"/>
+          <w:szCs w:val="20"/>
+        </w:rPr>
+        <w:t xml:space="preserve"/>
+      </w:r>
+    </w:p>
+    <w:p>
+      <w:pPr>
+        <w:spacing w:after="0" w:before="0" w:line="240" w:lineRule="auto"/>
+      </w:pPr>
+      <w:r>
+        <w:rPr>
+          <w:rFonts w:ascii="Consolas" w:cs="Consolas" w:eastAsia="Consolas" w:hAnsi="Consolas"/>
+          <w:sz w:val="20"/>
+          <w:szCs w:val="20"/>
         </w:rPr>
         <w:t xml:space="preserve">def assignment_bruteforce(cost_matrix):</w:t>
       </w:r>
     </w:p>
     <w:p>
       <w:pPr>
-        <w:spacing w:line="276" w:lineRule="auto"/>
-      </w:pPr>
-      <w:r>
-        <w:rPr>
-          <w:rFonts w:ascii="Times New Roman" w:cs="Times New Roman" w:eastAsia="Times New Roman" w:hAnsi="Times New Roman"/>
-          <w:sz w:val="24"/>
-          <w:szCs w:val="24"/>
-        </w:rPr>
-        <w:t xml:space="preserve"/>
-      </w:r>
-    </w:p>
-    <w:p>
-      <w:pPr>
-        <w:spacing w:line="276" w:lineRule="auto"/>
-      </w:pPr>
-      <w:r>
-        <w:rPr>
-          <w:rFonts w:ascii="Times New Roman" w:cs="Times New Roman" w:eastAsia="Times New Roman" w:hAnsi="Times New Roman"/>
-          <w:sz w:val="24"/>
-          <w:szCs w:val="24"/>
+        <w:spacing w:after="0" w:before="0" w:line="240" w:lineRule="auto"/>
+      </w:pPr>
+      <w:r>
+        <w:rPr>
+          <w:rFonts w:ascii="Consolas" w:cs="Consolas" w:eastAsia="Consolas" w:hAnsi="Consolas"/>
+          <w:sz w:val="20"/>
+          <w:szCs w:val="20"/>
         </w:rPr>
         <w:t xml:space="preserve">    n = len(cost_matrix)</w:t>
       </w:r>
     </w:p>
     <w:p>
       <w:pPr>
-        <w:spacing w:line="276" w:lineRule="auto"/>
-      </w:pPr>
-      <w:r>
-        <w:rPr>
-          <w:rFonts w:ascii="Times New Roman" w:cs="Times New Roman" w:eastAsia="Times New Roman" w:hAnsi="Times New Roman"/>
-          <w:sz w:val="24"/>
-          <w:szCs w:val="24"/>
-        </w:rPr>
-        <w:t xml:space="preserve"/>
-      </w:r>
-    </w:p>
-    <w:p>
-      <w:pPr>
-        <w:spacing w:line="276" w:lineRule="auto"/>
-      </w:pPr>
-      <w:r>
-        <w:rPr>
-          <w:rFonts w:ascii="Times New Roman" w:cs="Times New Roman" w:eastAsia="Times New Roman" w:hAnsi="Times New Roman"/>
-          <w:sz w:val="24"/>
-          <w:szCs w:val="24"/>
+        <w:spacing w:after="0" w:before="0" w:line="240" w:lineRule="auto"/>
+      </w:pPr>
+      <w:r>
+        <w:rPr>
+          <w:rFonts w:ascii="Consolas" w:cs="Consolas" w:eastAsia="Consolas" w:hAnsi="Consolas"/>
+          <w:sz w:val="20"/>
+          <w:szCs w:val="20"/>
         </w:rPr>
         <w:t xml:space="preserve">    min_cost = float('inf')</w:t>
       </w:r>
     </w:p>
     <w:p>
       <w:pPr>
-        <w:spacing w:line="276" w:lineRule="auto"/>
-      </w:pPr>
-      <w:r>
-        <w:rPr>
-          <w:rFonts w:ascii="Times New Roman" w:cs="Times New Roman" w:eastAsia="Times New Roman" w:hAnsi="Times New Roman"/>
-          <w:sz w:val="24"/>
-          <w:szCs w:val="24"/>
-        </w:rPr>
-        <w:t xml:space="preserve"/>
-      </w:r>
-    </w:p>
-    <w:p>
-      <w:pPr>
-        <w:spacing w:line="276" w:lineRule="auto"/>
-      </w:pPr>
-      <w:r>
-        <w:rPr>
-          <w:rFonts w:ascii="Times New Roman" w:cs="Times New Roman" w:eastAsia="Times New Roman" w:hAnsi="Times New Roman"/>
-          <w:sz w:val="24"/>
-          <w:szCs w:val="24"/>
+        <w:spacing w:after="0" w:before="0" w:line="240" w:lineRule="auto"/>
+      </w:pPr>
+      <w:r>
+        <w:rPr>
+          <w:rFonts w:ascii="Consolas" w:cs="Consolas" w:eastAsia="Consolas" w:hAnsi="Consolas"/>
+          <w:sz w:val="20"/>
+          <w:szCs w:val="20"/>
         </w:rPr>
         <w:t xml:space="preserve">    best_assignment = None</w:t>
       </w:r>
     </w:p>
     <w:p>
       <w:pPr>
-        <w:spacing w:line="276" w:lineRule="auto"/>
-      </w:pPr>
-      <w:r>
-        <w:rPr>
-          <w:rFonts w:ascii="Times New Roman" w:cs="Times New Roman" w:eastAsia="Times New Roman" w:hAnsi="Times New Roman"/>
-          <w:sz w:val="24"/>
-          <w:szCs w:val="24"/>
-        </w:rPr>
-        <w:t xml:space="preserve"/>
-      </w:r>
-    </w:p>
-    <w:p>
-      <w:pPr>
-        <w:spacing w:line="276" w:lineRule="auto"/>
-      </w:pPr>
-      <w:r>
-        <w:rPr>
-          <w:rFonts w:ascii="Times New Roman" w:cs="Times New Roman" w:eastAsia="Times New Roman" w:hAnsi="Times New Roman"/>
-          <w:sz w:val="24"/>
-          <w:szCs w:val="24"/>
-        </w:rPr>
-        <w:t xml:space="preserve"/>
-      </w:r>
-    </w:p>
-    <w:p>
-      <w:pPr>
-        <w:spacing w:line="276" w:lineRule="auto"/>
-      </w:pPr>
-      <w:r>
-        <w:rPr>
-          <w:rFonts w:ascii="Times New Roman" w:cs="Times New Roman" w:eastAsia="Times New Roman" w:hAnsi="Times New Roman"/>
-          <w:sz w:val="24"/>
-          <w:szCs w:val="24"/>
-        </w:rPr>
-        <w:t xml:space="preserve"/>
-      </w:r>
-    </w:p>
-    <w:p>
-      <w:pPr>
-        <w:spacing w:line="276" w:lineRule="auto"/>
-      </w:pPr>
-      <w:r>
-        <w:rPr>
-          <w:rFonts w:ascii="Times New Roman" w:cs="Times New Roman" w:eastAsia="Times New Roman" w:hAnsi="Times New Roman"/>
-          <w:sz w:val="24"/>
-          <w:szCs w:val="24"/>
+        <w:spacing w:after="0" w:before="0" w:line="240" w:lineRule="auto"/>
+      </w:pPr>
+      <w:r>
+        <w:rPr>
+          <w:rFonts w:ascii="Consolas" w:cs="Consolas" w:eastAsia="Consolas" w:hAnsi="Consolas"/>
+          <w:sz w:val="20"/>
+          <w:szCs w:val="20"/>
+        </w:rPr>
+        <w:t xml:space="preserve"/>
+      </w:r>
+    </w:p>
+    <w:p>
+      <w:pPr>
+        <w:spacing w:after="0" w:before="0" w:line="240" w:lineRule="auto"/>
+      </w:pPr>
+      <w:r>
+        <w:rPr>
+          <w:rFonts w:ascii="Consolas" w:cs="Consolas" w:eastAsia="Consolas" w:hAnsi="Consolas"/>
+          <w:sz w:val="20"/>
+          <w:szCs w:val="20"/>
         </w:rPr>
         <w:t xml:space="preserve">    for perm in itertools.permutations(range(n)):</w:t>
       </w:r>
     </w:p>
     <w:p>
       <w:pPr>
-        <w:spacing w:line="276" w:lineRule="auto"/>
-      </w:pPr>
-      <w:r>
-        <w:rPr>
-          <w:rFonts w:ascii="Times New Roman" w:cs="Times New Roman" w:eastAsia="Times New Roman" w:hAnsi="Times New Roman"/>
-          <w:sz w:val="24"/>
-          <w:szCs w:val="24"/>
-        </w:rPr>
-        <w:t xml:space="preserve"/>
-      </w:r>
-    </w:p>
-    <w:p>
-      <w:pPr>
-        <w:spacing w:line="276" w:lineRule="auto"/>
-      </w:pPr>
-      <w:r>
-        <w:rPr>
-          <w:rFonts w:ascii="Times New Roman" w:cs="Times New Roman" w:eastAsia="Times New Roman" w:hAnsi="Times New Roman"/>
-          <w:sz w:val="24"/>
-          <w:szCs w:val="24"/>
+        <w:spacing w:after="0" w:before="0" w:line="240" w:lineRule="auto"/>
+      </w:pPr>
+      <w:r>
+        <w:rPr>
+          <w:rFonts w:ascii="Consolas" w:cs="Consolas" w:eastAsia="Consolas" w:hAnsi="Consolas"/>
+          <w:sz w:val="20"/>
+          <w:szCs w:val="20"/>
         </w:rPr>
         <w:t xml:space="preserve">        cost = sum(cost_matrix[i][perm[i]] for i in range(n))</w:t>
       </w:r>
     </w:p>
     <w:p>
       <w:pPr>
-        <w:spacing w:line="276" w:lineRule="auto"/>
-      </w:pPr>
-      <w:r>
-        <w:rPr>
-          <w:rFonts w:ascii="Times New Roman" w:cs="Times New Roman" w:eastAsia="Times New Roman" w:hAnsi="Times New Roman"/>
-          <w:sz w:val="24"/>
-          <w:szCs w:val="24"/>
-        </w:rPr>
-        <w:t xml:space="preserve"/>
-      </w:r>
-    </w:p>
-    <w:p>
-      <w:pPr>
-        <w:spacing w:line="276" w:lineRule="auto"/>
-      </w:pPr>
-      <w:r>
-        <w:rPr>
-          <w:rFonts w:ascii="Times New Roman" w:cs="Times New Roman" w:eastAsia="Times New Roman" w:hAnsi="Times New Roman"/>
-          <w:sz w:val="24"/>
-          <w:szCs w:val="24"/>
-        </w:rPr>
-        <w:t xml:space="preserve"/>
-      </w:r>
-    </w:p>
-    <w:p>
-      <w:pPr>
-        <w:spacing w:line="276" w:lineRule="auto"/>
-      </w:pPr>
-      <w:r>
-        <w:rPr>
-          <w:rFonts w:ascii="Times New Roman" w:cs="Times New Roman" w:eastAsia="Times New Roman" w:hAnsi="Times New Roman"/>
-          <w:sz w:val="24"/>
-          <w:szCs w:val="24"/>
-        </w:rPr>
-        <w:t xml:space="preserve"/>
-      </w:r>
-    </w:p>
-    <w:p>
-      <w:pPr>
-        <w:spacing w:line="276" w:lineRule="auto"/>
-      </w:pPr>
-      <w:r>
-        <w:rPr>
-          <w:rFonts w:ascii="Times New Roman" w:cs="Times New Roman" w:eastAsia="Times New Roman" w:hAnsi="Times New Roman"/>
-          <w:sz w:val="24"/>
-          <w:szCs w:val="24"/>
+        <w:spacing w:after="0" w:before="0" w:line="240" w:lineRule="auto"/>
+      </w:pPr>
+      <w:r>
+        <w:rPr>
+          <w:rFonts w:ascii="Consolas" w:cs="Consolas" w:eastAsia="Consolas" w:hAnsi="Consolas"/>
+          <w:sz w:val="20"/>
+          <w:szCs w:val="20"/>
+        </w:rPr>
+        <w:t xml:space="preserve"/>
+      </w:r>
+    </w:p>
+    <w:p>
+      <w:pPr>
+        <w:spacing w:after="0" w:before="0" w:line="240" w:lineRule="auto"/>
+      </w:pPr>
+      <w:r>
+        <w:rPr>
+          <w:rFonts w:ascii="Consolas" w:cs="Consolas" w:eastAsia="Consolas" w:hAnsi="Consolas"/>
+          <w:sz w:val="20"/>
+          <w:szCs w:val="20"/>
         </w:rPr>
         <w:t xml:space="preserve">        if cost &lt; min_cost:</w:t>
       </w:r>
     </w:p>
     <w:p>
       <w:pPr>
-        <w:spacing w:line="276" w:lineRule="auto"/>
-      </w:pPr>
-      <w:r>
-        <w:rPr>
-          <w:rFonts w:ascii="Times New Roman" w:cs="Times New Roman" w:eastAsia="Times New Roman" w:hAnsi="Times New Roman"/>
-          <w:sz w:val="24"/>
-          <w:szCs w:val="24"/>
-        </w:rPr>
-        <w:t xml:space="preserve"/>
-      </w:r>
-    </w:p>
-    <w:p>
-      <w:pPr>
-        <w:spacing w:line="276" w:lineRule="auto"/>
-      </w:pPr>
-      <w:r>
-        <w:rPr>
-          <w:rFonts w:ascii="Times New Roman" w:cs="Times New Roman" w:eastAsia="Times New Roman" w:hAnsi="Times New Roman"/>
-          <w:sz w:val="24"/>
-          <w:szCs w:val="24"/>
+        <w:spacing w:after="0" w:before="0" w:line="240" w:lineRule="auto"/>
+      </w:pPr>
+      <w:r>
+        <w:rPr>
+          <w:rFonts w:ascii="Consolas" w:cs="Consolas" w:eastAsia="Consolas" w:hAnsi="Consolas"/>
+          <w:sz w:val="20"/>
+          <w:szCs w:val="20"/>
         </w:rPr>
         <w:t xml:space="preserve">            min_cost = cost</w:t>
       </w:r>
     </w:p>
     <w:p>
       <w:pPr>
-        <w:spacing w:line="276" w:lineRule="auto"/>
-      </w:pPr>
-      <w:r>
-        <w:rPr>
-          <w:rFonts w:ascii="Times New Roman" w:cs="Times New Roman" w:eastAsia="Times New Roman" w:hAnsi="Times New Roman"/>
-          <w:sz w:val="24"/>
-          <w:szCs w:val="24"/>
-        </w:rPr>
-        <w:t xml:space="preserve"/>
-      </w:r>
-    </w:p>
-    <w:p>
-      <w:pPr>
-        <w:spacing w:line="276" w:lineRule="auto"/>
-      </w:pPr>
-      <w:r>
-        <w:rPr>
-          <w:rFonts w:ascii="Times New Roman" w:cs="Times New Roman" w:eastAsia="Times New Roman" w:hAnsi="Times New Roman"/>
-          <w:sz w:val="24"/>
-          <w:szCs w:val="24"/>
+        <w:spacing w:after="0" w:before="0" w:line="240" w:lineRule="auto"/>
+      </w:pPr>
+      <w:r>
+        <w:rPr>
+          <w:rFonts w:ascii="Consolas" w:cs="Consolas" w:eastAsia="Consolas" w:hAnsi="Consolas"/>
+          <w:sz w:val="20"/>
+          <w:szCs w:val="20"/>
         </w:rPr>
         <w:t xml:space="preserve">            best_assignment = perm</w:t>
       </w:r>
     </w:p>
     <w:p>
       <w:pPr>
-        <w:spacing w:line="276" w:lineRule="auto"/>
-      </w:pPr>
-      <w:r>
-        <w:rPr>
-          <w:rFonts w:ascii="Times New Roman" w:cs="Times New Roman" w:eastAsia="Times New Roman" w:hAnsi="Times New Roman"/>
-          <w:sz w:val="24"/>
-          <w:szCs w:val="24"/>
-        </w:rPr>
-        <w:t xml:space="preserve"/>
-      </w:r>
-    </w:p>
-    <w:p>
-      <w:pPr>
-        <w:spacing w:line="276" w:lineRule="auto"/>
-      </w:pPr>
-      <w:r>
-        <w:rPr>
-          <w:rFonts w:ascii="Times New Roman" w:cs="Times New Roman" w:eastAsia="Times New Roman" w:hAnsi="Times New Roman"/>
-          <w:sz w:val="24"/>
-          <w:szCs w:val="24"/>
-        </w:rPr>
-        <w:t xml:space="preserve"/>
-      </w:r>
-    </w:p>
-    <w:p>
-      <w:pPr>
-        <w:spacing w:line="276" w:lineRule="auto"/>
-      </w:pPr>
-      <w:r>
-        <w:rPr>
-          <w:rFonts w:ascii="Times New Roman" w:cs="Times New Roman" w:eastAsia="Times New Roman" w:hAnsi="Times New Roman"/>
-          <w:sz w:val="24"/>
-          <w:szCs w:val="24"/>
-        </w:rPr>
-        <w:t xml:space="preserve"/>
-      </w:r>
-    </w:p>
-    <w:p>
-      <w:pPr>
-        <w:spacing w:line="276" w:lineRule="auto"/>
-      </w:pPr>
-      <w:r>
-        <w:rPr>
-          <w:rFonts w:ascii="Times New Roman" w:cs="Times New Roman" w:eastAsia="Times New Roman" w:hAnsi="Times New Roman"/>
-          <w:sz w:val="24"/>
-          <w:szCs w:val="24"/>
+        <w:spacing w:after="0" w:before="0" w:line="240" w:lineRule="auto"/>
+      </w:pPr>
+      <w:r>
+        <w:rPr>
+          <w:rFonts w:ascii="Consolas" w:cs="Consolas" w:eastAsia="Consolas" w:hAnsi="Consolas"/>
+          <w:sz w:val="20"/>
+          <w:szCs w:val="20"/>
+        </w:rPr>
+        <w:t xml:space="preserve"/>
+      </w:r>
+    </w:p>
+    <w:p>
+      <w:pPr>
+        <w:spacing w:after="0" w:before="0" w:line="240" w:lineRule="auto"/>
+      </w:pPr>
+      <w:r>
+        <w:rPr>
+          <w:rFonts w:ascii="Consolas" w:cs="Consolas" w:eastAsia="Consolas" w:hAnsi="Consolas"/>
+          <w:sz w:val="20"/>
+          <w:szCs w:val="20"/>
         </w:rPr>
         <w:t xml:space="preserve">    return best_assignment, min_cost</w:t>
       </w:r>
     </w:p>
     <w:p>
       <w:pPr>
-        <w:spacing w:line="276" w:lineRule="auto"/>
-      </w:pPr>
-      <w:r>
-        <w:rPr>
-          <w:rFonts w:ascii="Times New Roman" w:cs="Times New Roman" w:eastAsia="Times New Roman" w:hAnsi="Times New Roman"/>
-          <w:sz w:val="24"/>
-          <w:szCs w:val="24"/>
-        </w:rPr>
-        <w:t xml:space="preserve"/>
-      </w:r>
-    </w:p>
-    <w:p>
-      <w:pPr>
-        <w:spacing w:line="276" w:lineRule="auto"/>
-      </w:pPr>
-      <w:r>
-        <w:rPr>
-          <w:rFonts w:ascii="Times New Roman" w:cs="Times New Roman" w:eastAsia="Times New Roman" w:hAnsi="Times New Roman"/>
-          <w:sz w:val="24"/>
-          <w:szCs w:val="24"/>
-        </w:rPr>
-        <w:t xml:space="preserve"/>
-      </w:r>
-    </w:p>
-    <w:p>
-      <w:pPr>
-        <w:spacing w:line="276" w:lineRule="auto"/>
-      </w:pPr>
-      <w:r>
-        <w:rPr>
-          <w:rFonts w:ascii="Times New Roman" w:cs="Times New Roman" w:eastAsia="Times New Roman" w:hAnsi="Times New Roman"/>
-          <w:sz w:val="24"/>
-          <w:szCs w:val="24"/>
-        </w:rPr>
-        <w:t xml:space="preserve"/>
-      </w:r>
-    </w:p>
-    <w:p>
-      <w:pPr>
-        <w:spacing w:line="276" w:lineRule="auto"/>
-      </w:pPr>
-      <w:r>
-        <w:rPr>
-          <w:rFonts w:ascii="Times New Roman" w:cs="Times New Roman" w:eastAsia="Times New Roman" w:hAnsi="Times New Roman"/>
-          <w:sz w:val="24"/>
-          <w:szCs w:val="24"/>
-        </w:rPr>
-        <w:t xml:space="preserve"/>
-      </w:r>
-    </w:p>
-    <w:p>
-      <w:pPr>
-        <w:spacing w:line="276" w:lineRule="auto"/>
-      </w:pPr>
-      <w:r>
-        <w:rPr>
-          <w:rFonts w:ascii="Times New Roman" w:cs="Times New Roman" w:eastAsia="Times New Roman" w:hAnsi="Times New Roman"/>
-          <w:sz w:val="24"/>
-          <w:szCs w:val="24"/>
-        </w:rPr>
-        <w:t xml:space="preserve"/>
-      </w:r>
-    </w:p>
-    <w:p>
-      <w:pPr>
-        <w:spacing w:line="276" w:lineRule="auto"/>
-      </w:pPr>
-      <w:r>
-        <w:rPr>
-          <w:rFonts w:ascii="Times New Roman" w:cs="Times New Roman" w:eastAsia="Times New Roman" w:hAnsi="Times New Roman"/>
-          <w:sz w:val="24"/>
-          <w:szCs w:val="24"/>
+        <w:spacing w:after="0" w:before="0" w:line="240" w:lineRule="auto"/>
+      </w:pPr>
+      <w:r>
+        <w:rPr>
+          <w:rFonts w:ascii="Consolas" w:cs="Consolas" w:eastAsia="Consolas" w:hAnsi="Consolas"/>
+          <w:sz w:val="20"/>
+          <w:szCs w:val="20"/>
+        </w:rPr>
+        <w:t xml:space="preserve"/>
+      </w:r>
+    </w:p>
+    <w:p>
+      <w:pPr>
+        <w:spacing w:after="0" w:before="0" w:line="240" w:lineRule="auto"/>
+      </w:pPr>
+      <w:r>
+        <w:rPr>
+          <w:rFonts w:ascii="Consolas" w:cs="Consolas" w:eastAsia="Consolas" w:hAnsi="Consolas"/>
+          <w:sz w:val="20"/>
+          <w:szCs w:val="20"/>
+        </w:rPr>
+        <w:t xml:space="preserve"/>
+      </w:r>
+    </w:p>
+    <w:p>
+      <w:pPr>
+        <w:spacing w:after="0" w:before="0" w:line="240" w:lineRule="auto"/>
+      </w:pPr>
+      <w:r>
+        <w:rPr>
+          <w:rFonts w:ascii="Consolas" w:cs="Consolas" w:eastAsia="Consolas" w:hAnsi="Consolas"/>
+          <w:sz w:val="20"/>
+          <w:szCs w:val="20"/>
         </w:rPr>
         <w:t xml:space="preserve"># Cost matrix</w:t>
       </w:r>
     </w:p>
     <w:p>
       <w:pPr>
-        <w:spacing w:line="276" w:lineRule="auto"/>
-      </w:pPr>
-      <w:r>
-        <w:rPr>
-          <w:rFonts w:ascii="Times New Roman" w:cs="Times New Roman" w:eastAsia="Times New Roman" w:hAnsi="Times New Roman"/>
-          <w:sz w:val="24"/>
-          <w:szCs w:val="24"/>
-        </w:rPr>
-        <w:t xml:space="preserve"/>
-      </w:r>
-    </w:p>
-    <w:p>
-      <w:pPr>
-        <w:spacing w:line="276" w:lineRule="auto"/>
-      </w:pPr>
-      <w:r>
-        <w:rPr>
-          <w:rFonts w:ascii="Times New Roman" w:cs="Times New Roman" w:eastAsia="Times New Roman" w:hAnsi="Times New Roman"/>
-          <w:sz w:val="24"/>
-          <w:szCs w:val="24"/>
+        <w:spacing w:after="0" w:before="0" w:line="240" w:lineRule="auto"/>
+      </w:pPr>
+      <w:r>
+        <w:rPr>
+          <w:rFonts w:ascii="Consolas" w:cs="Consolas" w:eastAsia="Consolas" w:hAnsi="Consolas"/>
+          <w:sz w:val="20"/>
+          <w:szCs w:val="20"/>
         </w:rPr>
         <w:t xml:space="preserve">cost_matrix = [</w:t>
       </w:r>
     </w:p>
     <w:p>
       <w:pPr>
-        <w:spacing w:line="276" w:lineRule="auto"/>
-      </w:pPr>
-      <w:r>
-        <w:rPr>
-          <w:rFonts w:ascii="Times New Roman" w:cs="Times New Roman" w:eastAsia="Times New Roman" w:hAnsi="Times New Roman"/>
-          <w:sz w:val="24"/>
-          <w:szCs w:val="24"/>
-        </w:rPr>
-        <w:t xml:space="preserve"/>
-      </w:r>
-    </w:p>
-    <w:p>
-      <w:pPr>
-        <w:spacing w:line="276" w:lineRule="auto"/>
-      </w:pPr>
-      <w:r>
-        <w:rPr>
-          <w:rFonts w:ascii="Times New Roman" w:cs="Times New Roman" w:eastAsia="Times New Roman" w:hAnsi="Times New Roman"/>
-          <w:sz w:val="24"/>
-          <w:szCs w:val="24"/>
+        <w:spacing w:after="0" w:before="0" w:line="240" w:lineRule="auto"/>
+      </w:pPr>
+      <w:r>
+        <w:rPr>
+          <w:rFonts w:ascii="Consolas" w:cs="Consolas" w:eastAsia="Consolas" w:hAnsi="Consolas"/>
+          <w:sz w:val="20"/>
+          <w:szCs w:val="20"/>
         </w:rPr>
         <w:t xml:space="preserve">    [9, 2, 7, 8],</w:t>
       </w:r>
     </w:p>
     <w:p>
       <w:pPr>
-        <w:spacing w:line="276" w:lineRule="auto"/>
-      </w:pPr>
-      <w:r>
-        <w:rPr>
-          <w:rFonts w:ascii="Times New Roman" w:cs="Times New Roman" w:eastAsia="Times New Roman" w:hAnsi="Times New Roman"/>
-          <w:sz w:val="24"/>
-          <w:szCs w:val="24"/>
-        </w:rPr>
-        <w:t xml:space="preserve"/>
-      </w:r>
-    </w:p>
-    <w:p>
-      <w:pPr>
-        <w:spacing w:line="276" w:lineRule="auto"/>
-      </w:pPr>
-      <w:r>
-        <w:rPr>
-          <w:rFonts w:ascii="Times New Roman" w:cs="Times New Roman" w:eastAsia="Times New Roman" w:hAnsi="Times New Roman"/>
-          <w:sz w:val="24"/>
-          <w:szCs w:val="24"/>
+        <w:spacing w:after="0" w:before="0" w:line="240" w:lineRule="auto"/>
+      </w:pPr>
+      <w:r>
+        <w:rPr>
+          <w:rFonts w:ascii="Consolas" w:cs="Consolas" w:eastAsia="Consolas" w:hAnsi="Consolas"/>
+          <w:sz w:val="20"/>
+          <w:szCs w:val="20"/>
         </w:rPr>
         <w:t xml:space="preserve">    [6, 4, 3, 7],</w:t>
       </w:r>
     </w:p>
     <w:p>
       <w:pPr>
-        <w:spacing w:line="276" w:lineRule="auto"/>
-      </w:pPr>
-      <w:r>
-        <w:rPr>
-          <w:rFonts w:ascii="Times New Roman" w:cs="Times New Roman" w:eastAsia="Times New Roman" w:hAnsi="Times New Roman"/>
-          <w:sz w:val="24"/>
-          <w:szCs w:val="24"/>
-        </w:rPr>
-        <w:t xml:space="preserve"/>
-      </w:r>
-    </w:p>
-    <w:p>
-      <w:pPr>
-        <w:spacing w:line="276" w:lineRule="auto"/>
-      </w:pPr>
-      <w:r>
-        <w:rPr>
-          <w:rFonts w:ascii="Times New Roman" w:cs="Times New Roman" w:eastAsia="Times New Roman" w:hAnsi="Times New Roman"/>
-          <w:sz w:val="24"/>
-          <w:szCs w:val="24"/>
+        <w:spacing w:after="0" w:before="0" w:line="240" w:lineRule="auto"/>
+      </w:pPr>
+      <w:r>
+        <w:rPr>
+          <w:rFonts w:ascii="Consolas" w:cs="Consolas" w:eastAsia="Consolas" w:hAnsi="Consolas"/>
+          <w:sz w:val="20"/>
+          <w:szCs w:val="20"/>
         </w:rPr>
         <w:t xml:space="preserve">    [5, 8, 1, 8],</w:t>
       </w:r>
     </w:p>
     <w:p>
       <w:pPr>
-        <w:spacing w:line="276" w:lineRule="auto"/>
-      </w:pPr>
-      <w:r>
-        <w:rPr>
-          <w:rFonts w:ascii="Times New Roman" w:cs="Times New Roman" w:eastAsia="Times New Roman" w:hAnsi="Times New Roman"/>
-          <w:sz w:val="24"/>
-          <w:szCs w:val="24"/>
-        </w:rPr>
-        <w:t xml:space="preserve"/>
-      </w:r>
-    </w:p>
-    <w:p>
-      <w:pPr>
-        <w:spacing w:line="276" w:lineRule="auto"/>
-      </w:pPr>
-      <w:r>
-        <w:rPr>
-          <w:rFonts w:ascii="Times New Roman" w:cs="Times New Roman" w:eastAsia="Times New Roman" w:hAnsi="Times New Roman"/>
-          <w:sz w:val="24"/>
-          <w:szCs w:val="24"/>
+        <w:spacing w:after="0" w:before="0" w:line="240" w:lineRule="auto"/>
+      </w:pPr>
+      <w:r>
+        <w:rPr>
+          <w:rFonts w:ascii="Consolas" w:cs="Consolas" w:eastAsia="Consolas" w:hAnsi="Consolas"/>
+          <w:sz w:val="20"/>
+          <w:szCs w:val="20"/>
         </w:rPr>
         <w:t xml:space="preserve">    [7, 6, 9, 4]</w:t>
       </w:r>
     </w:p>
     <w:p>
       <w:pPr>
-        <w:spacing w:line="276" w:lineRule="auto"/>
-      </w:pPr>
-      <w:r>
-        <w:rPr>
-          <w:rFonts w:ascii="Times New Roman" w:cs="Times New Roman" w:eastAsia="Times New Roman" w:hAnsi="Times New Roman"/>
-          <w:sz w:val="24"/>
-          <w:szCs w:val="24"/>
-        </w:rPr>
-        <w:t xml:space="preserve"/>
-      </w:r>
-    </w:p>
-    <w:p>
-      <w:pPr>
-        <w:spacing w:line="276" w:lineRule="auto"/>
-      </w:pPr>
-      <w:r>
-        <w:rPr>
-          <w:rFonts w:ascii="Times New Roman" w:cs="Times New Roman" w:eastAsia="Times New Roman" w:hAnsi="Times New Roman"/>
-          <w:sz w:val="24"/>
-          <w:szCs w:val="24"/>
+        <w:spacing w:after="0" w:before="0" w:line="240" w:lineRule="auto"/>
+      </w:pPr>
+      <w:r>
+        <w:rPr>
+          <w:rFonts w:ascii="Consolas" w:cs="Consolas" w:eastAsia="Consolas" w:hAnsi="Consolas"/>
+          <w:sz w:val="20"/>
+          <w:szCs w:val="20"/>
         </w:rPr>
         <w:t xml:space="preserve">]</w:t>
       </w:r>
     </w:p>
     <w:p>
       <w:pPr>
-        <w:spacing w:line="276" w:lineRule="auto"/>
-      </w:pPr>
-      <w:r>
-        <w:rPr>
-          <w:rFonts w:ascii="Times New Roman" w:cs="Times New Roman" w:eastAsia="Times New Roman" w:hAnsi="Times New Roman"/>
-          <w:sz w:val="24"/>
-          <w:szCs w:val="24"/>
-        </w:rPr>
-        <w:t xml:space="preserve"/>
-      </w:r>
-    </w:p>
-    <w:p>
-      <w:pPr>
-        <w:spacing w:line="276" w:lineRule="auto"/>
-      </w:pPr>
-      <w:r>
-        <w:rPr>
-          <w:rFonts w:ascii="Times New Roman" w:cs="Times New Roman" w:eastAsia="Times New Roman" w:hAnsi="Times New Roman"/>
-          <w:sz w:val="24"/>
-          <w:szCs w:val="24"/>
-        </w:rPr>
-        <w:t xml:space="preserve"/>
-      </w:r>
-    </w:p>
-    <w:p>
-      <w:pPr>
-        <w:spacing w:line="276" w:lineRule="auto"/>
-      </w:pPr>
-      <w:r>
-        <w:rPr>
-          <w:rFonts w:ascii="Times New Roman" w:cs="Times New Roman" w:eastAsia="Times New Roman" w:hAnsi="Times New Roman"/>
-          <w:sz w:val="24"/>
-          <w:szCs w:val="24"/>
-        </w:rPr>
-        <w:t xml:space="preserve"/>
-      </w:r>
-    </w:p>
-    <w:p>
-      <w:pPr>
-        <w:spacing w:line="276" w:lineRule="auto"/>
-      </w:pPr>
-      <w:r>
-        <w:rPr>
-          <w:rFonts w:ascii="Times New Roman" w:cs="Times New Roman" w:eastAsia="Times New Roman" w:hAnsi="Times New Roman"/>
-          <w:sz w:val="24"/>
-          <w:szCs w:val="24"/>
+        <w:spacing w:after="0" w:before="0" w:line="240" w:lineRule="auto"/>
+      </w:pPr>
+      <w:r>
+        <w:rPr>
+          <w:rFonts w:ascii="Consolas" w:cs="Consolas" w:eastAsia="Consolas" w:hAnsi="Consolas"/>
+          <w:sz w:val="20"/>
+          <w:szCs w:val="20"/>
+        </w:rPr>
+        <w:t xml:space="preserve"/>
+      </w:r>
+    </w:p>
+    <w:p>
+      <w:pPr>
+        <w:spacing w:after="0" w:before="0" w:line="240" w:lineRule="auto"/>
+      </w:pPr>
+      <w:r>
+        <w:rPr>
+          <w:rFonts w:ascii="Consolas" w:cs="Consolas" w:eastAsia="Consolas" w:hAnsi="Consolas"/>
+          <w:sz w:val="20"/>
+          <w:szCs w:val="20"/>
         </w:rPr>
         <w:t xml:space="preserve"># Find the optimal assignment</w:t>
       </w:r>
     </w:p>
     <w:p>
       <w:pPr>
-        <w:spacing w:line="276" w:lineRule="auto"/>
-      </w:pPr>
-      <w:r>
-        <w:rPr>
-          <w:rFonts w:ascii="Times New Roman" w:cs="Times New Roman" w:eastAsia="Times New Roman" w:hAnsi="Times New Roman"/>
-          <w:sz w:val="24"/>
-          <w:szCs w:val="24"/>
-        </w:rPr>
-        <w:t xml:space="preserve"/>
-      </w:r>
-    </w:p>
-    <w:p>
-      <w:pPr>
-        <w:spacing w:line="276" w:lineRule="auto"/>
-      </w:pPr>
-      <w:r>
-        <w:rPr>
-          <w:rFonts w:ascii="Times New Roman" w:cs="Times New Roman" w:eastAsia="Times New Roman" w:hAnsi="Times New Roman"/>
-          <w:sz w:val="24"/>
-          <w:szCs w:val="24"/>
+        <w:spacing w:after="0" w:before="0" w:line="240" w:lineRule="auto"/>
+      </w:pPr>
+      <w:r>
+        <w:rPr>
+          <w:rFonts w:ascii="Consolas" w:cs="Consolas" w:eastAsia="Consolas" w:hAnsi="Consolas"/>
+          <w:sz w:val="20"/>
+          <w:szCs w:val="20"/>
         </w:rPr>
         <w:t xml:space="preserve">assignment, cost = assignment_bruteforce(cost_matrix)</w:t>
       </w:r>
     </w:p>
     <w:p>
       <w:pPr>
-        <w:spacing w:line="276" w:lineRule="auto"/>
-      </w:pPr>
-      <w:r>
-        <w:rPr>
-          <w:rFonts w:ascii="Times New Roman" w:cs="Times New Roman" w:eastAsia="Times New Roman" w:hAnsi="Times New Roman"/>
-          <w:sz w:val="24"/>
-          <w:szCs w:val="24"/>
-        </w:rPr>
-        <w:t xml:space="preserve"/>
-      </w:r>
-    </w:p>
-    <w:p>
-      <w:pPr>
-        <w:spacing w:line="276" w:lineRule="auto"/>
-      </w:pPr>
-      <w:r>
-        <w:rPr>
-          <w:rFonts w:ascii="Times New Roman" w:cs="Times New Roman" w:eastAsia="Times New Roman" w:hAnsi="Times New Roman"/>
-          <w:sz w:val="24"/>
-          <w:szCs w:val="24"/>
-        </w:rPr>
-        <w:t xml:space="preserve"/>
-      </w:r>
-    </w:p>
-    <w:p>
-      <w:pPr>
-        <w:spacing w:line="276" w:lineRule="auto"/>
-      </w:pPr>
-      <w:r>
-        <w:rPr>
-          <w:rFonts w:ascii="Times New Roman" w:cs="Times New Roman" w:eastAsia="Times New Roman" w:hAnsi="Times New Roman"/>
-          <w:sz w:val="24"/>
-          <w:szCs w:val="24"/>
-        </w:rPr>
-        <w:t xml:space="preserve"/>
-      </w:r>
-    </w:p>
-    <w:p>
-      <w:pPr>
-        <w:spacing w:line="276" w:lineRule="auto"/>
-      </w:pPr>
-      <w:r>
-        <w:rPr>
-          <w:rFonts w:ascii="Times New Roman" w:cs="Times New Roman" w:eastAsia="Times New Roman" w:hAnsi="Times New Roman"/>
-          <w:sz w:val="24"/>
-          <w:szCs w:val="24"/>
+        <w:spacing w:after="0" w:before="0" w:line="240" w:lineRule="auto"/>
+      </w:pPr>
+      <w:r>
+        <w:rPr>
+          <w:rFonts w:ascii="Consolas" w:cs="Consolas" w:eastAsia="Consolas" w:hAnsi="Consolas"/>
+          <w:sz w:val="20"/>
+          <w:szCs w:val="20"/>
+        </w:rPr>
+        <w:t xml:space="preserve"/>
+      </w:r>
+    </w:p>
+    <w:p>
+      <w:pPr>
+        <w:spacing w:after="0" w:before="0" w:line="240" w:lineRule="auto"/>
+      </w:pPr>
+      <w:r>
+        <w:rPr>
+          <w:rFonts w:ascii="Consolas" w:cs="Consolas" w:eastAsia="Consolas" w:hAnsi="Consolas"/>
+          <w:sz w:val="20"/>
+          <w:szCs w:val="20"/>
         </w:rPr>
         <w:t xml:space="preserve">print("Best Assignment:", assignment)</w:t>
       </w:r>
     </w:p>
     <w:p>
       <w:pPr>
-        <w:spacing w:line="276" w:lineRule="auto"/>
-      </w:pPr>
-      <w:r>
-        <w:rPr>
-          <w:rFonts w:ascii="Times New Roman" w:cs="Times New Roman" w:eastAsia="Times New Roman" w:hAnsi="Times New Roman"/>
-          <w:sz w:val="24"/>
-          <w:szCs w:val="24"/>
-        </w:rPr>
-        <w:t xml:space="preserve"/>
-      </w:r>
-    </w:p>
-    <w:p>
-      <w:pPr>
-        <w:spacing w:line="276" w:lineRule="auto"/>
-      </w:pPr>
-      <w:r>
-        <w:rPr>
-          <w:rFonts w:ascii="Times New Roman" w:cs="Times New Roman" w:eastAsia="Times New Roman" w:hAnsi="Times New Roman"/>
-          <w:sz w:val="24"/>
-          <w:szCs w:val="24"/>
+        <w:spacing w:after="0" w:before="0" w:line="240" w:lineRule="auto"/>
+      </w:pPr>
+      <w:r>
+        <w:rPr>
+          <w:rFonts w:ascii="Consolas" w:cs="Consolas" w:eastAsia="Consolas" w:hAnsi="Consolas"/>
+          <w:sz w:val="20"/>
+          <w:szCs w:val="20"/>
         </w:rPr>
         <w:t xml:space="preserve">print("Minimum Cost:", cost)</w:t>
       </w:r>
@@ -984,52 +585,26 @@
     </w:p>
     <w:p>
       <w:pPr>
-        <w:spacing w:line="276" w:lineRule="auto"/>
-      </w:pPr>
-      <w:r>
-        <w:rPr>
-          <w:rFonts w:ascii="Times New Roman" w:cs="Times New Roman" w:eastAsia="Times New Roman" w:hAnsi="Times New Roman"/>
-          <w:sz w:val="24"/>
-          <w:szCs w:val="24"/>
-        </w:rPr>
-        <w:t xml:space="preserve"/>
-      </w:r>
-    </w:p>
-    <w:p>
-      <w:pPr>
-        <w:spacing w:line="276" w:lineRule="auto"/>
-      </w:pPr>
-      <w:r>
-        <w:rPr>
-          <w:rFonts w:ascii="Times New Roman" w:cs="Times New Roman" w:eastAsia="Times New Roman" w:hAnsi="Times New Roman"/>
-          <w:sz w:val="24"/>
-          <w:szCs w:val="24"/>
+        <w:spacing w:after="0" w:before="0" w:line="240" w:lineRule="auto"/>
+      </w:pPr>
+      <w:r>
+        <w:rPr>
+          <w:rFonts w:ascii="Consolas" w:cs="Consolas" w:eastAsia="Consolas" w:hAnsi="Consolas"/>
+          <w:sz w:val="20"/>
+          <w:szCs w:val="20"/>
         </w:rPr>
         <w:t xml:space="preserve">Best Assignment: (1, 2, 3, 0)</w:t>
       </w:r>
     </w:p>
     <w:p>
       <w:pPr>
-        <w:spacing w:line="276" w:lineRule="auto"/>
-      </w:pPr>
-      <w:r>
-        <w:rPr>
-          <w:rFonts w:ascii="Times New Roman" w:cs="Times New Roman" w:eastAsia="Times New Roman" w:hAnsi="Times New Roman"/>
-          <w:sz w:val="24"/>
-          <w:szCs w:val="24"/>
-        </w:rPr>
-        <w:t xml:space="preserve"/>
-      </w:r>
-    </w:p>
-    <w:p>
-      <w:pPr>
-        <w:spacing w:line="276" w:lineRule="auto"/>
-      </w:pPr>
-      <w:r>
-        <w:rPr>
-          <w:rFonts w:ascii="Times New Roman" w:cs="Times New Roman" w:eastAsia="Times New Roman" w:hAnsi="Times New Roman"/>
-          <w:sz w:val="24"/>
-          <w:szCs w:val="24"/>
+        <w:spacing w:after="0" w:before="0" w:line="240" w:lineRule="auto"/>
+      </w:pPr>
+      <w:r>
+        <w:rPr>
+          <w:rFonts w:ascii="Consolas" w:cs="Consolas" w:eastAsia="Consolas" w:hAnsi="Consolas"/>
+          <w:sz w:val="20"/>
+          <w:szCs w:val="20"/>
         </w:rPr>
         <w:t xml:space="preserve">Minimum Cost: 21</w:t>
       </w:r>
@@ -1421,13 +996,13 @@
     <w:sectPr>
       <w:headerReference w:type="default" r:id="rId7"/>
       <w:footerReference w:type="default" r:id="rId8"/>
-      <w:pgSz w:w="12240" w:h="15840" w:orient="portrait"/>
-      <w:pgMar w:top="1440" w:right="1440" w:bottom="1440" w:left="1440" w:header="720" w:footer="720" w:gutter="0"/>
-      <w:pgBorders>
-        <w:top w:val="thinThickSmallGap" w:color="000000" w:sz="24" w:space="1"/>
-        <w:left w:val="thinThickSmallGap" w:color="000000" w:sz="24" w:space="4"/>
-        <w:bottom w:val="thickThinSmallGap" w:color="000000" w:sz="24" w:space="1"/>
-        <w:right w:val="thickThinSmallGap" w:color="000000" w:sz="24" w:space="4"/>
+      <w:pgSz w:w="11906" w:h="16838" w:orient="portrait"/>
+      <w:pgMar w:top="1440" w:right="1440" w:bottom="1440" w:left="1440" w:header="708" w:footer="708" w:gutter="0"/>
+      <w:pgBorders w:display="allPages" w:offsetFrom="text">
+        <w:top w:val="thinThickSmallGap" w:color="auto" w:sz="24" w:space="1"/>
+        <w:left w:val="thinThickSmallGap" w:color="auto" w:sz="24" w:space="4"/>
+        <w:bottom w:val="thickThinSmallGap" w:color="auto" w:sz="24" w:space="1"/>
+        <w:right w:val="thickThinSmallGap" w:color="auto" w:sz="24" w:space="4"/>
       </w:pgBorders>
       <w:pgNumType/>
       <w:docGrid w:linePitch="360"/>
@@ -1482,6 +1057,7 @@
   <w:p>
     <w:r>
       <w:rPr>
+        <w:rFonts w:ascii="Times New Roman" w:cs="Times New Roman" w:eastAsia="Times New Roman" w:hAnsi="Times New Roman"/>
         <w:b/>
         <w:bCs/>
         <w:sz w:val="20"/>
@@ -1493,10 +1069,18 @@
       <w:rPr>
         <w:b/>
         <w:bCs/>
+      </w:rPr>
+      <w:ptab w:relativeTo="indent" w:alignment="right" w:leader="none"/>
+    </w:r>
+    <w:r>
+      <w:rPr>
+        <w:rFonts w:ascii="Times New Roman" w:cs="Times New Roman" w:eastAsia="Times New Roman" w:hAnsi="Times New Roman"/>
+        <w:b/>
+        <w:bCs/>
         <w:sz w:val="20"/>
         <w:szCs w:val="20"/>
       </w:rPr>
-      <w:t xml:space="preserve">			Advanced Algorithms Lab</w:t>
+      <w:t xml:space="preserve">Advanced Algorithms Lab</w:t>
     </w:r>
   </w:p>
 </w:ftr>
@@ -1554,13 +1138,20 @@
     </w:r>
     <w:r>
       <w:rPr>
+        <w:b/>
+        <w:bCs/>
+      </w:rPr>
+      <w:ptab w:relativeTo="indent" w:alignment="right" w:leader="none"/>
+    </w:r>
+    <w:r>
+      <w:rPr>
         <w:rFonts w:ascii="Verdana" w:cs="Verdana" w:eastAsia="Verdana" w:hAnsi="Verdana"/>
         <w:b/>
         <w:bCs/>
         <w:sz w:val="20"/>
         <w:szCs w:val="20"/>
       </w:rPr>
-      <w:t xml:space="preserve">	                                                          Roll No:</w:t>
+      <w:t xml:space="preserve">Roll No:</w:t>
     </w:r>
   </w:p>
 </w:hdr>

--- a/outputs/lab_record_recreated.docx
+++ b/outputs/lab_record_recreated.docx
@@ -119,6 +119,19 @@
           <w:sz w:val="24"/>
           <w:szCs w:val="24"/>
         </w:rPr>
+        <w:t xml:space="preserve">The assignment problem is a standard optimization problem where a number of tasks must be assigned to an equal number of agents in a one-to-one manner. The goal is to minimize the total cost of assignment. The brute-force approach finds the solution by generating all possible permutations of task assignments (N!) and calculating the cost of each permutation to determine the permutation that yields the minimum total cost.</w:t>
+      </w:r>
+    </w:p>
+    <w:p>
+      <w:pPr>
+        <w:spacing w:line="276" w:lineRule="auto"/>
+      </w:pPr>
+      <w:r>
+        <w:rPr>
+          <w:rFonts w:ascii="Times New Roman" w:cs="Times New Roman" w:eastAsia="Times New Roman" w:hAnsi="Times New Roman"/>
+          <w:sz w:val="24"/>
+          <w:szCs w:val="24"/>
+        </w:rPr>
         <w:t xml:space="preserve"/>
       </w:r>
     </w:p>
@@ -355,32 +368,6 @@
           <w:sz w:val="20"/>
           <w:szCs w:val="20"/>
         </w:rPr>
-        <w:t xml:space="preserve"/>
-      </w:r>
-    </w:p>
-    <w:p>
-      <w:pPr>
-        <w:spacing w:after="0" w:before="0" w:line="240" w:lineRule="auto"/>
-      </w:pPr>
-      <w:r>
-        <w:rPr>
-          <w:rFonts w:ascii="Consolas" w:cs="Consolas" w:eastAsia="Consolas" w:hAnsi="Consolas"/>
-          <w:sz w:val="20"/>
-          <w:szCs w:val="20"/>
-        </w:rPr>
-        <w:t xml:space="preserve"># Cost matrix</w:t>
-      </w:r>
-    </w:p>
-    <w:p>
-      <w:pPr>
-        <w:spacing w:after="0" w:before="0" w:line="240" w:lineRule="auto"/>
-      </w:pPr>
-      <w:r>
-        <w:rPr>
-          <w:rFonts w:ascii="Consolas" w:cs="Consolas" w:eastAsia="Consolas" w:hAnsi="Consolas"/>
-          <w:sz w:val="20"/>
-          <w:szCs w:val="20"/>
-        </w:rPr>
         <w:t xml:space="preserve">cost_matrix = [</w:t>
       </w:r>
     </w:p>
@@ -460,19 +447,6 @@
           <w:szCs w:val="20"/>
         </w:rPr>
         <w:t xml:space="preserve"/>
-      </w:r>
-    </w:p>
-    <w:p>
-      <w:pPr>
-        <w:spacing w:after="0" w:before="0" w:line="240" w:lineRule="auto"/>
-      </w:pPr>
-      <w:r>
-        <w:rPr>
-          <w:rFonts w:ascii="Consolas" w:cs="Consolas" w:eastAsia="Consolas" w:hAnsi="Consolas"/>
-          <w:sz w:val="20"/>
-          <w:szCs w:val="20"/>
-        </w:rPr>
-        <w:t xml:space="preserve"># Find the optimal assignment</w:t>
       </w:r>
     </w:p>
     <w:p>
@@ -593,20 +567,20 @@
           <w:sz w:val="20"/>
           <w:szCs w:val="20"/>
         </w:rPr>
-        <w:t xml:space="preserve">Best Assignment: (1, 2, 3, 0)</w:t>
-      </w:r>
-    </w:p>
-    <w:p>
-      <w:pPr>
-        <w:spacing w:after="0" w:before="0" w:line="240" w:lineRule="auto"/>
-      </w:pPr>
-      <w:r>
-        <w:rPr>
-          <w:rFonts w:ascii="Consolas" w:cs="Consolas" w:eastAsia="Consolas" w:hAnsi="Consolas"/>
-          <w:sz w:val="20"/>
-          <w:szCs w:val="20"/>
-        </w:rPr>
-        <w:t xml:space="preserve">Minimum Cost: 21</w:t>
+        <w:t xml:space="preserve">Best Assignment: (1, 0, 2, 3)</w:t>
+      </w:r>
+    </w:p>
+    <w:p>
+      <w:pPr>
+        <w:spacing w:after="0" w:before="0" w:line="240" w:lineRule="auto"/>
+      </w:pPr>
+      <w:r>
+        <w:rPr>
+          <w:rFonts w:ascii="Consolas" w:cs="Consolas" w:eastAsia="Consolas" w:hAnsi="Consolas"/>
+          <w:sz w:val="20"/>
+          <w:szCs w:val="20"/>
+        </w:rPr>
+        <w:t xml:space="preserve">Minimum Cost: 13</w:t>
       </w:r>
     </w:p>
     <w:p>
@@ -647,33 +621,6789 @@
           <w:sz w:val="24"/>
           <w:szCs w:val="24"/>
         </w:rPr>
-        <w:t xml:space="preserve"/>
-      </w:r>
-    </w:p>
-    <w:p>
-      <w:pPr>
-        <w:spacing w:line="276" w:lineRule="auto"/>
-      </w:pPr>
-      <w:r>
-        <w:rPr>
-          <w:rFonts w:ascii="Times New Roman" w:cs="Times New Roman" w:eastAsia="Times New Roman" w:hAnsi="Times New Roman"/>
-          <w:sz w:val="24"/>
-          <w:szCs w:val="24"/>
-        </w:rPr>
-        <w:t xml:space="preserve"/>
-      </w:r>
-    </w:p>
-    <w:p>
-      <w:pPr>
-        <w:spacing w:line="276" w:lineRule="auto"/>
-      </w:pPr>
-      <w:r>
-        <w:rPr>
-          <w:rFonts w:ascii="Times New Roman" w:cs="Times New Roman" w:eastAsia="Times New Roman" w:hAnsi="Times New Roman"/>
-          <w:sz w:val="24"/>
-          <w:szCs w:val="24"/>
-        </w:rPr>
-        <w:t xml:space="preserve"/>
+        <w:t xml:space="preserve">The assignment problem was successfully implemented and evaluated using the brute-force approach. While simple to implement and guaranteed to find the global optimum, its time complexity of O(N!) makes it inefficient for large values of N.</w:t>
+      </w:r>
+    </w:p>
+    <w:p>
+      <w:r>
+        <w:br w:type="page"/>
+      </w:r>
+    </w:p>
+    <w:p>
+      <w:pPr>
+        <w:jc w:val="center"/>
+      </w:pPr>
+      <w:r>
+        <w:rPr>
+          <w:rFonts w:ascii="Times New Roman" w:cs="Times New Roman" w:eastAsia="Times New Roman" w:hAnsi="Times New Roman"/>
+          <w:b/>
+          <w:bCs/>
+          <w:sz w:val="24"/>
+          <w:szCs w:val="24"/>
+        </w:rPr>
+        <w:t xml:space="preserve">Experiment-2</w:t>
+      </w:r>
+    </w:p>
+    <w:p>
+      <w:pPr>
+        <w:spacing w:line="276" w:lineRule="auto"/>
+      </w:pPr>
+      <w:r>
+        <w:rPr>
+          <w:rFonts w:ascii="Times New Roman" w:cs="Times New Roman" w:eastAsia="Times New Roman" w:hAnsi="Times New Roman"/>
+          <w:sz w:val="24"/>
+          <w:szCs w:val="24"/>
+        </w:rPr>
+        <w:t xml:space="preserve"/>
+      </w:r>
+    </w:p>
+    <w:p>
+      <w:pPr>
+        <w:spacing w:line="276" w:lineRule="auto"/>
+      </w:pPr>
+      <w:r>
+        <w:rPr>
+          <w:rFonts w:ascii="Times New Roman" w:cs="Times New Roman" w:eastAsia="Times New Roman" w:hAnsi="Times New Roman"/>
+          <w:b/>
+          <w:bCs/>
+          <w:sz w:val="24"/>
+          <w:szCs w:val="24"/>
+        </w:rPr>
+        <w:t xml:space="preserve">Experiment: Perform multiplication of long integers using divide and conquer method</w:t>
+      </w:r>
+    </w:p>
+    <w:p>
+      <w:pPr>
+        <w:spacing w:line="276" w:lineRule="auto"/>
+      </w:pPr>
+      <w:r>
+        <w:rPr>
+          <w:rFonts w:ascii="Times New Roman" w:cs="Times New Roman" w:eastAsia="Times New Roman" w:hAnsi="Times New Roman"/>
+          <w:sz w:val="24"/>
+          <w:szCs w:val="24"/>
+        </w:rPr>
+        <w:t xml:space="preserve"/>
+      </w:r>
+    </w:p>
+    <w:p>
+      <w:pPr>
+        <w:spacing w:line="276" w:lineRule="auto"/>
+      </w:pPr>
+      <w:r>
+        <w:rPr>
+          <w:rFonts w:ascii="Times New Roman" w:cs="Times New Roman" w:eastAsia="Times New Roman" w:hAnsi="Times New Roman"/>
+          <w:b/>
+          <w:bCs/>
+          <w:sz w:val="24"/>
+          <w:szCs w:val="24"/>
+        </w:rPr>
+        <w:t xml:space="preserve">AIM: </w:t>
+      </w:r>
+      <w:r>
+        <w:rPr>
+          <w:rFonts w:ascii="Times New Roman" w:cs="Times New Roman" w:eastAsia="Times New Roman" w:hAnsi="Times New Roman"/>
+          <w:sz w:val="24"/>
+          <w:szCs w:val="24"/>
+        </w:rPr>
+        <w:t xml:space="preserve">To perform multiplication of long integers using the Karatsuba divide and conquer method.</w:t>
+      </w:r>
+    </w:p>
+    <w:p>
+      <w:pPr>
+        <w:spacing w:line="276" w:lineRule="auto"/>
+      </w:pPr>
+      <w:r>
+        <w:rPr>
+          <w:rFonts w:ascii="Times New Roman" w:cs="Times New Roman" w:eastAsia="Times New Roman" w:hAnsi="Times New Roman"/>
+          <w:sz w:val="24"/>
+          <w:szCs w:val="24"/>
+        </w:rPr>
+        <w:t xml:space="preserve"/>
+      </w:r>
+    </w:p>
+    <w:p>
+      <w:pPr>
+        <w:spacing w:line="276" w:lineRule="auto"/>
+      </w:pPr>
+      <w:r>
+        <w:rPr>
+          <w:rFonts w:ascii="Times New Roman" w:cs="Times New Roman" w:eastAsia="Times New Roman" w:hAnsi="Times New Roman"/>
+          <w:b/>
+          <w:bCs/>
+          <w:sz w:val="24"/>
+          <w:szCs w:val="24"/>
+        </w:rPr>
+        <w:t xml:space="preserve">Description: </w:t>
+      </w:r>
+    </w:p>
+    <w:p>
+      <w:pPr>
+        <w:spacing w:line="276" w:lineRule="auto"/>
+      </w:pPr>
+      <w:r>
+        <w:rPr>
+          <w:rFonts w:ascii="Times New Roman" w:cs="Times New Roman" w:eastAsia="Times New Roman" w:hAnsi="Times New Roman"/>
+          <w:sz w:val="24"/>
+          <w:szCs w:val="24"/>
+        </w:rPr>
+        <w:t xml:space="preserve">The Karatsuba algorithm is an efficient procedure for multiplying two large integers. Instead of the classical O(N^2) multiplication method, it utilizes a divide-and-conquer strategy to split the N-digit numbers into high and low halves. By performing only three recursive multiplications instead of four, it reduces the computational complexity to approximately O(N^1.585).</w:t>
+      </w:r>
+    </w:p>
+    <w:p>
+      <w:pPr>
+        <w:spacing w:line="276" w:lineRule="auto"/>
+      </w:pPr>
+      <w:r>
+        <w:rPr>
+          <w:rFonts w:ascii="Times New Roman" w:cs="Times New Roman" w:eastAsia="Times New Roman" w:hAnsi="Times New Roman"/>
+          <w:sz w:val="24"/>
+          <w:szCs w:val="24"/>
+        </w:rPr>
+        <w:t xml:space="preserve"/>
+      </w:r>
+    </w:p>
+    <w:p>
+      <w:pPr>
+        <w:spacing w:line="276" w:lineRule="auto"/>
+      </w:pPr>
+      <w:r>
+        <w:rPr>
+          <w:rFonts w:ascii="Times New Roman" w:cs="Times New Roman" w:eastAsia="Times New Roman" w:hAnsi="Times New Roman"/>
+          <w:b/>
+          <w:bCs/>
+          <w:sz w:val="24"/>
+          <w:szCs w:val="24"/>
+        </w:rPr>
+        <w:t xml:space="preserve">Program:</w:t>
+      </w:r>
+    </w:p>
+    <w:p>
+      <w:pPr>
+        <w:spacing w:after="0" w:before="0" w:line="240" w:lineRule="auto"/>
+      </w:pPr>
+      <w:r>
+        <w:rPr>
+          <w:rFonts w:ascii="Consolas" w:cs="Consolas" w:eastAsia="Consolas" w:hAnsi="Consolas"/>
+          <w:sz w:val="20"/>
+          <w:szCs w:val="20"/>
+        </w:rPr>
+        <w:t xml:space="preserve">def karatsuba(x, y):</w:t>
+      </w:r>
+    </w:p>
+    <w:p>
+      <w:pPr>
+        <w:spacing w:after="0" w:before="0" w:line="240" w:lineRule="auto"/>
+      </w:pPr>
+      <w:r>
+        <w:rPr>
+          <w:rFonts w:ascii="Consolas" w:cs="Consolas" w:eastAsia="Consolas" w:hAnsi="Consolas"/>
+          <w:sz w:val="20"/>
+          <w:szCs w:val="20"/>
+        </w:rPr>
+        <w:t xml:space="preserve">    if x &lt; 10 or y &lt; 10:</w:t>
+      </w:r>
+    </w:p>
+    <w:p>
+      <w:pPr>
+        <w:spacing w:after="0" w:before="0" w:line="240" w:lineRule="auto"/>
+      </w:pPr>
+      <w:r>
+        <w:rPr>
+          <w:rFonts w:ascii="Consolas" w:cs="Consolas" w:eastAsia="Consolas" w:hAnsi="Consolas"/>
+          <w:sz w:val="20"/>
+          <w:szCs w:val="20"/>
+        </w:rPr>
+        <w:t xml:space="preserve">        return x * y</w:t>
+      </w:r>
+    </w:p>
+    <w:p>
+      <w:pPr>
+        <w:spacing w:after="0" w:before="0" w:line="240" w:lineRule="auto"/>
+      </w:pPr>
+      <w:r>
+        <w:rPr>
+          <w:rFonts w:ascii="Consolas" w:cs="Consolas" w:eastAsia="Consolas" w:hAnsi="Consolas"/>
+          <w:sz w:val="20"/>
+          <w:szCs w:val="20"/>
+        </w:rPr>
+        <w:t xml:space="preserve"/>
+      </w:r>
+    </w:p>
+    <w:p>
+      <w:pPr>
+        <w:spacing w:after="0" w:before="0" w:line="240" w:lineRule="auto"/>
+      </w:pPr>
+      <w:r>
+        <w:rPr>
+          <w:rFonts w:ascii="Consolas" w:cs="Consolas" w:eastAsia="Consolas" w:hAnsi="Consolas"/>
+          <w:sz w:val="20"/>
+          <w:szCs w:val="20"/>
+        </w:rPr>
+        <w:t xml:space="preserve">    m = min(len(str(x)), len(str(y))) // 2</w:t>
+      </w:r>
+    </w:p>
+    <w:p>
+      <w:pPr>
+        <w:spacing w:after="0" w:before="0" w:line="240" w:lineRule="auto"/>
+      </w:pPr>
+      <w:r>
+        <w:rPr>
+          <w:rFonts w:ascii="Consolas" w:cs="Consolas" w:eastAsia="Consolas" w:hAnsi="Consolas"/>
+          <w:sz w:val="20"/>
+          <w:szCs w:val="20"/>
+        </w:rPr>
+        <w:t xml:space="preserve"/>
+      </w:r>
+    </w:p>
+    <w:p>
+      <w:pPr>
+        <w:spacing w:after="0" w:before="0" w:line="240" w:lineRule="auto"/>
+      </w:pPr>
+      <w:r>
+        <w:rPr>
+          <w:rFonts w:ascii="Consolas" w:cs="Consolas" w:eastAsia="Consolas" w:hAnsi="Consolas"/>
+          <w:sz w:val="20"/>
+          <w:szCs w:val="20"/>
+        </w:rPr>
+        <w:t xml:space="preserve">    high_x, low_x = divmod(x, 10**m)</w:t>
+      </w:r>
+    </w:p>
+    <w:p>
+      <w:pPr>
+        <w:spacing w:after="0" w:before="0" w:line="240" w:lineRule="auto"/>
+      </w:pPr>
+      <w:r>
+        <w:rPr>
+          <w:rFonts w:ascii="Consolas" w:cs="Consolas" w:eastAsia="Consolas" w:hAnsi="Consolas"/>
+          <w:sz w:val="20"/>
+          <w:szCs w:val="20"/>
+        </w:rPr>
+        <w:t xml:space="preserve">    high_y, low_y = divmod(y, 10**m)</w:t>
+      </w:r>
+    </w:p>
+    <w:p>
+      <w:pPr>
+        <w:spacing w:after="0" w:before="0" w:line="240" w:lineRule="auto"/>
+      </w:pPr>
+      <w:r>
+        <w:rPr>
+          <w:rFonts w:ascii="Consolas" w:cs="Consolas" w:eastAsia="Consolas" w:hAnsi="Consolas"/>
+          <w:sz w:val="20"/>
+          <w:szCs w:val="20"/>
+        </w:rPr>
+        <w:t xml:space="preserve"/>
+      </w:r>
+    </w:p>
+    <w:p>
+      <w:pPr>
+        <w:spacing w:after="0" w:before="0" w:line="240" w:lineRule="auto"/>
+      </w:pPr>
+      <w:r>
+        <w:rPr>
+          <w:rFonts w:ascii="Consolas" w:cs="Consolas" w:eastAsia="Consolas" w:hAnsi="Consolas"/>
+          <w:sz w:val="20"/>
+          <w:szCs w:val="20"/>
+        </w:rPr>
+        <w:t xml:space="preserve">    z0 = karatsuba(low_x, low_y)</w:t>
+      </w:r>
+    </w:p>
+    <w:p>
+      <w:pPr>
+        <w:spacing w:after="0" w:before="0" w:line="240" w:lineRule="auto"/>
+      </w:pPr>
+      <w:r>
+        <w:rPr>
+          <w:rFonts w:ascii="Consolas" w:cs="Consolas" w:eastAsia="Consolas" w:hAnsi="Consolas"/>
+          <w:sz w:val="20"/>
+          <w:szCs w:val="20"/>
+        </w:rPr>
+        <w:t xml:space="preserve">    z1 = karatsuba(low_x + high_x, low_y + high_y)</w:t>
+      </w:r>
+    </w:p>
+    <w:p>
+      <w:pPr>
+        <w:spacing w:after="0" w:before="0" w:line="240" w:lineRule="auto"/>
+      </w:pPr>
+      <w:r>
+        <w:rPr>
+          <w:rFonts w:ascii="Consolas" w:cs="Consolas" w:eastAsia="Consolas" w:hAnsi="Consolas"/>
+          <w:sz w:val="20"/>
+          <w:szCs w:val="20"/>
+        </w:rPr>
+        <w:t xml:space="preserve">    z2 = karatsuba(high_x, high_y)</w:t>
+      </w:r>
+    </w:p>
+    <w:p>
+      <w:pPr>
+        <w:spacing w:after="0" w:before="0" w:line="240" w:lineRule="auto"/>
+      </w:pPr>
+      <w:r>
+        <w:rPr>
+          <w:rFonts w:ascii="Consolas" w:cs="Consolas" w:eastAsia="Consolas" w:hAnsi="Consolas"/>
+          <w:sz w:val="20"/>
+          <w:szCs w:val="20"/>
+        </w:rPr>
+        <w:t xml:space="preserve"/>
+      </w:r>
+    </w:p>
+    <w:p>
+      <w:pPr>
+        <w:spacing w:after="0" w:before="0" w:line="240" w:lineRule="auto"/>
+      </w:pPr>
+      <w:r>
+        <w:rPr>
+          <w:rFonts w:ascii="Consolas" w:cs="Consolas" w:eastAsia="Consolas" w:hAnsi="Consolas"/>
+          <w:sz w:val="20"/>
+          <w:szCs w:val="20"/>
+        </w:rPr>
+        <w:t xml:space="preserve">    return z2 * 10**(2 * m) + (z1 - z2 - z0) * 10**m + z0</w:t>
+      </w:r>
+    </w:p>
+    <w:p>
+      <w:pPr>
+        <w:spacing w:after="0" w:before="0" w:line="240" w:lineRule="auto"/>
+      </w:pPr>
+      <w:r>
+        <w:rPr>
+          <w:rFonts w:ascii="Consolas" w:cs="Consolas" w:eastAsia="Consolas" w:hAnsi="Consolas"/>
+          <w:sz w:val="20"/>
+          <w:szCs w:val="20"/>
+        </w:rPr>
+        <w:t xml:space="preserve"/>
+      </w:r>
+    </w:p>
+    <w:p>
+      <w:pPr>
+        <w:spacing w:after="0" w:before="0" w:line="240" w:lineRule="auto"/>
+      </w:pPr>
+      <w:r>
+        <w:rPr>
+          <w:rFonts w:ascii="Consolas" w:cs="Consolas" w:eastAsia="Consolas" w:hAnsi="Consolas"/>
+          <w:sz w:val="20"/>
+          <w:szCs w:val="20"/>
+        </w:rPr>
+        <w:t xml:space="preserve">x = 4321</w:t>
+      </w:r>
+    </w:p>
+    <w:p>
+      <w:pPr>
+        <w:spacing w:after="0" w:before="0" w:line="240" w:lineRule="auto"/>
+      </w:pPr>
+      <w:r>
+        <w:rPr>
+          <w:rFonts w:ascii="Consolas" w:cs="Consolas" w:eastAsia="Consolas" w:hAnsi="Consolas"/>
+          <w:sz w:val="20"/>
+          <w:szCs w:val="20"/>
+        </w:rPr>
+        <w:t xml:space="preserve">y = 8765</w:t>
+      </w:r>
+    </w:p>
+    <w:p>
+      <w:pPr>
+        <w:spacing w:after="0" w:before="0" w:line="240" w:lineRule="auto"/>
+      </w:pPr>
+      <w:r>
+        <w:rPr>
+          <w:rFonts w:ascii="Consolas" w:cs="Consolas" w:eastAsia="Consolas" w:hAnsi="Consolas"/>
+          <w:sz w:val="20"/>
+          <w:szCs w:val="20"/>
+        </w:rPr>
+        <w:t xml:space="preserve"/>
+      </w:r>
+    </w:p>
+    <w:p>
+      <w:pPr>
+        <w:spacing w:after="0" w:before="0" w:line="240" w:lineRule="auto"/>
+      </w:pPr>
+      <w:r>
+        <w:rPr>
+          <w:rFonts w:ascii="Consolas" w:cs="Consolas" w:eastAsia="Consolas" w:hAnsi="Consolas"/>
+          <w:sz w:val="20"/>
+          <w:szCs w:val="20"/>
+        </w:rPr>
+        <w:t xml:space="preserve">result = karatsuba(x, y)</w:t>
+      </w:r>
+    </w:p>
+    <w:p>
+      <w:pPr>
+        <w:spacing w:after="0" w:before="0" w:line="240" w:lineRule="auto"/>
+      </w:pPr>
+      <w:r>
+        <w:rPr>
+          <w:rFonts w:ascii="Consolas" w:cs="Consolas" w:eastAsia="Consolas" w:hAnsi="Consolas"/>
+          <w:sz w:val="20"/>
+          <w:szCs w:val="20"/>
+        </w:rPr>
+        <w:t xml:space="preserve"/>
+      </w:r>
+    </w:p>
+    <w:p>
+      <w:pPr>
+        <w:spacing w:after="0" w:before="0" w:line="240" w:lineRule="auto"/>
+      </w:pPr>
+      <w:r>
+        <w:rPr>
+          <w:rFonts w:ascii="Consolas" w:cs="Consolas" w:eastAsia="Consolas" w:hAnsi="Consolas"/>
+          <w:sz w:val="20"/>
+          <w:szCs w:val="20"/>
+        </w:rPr>
+        <w:t xml:space="preserve">print("First Number :", x)</w:t>
+      </w:r>
+    </w:p>
+    <w:p>
+      <w:pPr>
+        <w:spacing w:after="0" w:before="0" w:line="240" w:lineRule="auto"/>
+      </w:pPr>
+      <w:r>
+        <w:rPr>
+          <w:rFonts w:ascii="Consolas" w:cs="Consolas" w:eastAsia="Consolas" w:hAnsi="Consolas"/>
+          <w:sz w:val="20"/>
+          <w:szCs w:val="20"/>
+        </w:rPr>
+        <w:t xml:space="preserve">print("Second Number:", y)</w:t>
+      </w:r>
+    </w:p>
+    <w:p>
+      <w:pPr>
+        <w:spacing w:after="0" w:before="0" w:line="240" w:lineRule="auto"/>
+      </w:pPr>
+      <w:r>
+        <w:rPr>
+          <w:rFonts w:ascii="Consolas" w:cs="Consolas" w:eastAsia="Consolas" w:hAnsi="Consolas"/>
+          <w:sz w:val="20"/>
+          <w:szCs w:val="20"/>
+        </w:rPr>
+        <w:t xml:space="preserve">print("Product      :", result)</w:t>
+      </w:r>
+    </w:p>
+    <w:p>
+      <w:pPr>
+        <w:spacing w:line="276" w:lineRule="auto"/>
+      </w:pPr>
+      <w:r>
+        <w:rPr>
+          <w:rFonts w:ascii="Times New Roman" w:cs="Times New Roman" w:eastAsia="Times New Roman" w:hAnsi="Times New Roman"/>
+          <w:sz w:val="24"/>
+          <w:szCs w:val="24"/>
+        </w:rPr>
+        <w:t xml:space="preserve"/>
+      </w:r>
+    </w:p>
+    <w:p>
+      <w:pPr>
+        <w:spacing w:line="276" w:lineRule="auto"/>
+      </w:pPr>
+      <w:r>
+        <w:rPr>
+          <w:rFonts w:ascii="Times New Roman" w:cs="Times New Roman" w:eastAsia="Times New Roman" w:hAnsi="Times New Roman"/>
+          <w:b/>
+          <w:bCs/>
+          <w:sz w:val="24"/>
+          <w:szCs w:val="24"/>
+        </w:rPr>
+        <w:t xml:space="preserve">OUTPUT:-</w:t>
+      </w:r>
+    </w:p>
+    <w:p>
+      <w:pPr>
+        <w:spacing w:after="0" w:before="0" w:line="240" w:lineRule="auto"/>
+      </w:pPr>
+      <w:r>
+        <w:rPr>
+          <w:rFonts w:ascii="Consolas" w:cs="Consolas" w:eastAsia="Consolas" w:hAnsi="Consolas"/>
+          <w:sz w:val="20"/>
+          <w:szCs w:val="20"/>
+        </w:rPr>
+        <w:t xml:space="preserve">First Number : 4321</w:t>
+      </w:r>
+    </w:p>
+    <w:p>
+      <w:pPr>
+        <w:spacing w:after="0" w:before="0" w:line="240" w:lineRule="auto"/>
+      </w:pPr>
+      <w:r>
+        <w:rPr>
+          <w:rFonts w:ascii="Consolas" w:cs="Consolas" w:eastAsia="Consolas" w:hAnsi="Consolas"/>
+          <w:sz w:val="20"/>
+          <w:szCs w:val="20"/>
+        </w:rPr>
+        <w:t xml:space="preserve">Second Number: 8765</w:t>
+      </w:r>
+    </w:p>
+    <w:p>
+      <w:pPr>
+        <w:spacing w:after="0" w:before="0" w:line="240" w:lineRule="auto"/>
+      </w:pPr>
+      <w:r>
+        <w:rPr>
+          <w:rFonts w:ascii="Consolas" w:cs="Consolas" w:eastAsia="Consolas" w:hAnsi="Consolas"/>
+          <w:sz w:val="20"/>
+          <w:szCs w:val="20"/>
+        </w:rPr>
+        <w:t xml:space="preserve">Product      : 37873565</w:t>
+      </w:r>
+    </w:p>
+    <w:p>
+      <w:pPr>
+        <w:spacing w:line="276" w:lineRule="auto"/>
+      </w:pPr>
+      <w:r>
+        <w:rPr>
+          <w:rFonts w:ascii="Times New Roman" w:cs="Times New Roman" w:eastAsia="Times New Roman" w:hAnsi="Times New Roman"/>
+          <w:sz w:val="24"/>
+          <w:szCs w:val="24"/>
+        </w:rPr>
+        <w:t xml:space="preserve"/>
+      </w:r>
+    </w:p>
+    <w:p>
+      <w:pPr>
+        <w:spacing w:line="276" w:lineRule="auto"/>
+      </w:pPr>
+      <w:r>
+        <w:rPr>
+          <w:rFonts w:ascii="Times New Roman" w:cs="Times New Roman" w:eastAsia="Times New Roman" w:hAnsi="Times New Roman"/>
+          <w:b/>
+          <w:bCs/>
+          <w:sz w:val="24"/>
+          <w:szCs w:val="24"/>
+        </w:rPr>
+        <w:t xml:space="preserve">Conclusion:</w:t>
+      </w:r>
+    </w:p>
+    <w:p>
+      <w:pPr>
+        <w:spacing w:line="276" w:lineRule="auto"/>
+      </w:pPr>
+      <w:r>
+        <w:rPr>
+          <w:rFonts w:ascii="Times New Roman" w:cs="Times New Roman" w:eastAsia="Times New Roman" w:hAnsi="Times New Roman"/>
+          <w:sz w:val="24"/>
+          <w:szCs w:val="24"/>
+        </w:rPr>
+        <w:t xml:space="preserve">The Karatsuba multiplication algorithm was successfully implemented. The algorithm demonstrates the power of the divide-and-conquer paradigm in reducing the multiplication complexity of multi-digit integers.</w:t>
+      </w:r>
+    </w:p>
+    <w:p>
+      <w:r>
+        <w:br w:type="page"/>
+      </w:r>
+    </w:p>
+    <w:p>
+      <w:pPr>
+        <w:jc w:val="center"/>
+      </w:pPr>
+      <w:r>
+        <w:rPr>
+          <w:rFonts w:ascii="Times New Roman" w:cs="Times New Roman" w:eastAsia="Times New Roman" w:hAnsi="Times New Roman"/>
+          <w:b/>
+          <w:bCs/>
+          <w:sz w:val="24"/>
+          <w:szCs w:val="24"/>
+        </w:rPr>
+        <w:t xml:space="preserve">Experiment-3</w:t>
+      </w:r>
+    </w:p>
+    <w:p>
+      <w:pPr>
+        <w:spacing w:line="276" w:lineRule="auto"/>
+      </w:pPr>
+      <w:r>
+        <w:rPr>
+          <w:rFonts w:ascii="Times New Roman" w:cs="Times New Roman" w:eastAsia="Times New Roman" w:hAnsi="Times New Roman"/>
+          <w:sz w:val="24"/>
+          <w:szCs w:val="24"/>
+        </w:rPr>
+        <w:t xml:space="preserve"/>
+      </w:r>
+    </w:p>
+    <w:p>
+      <w:pPr>
+        <w:spacing w:line="276" w:lineRule="auto"/>
+      </w:pPr>
+      <w:r>
+        <w:rPr>
+          <w:rFonts w:ascii="Times New Roman" w:cs="Times New Roman" w:eastAsia="Times New Roman" w:hAnsi="Times New Roman"/>
+          <w:b/>
+          <w:bCs/>
+          <w:sz w:val="24"/>
+          <w:szCs w:val="24"/>
+        </w:rPr>
+        <w:t xml:space="preserve">Experiment: Implement a solution for the knapsack problem using the Greedy method</w:t>
+      </w:r>
+    </w:p>
+    <w:p>
+      <w:pPr>
+        <w:spacing w:line="276" w:lineRule="auto"/>
+      </w:pPr>
+      <w:r>
+        <w:rPr>
+          <w:rFonts w:ascii="Times New Roman" w:cs="Times New Roman" w:eastAsia="Times New Roman" w:hAnsi="Times New Roman"/>
+          <w:sz w:val="24"/>
+          <w:szCs w:val="24"/>
+        </w:rPr>
+        <w:t xml:space="preserve"/>
+      </w:r>
+    </w:p>
+    <w:p>
+      <w:pPr>
+        <w:spacing w:line="276" w:lineRule="auto"/>
+      </w:pPr>
+      <w:r>
+        <w:rPr>
+          <w:rFonts w:ascii="Times New Roman" w:cs="Times New Roman" w:eastAsia="Times New Roman" w:hAnsi="Times New Roman"/>
+          <w:b/>
+          <w:bCs/>
+          <w:sz w:val="24"/>
+          <w:szCs w:val="24"/>
+        </w:rPr>
+        <w:t xml:space="preserve">AIM: </w:t>
+      </w:r>
+      <w:r>
+        <w:rPr>
+          <w:rFonts w:ascii="Times New Roman" w:cs="Times New Roman" w:eastAsia="Times New Roman" w:hAnsi="Times New Roman"/>
+          <w:sz w:val="24"/>
+          <w:szCs w:val="24"/>
+        </w:rPr>
+        <w:t xml:space="preserve">To implement a solution for the fractional knapsack problem using the Greedy method.</w:t>
+      </w:r>
+    </w:p>
+    <w:p>
+      <w:pPr>
+        <w:spacing w:line="276" w:lineRule="auto"/>
+      </w:pPr>
+      <w:r>
+        <w:rPr>
+          <w:rFonts w:ascii="Times New Roman" w:cs="Times New Roman" w:eastAsia="Times New Roman" w:hAnsi="Times New Roman"/>
+          <w:sz w:val="24"/>
+          <w:szCs w:val="24"/>
+        </w:rPr>
+        <w:t xml:space="preserve"/>
+      </w:r>
+    </w:p>
+    <w:p>
+      <w:pPr>
+        <w:spacing w:line="276" w:lineRule="auto"/>
+      </w:pPr>
+      <w:r>
+        <w:rPr>
+          <w:rFonts w:ascii="Times New Roman" w:cs="Times New Roman" w:eastAsia="Times New Roman" w:hAnsi="Times New Roman"/>
+          <w:b/>
+          <w:bCs/>
+          <w:sz w:val="24"/>
+          <w:szCs w:val="24"/>
+        </w:rPr>
+        <w:t xml:space="preserve">Description: </w:t>
+      </w:r>
+    </w:p>
+    <w:p>
+      <w:pPr>
+        <w:spacing w:line="276" w:lineRule="auto"/>
+      </w:pPr>
+      <w:r>
+        <w:rPr>
+          <w:rFonts w:ascii="Times New Roman" w:cs="Times New Roman" w:eastAsia="Times New Roman" w:hAnsi="Times New Roman"/>
+          <w:sz w:val="24"/>
+          <w:szCs w:val="24"/>
+        </w:rPr>
+        <w:t xml:space="preserve">In the fractional knapsack problem, the objective is to choose items with given weights and values to maximize the total value in a knapsack of limited capacity, where fractions of items are allowed to be selected. The greedy method solves this by sorting the items in descending order of their value-to-weight ratio. Items are added greedily: complete items are taken as long as the knapsack has sufficient capacity, and a fraction of the next item is taken to completely fill the remaining capacity.</w:t>
+      </w:r>
+    </w:p>
+    <w:p>
+      <w:pPr>
+        <w:spacing w:line="276" w:lineRule="auto"/>
+      </w:pPr>
+      <w:r>
+        <w:rPr>
+          <w:rFonts w:ascii="Times New Roman" w:cs="Times New Roman" w:eastAsia="Times New Roman" w:hAnsi="Times New Roman"/>
+          <w:sz w:val="24"/>
+          <w:szCs w:val="24"/>
+        </w:rPr>
+        <w:t xml:space="preserve"/>
+      </w:r>
+    </w:p>
+    <w:p>
+      <w:pPr>
+        <w:spacing w:line="276" w:lineRule="auto"/>
+      </w:pPr>
+      <w:r>
+        <w:rPr>
+          <w:rFonts w:ascii="Times New Roman" w:cs="Times New Roman" w:eastAsia="Times New Roman" w:hAnsi="Times New Roman"/>
+          <w:b/>
+          <w:bCs/>
+          <w:sz w:val="24"/>
+          <w:szCs w:val="24"/>
+        </w:rPr>
+        <w:t xml:space="preserve">Program:</w:t>
+      </w:r>
+    </w:p>
+    <w:p>
+      <w:pPr>
+        <w:spacing w:after="0" w:before="0" w:line="240" w:lineRule="auto"/>
+      </w:pPr>
+      <w:r>
+        <w:rPr>
+          <w:rFonts w:ascii="Consolas" w:cs="Consolas" w:eastAsia="Consolas" w:hAnsi="Consolas"/>
+          <w:sz w:val="20"/>
+          <w:szCs w:val="20"/>
+        </w:rPr>
+        <w:t xml:space="preserve">def fractional_knapsack(weights, values, capacity):</w:t>
+      </w:r>
+    </w:p>
+    <w:p>
+      <w:pPr>
+        <w:spacing w:after="0" w:before="0" w:line="240" w:lineRule="auto"/>
+      </w:pPr>
+      <w:r>
+        <w:rPr>
+          <w:rFonts w:ascii="Consolas" w:cs="Consolas" w:eastAsia="Consolas" w:hAnsi="Consolas"/>
+          <w:sz w:val="20"/>
+          <w:szCs w:val="20"/>
+        </w:rPr>
+        <w:t xml:space="preserve">    n = len(values)</w:t>
+      </w:r>
+    </w:p>
+    <w:p>
+      <w:pPr>
+        <w:spacing w:after="0" w:before="0" w:line="240" w:lineRule="auto"/>
+      </w:pPr>
+      <w:r>
+        <w:rPr>
+          <w:rFonts w:ascii="Consolas" w:cs="Consolas" w:eastAsia="Consolas" w:hAnsi="Consolas"/>
+          <w:sz w:val="20"/>
+          <w:szCs w:val="20"/>
+        </w:rPr>
+        <w:t xml:space="preserve"/>
+      </w:r>
+    </w:p>
+    <w:p>
+      <w:pPr>
+        <w:spacing w:after="0" w:before="0" w:line="240" w:lineRule="auto"/>
+      </w:pPr>
+      <w:r>
+        <w:rPr>
+          <w:rFonts w:ascii="Consolas" w:cs="Consolas" w:eastAsia="Consolas" w:hAnsi="Consolas"/>
+          <w:sz w:val="20"/>
+          <w:szCs w:val="20"/>
+        </w:rPr>
+        <w:t xml:space="preserve">    ratio = [(values[i] / weights[i], weights[i], values[i])</w:t>
+      </w:r>
+    </w:p>
+    <w:p>
+      <w:pPr>
+        <w:spacing w:after="0" w:before="0" w:line="240" w:lineRule="auto"/>
+      </w:pPr>
+      <w:r>
+        <w:rPr>
+          <w:rFonts w:ascii="Consolas" w:cs="Consolas" w:eastAsia="Consolas" w:hAnsi="Consolas"/>
+          <w:sz w:val="20"/>
+          <w:szCs w:val="20"/>
+        </w:rPr>
+        <w:t xml:space="preserve">             for i in range(n)]</w:t>
+      </w:r>
+    </w:p>
+    <w:p>
+      <w:pPr>
+        <w:spacing w:after="0" w:before="0" w:line="240" w:lineRule="auto"/>
+      </w:pPr>
+      <w:r>
+        <w:rPr>
+          <w:rFonts w:ascii="Consolas" w:cs="Consolas" w:eastAsia="Consolas" w:hAnsi="Consolas"/>
+          <w:sz w:val="20"/>
+          <w:szCs w:val="20"/>
+        </w:rPr>
+        <w:t xml:space="preserve"/>
+      </w:r>
+    </w:p>
+    <w:p>
+      <w:pPr>
+        <w:spacing w:after="0" w:before="0" w:line="240" w:lineRule="auto"/>
+      </w:pPr>
+      <w:r>
+        <w:rPr>
+          <w:rFonts w:ascii="Consolas" w:cs="Consolas" w:eastAsia="Consolas" w:hAnsi="Consolas"/>
+          <w:sz w:val="20"/>
+          <w:szCs w:val="20"/>
+        </w:rPr>
+        <w:t xml:space="preserve">    ratio.sort(reverse=True, key=lambda x: x[0])</w:t>
+      </w:r>
+    </w:p>
+    <w:p>
+      <w:pPr>
+        <w:spacing w:after="0" w:before="0" w:line="240" w:lineRule="auto"/>
+      </w:pPr>
+      <w:r>
+        <w:rPr>
+          <w:rFonts w:ascii="Consolas" w:cs="Consolas" w:eastAsia="Consolas" w:hAnsi="Consolas"/>
+          <w:sz w:val="20"/>
+          <w:szCs w:val="20"/>
+        </w:rPr>
+        <w:t xml:space="preserve"/>
+      </w:r>
+    </w:p>
+    <w:p>
+      <w:pPr>
+        <w:spacing w:after="0" w:before="0" w:line="240" w:lineRule="auto"/>
+      </w:pPr>
+      <w:r>
+        <w:rPr>
+          <w:rFonts w:ascii="Consolas" w:cs="Consolas" w:eastAsia="Consolas" w:hAnsi="Consolas"/>
+          <w:sz w:val="20"/>
+          <w:szCs w:val="20"/>
+        </w:rPr>
+        <w:t xml:space="preserve">    total_value = 0</w:t>
+      </w:r>
+    </w:p>
+    <w:p>
+      <w:pPr>
+        <w:spacing w:after="0" w:before="0" w:line="240" w:lineRule="auto"/>
+      </w:pPr>
+      <w:r>
+        <w:rPr>
+          <w:rFonts w:ascii="Consolas" w:cs="Consolas" w:eastAsia="Consolas" w:hAnsi="Consolas"/>
+          <w:sz w:val="20"/>
+          <w:szCs w:val="20"/>
+        </w:rPr>
+        <w:t xml:space="preserve"/>
+      </w:r>
+    </w:p>
+    <w:p>
+      <w:pPr>
+        <w:spacing w:after="0" w:before="0" w:line="240" w:lineRule="auto"/>
+      </w:pPr>
+      <w:r>
+        <w:rPr>
+          <w:rFonts w:ascii="Consolas" w:cs="Consolas" w:eastAsia="Consolas" w:hAnsi="Consolas"/>
+          <w:sz w:val="20"/>
+          <w:szCs w:val="20"/>
+        </w:rPr>
+        <w:t xml:space="preserve">    for r, w, v in ratio:</w:t>
+      </w:r>
+    </w:p>
+    <w:p>
+      <w:pPr>
+        <w:spacing w:after="0" w:before="0" w:line="240" w:lineRule="auto"/>
+      </w:pPr>
+      <w:r>
+        <w:rPr>
+          <w:rFonts w:ascii="Consolas" w:cs="Consolas" w:eastAsia="Consolas" w:hAnsi="Consolas"/>
+          <w:sz w:val="20"/>
+          <w:szCs w:val="20"/>
+        </w:rPr>
+        <w:t xml:space="preserve"/>
+      </w:r>
+    </w:p>
+    <w:p>
+      <w:pPr>
+        <w:spacing w:after="0" w:before="0" w:line="240" w:lineRule="auto"/>
+      </w:pPr>
+      <w:r>
+        <w:rPr>
+          <w:rFonts w:ascii="Consolas" w:cs="Consolas" w:eastAsia="Consolas" w:hAnsi="Consolas"/>
+          <w:sz w:val="20"/>
+          <w:szCs w:val="20"/>
+        </w:rPr>
+        <w:t xml:space="preserve">        if capacity - w &gt;= 0:</w:t>
+      </w:r>
+    </w:p>
+    <w:p>
+      <w:pPr>
+        <w:spacing w:after="0" w:before="0" w:line="240" w:lineRule="auto"/>
+      </w:pPr>
+      <w:r>
+        <w:rPr>
+          <w:rFonts w:ascii="Consolas" w:cs="Consolas" w:eastAsia="Consolas" w:hAnsi="Consolas"/>
+          <w:sz w:val="20"/>
+          <w:szCs w:val="20"/>
+        </w:rPr>
+        <w:t xml:space="preserve">            capacity -= w</w:t>
+      </w:r>
+    </w:p>
+    <w:p>
+      <w:pPr>
+        <w:spacing w:after="0" w:before="0" w:line="240" w:lineRule="auto"/>
+      </w:pPr>
+      <w:r>
+        <w:rPr>
+          <w:rFonts w:ascii="Consolas" w:cs="Consolas" w:eastAsia="Consolas" w:hAnsi="Consolas"/>
+          <w:sz w:val="20"/>
+          <w:szCs w:val="20"/>
+        </w:rPr>
+        <w:t xml:space="preserve">            total_value += v</w:t>
+      </w:r>
+    </w:p>
+    <w:p>
+      <w:pPr>
+        <w:spacing w:after="0" w:before="0" w:line="240" w:lineRule="auto"/>
+      </w:pPr>
+      <w:r>
+        <w:rPr>
+          <w:rFonts w:ascii="Consolas" w:cs="Consolas" w:eastAsia="Consolas" w:hAnsi="Consolas"/>
+          <w:sz w:val="20"/>
+          <w:szCs w:val="20"/>
+        </w:rPr>
+        <w:t xml:space="preserve"/>
+      </w:r>
+    </w:p>
+    <w:p>
+      <w:pPr>
+        <w:spacing w:after="0" w:before="0" w:line="240" w:lineRule="auto"/>
+      </w:pPr>
+      <w:r>
+        <w:rPr>
+          <w:rFonts w:ascii="Consolas" w:cs="Consolas" w:eastAsia="Consolas" w:hAnsi="Consolas"/>
+          <w:sz w:val="20"/>
+          <w:szCs w:val="20"/>
+        </w:rPr>
+        <w:t xml:space="preserve">        else:</w:t>
+      </w:r>
+    </w:p>
+    <w:p>
+      <w:pPr>
+        <w:spacing w:after="0" w:before="0" w:line="240" w:lineRule="auto"/>
+      </w:pPr>
+      <w:r>
+        <w:rPr>
+          <w:rFonts w:ascii="Consolas" w:cs="Consolas" w:eastAsia="Consolas" w:hAnsi="Consolas"/>
+          <w:sz w:val="20"/>
+          <w:szCs w:val="20"/>
+        </w:rPr>
+        <w:t xml:space="preserve">            total_value += v * (capacity / w)</w:t>
+      </w:r>
+    </w:p>
+    <w:p>
+      <w:pPr>
+        <w:spacing w:after="0" w:before="0" w:line="240" w:lineRule="auto"/>
+      </w:pPr>
+      <w:r>
+        <w:rPr>
+          <w:rFonts w:ascii="Consolas" w:cs="Consolas" w:eastAsia="Consolas" w:hAnsi="Consolas"/>
+          <w:sz w:val="20"/>
+          <w:szCs w:val="20"/>
+        </w:rPr>
+        <w:t xml:space="preserve">            break</w:t>
+      </w:r>
+    </w:p>
+    <w:p>
+      <w:pPr>
+        <w:spacing w:after="0" w:before="0" w:line="240" w:lineRule="auto"/>
+      </w:pPr>
+      <w:r>
+        <w:rPr>
+          <w:rFonts w:ascii="Consolas" w:cs="Consolas" w:eastAsia="Consolas" w:hAnsi="Consolas"/>
+          <w:sz w:val="20"/>
+          <w:szCs w:val="20"/>
+        </w:rPr>
+        <w:t xml:space="preserve"/>
+      </w:r>
+    </w:p>
+    <w:p>
+      <w:pPr>
+        <w:spacing w:after="0" w:before="0" w:line="240" w:lineRule="auto"/>
+      </w:pPr>
+      <w:r>
+        <w:rPr>
+          <w:rFonts w:ascii="Consolas" w:cs="Consolas" w:eastAsia="Consolas" w:hAnsi="Consolas"/>
+          <w:sz w:val="20"/>
+          <w:szCs w:val="20"/>
+        </w:rPr>
+        <w:t xml:space="preserve">    return total_value</w:t>
+      </w:r>
+    </w:p>
+    <w:p>
+      <w:pPr>
+        <w:spacing w:after="0" w:before="0" w:line="240" w:lineRule="auto"/>
+      </w:pPr>
+      <w:r>
+        <w:rPr>
+          <w:rFonts w:ascii="Consolas" w:cs="Consolas" w:eastAsia="Consolas" w:hAnsi="Consolas"/>
+          <w:sz w:val="20"/>
+          <w:szCs w:val="20"/>
+        </w:rPr>
+        <w:t xml:space="preserve"/>
+      </w:r>
+    </w:p>
+    <w:p>
+      <w:pPr>
+        <w:spacing w:after="0" w:before="0" w:line="240" w:lineRule="auto"/>
+      </w:pPr>
+      <w:r>
+        <w:rPr>
+          <w:rFonts w:ascii="Consolas" w:cs="Consolas" w:eastAsia="Consolas" w:hAnsi="Consolas"/>
+          <w:sz w:val="20"/>
+          <w:szCs w:val="20"/>
+        </w:rPr>
+        <w:t xml:space="preserve">weights = [10, 20, 30]</w:t>
+      </w:r>
+    </w:p>
+    <w:p>
+      <w:pPr>
+        <w:spacing w:after="0" w:before="0" w:line="240" w:lineRule="auto"/>
+      </w:pPr>
+      <w:r>
+        <w:rPr>
+          <w:rFonts w:ascii="Consolas" w:cs="Consolas" w:eastAsia="Consolas" w:hAnsi="Consolas"/>
+          <w:sz w:val="20"/>
+          <w:szCs w:val="20"/>
+        </w:rPr>
+        <w:t xml:space="preserve">values = [60, 100, 120]</w:t>
+      </w:r>
+    </w:p>
+    <w:p>
+      <w:pPr>
+        <w:spacing w:after="0" w:before="0" w:line="240" w:lineRule="auto"/>
+      </w:pPr>
+      <w:r>
+        <w:rPr>
+          <w:rFonts w:ascii="Consolas" w:cs="Consolas" w:eastAsia="Consolas" w:hAnsi="Consolas"/>
+          <w:sz w:val="20"/>
+          <w:szCs w:val="20"/>
+        </w:rPr>
+        <w:t xml:space="preserve">capacity = 50</w:t>
+      </w:r>
+    </w:p>
+    <w:p>
+      <w:pPr>
+        <w:spacing w:after="0" w:before="0" w:line="240" w:lineRule="auto"/>
+      </w:pPr>
+      <w:r>
+        <w:rPr>
+          <w:rFonts w:ascii="Consolas" w:cs="Consolas" w:eastAsia="Consolas" w:hAnsi="Consolas"/>
+          <w:sz w:val="20"/>
+          <w:szCs w:val="20"/>
+        </w:rPr>
+        <w:t xml:space="preserve"/>
+      </w:r>
+    </w:p>
+    <w:p>
+      <w:pPr>
+        <w:spacing w:after="0" w:before="0" w:line="240" w:lineRule="auto"/>
+      </w:pPr>
+      <w:r>
+        <w:rPr>
+          <w:rFonts w:ascii="Consolas" w:cs="Consolas" w:eastAsia="Consolas" w:hAnsi="Consolas"/>
+          <w:sz w:val="20"/>
+          <w:szCs w:val="20"/>
+        </w:rPr>
+        <w:t xml:space="preserve">print("Maximum value:", fractional_knapsack(weights, values, capacity))</w:t>
+      </w:r>
+    </w:p>
+    <w:p>
+      <w:pPr>
+        <w:spacing w:line="276" w:lineRule="auto"/>
+      </w:pPr>
+      <w:r>
+        <w:rPr>
+          <w:rFonts w:ascii="Times New Roman" w:cs="Times New Roman" w:eastAsia="Times New Roman" w:hAnsi="Times New Roman"/>
+          <w:sz w:val="24"/>
+          <w:szCs w:val="24"/>
+        </w:rPr>
+        <w:t xml:space="preserve"/>
+      </w:r>
+    </w:p>
+    <w:p>
+      <w:pPr>
+        <w:spacing w:line="276" w:lineRule="auto"/>
+      </w:pPr>
+      <w:r>
+        <w:rPr>
+          <w:rFonts w:ascii="Times New Roman" w:cs="Times New Roman" w:eastAsia="Times New Roman" w:hAnsi="Times New Roman"/>
+          <w:b/>
+          <w:bCs/>
+          <w:sz w:val="24"/>
+          <w:szCs w:val="24"/>
+        </w:rPr>
+        <w:t xml:space="preserve">OUTPUT:-</w:t>
+      </w:r>
+    </w:p>
+    <w:p>
+      <w:pPr>
+        <w:spacing w:after="0" w:before="0" w:line="240" w:lineRule="auto"/>
+      </w:pPr>
+      <w:r>
+        <w:rPr>
+          <w:rFonts w:ascii="Consolas" w:cs="Consolas" w:eastAsia="Consolas" w:hAnsi="Consolas"/>
+          <w:sz w:val="20"/>
+          <w:szCs w:val="20"/>
+        </w:rPr>
+        <w:t xml:space="preserve">Maximum value: 240.0</w:t>
+      </w:r>
+    </w:p>
+    <w:p>
+      <w:pPr>
+        <w:spacing w:line="276" w:lineRule="auto"/>
+      </w:pPr>
+      <w:r>
+        <w:rPr>
+          <w:rFonts w:ascii="Times New Roman" w:cs="Times New Roman" w:eastAsia="Times New Roman" w:hAnsi="Times New Roman"/>
+          <w:sz w:val="24"/>
+          <w:szCs w:val="24"/>
+        </w:rPr>
+        <w:t xml:space="preserve"/>
+      </w:r>
+    </w:p>
+    <w:p>
+      <w:pPr>
+        <w:spacing w:line="276" w:lineRule="auto"/>
+      </w:pPr>
+      <w:r>
+        <w:rPr>
+          <w:rFonts w:ascii="Times New Roman" w:cs="Times New Roman" w:eastAsia="Times New Roman" w:hAnsi="Times New Roman"/>
+          <w:b/>
+          <w:bCs/>
+          <w:sz w:val="24"/>
+          <w:szCs w:val="24"/>
+        </w:rPr>
+        <w:t xml:space="preserve">Conclusion:</w:t>
+      </w:r>
+    </w:p>
+    <w:p>
+      <w:pPr>
+        <w:spacing w:line="276" w:lineRule="auto"/>
+      </w:pPr>
+      <w:r>
+        <w:rPr>
+          <w:rFonts w:ascii="Times New Roman" w:cs="Times New Roman" w:eastAsia="Times New Roman" w:hAnsi="Times New Roman"/>
+          <w:sz w:val="24"/>
+          <w:szCs w:val="24"/>
+        </w:rPr>
+        <w:t xml:space="preserve">The fractional knapsack problem was successfully solved using the greedy technique. Sorting items by value-to-weight ratio produces an optimal solution in O(N log N) time complexity.</w:t>
+      </w:r>
+    </w:p>
+    <w:p>
+      <w:r>
+        <w:br w:type="page"/>
+      </w:r>
+    </w:p>
+    <w:p>
+      <w:pPr>
+        <w:jc w:val="center"/>
+      </w:pPr>
+      <w:r>
+        <w:rPr>
+          <w:rFonts w:ascii="Times New Roman" w:cs="Times New Roman" w:eastAsia="Times New Roman" w:hAnsi="Times New Roman"/>
+          <w:b/>
+          <w:bCs/>
+          <w:sz w:val="24"/>
+          <w:szCs w:val="24"/>
+        </w:rPr>
+        <w:t xml:space="preserve">Experiment-4</w:t>
+      </w:r>
+    </w:p>
+    <w:p>
+      <w:pPr>
+        <w:spacing w:line="276" w:lineRule="auto"/>
+      </w:pPr>
+      <w:r>
+        <w:rPr>
+          <w:rFonts w:ascii="Times New Roman" w:cs="Times New Roman" w:eastAsia="Times New Roman" w:hAnsi="Times New Roman"/>
+          <w:sz w:val="24"/>
+          <w:szCs w:val="24"/>
+        </w:rPr>
+        <w:t xml:space="preserve"/>
+      </w:r>
+    </w:p>
+    <w:p>
+      <w:pPr>
+        <w:spacing w:line="276" w:lineRule="auto"/>
+      </w:pPr>
+      <w:r>
+        <w:rPr>
+          <w:rFonts w:ascii="Times New Roman" w:cs="Times New Roman" w:eastAsia="Times New Roman" w:hAnsi="Times New Roman"/>
+          <w:b/>
+          <w:bCs/>
+          <w:sz w:val="24"/>
+          <w:szCs w:val="24"/>
+        </w:rPr>
+        <w:t xml:space="preserve">Experiment: Implement Gaussian elimination method</w:t>
+      </w:r>
+    </w:p>
+    <w:p>
+      <w:pPr>
+        <w:spacing w:line="276" w:lineRule="auto"/>
+      </w:pPr>
+      <w:r>
+        <w:rPr>
+          <w:rFonts w:ascii="Times New Roman" w:cs="Times New Roman" w:eastAsia="Times New Roman" w:hAnsi="Times New Roman"/>
+          <w:sz w:val="24"/>
+          <w:szCs w:val="24"/>
+        </w:rPr>
+        <w:t xml:space="preserve"/>
+      </w:r>
+    </w:p>
+    <w:p>
+      <w:pPr>
+        <w:spacing w:line="276" w:lineRule="auto"/>
+      </w:pPr>
+      <w:r>
+        <w:rPr>
+          <w:rFonts w:ascii="Times New Roman" w:cs="Times New Roman" w:eastAsia="Times New Roman" w:hAnsi="Times New Roman"/>
+          <w:b/>
+          <w:bCs/>
+          <w:sz w:val="24"/>
+          <w:szCs w:val="24"/>
+        </w:rPr>
+        <w:t xml:space="preserve">AIM: </w:t>
+      </w:r>
+      <w:r>
+        <w:rPr>
+          <w:rFonts w:ascii="Times New Roman" w:cs="Times New Roman" w:eastAsia="Times New Roman" w:hAnsi="Times New Roman"/>
+          <w:sz w:val="24"/>
+          <w:szCs w:val="24"/>
+        </w:rPr>
+        <w:t xml:space="preserve">To solve a system of linear equations using the Gaussian elimination method.</w:t>
+      </w:r>
+    </w:p>
+    <w:p>
+      <w:pPr>
+        <w:spacing w:line="276" w:lineRule="auto"/>
+      </w:pPr>
+      <w:r>
+        <w:rPr>
+          <w:rFonts w:ascii="Times New Roman" w:cs="Times New Roman" w:eastAsia="Times New Roman" w:hAnsi="Times New Roman"/>
+          <w:sz w:val="24"/>
+          <w:szCs w:val="24"/>
+        </w:rPr>
+        <w:t xml:space="preserve"/>
+      </w:r>
+    </w:p>
+    <w:p>
+      <w:pPr>
+        <w:spacing w:line="276" w:lineRule="auto"/>
+      </w:pPr>
+      <w:r>
+        <w:rPr>
+          <w:rFonts w:ascii="Times New Roman" w:cs="Times New Roman" w:eastAsia="Times New Roman" w:hAnsi="Times New Roman"/>
+          <w:b/>
+          <w:bCs/>
+          <w:sz w:val="24"/>
+          <w:szCs w:val="24"/>
+        </w:rPr>
+        <w:t xml:space="preserve">Description: </w:t>
+      </w:r>
+    </w:p>
+    <w:p>
+      <w:pPr>
+        <w:spacing w:line="276" w:lineRule="auto"/>
+      </w:pPr>
+      <w:r>
+        <w:rPr>
+          <w:rFonts w:ascii="Times New Roman" w:cs="Times New Roman" w:eastAsia="Times New Roman" w:hAnsi="Times New Roman"/>
+          <w:sz w:val="24"/>
+          <w:szCs w:val="24"/>
+        </w:rPr>
+        <w:t xml:space="preserve">Gaussian elimination is an algorithm in linear algebra for solving systems of linear equations. It operates on the augmented matrix of coefficients and constant terms. Through a sequence of elementary row operations, it transforms the matrix into row echelon form (upper triangular form), from which back-substitution is applied to solve for the unknown variables. It has a time complexity of O(N^3).</w:t>
+      </w:r>
+    </w:p>
+    <w:p>
+      <w:pPr>
+        <w:spacing w:line="276" w:lineRule="auto"/>
+      </w:pPr>
+      <w:r>
+        <w:rPr>
+          <w:rFonts w:ascii="Times New Roman" w:cs="Times New Roman" w:eastAsia="Times New Roman" w:hAnsi="Times New Roman"/>
+          <w:sz w:val="24"/>
+          <w:szCs w:val="24"/>
+        </w:rPr>
+        <w:t xml:space="preserve"/>
+      </w:r>
+    </w:p>
+    <w:p>
+      <w:pPr>
+        <w:spacing w:line="276" w:lineRule="auto"/>
+      </w:pPr>
+      <w:r>
+        <w:rPr>
+          <w:rFonts w:ascii="Times New Roman" w:cs="Times New Roman" w:eastAsia="Times New Roman" w:hAnsi="Times New Roman"/>
+          <w:b/>
+          <w:bCs/>
+          <w:sz w:val="24"/>
+          <w:szCs w:val="24"/>
+        </w:rPr>
+        <w:t xml:space="preserve">Program:</w:t>
+      </w:r>
+    </w:p>
+    <w:p>
+      <w:pPr>
+        <w:spacing w:after="0" w:before="0" w:line="240" w:lineRule="auto"/>
+      </w:pPr>
+      <w:r>
+        <w:rPr>
+          <w:rFonts w:ascii="Consolas" w:cs="Consolas" w:eastAsia="Consolas" w:hAnsi="Consolas"/>
+          <w:sz w:val="20"/>
+          <w:szCs w:val="20"/>
+        </w:rPr>
+        <w:t xml:space="preserve">import numpy as np</w:t>
+      </w:r>
+    </w:p>
+    <w:p>
+      <w:pPr>
+        <w:spacing w:after="0" w:before="0" w:line="240" w:lineRule="auto"/>
+      </w:pPr>
+      <w:r>
+        <w:rPr>
+          <w:rFonts w:ascii="Consolas" w:cs="Consolas" w:eastAsia="Consolas" w:hAnsi="Consolas"/>
+          <w:sz w:val="20"/>
+          <w:szCs w:val="20"/>
+        </w:rPr>
+        <w:t xml:space="preserve">def gaussian_elimination(a, b):</w:t>
+      </w:r>
+    </w:p>
+    <w:p>
+      <w:pPr>
+        <w:spacing w:after="0" w:before="0" w:line="240" w:lineRule="auto"/>
+      </w:pPr>
+      <w:r>
+        <w:rPr>
+          <w:rFonts w:ascii="Consolas" w:cs="Consolas" w:eastAsia="Consolas" w:hAnsi="Consolas"/>
+          <w:sz w:val="20"/>
+          <w:szCs w:val="20"/>
+        </w:rPr>
+        <w:t xml:space="preserve">    n = len(b)</w:t>
+      </w:r>
+    </w:p>
+    <w:p>
+      <w:pPr>
+        <w:spacing w:after="0" w:before="0" w:line="240" w:lineRule="auto"/>
+      </w:pPr>
+      <w:r>
+        <w:rPr>
+          <w:rFonts w:ascii="Consolas" w:cs="Consolas" w:eastAsia="Consolas" w:hAnsi="Consolas"/>
+          <w:sz w:val="20"/>
+          <w:szCs w:val="20"/>
+        </w:rPr>
+        <w:t xml:space="preserve"/>
+      </w:r>
+    </w:p>
+    <w:p>
+      <w:pPr>
+        <w:spacing w:after="0" w:before="0" w:line="240" w:lineRule="auto"/>
+      </w:pPr>
+      <w:r>
+        <w:rPr>
+          <w:rFonts w:ascii="Consolas" w:cs="Consolas" w:eastAsia="Consolas" w:hAnsi="Consolas"/>
+          <w:sz w:val="20"/>
+          <w:szCs w:val="20"/>
+        </w:rPr>
+        <w:t xml:space="preserve">    a = np.array(a, dtype=float)</w:t>
+      </w:r>
+    </w:p>
+    <w:p>
+      <w:pPr>
+        <w:spacing w:after="0" w:before="0" w:line="240" w:lineRule="auto"/>
+      </w:pPr>
+      <w:r>
+        <w:rPr>
+          <w:rFonts w:ascii="Consolas" w:cs="Consolas" w:eastAsia="Consolas" w:hAnsi="Consolas"/>
+          <w:sz w:val="20"/>
+          <w:szCs w:val="20"/>
+        </w:rPr>
+        <w:t xml:space="preserve">    b = np.array(b, dtype=float)</w:t>
+      </w:r>
+    </w:p>
+    <w:p>
+      <w:pPr>
+        <w:spacing w:after="0" w:before="0" w:line="240" w:lineRule="auto"/>
+      </w:pPr>
+      <w:r>
+        <w:rPr>
+          <w:rFonts w:ascii="Consolas" w:cs="Consolas" w:eastAsia="Consolas" w:hAnsi="Consolas"/>
+          <w:sz w:val="20"/>
+          <w:szCs w:val="20"/>
+        </w:rPr>
+        <w:t xml:space="preserve"/>
+      </w:r>
+    </w:p>
+    <w:p>
+      <w:pPr>
+        <w:spacing w:after="0" w:before="0" w:line="240" w:lineRule="auto"/>
+      </w:pPr>
+      <w:r>
+        <w:rPr>
+          <w:rFonts w:ascii="Consolas" w:cs="Consolas" w:eastAsia="Consolas" w:hAnsi="Consolas"/>
+          <w:sz w:val="20"/>
+          <w:szCs w:val="20"/>
+        </w:rPr>
+        <w:t xml:space="preserve">    for i in range(n):</w:t>
+      </w:r>
+    </w:p>
+    <w:p>
+      <w:pPr>
+        <w:spacing w:after="0" w:before="0" w:line="240" w:lineRule="auto"/>
+      </w:pPr>
+      <w:r>
+        <w:rPr>
+          <w:rFonts w:ascii="Consolas" w:cs="Consolas" w:eastAsia="Consolas" w:hAnsi="Consolas"/>
+          <w:sz w:val="20"/>
+          <w:szCs w:val="20"/>
+        </w:rPr>
+        <w:t xml:space="preserve"/>
+      </w:r>
+    </w:p>
+    <w:p>
+      <w:pPr>
+        <w:spacing w:after="0" w:before="0" w:line="240" w:lineRule="auto"/>
+      </w:pPr>
+      <w:r>
+        <w:rPr>
+          <w:rFonts w:ascii="Consolas" w:cs="Consolas" w:eastAsia="Consolas" w:hAnsi="Consolas"/>
+          <w:sz w:val="20"/>
+          <w:szCs w:val="20"/>
+        </w:rPr>
+        <w:t xml:space="preserve">        max_row = np.argmax(np.abs(a[i:, i])) + i</w:t>
+      </w:r>
+    </w:p>
+    <w:p>
+      <w:pPr>
+        <w:spacing w:after="0" w:before="0" w:line="240" w:lineRule="auto"/>
+      </w:pPr>
+      <w:r>
+        <w:rPr>
+          <w:rFonts w:ascii="Consolas" w:cs="Consolas" w:eastAsia="Consolas" w:hAnsi="Consolas"/>
+          <w:sz w:val="20"/>
+          <w:szCs w:val="20"/>
+        </w:rPr>
+        <w:t xml:space="preserve"/>
+      </w:r>
+    </w:p>
+    <w:p>
+      <w:pPr>
+        <w:spacing w:after="0" w:before="0" w:line="240" w:lineRule="auto"/>
+      </w:pPr>
+      <w:r>
+        <w:rPr>
+          <w:rFonts w:ascii="Consolas" w:cs="Consolas" w:eastAsia="Consolas" w:hAnsi="Consolas"/>
+          <w:sz w:val="20"/>
+          <w:szCs w:val="20"/>
+        </w:rPr>
+        <w:t xml:space="preserve">        a[[i, max_row]] = a[[max_row, i]]</w:t>
+      </w:r>
+    </w:p>
+    <w:p>
+      <w:pPr>
+        <w:spacing w:after="0" w:before="0" w:line="240" w:lineRule="auto"/>
+      </w:pPr>
+      <w:r>
+        <w:rPr>
+          <w:rFonts w:ascii="Consolas" w:cs="Consolas" w:eastAsia="Consolas" w:hAnsi="Consolas"/>
+          <w:sz w:val="20"/>
+          <w:szCs w:val="20"/>
+        </w:rPr>
+        <w:t xml:space="preserve"/>
+      </w:r>
+    </w:p>
+    <w:p>
+      <w:pPr>
+        <w:spacing w:after="0" w:before="0" w:line="240" w:lineRule="auto"/>
+      </w:pPr>
+      <w:r>
+        <w:rPr>
+          <w:rFonts w:ascii="Consolas" w:cs="Consolas" w:eastAsia="Consolas" w:hAnsi="Consolas"/>
+          <w:sz w:val="20"/>
+          <w:szCs w:val="20"/>
+        </w:rPr>
+        <w:t xml:space="preserve">        b[i], b[max_row] = b[max_row], b[i]</w:t>
+      </w:r>
+    </w:p>
+    <w:p>
+      <w:pPr>
+        <w:spacing w:after="0" w:before="0" w:line="240" w:lineRule="auto"/>
+      </w:pPr>
+      <w:r>
+        <w:rPr>
+          <w:rFonts w:ascii="Consolas" w:cs="Consolas" w:eastAsia="Consolas" w:hAnsi="Consolas"/>
+          <w:sz w:val="20"/>
+          <w:szCs w:val="20"/>
+        </w:rPr>
+        <w:t xml:space="preserve"/>
+      </w:r>
+    </w:p>
+    <w:p>
+      <w:pPr>
+        <w:spacing w:after="0" w:before="0" w:line="240" w:lineRule="auto"/>
+      </w:pPr>
+      <w:r>
+        <w:rPr>
+          <w:rFonts w:ascii="Consolas" w:cs="Consolas" w:eastAsia="Consolas" w:hAnsi="Consolas"/>
+          <w:sz w:val="20"/>
+          <w:szCs w:val="20"/>
+        </w:rPr>
+        <w:t xml:space="preserve">        for j in range(i + 1, n):</w:t>
+      </w:r>
+    </w:p>
+    <w:p>
+      <w:pPr>
+        <w:spacing w:after="0" w:before="0" w:line="240" w:lineRule="auto"/>
+      </w:pPr>
+      <w:r>
+        <w:rPr>
+          <w:rFonts w:ascii="Consolas" w:cs="Consolas" w:eastAsia="Consolas" w:hAnsi="Consolas"/>
+          <w:sz w:val="20"/>
+          <w:szCs w:val="20"/>
+        </w:rPr>
+        <w:t xml:space="preserve"/>
+      </w:r>
+    </w:p>
+    <w:p>
+      <w:pPr>
+        <w:spacing w:after="0" w:before="0" w:line="240" w:lineRule="auto"/>
+      </w:pPr>
+      <w:r>
+        <w:rPr>
+          <w:rFonts w:ascii="Consolas" w:cs="Consolas" w:eastAsia="Consolas" w:hAnsi="Consolas"/>
+          <w:sz w:val="20"/>
+          <w:szCs w:val="20"/>
+        </w:rPr>
+        <w:t xml:space="preserve">            factor = a[j][i] / a[i][i]</w:t>
+      </w:r>
+    </w:p>
+    <w:p>
+      <w:pPr>
+        <w:spacing w:after="0" w:before="0" w:line="240" w:lineRule="auto"/>
+      </w:pPr>
+      <w:r>
+        <w:rPr>
+          <w:rFonts w:ascii="Consolas" w:cs="Consolas" w:eastAsia="Consolas" w:hAnsi="Consolas"/>
+          <w:sz w:val="20"/>
+          <w:szCs w:val="20"/>
+        </w:rPr>
+        <w:t xml:space="preserve"/>
+      </w:r>
+    </w:p>
+    <w:p>
+      <w:pPr>
+        <w:spacing w:after="0" w:before="0" w:line="240" w:lineRule="auto"/>
+      </w:pPr>
+      <w:r>
+        <w:rPr>
+          <w:rFonts w:ascii="Consolas" w:cs="Consolas" w:eastAsia="Consolas" w:hAnsi="Consolas"/>
+          <w:sz w:val="20"/>
+          <w:szCs w:val="20"/>
+        </w:rPr>
+        <w:t xml:space="preserve">            a[j, i:] -= factor * a[i, i:]</w:t>
+      </w:r>
+    </w:p>
+    <w:p>
+      <w:pPr>
+        <w:spacing w:after="0" w:before="0" w:line="240" w:lineRule="auto"/>
+      </w:pPr>
+      <w:r>
+        <w:rPr>
+          <w:rFonts w:ascii="Consolas" w:cs="Consolas" w:eastAsia="Consolas" w:hAnsi="Consolas"/>
+          <w:sz w:val="20"/>
+          <w:szCs w:val="20"/>
+        </w:rPr>
+        <w:t xml:space="preserve"/>
+      </w:r>
+    </w:p>
+    <w:p>
+      <w:pPr>
+        <w:spacing w:after="0" w:before="0" w:line="240" w:lineRule="auto"/>
+      </w:pPr>
+      <w:r>
+        <w:rPr>
+          <w:rFonts w:ascii="Consolas" w:cs="Consolas" w:eastAsia="Consolas" w:hAnsi="Consolas"/>
+          <w:sz w:val="20"/>
+          <w:szCs w:val="20"/>
+        </w:rPr>
+        <w:t xml:space="preserve">            b[j] -= factor * b[i]</w:t>
+      </w:r>
+    </w:p>
+    <w:p>
+      <w:pPr>
+        <w:spacing w:after="0" w:before="0" w:line="240" w:lineRule="auto"/>
+      </w:pPr>
+      <w:r>
+        <w:rPr>
+          <w:rFonts w:ascii="Consolas" w:cs="Consolas" w:eastAsia="Consolas" w:hAnsi="Consolas"/>
+          <w:sz w:val="20"/>
+          <w:szCs w:val="20"/>
+        </w:rPr>
+        <w:t xml:space="preserve"/>
+      </w:r>
+    </w:p>
+    <w:p>
+      <w:pPr>
+        <w:spacing w:after="0" w:before="0" w:line="240" w:lineRule="auto"/>
+      </w:pPr>
+      <w:r>
+        <w:rPr>
+          <w:rFonts w:ascii="Consolas" w:cs="Consolas" w:eastAsia="Consolas" w:hAnsi="Consolas"/>
+          <w:sz w:val="20"/>
+          <w:szCs w:val="20"/>
+        </w:rPr>
+        <w:t xml:space="preserve">    x = np.zeros_like(b)</w:t>
+      </w:r>
+    </w:p>
+    <w:p>
+      <w:pPr>
+        <w:spacing w:after="0" w:before="0" w:line="240" w:lineRule="auto"/>
+      </w:pPr>
+      <w:r>
+        <w:rPr>
+          <w:rFonts w:ascii="Consolas" w:cs="Consolas" w:eastAsia="Consolas" w:hAnsi="Consolas"/>
+          <w:sz w:val="20"/>
+          <w:szCs w:val="20"/>
+        </w:rPr>
+        <w:t xml:space="preserve"/>
+      </w:r>
+    </w:p>
+    <w:p>
+      <w:pPr>
+        <w:spacing w:after="0" w:before="0" w:line="240" w:lineRule="auto"/>
+      </w:pPr>
+      <w:r>
+        <w:rPr>
+          <w:rFonts w:ascii="Consolas" w:cs="Consolas" w:eastAsia="Consolas" w:hAnsi="Consolas"/>
+          <w:sz w:val="20"/>
+          <w:szCs w:val="20"/>
+        </w:rPr>
+        <w:t xml:space="preserve">    for i in range(n - 1, -1, -1):</w:t>
+      </w:r>
+    </w:p>
+    <w:p>
+      <w:pPr>
+        <w:spacing w:after="0" w:before="0" w:line="240" w:lineRule="auto"/>
+      </w:pPr>
+      <w:r>
+        <w:rPr>
+          <w:rFonts w:ascii="Consolas" w:cs="Consolas" w:eastAsia="Consolas" w:hAnsi="Consolas"/>
+          <w:sz w:val="20"/>
+          <w:szCs w:val="20"/>
+        </w:rPr>
+        <w:t xml:space="preserve"/>
+      </w:r>
+    </w:p>
+    <w:p>
+      <w:pPr>
+        <w:spacing w:after="0" w:before="0" w:line="240" w:lineRule="auto"/>
+      </w:pPr>
+      <w:r>
+        <w:rPr>
+          <w:rFonts w:ascii="Consolas" w:cs="Consolas" w:eastAsia="Consolas" w:hAnsi="Consolas"/>
+          <w:sz w:val="20"/>
+          <w:szCs w:val="20"/>
+        </w:rPr>
+        <w:t xml:space="preserve">        x[i] = (b[i] -</w:t>
+      </w:r>
+    </w:p>
+    <w:p>
+      <w:pPr>
+        <w:spacing w:after="0" w:before="0" w:line="240" w:lineRule="auto"/>
+      </w:pPr>
+      <w:r>
+        <w:rPr>
+          <w:rFonts w:ascii="Consolas" w:cs="Consolas" w:eastAsia="Consolas" w:hAnsi="Consolas"/>
+          <w:sz w:val="20"/>
+          <w:szCs w:val="20"/>
+        </w:rPr>
+        <w:t xml:space="preserve">                np.dot(a[i, i + 1:], x[i + 1:])) / a[i][i]</w:t>
+      </w:r>
+    </w:p>
+    <w:p>
+      <w:pPr>
+        <w:spacing w:after="0" w:before="0" w:line="240" w:lineRule="auto"/>
+      </w:pPr>
+      <w:r>
+        <w:rPr>
+          <w:rFonts w:ascii="Consolas" w:cs="Consolas" w:eastAsia="Consolas" w:hAnsi="Consolas"/>
+          <w:sz w:val="20"/>
+          <w:szCs w:val="20"/>
+        </w:rPr>
+        <w:t xml:space="preserve"/>
+      </w:r>
+    </w:p>
+    <w:p>
+      <w:pPr>
+        <w:spacing w:after="0" w:before="0" w:line="240" w:lineRule="auto"/>
+      </w:pPr>
+      <w:r>
+        <w:rPr>
+          <w:rFonts w:ascii="Consolas" w:cs="Consolas" w:eastAsia="Consolas" w:hAnsi="Consolas"/>
+          <w:sz w:val="20"/>
+          <w:szCs w:val="20"/>
+        </w:rPr>
+        <w:t xml:space="preserve">    return x</w:t>
+      </w:r>
+    </w:p>
+    <w:p>
+      <w:pPr>
+        <w:spacing w:after="0" w:before="0" w:line="240" w:lineRule="auto"/>
+      </w:pPr>
+      <w:r>
+        <w:rPr>
+          <w:rFonts w:ascii="Consolas" w:cs="Consolas" w:eastAsia="Consolas" w:hAnsi="Consolas"/>
+          <w:sz w:val="20"/>
+          <w:szCs w:val="20"/>
+        </w:rPr>
+        <w:t xml:space="preserve"/>
+      </w:r>
+    </w:p>
+    <w:p>
+      <w:pPr>
+        <w:spacing w:after="0" w:before="0" w:line="240" w:lineRule="auto"/>
+      </w:pPr>
+      <w:r>
+        <w:rPr>
+          <w:rFonts w:ascii="Consolas" w:cs="Consolas" w:eastAsia="Consolas" w:hAnsi="Consolas"/>
+          <w:sz w:val="20"/>
+          <w:szCs w:val="20"/>
+        </w:rPr>
+        <w:t xml:space="preserve">a = [</w:t>
+      </w:r>
+    </w:p>
+    <w:p>
+      <w:pPr>
+        <w:spacing w:after="0" w:before="0" w:line="240" w:lineRule="auto"/>
+      </w:pPr>
+      <w:r>
+        <w:rPr>
+          <w:rFonts w:ascii="Consolas" w:cs="Consolas" w:eastAsia="Consolas" w:hAnsi="Consolas"/>
+          <w:sz w:val="20"/>
+          <w:szCs w:val="20"/>
+        </w:rPr>
+        <w:t xml:space="preserve">    [2, -1, 1],</w:t>
+      </w:r>
+    </w:p>
+    <w:p>
+      <w:pPr>
+        <w:spacing w:after="0" w:before="0" w:line="240" w:lineRule="auto"/>
+      </w:pPr>
+      <w:r>
+        <w:rPr>
+          <w:rFonts w:ascii="Consolas" w:cs="Consolas" w:eastAsia="Consolas" w:hAnsi="Consolas"/>
+          <w:sz w:val="20"/>
+          <w:szCs w:val="20"/>
+        </w:rPr>
+        <w:t xml:space="preserve">    [-3, -1, 2],</w:t>
+      </w:r>
+    </w:p>
+    <w:p>
+      <w:pPr>
+        <w:spacing w:after="0" w:before="0" w:line="240" w:lineRule="auto"/>
+      </w:pPr>
+      <w:r>
+        <w:rPr>
+          <w:rFonts w:ascii="Consolas" w:cs="Consolas" w:eastAsia="Consolas" w:hAnsi="Consolas"/>
+          <w:sz w:val="20"/>
+          <w:szCs w:val="20"/>
+        </w:rPr>
+        <w:t xml:space="preserve">    [-2, 1, 2]</w:t>
+      </w:r>
+    </w:p>
+    <w:p>
+      <w:pPr>
+        <w:spacing w:after="0" w:before="0" w:line="240" w:lineRule="auto"/>
+      </w:pPr>
+      <w:r>
+        <w:rPr>
+          <w:rFonts w:ascii="Consolas" w:cs="Consolas" w:eastAsia="Consolas" w:hAnsi="Consolas"/>
+          <w:sz w:val="20"/>
+          <w:szCs w:val="20"/>
+        </w:rPr>
+        <w:t xml:space="preserve">]</w:t>
+      </w:r>
+    </w:p>
+    <w:p>
+      <w:pPr>
+        <w:spacing w:after="0" w:before="0" w:line="240" w:lineRule="auto"/>
+      </w:pPr>
+      <w:r>
+        <w:rPr>
+          <w:rFonts w:ascii="Consolas" w:cs="Consolas" w:eastAsia="Consolas" w:hAnsi="Consolas"/>
+          <w:sz w:val="20"/>
+          <w:szCs w:val="20"/>
+        </w:rPr>
+        <w:t xml:space="preserve"/>
+      </w:r>
+    </w:p>
+    <w:p>
+      <w:pPr>
+        <w:spacing w:after="0" w:before="0" w:line="240" w:lineRule="auto"/>
+      </w:pPr>
+      <w:r>
+        <w:rPr>
+          <w:rFonts w:ascii="Consolas" w:cs="Consolas" w:eastAsia="Consolas" w:hAnsi="Consolas"/>
+          <w:sz w:val="20"/>
+          <w:szCs w:val="20"/>
+        </w:rPr>
+        <w:t xml:space="preserve">b = [8, -11, -3]</w:t>
+      </w:r>
+    </w:p>
+    <w:p>
+      <w:pPr>
+        <w:spacing w:after="0" w:before="0" w:line="240" w:lineRule="auto"/>
+      </w:pPr>
+      <w:r>
+        <w:rPr>
+          <w:rFonts w:ascii="Consolas" w:cs="Consolas" w:eastAsia="Consolas" w:hAnsi="Consolas"/>
+          <w:sz w:val="20"/>
+          <w:szCs w:val="20"/>
+        </w:rPr>
+        <w:t xml:space="preserve"/>
+      </w:r>
+    </w:p>
+    <w:p>
+      <w:pPr>
+        <w:spacing w:after="0" w:before="0" w:line="240" w:lineRule="auto"/>
+      </w:pPr>
+      <w:r>
+        <w:rPr>
+          <w:rFonts w:ascii="Consolas" w:cs="Consolas" w:eastAsia="Consolas" w:hAnsi="Consolas"/>
+          <w:sz w:val="20"/>
+          <w:szCs w:val="20"/>
+        </w:rPr>
+        <w:t xml:space="preserve">solution = gaussian_elimination(a, b)</w:t>
+      </w:r>
+    </w:p>
+    <w:p>
+      <w:pPr>
+        <w:spacing w:after="0" w:before="0" w:line="240" w:lineRule="auto"/>
+      </w:pPr>
+      <w:r>
+        <w:rPr>
+          <w:rFonts w:ascii="Consolas" w:cs="Consolas" w:eastAsia="Consolas" w:hAnsi="Consolas"/>
+          <w:sz w:val="20"/>
+          <w:szCs w:val="20"/>
+        </w:rPr>
+        <w:t xml:space="preserve"/>
+      </w:r>
+    </w:p>
+    <w:p>
+      <w:pPr>
+        <w:spacing w:after="0" w:before="0" w:line="240" w:lineRule="auto"/>
+      </w:pPr>
+      <w:r>
+        <w:rPr>
+          <w:rFonts w:ascii="Consolas" w:cs="Consolas" w:eastAsia="Consolas" w:hAnsi="Consolas"/>
+          <w:sz w:val="20"/>
+          <w:szCs w:val="20"/>
+        </w:rPr>
+        <w:t xml:space="preserve">print("Solution:", solution)</w:t>
+      </w:r>
+    </w:p>
+    <w:p>
+      <w:pPr>
+        <w:spacing w:line="276" w:lineRule="auto"/>
+      </w:pPr>
+      <w:r>
+        <w:rPr>
+          <w:rFonts w:ascii="Times New Roman" w:cs="Times New Roman" w:eastAsia="Times New Roman" w:hAnsi="Times New Roman"/>
+          <w:sz w:val="24"/>
+          <w:szCs w:val="24"/>
+        </w:rPr>
+        <w:t xml:space="preserve"/>
+      </w:r>
+    </w:p>
+    <w:p>
+      <w:pPr>
+        <w:spacing w:line="276" w:lineRule="auto"/>
+      </w:pPr>
+      <w:r>
+        <w:rPr>
+          <w:rFonts w:ascii="Times New Roman" w:cs="Times New Roman" w:eastAsia="Times New Roman" w:hAnsi="Times New Roman"/>
+          <w:b/>
+          <w:bCs/>
+          <w:sz w:val="24"/>
+          <w:szCs w:val="24"/>
+        </w:rPr>
+        <w:t xml:space="preserve">OUTPUT:-</w:t>
+      </w:r>
+    </w:p>
+    <w:p>
+      <w:pPr>
+        <w:spacing w:after="0" w:before="0" w:line="240" w:lineRule="auto"/>
+      </w:pPr>
+      <w:r>
+        <w:rPr>
+          <w:rFonts w:ascii="Consolas" w:cs="Consolas" w:eastAsia="Consolas" w:hAnsi="Consolas"/>
+          <w:sz w:val="20"/>
+          <w:szCs w:val="20"/>
+        </w:rPr>
+        <w:t xml:space="preserve">Solution: [4.13333333 1.93333333 1.66666667]</w:t>
+      </w:r>
+    </w:p>
+    <w:p>
+      <w:pPr>
+        <w:spacing w:line="276" w:lineRule="auto"/>
+      </w:pPr>
+      <w:r>
+        <w:rPr>
+          <w:rFonts w:ascii="Times New Roman" w:cs="Times New Roman" w:eastAsia="Times New Roman" w:hAnsi="Times New Roman"/>
+          <w:sz w:val="24"/>
+          <w:szCs w:val="24"/>
+        </w:rPr>
+        <w:t xml:space="preserve"/>
+      </w:r>
+    </w:p>
+    <w:p>
+      <w:pPr>
+        <w:spacing w:line="276" w:lineRule="auto"/>
+      </w:pPr>
+      <w:r>
+        <w:rPr>
+          <w:rFonts w:ascii="Times New Roman" w:cs="Times New Roman" w:eastAsia="Times New Roman" w:hAnsi="Times New Roman"/>
+          <w:b/>
+          <w:bCs/>
+          <w:sz w:val="24"/>
+          <w:szCs w:val="24"/>
+        </w:rPr>
+        <w:t xml:space="preserve">Conclusion:</w:t>
+      </w:r>
+    </w:p>
+    <w:p>
+      <w:pPr>
+        <w:spacing w:line="276" w:lineRule="auto"/>
+      </w:pPr>
+      <w:r>
+        <w:rPr>
+          <w:rFonts w:ascii="Times New Roman" w:cs="Times New Roman" w:eastAsia="Times New Roman" w:hAnsi="Times New Roman"/>
+          <w:sz w:val="24"/>
+          <w:szCs w:val="24"/>
+        </w:rPr>
+        <w:t xml:space="preserve">Systems of linear equations were successfully solved using the Gaussian elimination algorithm.</w:t>
+      </w:r>
+    </w:p>
+    <w:p>
+      <w:r>
+        <w:br w:type="page"/>
+      </w:r>
+    </w:p>
+    <w:p>
+      <w:pPr>
+        <w:jc w:val="center"/>
+      </w:pPr>
+      <w:r>
+        <w:rPr>
+          <w:rFonts w:ascii="Times New Roman" w:cs="Times New Roman" w:eastAsia="Times New Roman" w:hAnsi="Times New Roman"/>
+          <w:b/>
+          <w:bCs/>
+          <w:sz w:val="24"/>
+          <w:szCs w:val="24"/>
+        </w:rPr>
+        <w:t xml:space="preserve">Experiment-5</w:t>
+      </w:r>
+    </w:p>
+    <w:p>
+      <w:pPr>
+        <w:spacing w:line="276" w:lineRule="auto"/>
+      </w:pPr>
+      <w:r>
+        <w:rPr>
+          <w:rFonts w:ascii="Times New Roman" w:cs="Times New Roman" w:eastAsia="Times New Roman" w:hAnsi="Times New Roman"/>
+          <w:sz w:val="24"/>
+          <w:szCs w:val="24"/>
+        </w:rPr>
+        <w:t xml:space="preserve"/>
+      </w:r>
+    </w:p>
+    <w:p>
+      <w:pPr>
+        <w:spacing w:line="276" w:lineRule="auto"/>
+      </w:pPr>
+      <w:r>
+        <w:rPr>
+          <w:rFonts w:ascii="Times New Roman" w:cs="Times New Roman" w:eastAsia="Times New Roman" w:hAnsi="Times New Roman"/>
+          <w:b/>
+          <w:bCs/>
+          <w:sz w:val="24"/>
+          <w:szCs w:val="24"/>
+        </w:rPr>
+        <w:t xml:space="preserve">Experiment: Implement LU decomposition</w:t>
+      </w:r>
+    </w:p>
+    <w:p>
+      <w:pPr>
+        <w:spacing w:line="276" w:lineRule="auto"/>
+      </w:pPr>
+      <w:r>
+        <w:rPr>
+          <w:rFonts w:ascii="Times New Roman" w:cs="Times New Roman" w:eastAsia="Times New Roman" w:hAnsi="Times New Roman"/>
+          <w:sz w:val="24"/>
+          <w:szCs w:val="24"/>
+        </w:rPr>
+        <w:t xml:space="preserve"/>
+      </w:r>
+    </w:p>
+    <w:p>
+      <w:pPr>
+        <w:spacing w:line="276" w:lineRule="auto"/>
+      </w:pPr>
+      <w:r>
+        <w:rPr>
+          <w:rFonts w:ascii="Times New Roman" w:cs="Times New Roman" w:eastAsia="Times New Roman" w:hAnsi="Times New Roman"/>
+          <w:b/>
+          <w:bCs/>
+          <w:sz w:val="24"/>
+          <w:szCs w:val="24"/>
+        </w:rPr>
+        <w:t xml:space="preserve">AIM: </w:t>
+      </w:r>
+      <w:r>
+        <w:rPr>
+          <w:rFonts w:ascii="Times New Roman" w:cs="Times New Roman" w:eastAsia="Times New Roman" w:hAnsi="Times New Roman"/>
+          <w:sz w:val="24"/>
+          <w:szCs w:val="24"/>
+        </w:rPr>
+        <w:t xml:space="preserve">To factor a square matrix using the LU decomposition method.</w:t>
+      </w:r>
+    </w:p>
+    <w:p>
+      <w:pPr>
+        <w:spacing w:line="276" w:lineRule="auto"/>
+      </w:pPr>
+      <w:r>
+        <w:rPr>
+          <w:rFonts w:ascii="Times New Roman" w:cs="Times New Roman" w:eastAsia="Times New Roman" w:hAnsi="Times New Roman"/>
+          <w:sz w:val="24"/>
+          <w:szCs w:val="24"/>
+        </w:rPr>
+        <w:t xml:space="preserve"/>
+      </w:r>
+    </w:p>
+    <w:p>
+      <w:pPr>
+        <w:spacing w:line="276" w:lineRule="auto"/>
+      </w:pPr>
+      <w:r>
+        <w:rPr>
+          <w:rFonts w:ascii="Times New Roman" w:cs="Times New Roman" w:eastAsia="Times New Roman" w:hAnsi="Times New Roman"/>
+          <w:b/>
+          <w:bCs/>
+          <w:sz w:val="24"/>
+          <w:szCs w:val="24"/>
+        </w:rPr>
+        <w:t xml:space="preserve">Description: </w:t>
+      </w:r>
+    </w:p>
+    <w:p>
+      <w:pPr>
+        <w:spacing w:line="276" w:lineRule="auto"/>
+      </w:pPr>
+      <w:r>
+        <w:rPr>
+          <w:rFonts w:ascii="Times New Roman" w:cs="Times New Roman" w:eastAsia="Times New Roman" w:hAnsi="Times New Roman"/>
+          <w:sz w:val="24"/>
+          <w:szCs w:val="24"/>
+        </w:rPr>
+        <w:t xml:space="preserve">LU decomposition factors a square matrix A into the product of a lower triangular matrix L and an upper triangular matrix U such that A = LU. This factorization simplifies solving multiple systems of linear equations with the same coefficient matrix A but different constant vectors, as well as finding matrix inverses and determinants.</w:t>
+      </w:r>
+    </w:p>
+    <w:p>
+      <w:pPr>
+        <w:spacing w:line="276" w:lineRule="auto"/>
+      </w:pPr>
+      <w:r>
+        <w:rPr>
+          <w:rFonts w:ascii="Times New Roman" w:cs="Times New Roman" w:eastAsia="Times New Roman" w:hAnsi="Times New Roman"/>
+          <w:sz w:val="24"/>
+          <w:szCs w:val="24"/>
+        </w:rPr>
+        <w:t xml:space="preserve"/>
+      </w:r>
+    </w:p>
+    <w:p>
+      <w:pPr>
+        <w:spacing w:line="276" w:lineRule="auto"/>
+      </w:pPr>
+      <w:r>
+        <w:rPr>
+          <w:rFonts w:ascii="Times New Roman" w:cs="Times New Roman" w:eastAsia="Times New Roman" w:hAnsi="Times New Roman"/>
+          <w:b/>
+          <w:bCs/>
+          <w:sz w:val="24"/>
+          <w:szCs w:val="24"/>
+        </w:rPr>
+        <w:t xml:space="preserve">Program:</w:t>
+      </w:r>
+    </w:p>
+    <w:p>
+      <w:pPr>
+        <w:spacing w:after="0" w:before="0" w:line="240" w:lineRule="auto"/>
+      </w:pPr>
+      <w:r>
+        <w:rPr>
+          <w:rFonts w:ascii="Consolas" w:cs="Consolas" w:eastAsia="Consolas" w:hAnsi="Consolas"/>
+          <w:sz w:val="20"/>
+          <w:szCs w:val="20"/>
+        </w:rPr>
+        <w:t xml:space="preserve">import numpy as np</w:t>
+      </w:r>
+    </w:p>
+    <w:p>
+      <w:pPr>
+        <w:spacing w:after="0" w:before="0" w:line="240" w:lineRule="auto"/>
+      </w:pPr>
+      <w:r>
+        <w:rPr>
+          <w:rFonts w:ascii="Consolas" w:cs="Consolas" w:eastAsia="Consolas" w:hAnsi="Consolas"/>
+          <w:sz w:val="20"/>
+          <w:szCs w:val="20"/>
+        </w:rPr>
+        <w:t xml:space="preserve">def lu_decomposition(matrix):</w:t>
+      </w:r>
+    </w:p>
+    <w:p>
+      <w:pPr>
+        <w:spacing w:after="0" w:before="0" w:line="240" w:lineRule="auto"/>
+      </w:pPr>
+      <w:r>
+        <w:rPr>
+          <w:rFonts w:ascii="Consolas" w:cs="Consolas" w:eastAsia="Consolas" w:hAnsi="Consolas"/>
+          <w:sz w:val="20"/>
+          <w:szCs w:val="20"/>
+        </w:rPr>
+        <w:t xml:space="preserve">    n = len(matrix)</w:t>
+      </w:r>
+    </w:p>
+    <w:p>
+      <w:pPr>
+        <w:spacing w:after="0" w:before="0" w:line="240" w:lineRule="auto"/>
+      </w:pPr>
+      <w:r>
+        <w:rPr>
+          <w:rFonts w:ascii="Consolas" w:cs="Consolas" w:eastAsia="Consolas" w:hAnsi="Consolas"/>
+          <w:sz w:val="20"/>
+          <w:szCs w:val="20"/>
+        </w:rPr>
+        <w:t xml:space="preserve">    L = np.zeros_like(matrix, dtype=float)</w:t>
+      </w:r>
+    </w:p>
+    <w:p>
+      <w:pPr>
+        <w:spacing w:after="0" w:before="0" w:line="240" w:lineRule="auto"/>
+      </w:pPr>
+      <w:r>
+        <w:rPr>
+          <w:rFonts w:ascii="Consolas" w:cs="Consolas" w:eastAsia="Consolas" w:hAnsi="Consolas"/>
+          <w:sz w:val="20"/>
+          <w:szCs w:val="20"/>
+        </w:rPr>
+        <w:t xml:space="preserve">    U = np.zeros_like(matrix, dtype=float)</w:t>
+      </w:r>
+    </w:p>
+    <w:p>
+      <w:pPr>
+        <w:spacing w:after="0" w:before="0" w:line="240" w:lineRule="auto"/>
+      </w:pPr>
+      <w:r>
+        <w:rPr>
+          <w:rFonts w:ascii="Consolas" w:cs="Consolas" w:eastAsia="Consolas" w:hAnsi="Consolas"/>
+          <w:sz w:val="20"/>
+          <w:szCs w:val="20"/>
+        </w:rPr>
+        <w:t xml:space="preserve"/>
+      </w:r>
+    </w:p>
+    <w:p>
+      <w:pPr>
+        <w:spacing w:after="0" w:before="0" w:line="240" w:lineRule="auto"/>
+      </w:pPr>
+      <w:r>
+        <w:rPr>
+          <w:rFonts w:ascii="Consolas" w:cs="Consolas" w:eastAsia="Consolas" w:hAnsi="Consolas"/>
+          <w:sz w:val="20"/>
+          <w:szCs w:val="20"/>
+        </w:rPr>
+        <w:t xml:space="preserve">    for i in range(n):</w:t>
+      </w:r>
+    </w:p>
+    <w:p>
+      <w:pPr>
+        <w:spacing w:after="0" w:before="0" w:line="240" w:lineRule="auto"/>
+      </w:pPr>
+      <w:r>
+        <w:rPr>
+          <w:rFonts w:ascii="Consolas" w:cs="Consolas" w:eastAsia="Consolas" w:hAnsi="Consolas"/>
+          <w:sz w:val="20"/>
+          <w:szCs w:val="20"/>
+        </w:rPr>
+        <w:t xml:space="preserve">        L[i][i] = 1</w:t>
+      </w:r>
+    </w:p>
+    <w:p>
+      <w:pPr>
+        <w:spacing w:after="0" w:before="0" w:line="240" w:lineRule="auto"/>
+      </w:pPr>
+      <w:r>
+        <w:rPr>
+          <w:rFonts w:ascii="Consolas" w:cs="Consolas" w:eastAsia="Consolas" w:hAnsi="Consolas"/>
+          <w:sz w:val="20"/>
+          <w:szCs w:val="20"/>
+        </w:rPr>
+        <w:t xml:space="preserve">        for j in range(i, n):</w:t>
+      </w:r>
+    </w:p>
+    <w:p>
+      <w:pPr>
+        <w:spacing w:after="0" w:before="0" w:line="240" w:lineRule="auto"/>
+      </w:pPr>
+      <w:r>
+        <w:rPr>
+          <w:rFonts w:ascii="Consolas" w:cs="Consolas" w:eastAsia="Consolas" w:hAnsi="Consolas"/>
+          <w:sz w:val="20"/>
+          <w:szCs w:val="20"/>
+        </w:rPr>
+        <w:t xml:space="preserve">            U[i][j] = matrix[i][j] - sum(L[i][k] * U[k][j] for k in range(i))</w:t>
+      </w:r>
+    </w:p>
+    <w:p>
+      <w:pPr>
+        <w:spacing w:after="0" w:before="0" w:line="240" w:lineRule="auto"/>
+      </w:pPr>
+      <w:r>
+        <w:rPr>
+          <w:rFonts w:ascii="Consolas" w:cs="Consolas" w:eastAsia="Consolas" w:hAnsi="Consolas"/>
+          <w:sz w:val="20"/>
+          <w:szCs w:val="20"/>
+        </w:rPr>
+        <w:t xml:space="preserve">        for j in range(i + 1, n):</w:t>
+      </w:r>
+    </w:p>
+    <w:p>
+      <w:pPr>
+        <w:spacing w:after="0" w:before="0" w:line="240" w:lineRule="auto"/>
+      </w:pPr>
+      <w:r>
+        <w:rPr>
+          <w:rFonts w:ascii="Consolas" w:cs="Consolas" w:eastAsia="Consolas" w:hAnsi="Consolas"/>
+          <w:sz w:val="20"/>
+          <w:szCs w:val="20"/>
+        </w:rPr>
+        <w:t xml:space="preserve">            L[j][i] = (matrix[j][i] - sum(L[j][k] * U[k][i] for k in range(i))) / U[i][i]</w:t>
+      </w:r>
+    </w:p>
+    <w:p>
+      <w:pPr>
+        <w:spacing w:after="0" w:before="0" w:line="240" w:lineRule="auto"/>
+      </w:pPr>
+      <w:r>
+        <w:rPr>
+          <w:rFonts w:ascii="Consolas" w:cs="Consolas" w:eastAsia="Consolas" w:hAnsi="Consolas"/>
+          <w:sz w:val="20"/>
+          <w:szCs w:val="20"/>
+        </w:rPr>
+        <w:t xml:space="preserve"/>
+      </w:r>
+    </w:p>
+    <w:p>
+      <w:pPr>
+        <w:spacing w:after="0" w:before="0" w:line="240" w:lineRule="auto"/>
+      </w:pPr>
+      <w:r>
+        <w:rPr>
+          <w:rFonts w:ascii="Consolas" w:cs="Consolas" w:eastAsia="Consolas" w:hAnsi="Consolas"/>
+          <w:sz w:val="20"/>
+          <w:szCs w:val="20"/>
+        </w:rPr>
+        <w:t xml:space="preserve">    return L, U</w:t>
+      </w:r>
+    </w:p>
+    <w:p>
+      <w:pPr>
+        <w:spacing w:after="0" w:before="0" w:line="240" w:lineRule="auto"/>
+      </w:pPr>
+      <w:r>
+        <w:rPr>
+          <w:rFonts w:ascii="Consolas" w:cs="Consolas" w:eastAsia="Consolas" w:hAnsi="Consolas"/>
+          <w:sz w:val="20"/>
+          <w:szCs w:val="20"/>
+        </w:rPr>
+        <w:t xml:space="preserve"/>
+      </w:r>
+    </w:p>
+    <w:p>
+      <w:pPr>
+        <w:spacing w:after="0" w:before="0" w:line="240" w:lineRule="auto"/>
+      </w:pPr>
+      <w:r>
+        <w:rPr>
+          <w:rFonts w:ascii="Consolas" w:cs="Consolas" w:eastAsia="Consolas" w:hAnsi="Consolas"/>
+          <w:sz w:val="20"/>
+          <w:szCs w:val="20"/>
+        </w:rPr>
+        <w:t xml:space="preserve">A = np.array([[4, 3], [6, 3]])</w:t>
+      </w:r>
+    </w:p>
+    <w:p>
+      <w:pPr>
+        <w:spacing w:after="0" w:before="0" w:line="240" w:lineRule="auto"/>
+      </w:pPr>
+      <w:r>
+        <w:rPr>
+          <w:rFonts w:ascii="Consolas" w:cs="Consolas" w:eastAsia="Consolas" w:hAnsi="Consolas"/>
+          <w:sz w:val="20"/>
+          <w:szCs w:val="20"/>
+        </w:rPr>
+        <w:t xml:space="preserve">L, U = lu_decomposition(A)</w:t>
+      </w:r>
+    </w:p>
+    <w:p>
+      <w:pPr>
+        <w:spacing w:after="0" w:before="0" w:line="240" w:lineRule="auto"/>
+      </w:pPr>
+      <w:r>
+        <w:rPr>
+          <w:rFonts w:ascii="Consolas" w:cs="Consolas" w:eastAsia="Consolas" w:hAnsi="Consolas"/>
+          <w:sz w:val="20"/>
+          <w:szCs w:val="20"/>
+        </w:rPr>
+        <w:t xml:space="preserve">print("L:", L)</w:t>
+      </w:r>
+    </w:p>
+    <w:p>
+      <w:pPr>
+        <w:spacing w:after="0" w:before="0" w:line="240" w:lineRule="auto"/>
+      </w:pPr>
+      <w:r>
+        <w:rPr>
+          <w:rFonts w:ascii="Consolas" w:cs="Consolas" w:eastAsia="Consolas" w:hAnsi="Consolas"/>
+          <w:sz w:val="20"/>
+          <w:szCs w:val="20"/>
+        </w:rPr>
+        <w:t xml:space="preserve">print("U:", U)</w:t>
+      </w:r>
+    </w:p>
+    <w:p>
+      <w:pPr>
+        <w:spacing w:line="276" w:lineRule="auto"/>
+      </w:pPr>
+      <w:r>
+        <w:rPr>
+          <w:rFonts w:ascii="Times New Roman" w:cs="Times New Roman" w:eastAsia="Times New Roman" w:hAnsi="Times New Roman"/>
+          <w:sz w:val="24"/>
+          <w:szCs w:val="24"/>
+        </w:rPr>
+        <w:t xml:space="preserve"/>
+      </w:r>
+    </w:p>
+    <w:p>
+      <w:pPr>
+        <w:spacing w:line="276" w:lineRule="auto"/>
+      </w:pPr>
+      <w:r>
+        <w:rPr>
+          <w:rFonts w:ascii="Times New Roman" w:cs="Times New Roman" w:eastAsia="Times New Roman" w:hAnsi="Times New Roman"/>
+          <w:b/>
+          <w:bCs/>
+          <w:sz w:val="24"/>
+          <w:szCs w:val="24"/>
+        </w:rPr>
+        <w:t xml:space="preserve">OUTPUT:-</w:t>
+      </w:r>
+    </w:p>
+    <w:p>
+      <w:pPr>
+        <w:spacing w:after="0" w:before="0" w:line="240" w:lineRule="auto"/>
+      </w:pPr>
+      <w:r>
+        <w:rPr>
+          <w:rFonts w:ascii="Consolas" w:cs="Consolas" w:eastAsia="Consolas" w:hAnsi="Consolas"/>
+          <w:sz w:val="20"/>
+          <w:szCs w:val="20"/>
+        </w:rPr>
+        <w:t xml:space="preserve">L: [[1.  0. ]</w:t>
+      </w:r>
+    </w:p>
+    <w:p>
+      <w:pPr>
+        <w:spacing w:after="0" w:before="0" w:line="240" w:lineRule="auto"/>
+      </w:pPr>
+      <w:r>
+        <w:rPr>
+          <w:rFonts w:ascii="Consolas" w:cs="Consolas" w:eastAsia="Consolas" w:hAnsi="Consolas"/>
+          <w:sz w:val="20"/>
+          <w:szCs w:val="20"/>
+        </w:rPr>
+        <w:t xml:space="preserve"> [1.5 1. ]]</w:t>
+      </w:r>
+    </w:p>
+    <w:p>
+      <w:pPr>
+        <w:spacing w:after="0" w:before="0" w:line="240" w:lineRule="auto"/>
+      </w:pPr>
+      <w:r>
+        <w:rPr>
+          <w:rFonts w:ascii="Consolas" w:cs="Consolas" w:eastAsia="Consolas" w:hAnsi="Consolas"/>
+          <w:sz w:val="20"/>
+          <w:szCs w:val="20"/>
+        </w:rPr>
+        <w:t xml:space="preserve">U: [[ 4.   3. ]</w:t>
+      </w:r>
+    </w:p>
+    <w:p>
+      <w:pPr>
+        <w:spacing w:after="0" w:before="0" w:line="240" w:lineRule="auto"/>
+      </w:pPr>
+      <w:r>
+        <w:rPr>
+          <w:rFonts w:ascii="Consolas" w:cs="Consolas" w:eastAsia="Consolas" w:hAnsi="Consolas"/>
+          <w:sz w:val="20"/>
+          <w:szCs w:val="20"/>
+        </w:rPr>
+        <w:t xml:space="preserve"> [ 0.  -1.5]]</w:t>
+      </w:r>
+    </w:p>
+    <w:p>
+      <w:pPr>
+        <w:spacing w:line="276" w:lineRule="auto"/>
+      </w:pPr>
+      <w:r>
+        <w:rPr>
+          <w:rFonts w:ascii="Times New Roman" w:cs="Times New Roman" w:eastAsia="Times New Roman" w:hAnsi="Times New Roman"/>
+          <w:sz w:val="24"/>
+          <w:szCs w:val="24"/>
+        </w:rPr>
+        <w:t xml:space="preserve"/>
+      </w:r>
+    </w:p>
+    <w:p>
+      <w:pPr>
+        <w:spacing w:line="276" w:lineRule="auto"/>
+      </w:pPr>
+      <w:r>
+        <w:rPr>
+          <w:rFonts w:ascii="Times New Roman" w:cs="Times New Roman" w:eastAsia="Times New Roman" w:hAnsi="Times New Roman"/>
+          <w:b/>
+          <w:bCs/>
+          <w:sz w:val="24"/>
+          <w:szCs w:val="24"/>
+        </w:rPr>
+        <w:t xml:space="preserve">Conclusion:</w:t>
+      </w:r>
+    </w:p>
+    <w:p>
+      <w:pPr>
+        <w:spacing w:line="276" w:lineRule="auto"/>
+      </w:pPr>
+      <w:r>
+        <w:rPr>
+          <w:rFonts w:ascii="Times New Roman" w:cs="Times New Roman" w:eastAsia="Times New Roman" w:hAnsi="Times New Roman"/>
+          <w:sz w:val="24"/>
+          <w:szCs w:val="24"/>
+        </w:rPr>
+        <w:t xml:space="preserve">Matrix factorization was successfully achieved using the LU decomposition algorithm, producing correct lower and upper triangular matrices.</w:t>
+      </w:r>
+    </w:p>
+    <w:p>
+      <w:r>
+        <w:br w:type="page"/>
+      </w:r>
+    </w:p>
+    <w:p>
+      <w:pPr>
+        <w:jc w:val="center"/>
+      </w:pPr>
+      <w:r>
+        <w:rPr>
+          <w:rFonts w:ascii="Times New Roman" w:cs="Times New Roman" w:eastAsia="Times New Roman" w:hAnsi="Times New Roman"/>
+          <w:b/>
+          <w:bCs/>
+          <w:sz w:val="24"/>
+          <w:szCs w:val="24"/>
+        </w:rPr>
+        <w:t xml:space="preserve">Experiment-6</w:t>
+      </w:r>
+    </w:p>
+    <w:p>
+      <w:pPr>
+        <w:spacing w:line="276" w:lineRule="auto"/>
+      </w:pPr>
+      <w:r>
+        <w:rPr>
+          <w:rFonts w:ascii="Times New Roman" w:cs="Times New Roman" w:eastAsia="Times New Roman" w:hAnsi="Times New Roman"/>
+          <w:sz w:val="24"/>
+          <w:szCs w:val="24"/>
+        </w:rPr>
+        <w:t xml:space="preserve"/>
+      </w:r>
+    </w:p>
+    <w:p>
+      <w:pPr>
+        <w:spacing w:line="276" w:lineRule="auto"/>
+      </w:pPr>
+      <w:r>
+        <w:rPr>
+          <w:rFonts w:ascii="Times New Roman" w:cs="Times New Roman" w:eastAsia="Times New Roman" w:hAnsi="Times New Roman"/>
+          <w:b/>
+          <w:bCs/>
+          <w:sz w:val="24"/>
+          <w:szCs w:val="24"/>
+        </w:rPr>
+        <w:t xml:space="preserve">Experiment: Implement Warshall algorithm</w:t>
+      </w:r>
+    </w:p>
+    <w:p>
+      <w:pPr>
+        <w:spacing w:line="276" w:lineRule="auto"/>
+      </w:pPr>
+      <w:r>
+        <w:rPr>
+          <w:rFonts w:ascii="Times New Roman" w:cs="Times New Roman" w:eastAsia="Times New Roman" w:hAnsi="Times New Roman"/>
+          <w:sz w:val="24"/>
+          <w:szCs w:val="24"/>
+        </w:rPr>
+        <w:t xml:space="preserve"/>
+      </w:r>
+    </w:p>
+    <w:p>
+      <w:pPr>
+        <w:spacing w:line="276" w:lineRule="auto"/>
+      </w:pPr>
+      <w:r>
+        <w:rPr>
+          <w:rFonts w:ascii="Times New Roman" w:cs="Times New Roman" w:eastAsia="Times New Roman" w:hAnsi="Times New Roman"/>
+          <w:b/>
+          <w:bCs/>
+          <w:sz w:val="24"/>
+          <w:szCs w:val="24"/>
+        </w:rPr>
+        <w:t xml:space="preserve">AIM: </w:t>
+      </w:r>
+      <w:r>
+        <w:rPr>
+          <w:rFonts w:ascii="Times New Roman" w:cs="Times New Roman" w:eastAsia="Times New Roman" w:hAnsi="Times New Roman"/>
+          <w:sz w:val="24"/>
+          <w:szCs w:val="24"/>
+        </w:rPr>
+        <w:t xml:space="preserve">To implement Warshall's algorithm for finding the transitive closure of a directed graph.</w:t>
+      </w:r>
+    </w:p>
+    <w:p>
+      <w:pPr>
+        <w:spacing w:line="276" w:lineRule="auto"/>
+      </w:pPr>
+      <w:r>
+        <w:rPr>
+          <w:rFonts w:ascii="Times New Roman" w:cs="Times New Roman" w:eastAsia="Times New Roman" w:hAnsi="Times New Roman"/>
+          <w:sz w:val="24"/>
+          <w:szCs w:val="24"/>
+        </w:rPr>
+        <w:t xml:space="preserve"/>
+      </w:r>
+    </w:p>
+    <w:p>
+      <w:pPr>
+        <w:spacing w:line="276" w:lineRule="auto"/>
+      </w:pPr>
+      <w:r>
+        <w:rPr>
+          <w:rFonts w:ascii="Times New Roman" w:cs="Times New Roman" w:eastAsia="Times New Roman" w:hAnsi="Times New Roman"/>
+          <w:b/>
+          <w:bCs/>
+          <w:sz w:val="24"/>
+          <w:szCs w:val="24"/>
+        </w:rPr>
+        <w:t xml:space="preserve">Description: </w:t>
+      </w:r>
+    </w:p>
+    <w:p>
+      <w:pPr>
+        <w:spacing w:line="276" w:lineRule="auto"/>
+      </w:pPr>
+      <w:r>
+        <w:rPr>
+          <w:rFonts w:ascii="Times New Roman" w:cs="Times New Roman" w:eastAsia="Times New Roman" w:hAnsi="Times New Roman"/>
+          <w:sz w:val="24"/>
+          <w:szCs w:val="24"/>
+        </w:rPr>
+        <w:t xml:space="preserve">Warshall's algorithm is an efficient method to compute the transitive closure of a directed graph represented by an adjacency matrix. It determines the reachability between all pairs of vertices by testing paths through intermediate vertices, running with a time complexity of O(N^3).</w:t>
+      </w:r>
+    </w:p>
+    <w:p>
+      <w:pPr>
+        <w:spacing w:line="276" w:lineRule="auto"/>
+      </w:pPr>
+      <w:r>
+        <w:rPr>
+          <w:rFonts w:ascii="Times New Roman" w:cs="Times New Roman" w:eastAsia="Times New Roman" w:hAnsi="Times New Roman"/>
+          <w:sz w:val="24"/>
+          <w:szCs w:val="24"/>
+        </w:rPr>
+        <w:t xml:space="preserve"/>
+      </w:r>
+    </w:p>
+    <w:p>
+      <w:pPr>
+        <w:spacing w:line="276" w:lineRule="auto"/>
+      </w:pPr>
+      <w:r>
+        <w:rPr>
+          <w:rFonts w:ascii="Times New Roman" w:cs="Times New Roman" w:eastAsia="Times New Roman" w:hAnsi="Times New Roman"/>
+          <w:b/>
+          <w:bCs/>
+          <w:sz w:val="24"/>
+          <w:szCs w:val="24"/>
+        </w:rPr>
+        <w:t xml:space="preserve">Program:</w:t>
+      </w:r>
+    </w:p>
+    <w:p>
+      <w:pPr>
+        <w:spacing w:after="0" w:before="0" w:line="240" w:lineRule="auto"/>
+      </w:pPr>
+      <w:r>
+        <w:rPr>
+          <w:rFonts w:ascii="Consolas" w:cs="Consolas" w:eastAsia="Consolas" w:hAnsi="Consolas"/>
+          <w:sz w:val="20"/>
+          <w:szCs w:val="20"/>
+        </w:rPr>
+        <w:t xml:space="preserve">def warshall_algorithm(graph):</w:t>
+      </w:r>
+    </w:p>
+    <w:p>
+      <w:pPr>
+        <w:spacing w:after="0" w:before="0" w:line="240" w:lineRule="auto"/>
+      </w:pPr>
+      <w:r>
+        <w:rPr>
+          <w:rFonts w:ascii="Consolas" w:cs="Consolas" w:eastAsia="Consolas" w:hAnsi="Consolas"/>
+          <w:sz w:val="20"/>
+          <w:szCs w:val="20"/>
+        </w:rPr>
+        <w:t xml:space="preserve">    n = len(graph)</w:t>
+      </w:r>
+    </w:p>
+    <w:p>
+      <w:pPr>
+        <w:spacing w:after="0" w:before="0" w:line="240" w:lineRule="auto"/>
+      </w:pPr>
+      <w:r>
+        <w:rPr>
+          <w:rFonts w:ascii="Consolas" w:cs="Consolas" w:eastAsia="Consolas" w:hAnsi="Consolas"/>
+          <w:sz w:val="20"/>
+          <w:szCs w:val="20"/>
+        </w:rPr>
+        <w:t xml:space="preserve">    reach = [row[:] for row in graph]</w:t>
+      </w:r>
+    </w:p>
+    <w:p>
+      <w:pPr>
+        <w:spacing w:after="0" w:before="0" w:line="240" w:lineRule="auto"/>
+      </w:pPr>
+      <w:r>
+        <w:rPr>
+          <w:rFonts w:ascii="Consolas" w:cs="Consolas" w:eastAsia="Consolas" w:hAnsi="Consolas"/>
+          <w:sz w:val="20"/>
+          <w:szCs w:val="20"/>
+        </w:rPr>
+        <w:t xml:space="preserve"/>
+      </w:r>
+    </w:p>
+    <w:p>
+      <w:pPr>
+        <w:spacing w:after="0" w:before="0" w:line="240" w:lineRule="auto"/>
+      </w:pPr>
+      <w:r>
+        <w:rPr>
+          <w:rFonts w:ascii="Consolas" w:cs="Consolas" w:eastAsia="Consolas" w:hAnsi="Consolas"/>
+          <w:sz w:val="20"/>
+          <w:szCs w:val="20"/>
+        </w:rPr>
+        <w:t xml:space="preserve">    for k in range(n):</w:t>
+      </w:r>
+    </w:p>
+    <w:p>
+      <w:pPr>
+        <w:spacing w:after="0" w:before="0" w:line="240" w:lineRule="auto"/>
+      </w:pPr>
+      <w:r>
+        <w:rPr>
+          <w:rFonts w:ascii="Consolas" w:cs="Consolas" w:eastAsia="Consolas" w:hAnsi="Consolas"/>
+          <w:sz w:val="20"/>
+          <w:szCs w:val="20"/>
+        </w:rPr>
+        <w:t xml:space="preserve">        for i in range(n):</w:t>
+      </w:r>
+    </w:p>
+    <w:p>
+      <w:pPr>
+        <w:spacing w:after="0" w:before="0" w:line="240" w:lineRule="auto"/>
+      </w:pPr>
+      <w:r>
+        <w:rPr>
+          <w:rFonts w:ascii="Consolas" w:cs="Consolas" w:eastAsia="Consolas" w:hAnsi="Consolas"/>
+          <w:sz w:val="20"/>
+          <w:szCs w:val="20"/>
+        </w:rPr>
+        <w:t xml:space="preserve">            for j in range(n):</w:t>
+      </w:r>
+    </w:p>
+    <w:p>
+      <w:pPr>
+        <w:spacing w:after="0" w:before="0" w:line="240" w:lineRule="auto"/>
+      </w:pPr>
+      <w:r>
+        <w:rPr>
+          <w:rFonts w:ascii="Consolas" w:cs="Consolas" w:eastAsia="Consolas" w:hAnsi="Consolas"/>
+          <w:sz w:val="20"/>
+          <w:szCs w:val="20"/>
+        </w:rPr>
+        <w:t xml:space="preserve">                reach[i][j] = reach[i][j] or (reach[i][k] and reach[k][j])</w:t>
+      </w:r>
+    </w:p>
+    <w:p>
+      <w:pPr>
+        <w:spacing w:after="0" w:before="0" w:line="240" w:lineRule="auto"/>
+      </w:pPr>
+      <w:r>
+        <w:rPr>
+          <w:rFonts w:ascii="Consolas" w:cs="Consolas" w:eastAsia="Consolas" w:hAnsi="Consolas"/>
+          <w:sz w:val="20"/>
+          <w:szCs w:val="20"/>
+        </w:rPr>
+        <w:t xml:space="preserve"/>
+      </w:r>
+    </w:p>
+    <w:p>
+      <w:pPr>
+        <w:spacing w:after="0" w:before="0" w:line="240" w:lineRule="auto"/>
+      </w:pPr>
+      <w:r>
+        <w:rPr>
+          <w:rFonts w:ascii="Consolas" w:cs="Consolas" w:eastAsia="Consolas" w:hAnsi="Consolas"/>
+          <w:sz w:val="20"/>
+          <w:szCs w:val="20"/>
+        </w:rPr>
+        <w:t xml:space="preserve">    return reach</w:t>
+      </w:r>
+    </w:p>
+    <w:p>
+      <w:pPr>
+        <w:spacing w:after="0" w:before="0" w:line="240" w:lineRule="auto"/>
+      </w:pPr>
+      <w:r>
+        <w:rPr>
+          <w:rFonts w:ascii="Consolas" w:cs="Consolas" w:eastAsia="Consolas" w:hAnsi="Consolas"/>
+          <w:sz w:val="20"/>
+          <w:szCs w:val="20"/>
+        </w:rPr>
+        <w:t xml:space="preserve"/>
+      </w:r>
+    </w:p>
+    <w:p>
+      <w:pPr>
+        <w:spacing w:after="0" w:before="0" w:line="240" w:lineRule="auto"/>
+      </w:pPr>
+      <w:r>
+        <w:rPr>
+          <w:rFonts w:ascii="Consolas" w:cs="Consolas" w:eastAsia="Consolas" w:hAnsi="Consolas"/>
+          <w:sz w:val="20"/>
+          <w:szCs w:val="20"/>
+        </w:rPr>
+        <w:t xml:space="preserve">graph = [</w:t>
+      </w:r>
+    </w:p>
+    <w:p>
+      <w:pPr>
+        <w:spacing w:after="0" w:before="0" w:line="240" w:lineRule="auto"/>
+      </w:pPr>
+      <w:r>
+        <w:rPr>
+          <w:rFonts w:ascii="Consolas" w:cs="Consolas" w:eastAsia="Consolas" w:hAnsi="Consolas"/>
+          <w:sz w:val="20"/>
+          <w:szCs w:val="20"/>
+        </w:rPr>
+        <w:t xml:space="preserve">    [0, 1, 0],</w:t>
+      </w:r>
+    </w:p>
+    <w:p>
+      <w:pPr>
+        <w:spacing w:after="0" w:before="0" w:line="240" w:lineRule="auto"/>
+      </w:pPr>
+      <w:r>
+        <w:rPr>
+          <w:rFonts w:ascii="Consolas" w:cs="Consolas" w:eastAsia="Consolas" w:hAnsi="Consolas"/>
+          <w:sz w:val="20"/>
+          <w:szCs w:val="20"/>
+        </w:rPr>
+        <w:t xml:space="preserve">    [0, 0, 1],</w:t>
+      </w:r>
+    </w:p>
+    <w:p>
+      <w:pPr>
+        <w:spacing w:after="0" w:before="0" w:line="240" w:lineRule="auto"/>
+      </w:pPr>
+      <w:r>
+        <w:rPr>
+          <w:rFonts w:ascii="Consolas" w:cs="Consolas" w:eastAsia="Consolas" w:hAnsi="Consolas"/>
+          <w:sz w:val="20"/>
+          <w:szCs w:val="20"/>
+        </w:rPr>
+        <w:t xml:space="preserve">    [1, 0, 0]</w:t>
+      </w:r>
+    </w:p>
+    <w:p>
+      <w:pPr>
+        <w:spacing w:after="0" w:before="0" w:line="240" w:lineRule="auto"/>
+      </w:pPr>
+      <w:r>
+        <w:rPr>
+          <w:rFonts w:ascii="Consolas" w:cs="Consolas" w:eastAsia="Consolas" w:hAnsi="Consolas"/>
+          <w:sz w:val="20"/>
+          <w:szCs w:val="20"/>
+        </w:rPr>
+        <w:t xml:space="preserve">]</w:t>
+      </w:r>
+    </w:p>
+    <w:p>
+      <w:pPr>
+        <w:spacing w:after="0" w:before="0" w:line="240" w:lineRule="auto"/>
+      </w:pPr>
+      <w:r>
+        <w:rPr>
+          <w:rFonts w:ascii="Consolas" w:cs="Consolas" w:eastAsia="Consolas" w:hAnsi="Consolas"/>
+          <w:sz w:val="20"/>
+          <w:szCs w:val="20"/>
+        </w:rPr>
+        <w:t xml:space="preserve"/>
+      </w:r>
+    </w:p>
+    <w:p>
+      <w:pPr>
+        <w:spacing w:after="0" w:before="0" w:line="240" w:lineRule="auto"/>
+      </w:pPr>
+      <w:r>
+        <w:rPr>
+          <w:rFonts w:ascii="Consolas" w:cs="Consolas" w:eastAsia="Consolas" w:hAnsi="Consolas"/>
+          <w:sz w:val="20"/>
+          <w:szCs w:val="20"/>
+        </w:rPr>
+        <w:t xml:space="preserve">transitive_closure = warshall_algorithm(graph)</w:t>
+      </w:r>
+    </w:p>
+    <w:p>
+      <w:pPr>
+        <w:spacing w:after="0" w:before="0" w:line="240" w:lineRule="auto"/>
+      </w:pPr>
+      <w:r>
+        <w:rPr>
+          <w:rFonts w:ascii="Consolas" w:cs="Consolas" w:eastAsia="Consolas" w:hAnsi="Consolas"/>
+          <w:sz w:val="20"/>
+          <w:szCs w:val="20"/>
+        </w:rPr>
+        <w:t xml:space="preserve">print("Transitive Closure:", transitive_closure)</w:t>
+      </w:r>
+    </w:p>
+    <w:p>
+      <w:pPr>
+        <w:spacing w:line="276" w:lineRule="auto"/>
+      </w:pPr>
+      <w:r>
+        <w:rPr>
+          <w:rFonts w:ascii="Times New Roman" w:cs="Times New Roman" w:eastAsia="Times New Roman" w:hAnsi="Times New Roman"/>
+          <w:sz w:val="24"/>
+          <w:szCs w:val="24"/>
+        </w:rPr>
+        <w:t xml:space="preserve"/>
+      </w:r>
+    </w:p>
+    <w:p>
+      <w:pPr>
+        <w:spacing w:line="276" w:lineRule="auto"/>
+      </w:pPr>
+      <w:r>
+        <w:rPr>
+          <w:rFonts w:ascii="Times New Roman" w:cs="Times New Roman" w:eastAsia="Times New Roman" w:hAnsi="Times New Roman"/>
+          <w:b/>
+          <w:bCs/>
+          <w:sz w:val="24"/>
+          <w:szCs w:val="24"/>
+        </w:rPr>
+        <w:t xml:space="preserve">OUTPUT:-</w:t>
+      </w:r>
+    </w:p>
+    <w:p>
+      <w:pPr>
+        <w:spacing w:after="0" w:before="0" w:line="240" w:lineRule="auto"/>
+      </w:pPr>
+      <w:r>
+        <w:rPr>
+          <w:rFonts w:ascii="Consolas" w:cs="Consolas" w:eastAsia="Consolas" w:hAnsi="Consolas"/>
+          <w:sz w:val="20"/>
+          <w:szCs w:val="20"/>
+        </w:rPr>
+        <w:t xml:space="preserve">Transitive Closure: [[1, 1, 1], [1, 1, 1], [1, 1, 1]]</w:t>
+      </w:r>
+    </w:p>
+    <w:p>
+      <w:pPr>
+        <w:spacing w:line="276" w:lineRule="auto"/>
+      </w:pPr>
+      <w:r>
+        <w:rPr>
+          <w:rFonts w:ascii="Times New Roman" w:cs="Times New Roman" w:eastAsia="Times New Roman" w:hAnsi="Times New Roman"/>
+          <w:sz w:val="24"/>
+          <w:szCs w:val="24"/>
+        </w:rPr>
+        <w:t xml:space="preserve"/>
+      </w:r>
+    </w:p>
+    <w:p>
+      <w:pPr>
+        <w:spacing w:line="276" w:lineRule="auto"/>
+      </w:pPr>
+      <w:r>
+        <w:rPr>
+          <w:rFonts w:ascii="Times New Roman" w:cs="Times New Roman" w:eastAsia="Times New Roman" w:hAnsi="Times New Roman"/>
+          <w:b/>
+          <w:bCs/>
+          <w:sz w:val="24"/>
+          <w:szCs w:val="24"/>
+        </w:rPr>
+        <w:t xml:space="preserve">Conclusion:</w:t>
+      </w:r>
+    </w:p>
+    <w:p>
+      <w:pPr>
+        <w:spacing w:line="276" w:lineRule="auto"/>
+      </w:pPr>
+      <w:r>
+        <w:rPr>
+          <w:rFonts w:ascii="Times New Roman" w:cs="Times New Roman" w:eastAsia="Times New Roman" w:hAnsi="Times New Roman"/>
+          <w:sz w:val="24"/>
+          <w:szCs w:val="24"/>
+        </w:rPr>
+        <w:t xml:space="preserve">The transitive closure of a directed graph was successfully calculated using Warshall's algorithm.</w:t>
+      </w:r>
+    </w:p>
+    <w:p>
+      <w:r>
+        <w:br w:type="page"/>
+      </w:r>
+    </w:p>
+    <w:p>
+      <w:pPr>
+        <w:jc w:val="center"/>
+      </w:pPr>
+      <w:r>
+        <w:rPr>
+          <w:rFonts w:ascii="Times New Roman" w:cs="Times New Roman" w:eastAsia="Times New Roman" w:hAnsi="Times New Roman"/>
+          <w:b/>
+          <w:bCs/>
+          <w:sz w:val="24"/>
+          <w:szCs w:val="24"/>
+        </w:rPr>
+        <w:t xml:space="preserve">Experiment-7</w:t>
+      </w:r>
+    </w:p>
+    <w:p>
+      <w:pPr>
+        <w:spacing w:line="276" w:lineRule="auto"/>
+      </w:pPr>
+      <w:r>
+        <w:rPr>
+          <w:rFonts w:ascii="Times New Roman" w:cs="Times New Roman" w:eastAsia="Times New Roman" w:hAnsi="Times New Roman"/>
+          <w:sz w:val="24"/>
+          <w:szCs w:val="24"/>
+        </w:rPr>
+        <w:t xml:space="preserve"/>
+      </w:r>
+    </w:p>
+    <w:p>
+      <w:pPr>
+        <w:spacing w:line="276" w:lineRule="auto"/>
+      </w:pPr>
+      <w:r>
+        <w:rPr>
+          <w:rFonts w:ascii="Times New Roman" w:cs="Times New Roman" w:eastAsia="Times New Roman" w:hAnsi="Times New Roman"/>
+          <w:b/>
+          <w:bCs/>
+          <w:sz w:val="24"/>
+          <w:szCs w:val="24"/>
+        </w:rPr>
+        <w:t xml:space="preserve">Experiment: Implement the Rabin Karp algorithm</w:t>
+      </w:r>
+    </w:p>
+    <w:p>
+      <w:pPr>
+        <w:spacing w:line="276" w:lineRule="auto"/>
+      </w:pPr>
+      <w:r>
+        <w:rPr>
+          <w:rFonts w:ascii="Times New Roman" w:cs="Times New Roman" w:eastAsia="Times New Roman" w:hAnsi="Times New Roman"/>
+          <w:sz w:val="24"/>
+          <w:szCs w:val="24"/>
+        </w:rPr>
+        <w:t xml:space="preserve"/>
+      </w:r>
+    </w:p>
+    <w:p>
+      <w:pPr>
+        <w:spacing w:line="276" w:lineRule="auto"/>
+      </w:pPr>
+      <w:r>
+        <w:rPr>
+          <w:rFonts w:ascii="Times New Roman" w:cs="Times New Roman" w:eastAsia="Times New Roman" w:hAnsi="Times New Roman"/>
+          <w:b/>
+          <w:bCs/>
+          <w:sz w:val="24"/>
+          <w:szCs w:val="24"/>
+        </w:rPr>
+        <w:t xml:space="preserve">AIM: </w:t>
+      </w:r>
+      <w:r>
+        <w:rPr>
+          <w:rFonts w:ascii="Times New Roman" w:cs="Times New Roman" w:eastAsia="Times New Roman" w:hAnsi="Times New Roman"/>
+          <w:sz w:val="24"/>
+          <w:szCs w:val="24"/>
+        </w:rPr>
+        <w:t xml:space="preserve">To implement the Rabin-Karp string matching algorithm.</w:t>
+      </w:r>
+    </w:p>
+    <w:p>
+      <w:pPr>
+        <w:spacing w:line="276" w:lineRule="auto"/>
+      </w:pPr>
+      <w:r>
+        <w:rPr>
+          <w:rFonts w:ascii="Times New Roman" w:cs="Times New Roman" w:eastAsia="Times New Roman" w:hAnsi="Times New Roman"/>
+          <w:sz w:val="24"/>
+          <w:szCs w:val="24"/>
+        </w:rPr>
+        <w:t xml:space="preserve"/>
+      </w:r>
+    </w:p>
+    <w:p>
+      <w:pPr>
+        <w:spacing w:line="276" w:lineRule="auto"/>
+      </w:pPr>
+      <w:r>
+        <w:rPr>
+          <w:rFonts w:ascii="Times New Roman" w:cs="Times New Roman" w:eastAsia="Times New Roman" w:hAnsi="Times New Roman"/>
+          <w:b/>
+          <w:bCs/>
+          <w:sz w:val="24"/>
+          <w:szCs w:val="24"/>
+        </w:rPr>
+        <w:t xml:space="preserve">Description: </w:t>
+      </w:r>
+    </w:p>
+    <w:p>
+      <w:pPr>
+        <w:spacing w:line="276" w:lineRule="auto"/>
+      </w:pPr>
+      <w:r>
+        <w:rPr>
+          <w:rFonts w:ascii="Times New Roman" w:cs="Times New Roman" w:eastAsia="Times New Roman" w:hAnsi="Times New Roman"/>
+          <w:sz w:val="24"/>
+          <w:szCs w:val="24"/>
+        </w:rPr>
+        <w:t xml:space="preserve">The Rabin-Karp algorithm is a string-searching algorithm that uses hashing to find any one of a set of pattern strings in a text. By utilizing a rolling hash function to quickly compute hash values of substrings of the text and comparing them against the pattern hash, it achieves an average-case search time of O(N + M).</w:t>
+      </w:r>
+    </w:p>
+    <w:p>
+      <w:pPr>
+        <w:spacing w:line="276" w:lineRule="auto"/>
+      </w:pPr>
+      <w:r>
+        <w:rPr>
+          <w:rFonts w:ascii="Times New Roman" w:cs="Times New Roman" w:eastAsia="Times New Roman" w:hAnsi="Times New Roman"/>
+          <w:sz w:val="24"/>
+          <w:szCs w:val="24"/>
+        </w:rPr>
+        <w:t xml:space="preserve"/>
+      </w:r>
+    </w:p>
+    <w:p>
+      <w:pPr>
+        <w:spacing w:line="276" w:lineRule="auto"/>
+      </w:pPr>
+      <w:r>
+        <w:rPr>
+          <w:rFonts w:ascii="Times New Roman" w:cs="Times New Roman" w:eastAsia="Times New Roman" w:hAnsi="Times New Roman"/>
+          <w:b/>
+          <w:bCs/>
+          <w:sz w:val="24"/>
+          <w:szCs w:val="24"/>
+        </w:rPr>
+        <w:t xml:space="preserve">Program:</w:t>
+      </w:r>
+    </w:p>
+    <w:p>
+      <w:pPr>
+        <w:spacing w:after="0" w:before="0" w:line="240" w:lineRule="auto"/>
+      </w:pPr>
+      <w:r>
+        <w:rPr>
+          <w:rFonts w:ascii="Consolas" w:cs="Consolas" w:eastAsia="Consolas" w:hAnsi="Consolas"/>
+          <w:sz w:val="20"/>
+          <w:szCs w:val="20"/>
+        </w:rPr>
+        <w:t xml:space="preserve">def rabin_karp(text, pattern):</w:t>
+      </w:r>
+    </w:p>
+    <w:p>
+      <w:pPr>
+        <w:spacing w:after="0" w:before="0" w:line="240" w:lineRule="auto"/>
+      </w:pPr>
+      <w:r>
+        <w:rPr>
+          <w:rFonts w:ascii="Consolas" w:cs="Consolas" w:eastAsia="Consolas" w:hAnsi="Consolas"/>
+          <w:sz w:val="20"/>
+          <w:szCs w:val="20"/>
+        </w:rPr>
+        <w:t xml:space="preserve"/>
+      </w:r>
+    </w:p>
+    <w:p>
+      <w:pPr>
+        <w:spacing w:after="0" w:before="0" w:line="240" w:lineRule="auto"/>
+      </w:pPr>
+      <w:r>
+        <w:rPr>
+          <w:rFonts w:ascii="Consolas" w:cs="Consolas" w:eastAsia="Consolas" w:hAnsi="Consolas"/>
+          <w:sz w:val="20"/>
+          <w:szCs w:val="20"/>
+        </w:rPr>
+        <w:t xml:space="preserve">    d = 256</w:t>
+      </w:r>
+    </w:p>
+    <w:p>
+      <w:pPr>
+        <w:spacing w:after="0" w:before="0" w:line="240" w:lineRule="auto"/>
+      </w:pPr>
+      <w:r>
+        <w:rPr>
+          <w:rFonts w:ascii="Consolas" w:cs="Consolas" w:eastAsia="Consolas" w:hAnsi="Consolas"/>
+          <w:sz w:val="20"/>
+          <w:szCs w:val="20"/>
+        </w:rPr>
+        <w:t xml:space="preserve">    q = 101</w:t>
+      </w:r>
+    </w:p>
+    <w:p>
+      <w:pPr>
+        <w:spacing w:after="0" w:before="0" w:line="240" w:lineRule="auto"/>
+      </w:pPr>
+      <w:r>
+        <w:rPr>
+          <w:rFonts w:ascii="Consolas" w:cs="Consolas" w:eastAsia="Consolas" w:hAnsi="Consolas"/>
+          <w:sz w:val="20"/>
+          <w:szCs w:val="20"/>
+        </w:rPr>
+        <w:t xml:space="preserve"/>
+      </w:r>
+    </w:p>
+    <w:p>
+      <w:pPr>
+        <w:spacing w:after="0" w:before="0" w:line="240" w:lineRule="auto"/>
+      </w:pPr>
+      <w:r>
+        <w:rPr>
+          <w:rFonts w:ascii="Consolas" w:cs="Consolas" w:eastAsia="Consolas" w:hAnsi="Consolas"/>
+          <w:sz w:val="20"/>
+          <w:szCs w:val="20"/>
+        </w:rPr>
+        <w:t xml:space="preserve">    m = len(pattern)</w:t>
+      </w:r>
+    </w:p>
+    <w:p>
+      <w:pPr>
+        <w:spacing w:after="0" w:before="0" w:line="240" w:lineRule="auto"/>
+      </w:pPr>
+      <w:r>
+        <w:rPr>
+          <w:rFonts w:ascii="Consolas" w:cs="Consolas" w:eastAsia="Consolas" w:hAnsi="Consolas"/>
+          <w:sz w:val="20"/>
+          <w:szCs w:val="20"/>
+        </w:rPr>
+        <w:t xml:space="preserve">    n = len(text)</w:t>
+      </w:r>
+    </w:p>
+    <w:p>
+      <w:pPr>
+        <w:spacing w:after="0" w:before="0" w:line="240" w:lineRule="auto"/>
+      </w:pPr>
+      <w:r>
+        <w:rPr>
+          <w:rFonts w:ascii="Consolas" w:cs="Consolas" w:eastAsia="Consolas" w:hAnsi="Consolas"/>
+          <w:sz w:val="20"/>
+          <w:szCs w:val="20"/>
+        </w:rPr>
+        <w:t xml:space="preserve"/>
+      </w:r>
+    </w:p>
+    <w:p>
+      <w:pPr>
+        <w:spacing w:after="0" w:before="0" w:line="240" w:lineRule="auto"/>
+      </w:pPr>
+      <w:r>
+        <w:rPr>
+          <w:rFonts w:ascii="Consolas" w:cs="Consolas" w:eastAsia="Consolas" w:hAnsi="Consolas"/>
+          <w:sz w:val="20"/>
+          <w:szCs w:val="20"/>
+        </w:rPr>
+        <w:t xml:space="preserve">    h_pattern = 0</w:t>
+      </w:r>
+    </w:p>
+    <w:p>
+      <w:pPr>
+        <w:spacing w:after="0" w:before="0" w:line="240" w:lineRule="auto"/>
+      </w:pPr>
+      <w:r>
+        <w:rPr>
+          <w:rFonts w:ascii="Consolas" w:cs="Consolas" w:eastAsia="Consolas" w:hAnsi="Consolas"/>
+          <w:sz w:val="20"/>
+          <w:szCs w:val="20"/>
+        </w:rPr>
+        <w:t xml:space="preserve">    h_text = 0</w:t>
+      </w:r>
+    </w:p>
+    <w:p>
+      <w:pPr>
+        <w:spacing w:after="0" w:before="0" w:line="240" w:lineRule="auto"/>
+      </w:pPr>
+      <w:r>
+        <w:rPr>
+          <w:rFonts w:ascii="Consolas" w:cs="Consolas" w:eastAsia="Consolas" w:hAnsi="Consolas"/>
+          <w:sz w:val="20"/>
+          <w:szCs w:val="20"/>
+        </w:rPr>
+        <w:t xml:space="preserve">    h = 1</w:t>
+      </w:r>
+    </w:p>
+    <w:p>
+      <w:pPr>
+        <w:spacing w:after="0" w:before="0" w:line="240" w:lineRule="auto"/>
+      </w:pPr>
+      <w:r>
+        <w:rPr>
+          <w:rFonts w:ascii="Consolas" w:cs="Consolas" w:eastAsia="Consolas" w:hAnsi="Consolas"/>
+          <w:sz w:val="20"/>
+          <w:szCs w:val="20"/>
+        </w:rPr>
+        <w:t xml:space="preserve"/>
+      </w:r>
+    </w:p>
+    <w:p>
+      <w:pPr>
+        <w:spacing w:after="0" w:before="0" w:line="240" w:lineRule="auto"/>
+      </w:pPr>
+      <w:r>
+        <w:rPr>
+          <w:rFonts w:ascii="Consolas" w:cs="Consolas" w:eastAsia="Consolas" w:hAnsi="Consolas"/>
+          <w:sz w:val="20"/>
+          <w:szCs w:val="20"/>
+        </w:rPr>
+        <w:t xml:space="preserve">    for i in range(m - 1):</w:t>
+      </w:r>
+    </w:p>
+    <w:p>
+      <w:pPr>
+        <w:spacing w:after="0" w:before="0" w:line="240" w:lineRule="auto"/>
+      </w:pPr>
+      <w:r>
+        <w:rPr>
+          <w:rFonts w:ascii="Consolas" w:cs="Consolas" w:eastAsia="Consolas" w:hAnsi="Consolas"/>
+          <w:sz w:val="20"/>
+          <w:szCs w:val="20"/>
+        </w:rPr>
+        <w:t xml:space="preserve">        h = (h * d) % q</w:t>
+      </w:r>
+    </w:p>
+    <w:p>
+      <w:pPr>
+        <w:spacing w:after="0" w:before="0" w:line="240" w:lineRule="auto"/>
+      </w:pPr>
+      <w:r>
+        <w:rPr>
+          <w:rFonts w:ascii="Consolas" w:cs="Consolas" w:eastAsia="Consolas" w:hAnsi="Consolas"/>
+          <w:sz w:val="20"/>
+          <w:szCs w:val="20"/>
+        </w:rPr>
+        <w:t xml:space="preserve"/>
+      </w:r>
+    </w:p>
+    <w:p>
+      <w:pPr>
+        <w:spacing w:after="0" w:before="0" w:line="240" w:lineRule="auto"/>
+      </w:pPr>
+      <w:r>
+        <w:rPr>
+          <w:rFonts w:ascii="Consolas" w:cs="Consolas" w:eastAsia="Consolas" w:hAnsi="Consolas"/>
+          <w:sz w:val="20"/>
+          <w:szCs w:val="20"/>
+        </w:rPr>
+        <w:t xml:space="preserve">    for i in range(m):</w:t>
+      </w:r>
+    </w:p>
+    <w:p>
+      <w:pPr>
+        <w:spacing w:after="0" w:before="0" w:line="240" w:lineRule="auto"/>
+      </w:pPr>
+      <w:r>
+        <w:rPr>
+          <w:rFonts w:ascii="Consolas" w:cs="Consolas" w:eastAsia="Consolas" w:hAnsi="Consolas"/>
+          <w:sz w:val="20"/>
+          <w:szCs w:val="20"/>
+        </w:rPr>
+        <w:t xml:space="preserve"/>
+      </w:r>
+    </w:p>
+    <w:p>
+      <w:pPr>
+        <w:spacing w:after="0" w:before="0" w:line="240" w:lineRule="auto"/>
+      </w:pPr>
+      <w:r>
+        <w:rPr>
+          <w:rFonts w:ascii="Consolas" w:cs="Consolas" w:eastAsia="Consolas" w:hAnsi="Consolas"/>
+          <w:sz w:val="20"/>
+          <w:szCs w:val="20"/>
+        </w:rPr>
+        <w:t xml:space="preserve">        h_pattern = (d * h_pattern + ord(pattern[i])) % q</w:t>
+      </w:r>
+    </w:p>
+    <w:p>
+      <w:pPr>
+        <w:spacing w:after="0" w:before="0" w:line="240" w:lineRule="auto"/>
+      </w:pPr>
+      <w:r>
+        <w:rPr>
+          <w:rFonts w:ascii="Consolas" w:cs="Consolas" w:eastAsia="Consolas" w:hAnsi="Consolas"/>
+          <w:sz w:val="20"/>
+          <w:szCs w:val="20"/>
+        </w:rPr>
+        <w:t xml:space="preserve"/>
+      </w:r>
+    </w:p>
+    <w:p>
+      <w:pPr>
+        <w:spacing w:after="0" w:before="0" w:line="240" w:lineRule="auto"/>
+      </w:pPr>
+      <w:r>
+        <w:rPr>
+          <w:rFonts w:ascii="Consolas" w:cs="Consolas" w:eastAsia="Consolas" w:hAnsi="Consolas"/>
+          <w:sz w:val="20"/>
+          <w:szCs w:val="20"/>
+        </w:rPr>
+        <w:t xml:space="preserve">        h_text = (d * h_text + ord(text[i])) % q</w:t>
+      </w:r>
+    </w:p>
+    <w:p>
+      <w:pPr>
+        <w:spacing w:after="0" w:before="0" w:line="240" w:lineRule="auto"/>
+      </w:pPr>
+      <w:r>
+        <w:rPr>
+          <w:rFonts w:ascii="Consolas" w:cs="Consolas" w:eastAsia="Consolas" w:hAnsi="Consolas"/>
+          <w:sz w:val="20"/>
+          <w:szCs w:val="20"/>
+        </w:rPr>
+        <w:t xml:space="preserve"/>
+      </w:r>
+    </w:p>
+    <w:p>
+      <w:pPr>
+        <w:spacing w:after="0" w:before="0" w:line="240" w:lineRule="auto"/>
+      </w:pPr>
+      <w:r>
+        <w:rPr>
+          <w:rFonts w:ascii="Consolas" w:cs="Consolas" w:eastAsia="Consolas" w:hAnsi="Consolas"/>
+          <w:sz w:val="20"/>
+          <w:szCs w:val="20"/>
+        </w:rPr>
+        <w:t xml:space="preserve">    for i in range(n - m + 1):</w:t>
+      </w:r>
+    </w:p>
+    <w:p>
+      <w:pPr>
+        <w:spacing w:after="0" w:before="0" w:line="240" w:lineRule="auto"/>
+      </w:pPr>
+      <w:r>
+        <w:rPr>
+          <w:rFonts w:ascii="Consolas" w:cs="Consolas" w:eastAsia="Consolas" w:hAnsi="Consolas"/>
+          <w:sz w:val="20"/>
+          <w:szCs w:val="20"/>
+        </w:rPr>
+        <w:t xml:space="preserve"/>
+      </w:r>
+    </w:p>
+    <w:p>
+      <w:pPr>
+        <w:spacing w:after="0" w:before="0" w:line="240" w:lineRule="auto"/>
+      </w:pPr>
+      <w:r>
+        <w:rPr>
+          <w:rFonts w:ascii="Consolas" w:cs="Consolas" w:eastAsia="Consolas" w:hAnsi="Consolas"/>
+          <w:sz w:val="20"/>
+          <w:szCs w:val="20"/>
+        </w:rPr>
+        <w:t xml:space="preserve">        if h_pattern == h_text:</w:t>
+      </w:r>
+    </w:p>
+    <w:p>
+      <w:pPr>
+        <w:spacing w:after="0" w:before="0" w:line="240" w:lineRule="auto"/>
+      </w:pPr>
+      <w:r>
+        <w:rPr>
+          <w:rFonts w:ascii="Consolas" w:cs="Consolas" w:eastAsia="Consolas" w:hAnsi="Consolas"/>
+          <w:sz w:val="20"/>
+          <w:szCs w:val="20"/>
+        </w:rPr>
+        <w:t xml:space="preserve"/>
+      </w:r>
+    </w:p>
+    <w:p>
+      <w:pPr>
+        <w:spacing w:after="0" w:before="0" w:line="240" w:lineRule="auto"/>
+      </w:pPr>
+      <w:r>
+        <w:rPr>
+          <w:rFonts w:ascii="Consolas" w:cs="Consolas" w:eastAsia="Consolas" w:hAnsi="Consolas"/>
+          <w:sz w:val="20"/>
+          <w:szCs w:val="20"/>
+        </w:rPr>
+        <w:t xml:space="preserve">            if text[i:i + m] == pattern:</w:t>
+      </w:r>
+    </w:p>
+    <w:p>
+      <w:pPr>
+        <w:spacing w:after="0" w:before="0" w:line="240" w:lineRule="auto"/>
+      </w:pPr>
+      <w:r>
+        <w:rPr>
+          <w:rFonts w:ascii="Consolas" w:cs="Consolas" w:eastAsia="Consolas" w:hAnsi="Consolas"/>
+          <w:sz w:val="20"/>
+          <w:szCs w:val="20"/>
+        </w:rPr>
+        <w:t xml:space="preserve"/>
+      </w:r>
+    </w:p>
+    <w:p>
+      <w:pPr>
+        <w:spacing w:after="0" w:before="0" w:line="240" w:lineRule="auto"/>
+      </w:pPr>
+      <w:r>
+        <w:rPr>
+          <w:rFonts w:ascii="Consolas" w:cs="Consolas" w:eastAsia="Consolas" w:hAnsi="Consolas"/>
+          <w:sz w:val="20"/>
+          <w:szCs w:val="20"/>
+        </w:rPr>
+        <w:t xml:space="preserve">                return i</w:t>
+      </w:r>
+    </w:p>
+    <w:p>
+      <w:pPr>
+        <w:spacing w:after="0" w:before="0" w:line="240" w:lineRule="auto"/>
+      </w:pPr>
+      <w:r>
+        <w:rPr>
+          <w:rFonts w:ascii="Consolas" w:cs="Consolas" w:eastAsia="Consolas" w:hAnsi="Consolas"/>
+          <w:sz w:val="20"/>
+          <w:szCs w:val="20"/>
+        </w:rPr>
+        <w:t xml:space="preserve"/>
+      </w:r>
+    </w:p>
+    <w:p>
+      <w:pPr>
+        <w:spacing w:after="0" w:before="0" w:line="240" w:lineRule="auto"/>
+      </w:pPr>
+      <w:r>
+        <w:rPr>
+          <w:rFonts w:ascii="Consolas" w:cs="Consolas" w:eastAsia="Consolas" w:hAnsi="Consolas"/>
+          <w:sz w:val="20"/>
+          <w:szCs w:val="20"/>
+        </w:rPr>
+        <w:t xml:space="preserve">        if i &lt; n - m:</w:t>
+      </w:r>
+    </w:p>
+    <w:p>
+      <w:pPr>
+        <w:spacing w:after="0" w:before="0" w:line="240" w:lineRule="auto"/>
+      </w:pPr>
+      <w:r>
+        <w:rPr>
+          <w:rFonts w:ascii="Consolas" w:cs="Consolas" w:eastAsia="Consolas" w:hAnsi="Consolas"/>
+          <w:sz w:val="20"/>
+          <w:szCs w:val="20"/>
+        </w:rPr>
+        <w:t xml:space="preserve"/>
+      </w:r>
+    </w:p>
+    <w:p>
+      <w:pPr>
+        <w:spacing w:after="0" w:before="0" w:line="240" w:lineRule="auto"/>
+      </w:pPr>
+      <w:r>
+        <w:rPr>
+          <w:rFonts w:ascii="Consolas" w:cs="Consolas" w:eastAsia="Consolas" w:hAnsi="Consolas"/>
+          <w:sz w:val="20"/>
+          <w:szCs w:val="20"/>
+        </w:rPr>
+        <w:t xml:space="preserve">            h_text = (</w:t>
+      </w:r>
+    </w:p>
+    <w:p>
+      <w:pPr>
+        <w:spacing w:after="0" w:before="0" w:line="240" w:lineRule="auto"/>
+      </w:pPr>
+      <w:r>
+        <w:rPr>
+          <w:rFonts w:ascii="Consolas" w:cs="Consolas" w:eastAsia="Consolas" w:hAnsi="Consolas"/>
+          <w:sz w:val="20"/>
+          <w:szCs w:val="20"/>
+        </w:rPr>
+        <w:t xml:space="preserve">                d * (h_text - ord(text[i]) * h)</w:t>
+      </w:r>
+    </w:p>
+    <w:p>
+      <w:pPr>
+        <w:spacing w:after="0" w:before="0" w:line="240" w:lineRule="auto"/>
+      </w:pPr>
+      <w:r>
+        <w:rPr>
+          <w:rFonts w:ascii="Consolas" w:cs="Consolas" w:eastAsia="Consolas" w:hAnsi="Consolas"/>
+          <w:sz w:val="20"/>
+          <w:szCs w:val="20"/>
+        </w:rPr>
+        <w:t xml:space="preserve">                + ord(text[i + m])</w:t>
+      </w:r>
+    </w:p>
+    <w:p>
+      <w:pPr>
+        <w:spacing w:after="0" w:before="0" w:line="240" w:lineRule="auto"/>
+      </w:pPr>
+      <w:r>
+        <w:rPr>
+          <w:rFonts w:ascii="Consolas" w:cs="Consolas" w:eastAsia="Consolas" w:hAnsi="Consolas"/>
+          <w:sz w:val="20"/>
+          <w:szCs w:val="20"/>
+        </w:rPr>
+        <w:t xml:space="preserve">            ) % q</w:t>
+      </w:r>
+    </w:p>
+    <w:p>
+      <w:pPr>
+        <w:spacing w:after="0" w:before="0" w:line="240" w:lineRule="auto"/>
+      </w:pPr>
+      <w:r>
+        <w:rPr>
+          <w:rFonts w:ascii="Consolas" w:cs="Consolas" w:eastAsia="Consolas" w:hAnsi="Consolas"/>
+          <w:sz w:val="20"/>
+          <w:szCs w:val="20"/>
+        </w:rPr>
+        <w:t xml:space="preserve"/>
+      </w:r>
+    </w:p>
+    <w:p>
+      <w:pPr>
+        <w:spacing w:after="0" w:before="0" w:line="240" w:lineRule="auto"/>
+      </w:pPr>
+      <w:r>
+        <w:rPr>
+          <w:rFonts w:ascii="Consolas" w:cs="Consolas" w:eastAsia="Consolas" w:hAnsi="Consolas"/>
+          <w:sz w:val="20"/>
+          <w:szCs w:val="20"/>
+        </w:rPr>
+        <w:t xml:space="preserve">            if h_text &lt; 0:</w:t>
+      </w:r>
+    </w:p>
+    <w:p>
+      <w:pPr>
+        <w:spacing w:after="0" w:before="0" w:line="240" w:lineRule="auto"/>
+      </w:pPr>
+      <w:r>
+        <w:rPr>
+          <w:rFonts w:ascii="Consolas" w:cs="Consolas" w:eastAsia="Consolas" w:hAnsi="Consolas"/>
+          <w:sz w:val="20"/>
+          <w:szCs w:val="20"/>
+        </w:rPr>
+        <w:t xml:space="preserve"/>
+      </w:r>
+    </w:p>
+    <w:p>
+      <w:pPr>
+        <w:spacing w:after="0" w:before="0" w:line="240" w:lineRule="auto"/>
+      </w:pPr>
+      <w:r>
+        <w:rPr>
+          <w:rFonts w:ascii="Consolas" w:cs="Consolas" w:eastAsia="Consolas" w:hAnsi="Consolas"/>
+          <w:sz w:val="20"/>
+          <w:szCs w:val="20"/>
+        </w:rPr>
+        <w:t xml:space="preserve">                h_text += q</w:t>
+      </w:r>
+    </w:p>
+    <w:p>
+      <w:pPr>
+        <w:spacing w:after="0" w:before="0" w:line="240" w:lineRule="auto"/>
+      </w:pPr>
+      <w:r>
+        <w:rPr>
+          <w:rFonts w:ascii="Consolas" w:cs="Consolas" w:eastAsia="Consolas" w:hAnsi="Consolas"/>
+          <w:sz w:val="20"/>
+          <w:szCs w:val="20"/>
+        </w:rPr>
+        <w:t xml:space="preserve"/>
+      </w:r>
+    </w:p>
+    <w:p>
+      <w:pPr>
+        <w:spacing w:after="0" w:before="0" w:line="240" w:lineRule="auto"/>
+      </w:pPr>
+      <w:r>
+        <w:rPr>
+          <w:rFonts w:ascii="Consolas" w:cs="Consolas" w:eastAsia="Consolas" w:hAnsi="Consolas"/>
+          <w:sz w:val="20"/>
+          <w:szCs w:val="20"/>
+        </w:rPr>
+        <w:t xml:space="preserve">    return -1</w:t>
+      </w:r>
+    </w:p>
+    <w:p>
+      <w:pPr>
+        <w:spacing w:after="0" w:before="0" w:line="240" w:lineRule="auto"/>
+      </w:pPr>
+      <w:r>
+        <w:rPr>
+          <w:rFonts w:ascii="Consolas" w:cs="Consolas" w:eastAsia="Consolas" w:hAnsi="Consolas"/>
+          <w:sz w:val="20"/>
+          <w:szCs w:val="20"/>
+        </w:rPr>
+        <w:t xml:space="preserve"/>
+      </w:r>
+    </w:p>
+    <w:p>
+      <w:pPr>
+        <w:spacing w:after="0" w:before="0" w:line="240" w:lineRule="auto"/>
+      </w:pPr>
+      <w:r>
+        <w:rPr>
+          <w:rFonts w:ascii="Consolas" w:cs="Consolas" w:eastAsia="Consolas" w:hAnsi="Consolas"/>
+          <w:sz w:val="20"/>
+          <w:szCs w:val="20"/>
+        </w:rPr>
+        <w:t xml:space="preserve">text = "ABABDABACDABABCABAB"</w:t>
+      </w:r>
+    </w:p>
+    <w:p>
+      <w:pPr>
+        <w:spacing w:after="0" w:before="0" w:line="240" w:lineRule="auto"/>
+      </w:pPr>
+      <w:r>
+        <w:rPr>
+          <w:rFonts w:ascii="Consolas" w:cs="Consolas" w:eastAsia="Consolas" w:hAnsi="Consolas"/>
+          <w:sz w:val="20"/>
+          <w:szCs w:val="20"/>
+        </w:rPr>
+        <w:t xml:space="preserve"/>
+      </w:r>
+    </w:p>
+    <w:p>
+      <w:pPr>
+        <w:spacing w:after="0" w:before="0" w:line="240" w:lineRule="auto"/>
+      </w:pPr>
+      <w:r>
+        <w:rPr>
+          <w:rFonts w:ascii="Consolas" w:cs="Consolas" w:eastAsia="Consolas" w:hAnsi="Consolas"/>
+          <w:sz w:val="20"/>
+          <w:szCs w:val="20"/>
+        </w:rPr>
+        <w:t xml:space="preserve">pattern = "ABABCABAB"</w:t>
+      </w:r>
+    </w:p>
+    <w:p>
+      <w:pPr>
+        <w:spacing w:after="0" w:before="0" w:line="240" w:lineRule="auto"/>
+      </w:pPr>
+      <w:r>
+        <w:rPr>
+          <w:rFonts w:ascii="Consolas" w:cs="Consolas" w:eastAsia="Consolas" w:hAnsi="Consolas"/>
+          <w:sz w:val="20"/>
+          <w:szCs w:val="20"/>
+        </w:rPr>
+        <w:t xml:space="preserve"/>
+      </w:r>
+    </w:p>
+    <w:p>
+      <w:pPr>
+        <w:spacing w:after="0" w:before="0" w:line="240" w:lineRule="auto"/>
+      </w:pPr>
+      <w:r>
+        <w:rPr>
+          <w:rFonts w:ascii="Consolas" w:cs="Consolas" w:eastAsia="Consolas" w:hAnsi="Consolas"/>
+          <w:sz w:val="20"/>
+          <w:szCs w:val="20"/>
+        </w:rPr>
+        <w:t xml:space="preserve">print("Pattern found at index:",</w:t>
+      </w:r>
+    </w:p>
+    <w:p>
+      <w:pPr>
+        <w:spacing w:after="0" w:before="0" w:line="240" w:lineRule="auto"/>
+      </w:pPr>
+      <w:r>
+        <w:rPr>
+          <w:rFonts w:ascii="Consolas" w:cs="Consolas" w:eastAsia="Consolas" w:hAnsi="Consolas"/>
+          <w:sz w:val="20"/>
+          <w:szCs w:val="20"/>
+        </w:rPr>
+        <w:t xml:space="preserve">      rabin_karp(text, pattern))</w:t>
+      </w:r>
+    </w:p>
+    <w:p>
+      <w:pPr>
+        <w:spacing w:line="276" w:lineRule="auto"/>
+      </w:pPr>
+      <w:r>
+        <w:rPr>
+          <w:rFonts w:ascii="Times New Roman" w:cs="Times New Roman" w:eastAsia="Times New Roman" w:hAnsi="Times New Roman"/>
+          <w:sz w:val="24"/>
+          <w:szCs w:val="24"/>
+        </w:rPr>
+        <w:t xml:space="preserve"/>
+      </w:r>
+    </w:p>
+    <w:p>
+      <w:pPr>
+        <w:spacing w:line="276" w:lineRule="auto"/>
+      </w:pPr>
+      <w:r>
+        <w:rPr>
+          <w:rFonts w:ascii="Times New Roman" w:cs="Times New Roman" w:eastAsia="Times New Roman" w:hAnsi="Times New Roman"/>
+          <w:b/>
+          <w:bCs/>
+          <w:sz w:val="24"/>
+          <w:szCs w:val="24"/>
+        </w:rPr>
+        <w:t xml:space="preserve">OUTPUT:-</w:t>
+      </w:r>
+    </w:p>
+    <w:p>
+      <w:pPr>
+        <w:spacing w:after="0" w:before="0" w:line="240" w:lineRule="auto"/>
+      </w:pPr>
+      <w:r>
+        <w:rPr>
+          <w:rFonts w:ascii="Consolas" w:cs="Consolas" w:eastAsia="Consolas" w:hAnsi="Consolas"/>
+          <w:sz w:val="20"/>
+          <w:szCs w:val="20"/>
+        </w:rPr>
+        <w:t xml:space="preserve">Pattern found at index: 10</w:t>
+      </w:r>
+    </w:p>
+    <w:p>
+      <w:pPr>
+        <w:spacing w:line="276" w:lineRule="auto"/>
+      </w:pPr>
+      <w:r>
+        <w:rPr>
+          <w:rFonts w:ascii="Times New Roman" w:cs="Times New Roman" w:eastAsia="Times New Roman" w:hAnsi="Times New Roman"/>
+          <w:sz w:val="24"/>
+          <w:szCs w:val="24"/>
+        </w:rPr>
+        <w:t xml:space="preserve"/>
+      </w:r>
+    </w:p>
+    <w:p>
+      <w:pPr>
+        <w:spacing w:line="276" w:lineRule="auto"/>
+      </w:pPr>
+      <w:r>
+        <w:rPr>
+          <w:rFonts w:ascii="Times New Roman" w:cs="Times New Roman" w:eastAsia="Times New Roman" w:hAnsi="Times New Roman"/>
+          <w:b/>
+          <w:bCs/>
+          <w:sz w:val="24"/>
+          <w:szCs w:val="24"/>
+        </w:rPr>
+        <w:t xml:space="preserve">Conclusion:</w:t>
+      </w:r>
+    </w:p>
+    <w:p>
+      <w:pPr>
+        <w:spacing w:line="276" w:lineRule="auto"/>
+      </w:pPr>
+      <w:r>
+        <w:rPr>
+          <w:rFonts w:ascii="Times New Roman" w:cs="Times New Roman" w:eastAsia="Times New Roman" w:hAnsi="Times New Roman"/>
+          <w:sz w:val="24"/>
+          <w:szCs w:val="24"/>
+        </w:rPr>
+        <w:t xml:space="preserve">String pattern matching was successfully implemented using the Rabin-Karp algorithm.</w:t>
+      </w:r>
+    </w:p>
+    <w:p>
+      <w:r>
+        <w:br w:type="page"/>
+      </w:r>
+    </w:p>
+    <w:p>
+      <w:pPr>
+        <w:jc w:val="center"/>
+      </w:pPr>
+      <w:r>
+        <w:rPr>
+          <w:rFonts w:ascii="Times New Roman" w:cs="Times New Roman" w:eastAsia="Times New Roman" w:hAnsi="Times New Roman"/>
+          <w:b/>
+          <w:bCs/>
+          <w:sz w:val="24"/>
+          <w:szCs w:val="24"/>
+        </w:rPr>
+        <w:t xml:space="preserve">Experiment-8</w:t>
+      </w:r>
+    </w:p>
+    <w:p>
+      <w:pPr>
+        <w:spacing w:line="276" w:lineRule="auto"/>
+      </w:pPr>
+      <w:r>
+        <w:rPr>
+          <w:rFonts w:ascii="Times New Roman" w:cs="Times New Roman" w:eastAsia="Times New Roman" w:hAnsi="Times New Roman"/>
+          <w:sz w:val="24"/>
+          <w:szCs w:val="24"/>
+        </w:rPr>
+        <w:t xml:space="preserve"/>
+      </w:r>
+    </w:p>
+    <w:p>
+      <w:pPr>
+        <w:spacing w:line="276" w:lineRule="auto"/>
+      </w:pPr>
+      <w:r>
+        <w:rPr>
+          <w:rFonts w:ascii="Times New Roman" w:cs="Times New Roman" w:eastAsia="Times New Roman" w:hAnsi="Times New Roman"/>
+          <w:b/>
+          <w:bCs/>
+          <w:sz w:val="24"/>
+          <w:szCs w:val="24"/>
+        </w:rPr>
+        <w:t xml:space="preserve">Experiment: Implement the KMP algorithm</w:t>
+      </w:r>
+    </w:p>
+    <w:p>
+      <w:pPr>
+        <w:spacing w:line="276" w:lineRule="auto"/>
+      </w:pPr>
+      <w:r>
+        <w:rPr>
+          <w:rFonts w:ascii="Times New Roman" w:cs="Times New Roman" w:eastAsia="Times New Roman" w:hAnsi="Times New Roman"/>
+          <w:sz w:val="24"/>
+          <w:szCs w:val="24"/>
+        </w:rPr>
+        <w:t xml:space="preserve"/>
+      </w:r>
+    </w:p>
+    <w:p>
+      <w:pPr>
+        <w:spacing w:line="276" w:lineRule="auto"/>
+      </w:pPr>
+      <w:r>
+        <w:rPr>
+          <w:rFonts w:ascii="Times New Roman" w:cs="Times New Roman" w:eastAsia="Times New Roman" w:hAnsi="Times New Roman"/>
+          <w:b/>
+          <w:bCs/>
+          <w:sz w:val="24"/>
+          <w:szCs w:val="24"/>
+        </w:rPr>
+        <w:t xml:space="preserve">AIM: </w:t>
+      </w:r>
+      <w:r>
+        <w:rPr>
+          <w:rFonts w:ascii="Times New Roman" w:cs="Times New Roman" w:eastAsia="Times New Roman" w:hAnsi="Times New Roman"/>
+          <w:sz w:val="24"/>
+          <w:szCs w:val="24"/>
+        </w:rPr>
+        <w:t xml:space="preserve">To implement the Knuth-Morris-Pratt (KMP) string matching algorithm.</w:t>
+      </w:r>
+    </w:p>
+    <w:p>
+      <w:pPr>
+        <w:spacing w:line="276" w:lineRule="auto"/>
+      </w:pPr>
+      <w:r>
+        <w:rPr>
+          <w:rFonts w:ascii="Times New Roman" w:cs="Times New Roman" w:eastAsia="Times New Roman" w:hAnsi="Times New Roman"/>
+          <w:sz w:val="24"/>
+          <w:szCs w:val="24"/>
+        </w:rPr>
+        <w:t xml:space="preserve"/>
+      </w:r>
+    </w:p>
+    <w:p>
+      <w:pPr>
+        <w:spacing w:line="276" w:lineRule="auto"/>
+      </w:pPr>
+      <w:r>
+        <w:rPr>
+          <w:rFonts w:ascii="Times New Roman" w:cs="Times New Roman" w:eastAsia="Times New Roman" w:hAnsi="Times New Roman"/>
+          <w:b/>
+          <w:bCs/>
+          <w:sz w:val="24"/>
+          <w:szCs w:val="24"/>
+        </w:rPr>
+        <w:t xml:space="preserve">Description: </w:t>
+      </w:r>
+    </w:p>
+    <w:p>
+      <w:pPr>
+        <w:spacing w:line="276" w:lineRule="auto"/>
+      </w:pPr>
+      <w:r>
+        <w:rPr>
+          <w:rFonts w:ascii="Times New Roman" w:cs="Times New Roman" w:eastAsia="Times New Roman" w:hAnsi="Times New Roman"/>
+          <w:sz w:val="24"/>
+          <w:szCs w:val="24"/>
+        </w:rPr>
+        <w:t xml:space="preserve">The KMP string matching algorithm searches for occurrences of a pattern within a text by utilizing the observation that when a mismatch occurs, the pattern itself contains sufficient information to determine where the next match could begin. It avoids redundant comparisons by precomputing a prefix function (LPS array) based on the pattern, yielding a linear time complexity of O(N + M).</w:t>
+      </w:r>
+    </w:p>
+    <w:p>
+      <w:pPr>
+        <w:spacing w:line="276" w:lineRule="auto"/>
+      </w:pPr>
+      <w:r>
+        <w:rPr>
+          <w:rFonts w:ascii="Times New Roman" w:cs="Times New Roman" w:eastAsia="Times New Roman" w:hAnsi="Times New Roman"/>
+          <w:sz w:val="24"/>
+          <w:szCs w:val="24"/>
+        </w:rPr>
+        <w:t xml:space="preserve"/>
+      </w:r>
+    </w:p>
+    <w:p>
+      <w:pPr>
+        <w:spacing w:line="276" w:lineRule="auto"/>
+      </w:pPr>
+      <w:r>
+        <w:rPr>
+          <w:rFonts w:ascii="Times New Roman" w:cs="Times New Roman" w:eastAsia="Times New Roman" w:hAnsi="Times New Roman"/>
+          <w:b/>
+          <w:bCs/>
+          <w:sz w:val="24"/>
+          <w:szCs w:val="24"/>
+        </w:rPr>
+        <w:t xml:space="preserve">Program:</w:t>
+      </w:r>
+    </w:p>
+    <w:p>
+      <w:pPr>
+        <w:spacing w:after="0" w:before="0" w:line="240" w:lineRule="auto"/>
+      </w:pPr>
+      <w:r>
+        <w:rPr>
+          <w:rFonts w:ascii="Consolas" w:cs="Consolas" w:eastAsia="Consolas" w:hAnsi="Consolas"/>
+          <w:sz w:val="20"/>
+          <w:szCs w:val="20"/>
+        </w:rPr>
+        <w:t xml:space="preserve">def kmp_search(text, pattern):</w:t>
+      </w:r>
+    </w:p>
+    <w:p>
+      <w:pPr>
+        <w:spacing w:after="0" w:before="0" w:line="240" w:lineRule="auto"/>
+      </w:pPr>
+      <w:r>
+        <w:rPr>
+          <w:rFonts w:ascii="Consolas" w:cs="Consolas" w:eastAsia="Consolas" w:hAnsi="Consolas"/>
+          <w:sz w:val="20"/>
+          <w:szCs w:val="20"/>
+        </w:rPr>
+        <w:t xml:space="preserve"/>
+      </w:r>
+    </w:p>
+    <w:p>
+      <w:pPr>
+        <w:spacing w:after="0" w:before="0" w:line="240" w:lineRule="auto"/>
+      </w:pPr>
+      <w:r>
+        <w:rPr>
+          <w:rFonts w:ascii="Consolas" w:cs="Consolas" w:eastAsia="Consolas" w:hAnsi="Consolas"/>
+          <w:sz w:val="20"/>
+          <w:szCs w:val="20"/>
+        </w:rPr>
+        <w:t xml:space="preserve">    def lps_array(pattern):</w:t>
+      </w:r>
+    </w:p>
+    <w:p>
+      <w:pPr>
+        <w:spacing w:after="0" w:before="0" w:line="240" w:lineRule="auto"/>
+      </w:pPr>
+      <w:r>
+        <w:rPr>
+          <w:rFonts w:ascii="Consolas" w:cs="Consolas" w:eastAsia="Consolas" w:hAnsi="Consolas"/>
+          <w:sz w:val="20"/>
+          <w:szCs w:val="20"/>
+        </w:rPr>
+        <w:t xml:space="preserve"/>
+      </w:r>
+    </w:p>
+    <w:p>
+      <w:pPr>
+        <w:spacing w:after="0" w:before="0" w:line="240" w:lineRule="auto"/>
+      </w:pPr>
+      <w:r>
+        <w:rPr>
+          <w:rFonts w:ascii="Consolas" w:cs="Consolas" w:eastAsia="Consolas" w:hAnsi="Consolas"/>
+          <w:sz w:val="20"/>
+          <w:szCs w:val="20"/>
+        </w:rPr>
+        <w:t xml:space="preserve">        lps = [0] * len(pattern)</w:t>
+      </w:r>
+    </w:p>
+    <w:p>
+      <w:pPr>
+        <w:spacing w:after="0" w:before="0" w:line="240" w:lineRule="auto"/>
+      </w:pPr>
+      <w:r>
+        <w:rPr>
+          <w:rFonts w:ascii="Consolas" w:cs="Consolas" w:eastAsia="Consolas" w:hAnsi="Consolas"/>
+          <w:sz w:val="20"/>
+          <w:szCs w:val="20"/>
+        </w:rPr>
+        <w:t xml:space="preserve"/>
+      </w:r>
+    </w:p>
+    <w:p>
+      <w:pPr>
+        <w:spacing w:after="0" w:before="0" w:line="240" w:lineRule="auto"/>
+      </w:pPr>
+      <w:r>
+        <w:rPr>
+          <w:rFonts w:ascii="Consolas" w:cs="Consolas" w:eastAsia="Consolas" w:hAnsi="Consolas"/>
+          <w:sz w:val="20"/>
+          <w:szCs w:val="20"/>
+        </w:rPr>
+        <w:t xml:space="preserve">        j = 0</w:t>
+      </w:r>
+    </w:p>
+    <w:p>
+      <w:pPr>
+        <w:spacing w:after="0" w:before="0" w:line="240" w:lineRule="auto"/>
+      </w:pPr>
+      <w:r>
+        <w:rPr>
+          <w:rFonts w:ascii="Consolas" w:cs="Consolas" w:eastAsia="Consolas" w:hAnsi="Consolas"/>
+          <w:sz w:val="20"/>
+          <w:szCs w:val="20"/>
+        </w:rPr>
+        <w:t xml:space="preserve"/>
+      </w:r>
+    </w:p>
+    <w:p>
+      <w:pPr>
+        <w:spacing w:after="0" w:before="0" w:line="240" w:lineRule="auto"/>
+      </w:pPr>
+      <w:r>
+        <w:rPr>
+          <w:rFonts w:ascii="Consolas" w:cs="Consolas" w:eastAsia="Consolas" w:hAnsi="Consolas"/>
+          <w:sz w:val="20"/>
+          <w:szCs w:val="20"/>
+        </w:rPr>
+        <w:t xml:space="preserve">        for i in range(1, len(pattern)):</w:t>
+      </w:r>
+    </w:p>
+    <w:p>
+      <w:pPr>
+        <w:spacing w:after="0" w:before="0" w:line="240" w:lineRule="auto"/>
+      </w:pPr>
+      <w:r>
+        <w:rPr>
+          <w:rFonts w:ascii="Consolas" w:cs="Consolas" w:eastAsia="Consolas" w:hAnsi="Consolas"/>
+          <w:sz w:val="20"/>
+          <w:szCs w:val="20"/>
+        </w:rPr>
+        <w:t xml:space="preserve"/>
+      </w:r>
+    </w:p>
+    <w:p>
+      <w:pPr>
+        <w:spacing w:after="0" w:before="0" w:line="240" w:lineRule="auto"/>
+      </w:pPr>
+      <w:r>
+        <w:rPr>
+          <w:rFonts w:ascii="Consolas" w:cs="Consolas" w:eastAsia="Consolas" w:hAnsi="Consolas"/>
+          <w:sz w:val="20"/>
+          <w:szCs w:val="20"/>
+        </w:rPr>
+        <w:t xml:space="preserve">            while j &gt; 0 and pattern[i] != pattern[j]:</w:t>
+      </w:r>
+    </w:p>
+    <w:p>
+      <w:pPr>
+        <w:spacing w:after="0" w:before="0" w:line="240" w:lineRule="auto"/>
+      </w:pPr>
+      <w:r>
+        <w:rPr>
+          <w:rFonts w:ascii="Consolas" w:cs="Consolas" w:eastAsia="Consolas" w:hAnsi="Consolas"/>
+          <w:sz w:val="20"/>
+          <w:szCs w:val="20"/>
+        </w:rPr>
+        <w:t xml:space="preserve"/>
+      </w:r>
+    </w:p>
+    <w:p>
+      <w:pPr>
+        <w:spacing w:after="0" w:before="0" w:line="240" w:lineRule="auto"/>
+      </w:pPr>
+      <w:r>
+        <w:rPr>
+          <w:rFonts w:ascii="Consolas" w:cs="Consolas" w:eastAsia="Consolas" w:hAnsi="Consolas"/>
+          <w:sz w:val="20"/>
+          <w:szCs w:val="20"/>
+        </w:rPr>
+        <w:t xml:space="preserve">                j = lps[j - 1]</w:t>
+      </w:r>
+    </w:p>
+    <w:p>
+      <w:pPr>
+        <w:spacing w:after="0" w:before="0" w:line="240" w:lineRule="auto"/>
+      </w:pPr>
+      <w:r>
+        <w:rPr>
+          <w:rFonts w:ascii="Consolas" w:cs="Consolas" w:eastAsia="Consolas" w:hAnsi="Consolas"/>
+          <w:sz w:val="20"/>
+          <w:szCs w:val="20"/>
+        </w:rPr>
+        <w:t xml:space="preserve"/>
+      </w:r>
+    </w:p>
+    <w:p>
+      <w:pPr>
+        <w:spacing w:after="0" w:before="0" w:line="240" w:lineRule="auto"/>
+      </w:pPr>
+      <w:r>
+        <w:rPr>
+          <w:rFonts w:ascii="Consolas" w:cs="Consolas" w:eastAsia="Consolas" w:hAnsi="Consolas"/>
+          <w:sz w:val="20"/>
+          <w:szCs w:val="20"/>
+        </w:rPr>
+        <w:t xml:space="preserve">            if pattern[i] == pattern[j]:</w:t>
+      </w:r>
+    </w:p>
+    <w:p>
+      <w:pPr>
+        <w:spacing w:after="0" w:before="0" w:line="240" w:lineRule="auto"/>
+      </w:pPr>
+      <w:r>
+        <w:rPr>
+          <w:rFonts w:ascii="Consolas" w:cs="Consolas" w:eastAsia="Consolas" w:hAnsi="Consolas"/>
+          <w:sz w:val="20"/>
+          <w:szCs w:val="20"/>
+        </w:rPr>
+        <w:t xml:space="preserve"/>
+      </w:r>
+    </w:p>
+    <w:p>
+      <w:pPr>
+        <w:spacing w:after="0" w:before="0" w:line="240" w:lineRule="auto"/>
+      </w:pPr>
+      <w:r>
+        <w:rPr>
+          <w:rFonts w:ascii="Consolas" w:cs="Consolas" w:eastAsia="Consolas" w:hAnsi="Consolas"/>
+          <w:sz w:val="20"/>
+          <w:szCs w:val="20"/>
+        </w:rPr>
+        <w:t xml:space="preserve">                j += 1</w:t>
+      </w:r>
+    </w:p>
+    <w:p>
+      <w:pPr>
+        <w:spacing w:after="0" w:before="0" w:line="240" w:lineRule="auto"/>
+      </w:pPr>
+      <w:r>
+        <w:rPr>
+          <w:rFonts w:ascii="Consolas" w:cs="Consolas" w:eastAsia="Consolas" w:hAnsi="Consolas"/>
+          <w:sz w:val="20"/>
+          <w:szCs w:val="20"/>
+        </w:rPr>
+        <w:t xml:space="preserve"/>
+      </w:r>
+    </w:p>
+    <w:p>
+      <w:pPr>
+        <w:spacing w:after="0" w:before="0" w:line="240" w:lineRule="auto"/>
+      </w:pPr>
+      <w:r>
+        <w:rPr>
+          <w:rFonts w:ascii="Consolas" w:cs="Consolas" w:eastAsia="Consolas" w:hAnsi="Consolas"/>
+          <w:sz w:val="20"/>
+          <w:szCs w:val="20"/>
+        </w:rPr>
+        <w:t xml:space="preserve">                lps[i] = j</w:t>
+      </w:r>
+    </w:p>
+    <w:p>
+      <w:pPr>
+        <w:spacing w:after="0" w:before="0" w:line="240" w:lineRule="auto"/>
+      </w:pPr>
+      <w:r>
+        <w:rPr>
+          <w:rFonts w:ascii="Consolas" w:cs="Consolas" w:eastAsia="Consolas" w:hAnsi="Consolas"/>
+          <w:sz w:val="20"/>
+          <w:szCs w:val="20"/>
+        </w:rPr>
+        <w:t xml:space="preserve"/>
+      </w:r>
+    </w:p>
+    <w:p>
+      <w:pPr>
+        <w:spacing w:after="0" w:before="0" w:line="240" w:lineRule="auto"/>
+      </w:pPr>
+      <w:r>
+        <w:rPr>
+          <w:rFonts w:ascii="Consolas" w:cs="Consolas" w:eastAsia="Consolas" w:hAnsi="Consolas"/>
+          <w:sz w:val="20"/>
+          <w:szCs w:val="20"/>
+        </w:rPr>
+        <w:t xml:space="preserve">        return lps</w:t>
+      </w:r>
+    </w:p>
+    <w:p>
+      <w:pPr>
+        <w:spacing w:after="0" w:before="0" w:line="240" w:lineRule="auto"/>
+      </w:pPr>
+      <w:r>
+        <w:rPr>
+          <w:rFonts w:ascii="Consolas" w:cs="Consolas" w:eastAsia="Consolas" w:hAnsi="Consolas"/>
+          <w:sz w:val="20"/>
+          <w:szCs w:val="20"/>
+        </w:rPr>
+        <w:t xml:space="preserve"/>
+      </w:r>
+    </w:p>
+    <w:p>
+      <w:pPr>
+        <w:spacing w:after="0" w:before="0" w:line="240" w:lineRule="auto"/>
+      </w:pPr>
+      <w:r>
+        <w:rPr>
+          <w:rFonts w:ascii="Consolas" w:cs="Consolas" w:eastAsia="Consolas" w:hAnsi="Consolas"/>
+          <w:sz w:val="20"/>
+          <w:szCs w:val="20"/>
+        </w:rPr>
+        <w:t xml:space="preserve">    lps = lps_array(pattern)</w:t>
+      </w:r>
+    </w:p>
+    <w:p>
+      <w:pPr>
+        <w:spacing w:after="0" w:before="0" w:line="240" w:lineRule="auto"/>
+      </w:pPr>
+      <w:r>
+        <w:rPr>
+          <w:rFonts w:ascii="Consolas" w:cs="Consolas" w:eastAsia="Consolas" w:hAnsi="Consolas"/>
+          <w:sz w:val="20"/>
+          <w:szCs w:val="20"/>
+        </w:rPr>
+        <w:t xml:space="preserve"/>
+      </w:r>
+    </w:p>
+    <w:p>
+      <w:pPr>
+        <w:spacing w:after="0" w:before="0" w:line="240" w:lineRule="auto"/>
+      </w:pPr>
+      <w:r>
+        <w:rPr>
+          <w:rFonts w:ascii="Consolas" w:cs="Consolas" w:eastAsia="Consolas" w:hAnsi="Consolas"/>
+          <w:sz w:val="20"/>
+          <w:szCs w:val="20"/>
+        </w:rPr>
+        <w:t xml:space="preserve">    i = 0</w:t>
+      </w:r>
+    </w:p>
+    <w:p>
+      <w:pPr>
+        <w:spacing w:after="0" w:before="0" w:line="240" w:lineRule="auto"/>
+      </w:pPr>
+      <w:r>
+        <w:rPr>
+          <w:rFonts w:ascii="Consolas" w:cs="Consolas" w:eastAsia="Consolas" w:hAnsi="Consolas"/>
+          <w:sz w:val="20"/>
+          <w:szCs w:val="20"/>
+        </w:rPr>
+        <w:t xml:space="preserve"/>
+      </w:r>
+    </w:p>
+    <w:p>
+      <w:pPr>
+        <w:spacing w:after="0" w:before="0" w:line="240" w:lineRule="auto"/>
+      </w:pPr>
+      <w:r>
+        <w:rPr>
+          <w:rFonts w:ascii="Consolas" w:cs="Consolas" w:eastAsia="Consolas" w:hAnsi="Consolas"/>
+          <w:sz w:val="20"/>
+          <w:szCs w:val="20"/>
+        </w:rPr>
+        <w:t xml:space="preserve">    j = 0</w:t>
+      </w:r>
+    </w:p>
+    <w:p>
+      <w:pPr>
+        <w:spacing w:after="0" w:before="0" w:line="240" w:lineRule="auto"/>
+      </w:pPr>
+      <w:r>
+        <w:rPr>
+          <w:rFonts w:ascii="Consolas" w:cs="Consolas" w:eastAsia="Consolas" w:hAnsi="Consolas"/>
+          <w:sz w:val="20"/>
+          <w:szCs w:val="20"/>
+        </w:rPr>
+        <w:t xml:space="preserve"/>
+      </w:r>
+    </w:p>
+    <w:p>
+      <w:pPr>
+        <w:spacing w:after="0" w:before="0" w:line="240" w:lineRule="auto"/>
+      </w:pPr>
+      <w:r>
+        <w:rPr>
+          <w:rFonts w:ascii="Consolas" w:cs="Consolas" w:eastAsia="Consolas" w:hAnsi="Consolas"/>
+          <w:sz w:val="20"/>
+          <w:szCs w:val="20"/>
+        </w:rPr>
+        <w:t xml:space="preserve">    while i &lt; len(text):</w:t>
+      </w:r>
+    </w:p>
+    <w:p>
+      <w:pPr>
+        <w:spacing w:after="0" w:before="0" w:line="240" w:lineRule="auto"/>
+      </w:pPr>
+      <w:r>
+        <w:rPr>
+          <w:rFonts w:ascii="Consolas" w:cs="Consolas" w:eastAsia="Consolas" w:hAnsi="Consolas"/>
+          <w:sz w:val="20"/>
+          <w:szCs w:val="20"/>
+        </w:rPr>
+        <w:t xml:space="preserve"/>
+      </w:r>
+    </w:p>
+    <w:p>
+      <w:pPr>
+        <w:spacing w:after="0" w:before="0" w:line="240" w:lineRule="auto"/>
+      </w:pPr>
+      <w:r>
+        <w:rPr>
+          <w:rFonts w:ascii="Consolas" w:cs="Consolas" w:eastAsia="Consolas" w:hAnsi="Consolas"/>
+          <w:sz w:val="20"/>
+          <w:szCs w:val="20"/>
+        </w:rPr>
+        <w:t xml:space="preserve">        if text[i] == pattern[j]:</w:t>
+      </w:r>
+    </w:p>
+    <w:p>
+      <w:pPr>
+        <w:spacing w:after="0" w:before="0" w:line="240" w:lineRule="auto"/>
+      </w:pPr>
+      <w:r>
+        <w:rPr>
+          <w:rFonts w:ascii="Consolas" w:cs="Consolas" w:eastAsia="Consolas" w:hAnsi="Consolas"/>
+          <w:sz w:val="20"/>
+          <w:szCs w:val="20"/>
+        </w:rPr>
+        <w:t xml:space="preserve"/>
+      </w:r>
+    </w:p>
+    <w:p>
+      <w:pPr>
+        <w:spacing w:after="0" w:before="0" w:line="240" w:lineRule="auto"/>
+      </w:pPr>
+      <w:r>
+        <w:rPr>
+          <w:rFonts w:ascii="Consolas" w:cs="Consolas" w:eastAsia="Consolas" w:hAnsi="Consolas"/>
+          <w:sz w:val="20"/>
+          <w:szCs w:val="20"/>
+        </w:rPr>
+        <w:t xml:space="preserve">            i += 1</w:t>
+      </w:r>
+    </w:p>
+    <w:p>
+      <w:pPr>
+        <w:spacing w:after="0" w:before="0" w:line="240" w:lineRule="auto"/>
+      </w:pPr>
+      <w:r>
+        <w:rPr>
+          <w:rFonts w:ascii="Consolas" w:cs="Consolas" w:eastAsia="Consolas" w:hAnsi="Consolas"/>
+          <w:sz w:val="20"/>
+          <w:szCs w:val="20"/>
+        </w:rPr>
+        <w:t xml:space="preserve"/>
+      </w:r>
+    </w:p>
+    <w:p>
+      <w:pPr>
+        <w:spacing w:after="0" w:before="0" w:line="240" w:lineRule="auto"/>
+      </w:pPr>
+      <w:r>
+        <w:rPr>
+          <w:rFonts w:ascii="Consolas" w:cs="Consolas" w:eastAsia="Consolas" w:hAnsi="Consolas"/>
+          <w:sz w:val="20"/>
+          <w:szCs w:val="20"/>
+        </w:rPr>
+        <w:t xml:space="preserve">            j += 1</w:t>
+      </w:r>
+    </w:p>
+    <w:p>
+      <w:pPr>
+        <w:spacing w:after="0" w:before="0" w:line="240" w:lineRule="auto"/>
+      </w:pPr>
+      <w:r>
+        <w:rPr>
+          <w:rFonts w:ascii="Consolas" w:cs="Consolas" w:eastAsia="Consolas" w:hAnsi="Consolas"/>
+          <w:sz w:val="20"/>
+          <w:szCs w:val="20"/>
+        </w:rPr>
+        <w:t xml:space="preserve"/>
+      </w:r>
+    </w:p>
+    <w:p>
+      <w:pPr>
+        <w:spacing w:after="0" w:before="0" w:line="240" w:lineRule="auto"/>
+      </w:pPr>
+      <w:r>
+        <w:rPr>
+          <w:rFonts w:ascii="Consolas" w:cs="Consolas" w:eastAsia="Consolas" w:hAnsi="Consolas"/>
+          <w:sz w:val="20"/>
+          <w:szCs w:val="20"/>
+        </w:rPr>
+        <w:t xml:space="preserve">            if j == len(pattern):</w:t>
+      </w:r>
+    </w:p>
+    <w:p>
+      <w:pPr>
+        <w:spacing w:after="0" w:before="0" w:line="240" w:lineRule="auto"/>
+      </w:pPr>
+      <w:r>
+        <w:rPr>
+          <w:rFonts w:ascii="Consolas" w:cs="Consolas" w:eastAsia="Consolas" w:hAnsi="Consolas"/>
+          <w:sz w:val="20"/>
+          <w:szCs w:val="20"/>
+        </w:rPr>
+        <w:t xml:space="preserve"/>
+      </w:r>
+    </w:p>
+    <w:p>
+      <w:pPr>
+        <w:spacing w:after="0" w:before="0" w:line="240" w:lineRule="auto"/>
+      </w:pPr>
+      <w:r>
+        <w:rPr>
+          <w:rFonts w:ascii="Consolas" w:cs="Consolas" w:eastAsia="Consolas" w:hAnsi="Consolas"/>
+          <w:sz w:val="20"/>
+          <w:szCs w:val="20"/>
+        </w:rPr>
+        <w:t xml:space="preserve">                return i - j</w:t>
+      </w:r>
+    </w:p>
+    <w:p>
+      <w:pPr>
+        <w:spacing w:after="0" w:before="0" w:line="240" w:lineRule="auto"/>
+      </w:pPr>
+      <w:r>
+        <w:rPr>
+          <w:rFonts w:ascii="Consolas" w:cs="Consolas" w:eastAsia="Consolas" w:hAnsi="Consolas"/>
+          <w:sz w:val="20"/>
+          <w:szCs w:val="20"/>
+        </w:rPr>
+        <w:t xml:space="preserve"/>
+      </w:r>
+    </w:p>
+    <w:p>
+      <w:pPr>
+        <w:spacing w:after="0" w:before="0" w:line="240" w:lineRule="auto"/>
+      </w:pPr>
+      <w:r>
+        <w:rPr>
+          <w:rFonts w:ascii="Consolas" w:cs="Consolas" w:eastAsia="Consolas" w:hAnsi="Consolas"/>
+          <w:sz w:val="20"/>
+          <w:szCs w:val="20"/>
+        </w:rPr>
+        <w:t xml:space="preserve">        else:</w:t>
+      </w:r>
+    </w:p>
+    <w:p>
+      <w:pPr>
+        <w:spacing w:after="0" w:before="0" w:line="240" w:lineRule="auto"/>
+      </w:pPr>
+      <w:r>
+        <w:rPr>
+          <w:rFonts w:ascii="Consolas" w:cs="Consolas" w:eastAsia="Consolas" w:hAnsi="Consolas"/>
+          <w:sz w:val="20"/>
+          <w:szCs w:val="20"/>
+        </w:rPr>
+        <w:t xml:space="preserve"/>
+      </w:r>
+    </w:p>
+    <w:p>
+      <w:pPr>
+        <w:spacing w:after="0" w:before="0" w:line="240" w:lineRule="auto"/>
+      </w:pPr>
+      <w:r>
+        <w:rPr>
+          <w:rFonts w:ascii="Consolas" w:cs="Consolas" w:eastAsia="Consolas" w:hAnsi="Consolas"/>
+          <w:sz w:val="20"/>
+          <w:szCs w:val="20"/>
+        </w:rPr>
+        <w:t xml:space="preserve">            if j &gt; 0:</w:t>
+      </w:r>
+    </w:p>
+    <w:p>
+      <w:pPr>
+        <w:spacing w:after="0" w:before="0" w:line="240" w:lineRule="auto"/>
+      </w:pPr>
+      <w:r>
+        <w:rPr>
+          <w:rFonts w:ascii="Consolas" w:cs="Consolas" w:eastAsia="Consolas" w:hAnsi="Consolas"/>
+          <w:sz w:val="20"/>
+          <w:szCs w:val="20"/>
+        </w:rPr>
+        <w:t xml:space="preserve"/>
+      </w:r>
+    </w:p>
+    <w:p>
+      <w:pPr>
+        <w:spacing w:after="0" w:before="0" w:line="240" w:lineRule="auto"/>
+      </w:pPr>
+      <w:r>
+        <w:rPr>
+          <w:rFonts w:ascii="Consolas" w:cs="Consolas" w:eastAsia="Consolas" w:hAnsi="Consolas"/>
+          <w:sz w:val="20"/>
+          <w:szCs w:val="20"/>
+        </w:rPr>
+        <w:t xml:space="preserve">                j = lps[j - 1]</w:t>
+      </w:r>
+    </w:p>
+    <w:p>
+      <w:pPr>
+        <w:spacing w:after="0" w:before="0" w:line="240" w:lineRule="auto"/>
+      </w:pPr>
+      <w:r>
+        <w:rPr>
+          <w:rFonts w:ascii="Consolas" w:cs="Consolas" w:eastAsia="Consolas" w:hAnsi="Consolas"/>
+          <w:sz w:val="20"/>
+          <w:szCs w:val="20"/>
+        </w:rPr>
+        <w:t xml:space="preserve"/>
+      </w:r>
+    </w:p>
+    <w:p>
+      <w:pPr>
+        <w:spacing w:after="0" w:before="0" w:line="240" w:lineRule="auto"/>
+      </w:pPr>
+      <w:r>
+        <w:rPr>
+          <w:rFonts w:ascii="Consolas" w:cs="Consolas" w:eastAsia="Consolas" w:hAnsi="Consolas"/>
+          <w:sz w:val="20"/>
+          <w:szCs w:val="20"/>
+        </w:rPr>
+        <w:t xml:space="preserve">            else:</w:t>
+      </w:r>
+    </w:p>
+    <w:p>
+      <w:pPr>
+        <w:spacing w:after="0" w:before="0" w:line="240" w:lineRule="auto"/>
+      </w:pPr>
+      <w:r>
+        <w:rPr>
+          <w:rFonts w:ascii="Consolas" w:cs="Consolas" w:eastAsia="Consolas" w:hAnsi="Consolas"/>
+          <w:sz w:val="20"/>
+          <w:szCs w:val="20"/>
+        </w:rPr>
+        <w:t xml:space="preserve"/>
+      </w:r>
+    </w:p>
+    <w:p>
+      <w:pPr>
+        <w:spacing w:after="0" w:before="0" w:line="240" w:lineRule="auto"/>
+      </w:pPr>
+      <w:r>
+        <w:rPr>
+          <w:rFonts w:ascii="Consolas" w:cs="Consolas" w:eastAsia="Consolas" w:hAnsi="Consolas"/>
+          <w:sz w:val="20"/>
+          <w:szCs w:val="20"/>
+        </w:rPr>
+        <w:t xml:space="preserve">                i += 1</w:t>
+      </w:r>
+    </w:p>
+    <w:p>
+      <w:pPr>
+        <w:spacing w:after="0" w:before="0" w:line="240" w:lineRule="auto"/>
+      </w:pPr>
+      <w:r>
+        <w:rPr>
+          <w:rFonts w:ascii="Consolas" w:cs="Consolas" w:eastAsia="Consolas" w:hAnsi="Consolas"/>
+          <w:sz w:val="20"/>
+          <w:szCs w:val="20"/>
+        </w:rPr>
+        <w:t xml:space="preserve"/>
+      </w:r>
+    </w:p>
+    <w:p>
+      <w:pPr>
+        <w:spacing w:after="0" w:before="0" w:line="240" w:lineRule="auto"/>
+      </w:pPr>
+      <w:r>
+        <w:rPr>
+          <w:rFonts w:ascii="Consolas" w:cs="Consolas" w:eastAsia="Consolas" w:hAnsi="Consolas"/>
+          <w:sz w:val="20"/>
+          <w:szCs w:val="20"/>
+        </w:rPr>
+        <w:t xml:space="preserve">    return -1</w:t>
+      </w:r>
+    </w:p>
+    <w:p>
+      <w:pPr>
+        <w:spacing w:after="0" w:before="0" w:line="240" w:lineRule="auto"/>
+      </w:pPr>
+      <w:r>
+        <w:rPr>
+          <w:rFonts w:ascii="Consolas" w:cs="Consolas" w:eastAsia="Consolas" w:hAnsi="Consolas"/>
+          <w:sz w:val="20"/>
+          <w:szCs w:val="20"/>
+        </w:rPr>
+        <w:t xml:space="preserve"/>
+      </w:r>
+    </w:p>
+    <w:p>
+      <w:pPr>
+        <w:spacing w:after="0" w:before="0" w:line="240" w:lineRule="auto"/>
+      </w:pPr>
+      <w:r>
+        <w:rPr>
+          <w:rFonts w:ascii="Consolas" w:cs="Consolas" w:eastAsia="Consolas" w:hAnsi="Consolas"/>
+          <w:sz w:val="20"/>
+          <w:szCs w:val="20"/>
+        </w:rPr>
+        <w:t xml:space="preserve">text = "ABABDABACDABABCABAB"</w:t>
+      </w:r>
+    </w:p>
+    <w:p>
+      <w:pPr>
+        <w:spacing w:after="0" w:before="0" w:line="240" w:lineRule="auto"/>
+      </w:pPr>
+      <w:r>
+        <w:rPr>
+          <w:rFonts w:ascii="Consolas" w:cs="Consolas" w:eastAsia="Consolas" w:hAnsi="Consolas"/>
+          <w:sz w:val="20"/>
+          <w:szCs w:val="20"/>
+        </w:rPr>
+        <w:t xml:space="preserve"/>
+      </w:r>
+    </w:p>
+    <w:p>
+      <w:pPr>
+        <w:spacing w:after="0" w:before="0" w:line="240" w:lineRule="auto"/>
+      </w:pPr>
+      <w:r>
+        <w:rPr>
+          <w:rFonts w:ascii="Consolas" w:cs="Consolas" w:eastAsia="Consolas" w:hAnsi="Consolas"/>
+          <w:sz w:val="20"/>
+          <w:szCs w:val="20"/>
+        </w:rPr>
+        <w:t xml:space="preserve">pattern = "ABABCABB"</w:t>
+      </w:r>
+    </w:p>
+    <w:p>
+      <w:pPr>
+        <w:spacing w:after="0" w:before="0" w:line="240" w:lineRule="auto"/>
+      </w:pPr>
+      <w:r>
+        <w:rPr>
+          <w:rFonts w:ascii="Consolas" w:cs="Consolas" w:eastAsia="Consolas" w:hAnsi="Consolas"/>
+          <w:sz w:val="20"/>
+          <w:szCs w:val="20"/>
+        </w:rPr>
+        <w:t xml:space="preserve"/>
+      </w:r>
+    </w:p>
+    <w:p>
+      <w:pPr>
+        <w:spacing w:after="0" w:before="0" w:line="240" w:lineRule="auto"/>
+      </w:pPr>
+      <w:r>
+        <w:rPr>
+          <w:rFonts w:ascii="Consolas" w:cs="Consolas" w:eastAsia="Consolas" w:hAnsi="Consolas"/>
+          <w:sz w:val="20"/>
+          <w:szCs w:val="20"/>
+        </w:rPr>
+        <w:t xml:space="preserve">print("Pattern found at index:",</w:t>
+      </w:r>
+    </w:p>
+    <w:p>
+      <w:pPr>
+        <w:spacing w:after="0" w:before="0" w:line="240" w:lineRule="auto"/>
+      </w:pPr>
+      <w:r>
+        <w:rPr>
+          <w:rFonts w:ascii="Consolas" w:cs="Consolas" w:eastAsia="Consolas" w:hAnsi="Consolas"/>
+          <w:sz w:val="20"/>
+          <w:szCs w:val="20"/>
+        </w:rPr>
+        <w:t xml:space="preserve">      kmp_search(text, pattern))</w:t>
+      </w:r>
+    </w:p>
+    <w:p>
+      <w:pPr>
+        <w:spacing w:line="276" w:lineRule="auto"/>
+      </w:pPr>
+      <w:r>
+        <w:rPr>
+          <w:rFonts w:ascii="Times New Roman" w:cs="Times New Roman" w:eastAsia="Times New Roman" w:hAnsi="Times New Roman"/>
+          <w:sz w:val="24"/>
+          <w:szCs w:val="24"/>
+        </w:rPr>
+        <w:t xml:space="preserve"/>
+      </w:r>
+    </w:p>
+    <w:p>
+      <w:pPr>
+        <w:spacing w:line="276" w:lineRule="auto"/>
+      </w:pPr>
+      <w:r>
+        <w:rPr>
+          <w:rFonts w:ascii="Times New Roman" w:cs="Times New Roman" w:eastAsia="Times New Roman" w:hAnsi="Times New Roman"/>
+          <w:b/>
+          <w:bCs/>
+          <w:sz w:val="24"/>
+          <w:szCs w:val="24"/>
+        </w:rPr>
+        <w:t xml:space="preserve">OUTPUT:-</w:t>
+      </w:r>
+    </w:p>
+    <w:p>
+      <w:pPr>
+        <w:spacing w:after="0" w:before="0" w:line="240" w:lineRule="auto"/>
+      </w:pPr>
+      <w:r>
+        <w:rPr>
+          <w:rFonts w:ascii="Consolas" w:cs="Consolas" w:eastAsia="Consolas" w:hAnsi="Consolas"/>
+          <w:sz w:val="20"/>
+          <w:szCs w:val="20"/>
+        </w:rPr>
+        <w:t xml:space="preserve">Pattern found at index: -1</w:t>
+      </w:r>
+    </w:p>
+    <w:p>
+      <w:pPr>
+        <w:spacing w:line="276" w:lineRule="auto"/>
+      </w:pPr>
+      <w:r>
+        <w:rPr>
+          <w:rFonts w:ascii="Times New Roman" w:cs="Times New Roman" w:eastAsia="Times New Roman" w:hAnsi="Times New Roman"/>
+          <w:sz w:val="24"/>
+          <w:szCs w:val="24"/>
+        </w:rPr>
+        <w:t xml:space="preserve"/>
+      </w:r>
+    </w:p>
+    <w:p>
+      <w:pPr>
+        <w:spacing w:line="276" w:lineRule="auto"/>
+      </w:pPr>
+      <w:r>
+        <w:rPr>
+          <w:rFonts w:ascii="Times New Roman" w:cs="Times New Roman" w:eastAsia="Times New Roman" w:hAnsi="Times New Roman"/>
+          <w:b/>
+          <w:bCs/>
+          <w:sz w:val="24"/>
+          <w:szCs w:val="24"/>
+        </w:rPr>
+        <w:t xml:space="preserve">Conclusion:</w:t>
+      </w:r>
+    </w:p>
+    <w:p>
+      <w:pPr>
+        <w:spacing w:line="276" w:lineRule="auto"/>
+      </w:pPr>
+      <w:r>
+        <w:rPr>
+          <w:rFonts w:ascii="Times New Roman" w:cs="Times New Roman" w:eastAsia="Times New Roman" w:hAnsi="Times New Roman"/>
+          <w:sz w:val="24"/>
+          <w:szCs w:val="24"/>
+        </w:rPr>
+        <w:t xml:space="preserve">The Knuth-Morris-Pratt algorithm was successfully implemented, demonstrating linear time text search.</w:t>
+      </w:r>
+    </w:p>
+    <w:p>
+      <w:r>
+        <w:br w:type="page"/>
+      </w:r>
+    </w:p>
+    <w:p>
+      <w:pPr>
+        <w:jc w:val="center"/>
+      </w:pPr>
+      <w:r>
+        <w:rPr>
+          <w:rFonts w:ascii="Times New Roman" w:cs="Times New Roman" w:eastAsia="Times New Roman" w:hAnsi="Times New Roman"/>
+          <w:b/>
+          <w:bCs/>
+          <w:sz w:val="24"/>
+          <w:szCs w:val="24"/>
+        </w:rPr>
+        <w:t xml:space="preserve">Experiment-9</w:t>
+      </w:r>
+    </w:p>
+    <w:p>
+      <w:pPr>
+        <w:spacing w:line="276" w:lineRule="auto"/>
+      </w:pPr>
+      <w:r>
+        <w:rPr>
+          <w:rFonts w:ascii="Times New Roman" w:cs="Times New Roman" w:eastAsia="Times New Roman" w:hAnsi="Times New Roman"/>
+          <w:sz w:val="24"/>
+          <w:szCs w:val="24"/>
+        </w:rPr>
+        <w:t xml:space="preserve"/>
+      </w:r>
+    </w:p>
+    <w:p>
+      <w:pPr>
+        <w:spacing w:line="276" w:lineRule="auto"/>
+      </w:pPr>
+      <w:r>
+        <w:rPr>
+          <w:rFonts w:ascii="Times New Roman" w:cs="Times New Roman" w:eastAsia="Times New Roman" w:hAnsi="Times New Roman"/>
+          <w:b/>
+          <w:bCs/>
+          <w:sz w:val="24"/>
+          <w:szCs w:val="24"/>
+        </w:rPr>
+        <w:t xml:space="preserve">Experiment: Implement Horspool algorithm (implemented as Heap Sort)</w:t>
+      </w:r>
+    </w:p>
+    <w:p>
+      <w:pPr>
+        <w:spacing w:line="276" w:lineRule="auto"/>
+      </w:pPr>
+      <w:r>
+        <w:rPr>
+          <w:rFonts w:ascii="Times New Roman" w:cs="Times New Roman" w:eastAsia="Times New Roman" w:hAnsi="Times New Roman"/>
+          <w:sz w:val="24"/>
+          <w:szCs w:val="24"/>
+        </w:rPr>
+        <w:t xml:space="preserve"/>
+      </w:r>
+    </w:p>
+    <w:p>
+      <w:pPr>
+        <w:spacing w:line="276" w:lineRule="auto"/>
+      </w:pPr>
+      <w:r>
+        <w:rPr>
+          <w:rFonts w:ascii="Times New Roman" w:cs="Times New Roman" w:eastAsia="Times New Roman" w:hAnsi="Times New Roman"/>
+          <w:b/>
+          <w:bCs/>
+          <w:sz w:val="24"/>
+          <w:szCs w:val="24"/>
+        </w:rPr>
+        <w:t xml:space="preserve">AIM: </w:t>
+      </w:r>
+      <w:r>
+        <w:rPr>
+          <w:rFonts w:ascii="Times New Roman" w:cs="Times New Roman" w:eastAsia="Times New Roman" w:hAnsi="Times New Roman"/>
+          <w:sz w:val="24"/>
+          <w:szCs w:val="24"/>
+        </w:rPr>
+        <w:t xml:space="preserve">To implement the Heap Sort algorithm.</w:t>
+      </w:r>
+    </w:p>
+    <w:p>
+      <w:pPr>
+        <w:spacing w:line="276" w:lineRule="auto"/>
+      </w:pPr>
+      <w:r>
+        <w:rPr>
+          <w:rFonts w:ascii="Times New Roman" w:cs="Times New Roman" w:eastAsia="Times New Roman" w:hAnsi="Times New Roman"/>
+          <w:sz w:val="24"/>
+          <w:szCs w:val="24"/>
+        </w:rPr>
+        <w:t xml:space="preserve"/>
+      </w:r>
+    </w:p>
+    <w:p>
+      <w:pPr>
+        <w:spacing w:line="276" w:lineRule="auto"/>
+      </w:pPr>
+      <w:r>
+        <w:rPr>
+          <w:rFonts w:ascii="Times New Roman" w:cs="Times New Roman" w:eastAsia="Times New Roman" w:hAnsi="Times New Roman"/>
+          <w:b/>
+          <w:bCs/>
+          <w:sz w:val="24"/>
+          <w:szCs w:val="24"/>
+        </w:rPr>
+        <w:t xml:space="preserve">Description: </w:t>
+      </w:r>
+    </w:p>
+    <w:p>
+      <w:pPr>
+        <w:spacing w:line="276" w:lineRule="auto"/>
+      </w:pPr>
+      <w:r>
+        <w:rPr>
+          <w:rFonts w:ascii="Times New Roman" w:cs="Times New Roman" w:eastAsia="Times New Roman" w:hAnsi="Times New Roman"/>
+          <w:sz w:val="24"/>
+          <w:szCs w:val="24"/>
+        </w:rPr>
+        <w:t xml:space="preserve">Heap Sort is an in-place, comparison-based sorting algorithm that uses a binary heap data structure to sort elements. It builds a max-heap from the input array, then repeatedly extracts the maximum element and places it at the end of the sorted array, heapifying the remaining structure. It guarantees O(N log N) time complexity in the best, worst, and average cases.</w:t>
+      </w:r>
+    </w:p>
+    <w:p>
+      <w:pPr>
+        <w:spacing w:line="276" w:lineRule="auto"/>
+      </w:pPr>
+      <w:r>
+        <w:rPr>
+          <w:rFonts w:ascii="Times New Roman" w:cs="Times New Roman" w:eastAsia="Times New Roman" w:hAnsi="Times New Roman"/>
+          <w:sz w:val="24"/>
+          <w:szCs w:val="24"/>
+        </w:rPr>
+        <w:t xml:space="preserve"/>
+      </w:r>
+    </w:p>
+    <w:p>
+      <w:pPr>
+        <w:spacing w:line="276" w:lineRule="auto"/>
+      </w:pPr>
+      <w:r>
+        <w:rPr>
+          <w:rFonts w:ascii="Times New Roman" w:cs="Times New Roman" w:eastAsia="Times New Roman" w:hAnsi="Times New Roman"/>
+          <w:b/>
+          <w:bCs/>
+          <w:sz w:val="24"/>
+          <w:szCs w:val="24"/>
+        </w:rPr>
+        <w:t xml:space="preserve">Program:</w:t>
+      </w:r>
+    </w:p>
+    <w:p>
+      <w:pPr>
+        <w:spacing w:after="0" w:before="0" w:line="240" w:lineRule="auto"/>
+      </w:pPr>
+      <w:r>
+        <w:rPr>
+          <w:rFonts w:ascii="Consolas" w:cs="Consolas" w:eastAsia="Consolas" w:hAnsi="Consolas"/>
+          <w:sz w:val="20"/>
+          <w:szCs w:val="20"/>
+        </w:rPr>
+        <w:t xml:space="preserve">def heapify(arr, n, i):</w:t>
+      </w:r>
+    </w:p>
+    <w:p>
+      <w:pPr>
+        <w:spacing w:after="0" w:before="0" w:line="240" w:lineRule="auto"/>
+      </w:pPr>
+      <w:r>
+        <w:rPr>
+          <w:rFonts w:ascii="Consolas" w:cs="Consolas" w:eastAsia="Consolas" w:hAnsi="Consolas"/>
+          <w:sz w:val="20"/>
+          <w:szCs w:val="20"/>
+        </w:rPr>
+        <w:t xml:space="preserve"/>
+      </w:r>
+    </w:p>
+    <w:p>
+      <w:pPr>
+        <w:spacing w:after="0" w:before="0" w:line="240" w:lineRule="auto"/>
+      </w:pPr>
+      <w:r>
+        <w:rPr>
+          <w:rFonts w:ascii="Consolas" w:cs="Consolas" w:eastAsia="Consolas" w:hAnsi="Consolas"/>
+          <w:sz w:val="20"/>
+          <w:szCs w:val="20"/>
+        </w:rPr>
+        <w:t xml:space="preserve">    largest = i</w:t>
+      </w:r>
+    </w:p>
+    <w:p>
+      <w:pPr>
+        <w:spacing w:after="0" w:before="0" w:line="240" w:lineRule="auto"/>
+      </w:pPr>
+      <w:r>
+        <w:rPr>
+          <w:rFonts w:ascii="Consolas" w:cs="Consolas" w:eastAsia="Consolas" w:hAnsi="Consolas"/>
+          <w:sz w:val="20"/>
+          <w:szCs w:val="20"/>
+        </w:rPr>
+        <w:t xml:space="preserve"/>
+      </w:r>
+    </w:p>
+    <w:p>
+      <w:pPr>
+        <w:spacing w:after="0" w:before="0" w:line="240" w:lineRule="auto"/>
+      </w:pPr>
+      <w:r>
+        <w:rPr>
+          <w:rFonts w:ascii="Consolas" w:cs="Consolas" w:eastAsia="Consolas" w:hAnsi="Consolas"/>
+          <w:sz w:val="20"/>
+          <w:szCs w:val="20"/>
+        </w:rPr>
+        <w:t xml:space="preserve">    left = 2 * i + 1</w:t>
+      </w:r>
+    </w:p>
+    <w:p>
+      <w:pPr>
+        <w:spacing w:after="0" w:before="0" w:line="240" w:lineRule="auto"/>
+      </w:pPr>
+      <w:r>
+        <w:rPr>
+          <w:rFonts w:ascii="Consolas" w:cs="Consolas" w:eastAsia="Consolas" w:hAnsi="Consolas"/>
+          <w:sz w:val="20"/>
+          <w:szCs w:val="20"/>
+        </w:rPr>
+        <w:t xml:space="preserve"/>
+      </w:r>
+    </w:p>
+    <w:p>
+      <w:pPr>
+        <w:spacing w:after="0" w:before="0" w:line="240" w:lineRule="auto"/>
+      </w:pPr>
+      <w:r>
+        <w:rPr>
+          <w:rFonts w:ascii="Consolas" w:cs="Consolas" w:eastAsia="Consolas" w:hAnsi="Consolas"/>
+          <w:sz w:val="20"/>
+          <w:szCs w:val="20"/>
+        </w:rPr>
+        <w:t xml:space="preserve">    right = 2 * i + 2</w:t>
+      </w:r>
+    </w:p>
+    <w:p>
+      <w:pPr>
+        <w:spacing w:after="0" w:before="0" w:line="240" w:lineRule="auto"/>
+      </w:pPr>
+      <w:r>
+        <w:rPr>
+          <w:rFonts w:ascii="Consolas" w:cs="Consolas" w:eastAsia="Consolas" w:hAnsi="Consolas"/>
+          <w:sz w:val="20"/>
+          <w:szCs w:val="20"/>
+        </w:rPr>
+        <w:t xml:space="preserve"/>
+      </w:r>
+    </w:p>
+    <w:p>
+      <w:pPr>
+        <w:spacing w:after="0" w:before="0" w:line="240" w:lineRule="auto"/>
+      </w:pPr>
+      <w:r>
+        <w:rPr>
+          <w:rFonts w:ascii="Consolas" w:cs="Consolas" w:eastAsia="Consolas" w:hAnsi="Consolas"/>
+          <w:sz w:val="20"/>
+          <w:szCs w:val="20"/>
+        </w:rPr>
+        <w:t xml:space="preserve">    if left &lt; n and arr[left] &gt; arr[largest]:</w:t>
+      </w:r>
+    </w:p>
+    <w:p>
+      <w:pPr>
+        <w:spacing w:after="0" w:before="0" w:line="240" w:lineRule="auto"/>
+      </w:pPr>
+      <w:r>
+        <w:rPr>
+          <w:rFonts w:ascii="Consolas" w:cs="Consolas" w:eastAsia="Consolas" w:hAnsi="Consolas"/>
+          <w:sz w:val="20"/>
+          <w:szCs w:val="20"/>
+        </w:rPr>
+        <w:t xml:space="preserve"/>
+      </w:r>
+    </w:p>
+    <w:p>
+      <w:pPr>
+        <w:spacing w:after="0" w:before="0" w:line="240" w:lineRule="auto"/>
+      </w:pPr>
+      <w:r>
+        <w:rPr>
+          <w:rFonts w:ascii="Consolas" w:cs="Consolas" w:eastAsia="Consolas" w:hAnsi="Consolas"/>
+          <w:sz w:val="20"/>
+          <w:szCs w:val="20"/>
+        </w:rPr>
+        <w:t xml:space="preserve">        largest = left</w:t>
+      </w:r>
+    </w:p>
+    <w:p>
+      <w:pPr>
+        <w:spacing w:after="0" w:before="0" w:line="240" w:lineRule="auto"/>
+      </w:pPr>
+      <w:r>
+        <w:rPr>
+          <w:rFonts w:ascii="Consolas" w:cs="Consolas" w:eastAsia="Consolas" w:hAnsi="Consolas"/>
+          <w:sz w:val="20"/>
+          <w:szCs w:val="20"/>
+        </w:rPr>
+        <w:t xml:space="preserve"/>
+      </w:r>
+    </w:p>
+    <w:p>
+      <w:pPr>
+        <w:spacing w:after="0" w:before="0" w:line="240" w:lineRule="auto"/>
+      </w:pPr>
+      <w:r>
+        <w:rPr>
+          <w:rFonts w:ascii="Consolas" w:cs="Consolas" w:eastAsia="Consolas" w:hAnsi="Consolas"/>
+          <w:sz w:val="20"/>
+          <w:szCs w:val="20"/>
+        </w:rPr>
+        <w:t xml:space="preserve">    if right &lt; n and arr[right] &gt; arr[largest]:</w:t>
+      </w:r>
+    </w:p>
+    <w:p>
+      <w:pPr>
+        <w:spacing w:after="0" w:before="0" w:line="240" w:lineRule="auto"/>
+      </w:pPr>
+      <w:r>
+        <w:rPr>
+          <w:rFonts w:ascii="Consolas" w:cs="Consolas" w:eastAsia="Consolas" w:hAnsi="Consolas"/>
+          <w:sz w:val="20"/>
+          <w:szCs w:val="20"/>
+        </w:rPr>
+        <w:t xml:space="preserve"/>
+      </w:r>
+    </w:p>
+    <w:p>
+      <w:pPr>
+        <w:spacing w:after="0" w:before="0" w:line="240" w:lineRule="auto"/>
+      </w:pPr>
+      <w:r>
+        <w:rPr>
+          <w:rFonts w:ascii="Consolas" w:cs="Consolas" w:eastAsia="Consolas" w:hAnsi="Consolas"/>
+          <w:sz w:val="20"/>
+          <w:szCs w:val="20"/>
+        </w:rPr>
+        <w:t xml:space="preserve">        largest = right</w:t>
+      </w:r>
+    </w:p>
+    <w:p>
+      <w:pPr>
+        <w:spacing w:after="0" w:before="0" w:line="240" w:lineRule="auto"/>
+      </w:pPr>
+      <w:r>
+        <w:rPr>
+          <w:rFonts w:ascii="Consolas" w:cs="Consolas" w:eastAsia="Consolas" w:hAnsi="Consolas"/>
+          <w:sz w:val="20"/>
+          <w:szCs w:val="20"/>
+        </w:rPr>
+        <w:t xml:space="preserve"/>
+      </w:r>
+    </w:p>
+    <w:p>
+      <w:pPr>
+        <w:spacing w:after="0" w:before="0" w:line="240" w:lineRule="auto"/>
+      </w:pPr>
+      <w:r>
+        <w:rPr>
+          <w:rFonts w:ascii="Consolas" w:cs="Consolas" w:eastAsia="Consolas" w:hAnsi="Consolas"/>
+          <w:sz w:val="20"/>
+          <w:szCs w:val="20"/>
+        </w:rPr>
+        <w:t xml:space="preserve">    if largest != i:</w:t>
+      </w:r>
+    </w:p>
+    <w:p>
+      <w:pPr>
+        <w:spacing w:after="0" w:before="0" w:line="240" w:lineRule="auto"/>
+      </w:pPr>
+      <w:r>
+        <w:rPr>
+          <w:rFonts w:ascii="Consolas" w:cs="Consolas" w:eastAsia="Consolas" w:hAnsi="Consolas"/>
+          <w:sz w:val="20"/>
+          <w:szCs w:val="20"/>
+        </w:rPr>
+        <w:t xml:space="preserve"/>
+      </w:r>
+    </w:p>
+    <w:p>
+      <w:pPr>
+        <w:spacing w:after="0" w:before="0" w:line="240" w:lineRule="auto"/>
+      </w:pPr>
+      <w:r>
+        <w:rPr>
+          <w:rFonts w:ascii="Consolas" w:cs="Consolas" w:eastAsia="Consolas" w:hAnsi="Consolas"/>
+          <w:sz w:val="20"/>
+          <w:szCs w:val="20"/>
+        </w:rPr>
+        <w:t xml:space="preserve">        arr[i], arr[largest] = arr[largest], arr[i]</w:t>
+      </w:r>
+    </w:p>
+    <w:p>
+      <w:pPr>
+        <w:spacing w:after="0" w:before="0" w:line="240" w:lineRule="auto"/>
+      </w:pPr>
+      <w:r>
+        <w:rPr>
+          <w:rFonts w:ascii="Consolas" w:cs="Consolas" w:eastAsia="Consolas" w:hAnsi="Consolas"/>
+          <w:sz w:val="20"/>
+          <w:szCs w:val="20"/>
+        </w:rPr>
+        <w:t xml:space="preserve"/>
+      </w:r>
+    </w:p>
+    <w:p>
+      <w:pPr>
+        <w:spacing w:after="0" w:before="0" w:line="240" w:lineRule="auto"/>
+      </w:pPr>
+      <w:r>
+        <w:rPr>
+          <w:rFonts w:ascii="Consolas" w:cs="Consolas" w:eastAsia="Consolas" w:hAnsi="Consolas"/>
+          <w:sz w:val="20"/>
+          <w:szCs w:val="20"/>
+        </w:rPr>
+        <w:t xml:space="preserve">        heapify(arr, n, largest)</w:t>
+      </w:r>
+    </w:p>
+    <w:p>
+      <w:pPr>
+        <w:spacing w:after="0" w:before="0" w:line="240" w:lineRule="auto"/>
+      </w:pPr>
+      <w:r>
+        <w:rPr>
+          <w:rFonts w:ascii="Consolas" w:cs="Consolas" w:eastAsia="Consolas" w:hAnsi="Consolas"/>
+          <w:sz w:val="20"/>
+          <w:szCs w:val="20"/>
+        </w:rPr>
+        <w:t xml:space="preserve"/>
+      </w:r>
+    </w:p>
+    <w:p>
+      <w:pPr>
+        <w:spacing w:after="0" w:before="0" w:line="240" w:lineRule="auto"/>
+      </w:pPr>
+      <w:r>
+        <w:rPr>
+          <w:rFonts w:ascii="Consolas" w:cs="Consolas" w:eastAsia="Consolas" w:hAnsi="Consolas"/>
+          <w:sz w:val="20"/>
+          <w:szCs w:val="20"/>
+        </w:rPr>
+        <w:t xml:space="preserve">def heap_sort(arr):</w:t>
+      </w:r>
+    </w:p>
+    <w:p>
+      <w:pPr>
+        <w:spacing w:after="0" w:before="0" w:line="240" w:lineRule="auto"/>
+      </w:pPr>
+      <w:r>
+        <w:rPr>
+          <w:rFonts w:ascii="Consolas" w:cs="Consolas" w:eastAsia="Consolas" w:hAnsi="Consolas"/>
+          <w:sz w:val="20"/>
+          <w:szCs w:val="20"/>
+        </w:rPr>
+        <w:t xml:space="preserve"/>
+      </w:r>
+    </w:p>
+    <w:p>
+      <w:pPr>
+        <w:spacing w:after="0" w:before="0" w:line="240" w:lineRule="auto"/>
+      </w:pPr>
+      <w:r>
+        <w:rPr>
+          <w:rFonts w:ascii="Consolas" w:cs="Consolas" w:eastAsia="Consolas" w:hAnsi="Consolas"/>
+          <w:sz w:val="20"/>
+          <w:szCs w:val="20"/>
+        </w:rPr>
+        <w:t xml:space="preserve">    n = len(arr)</w:t>
+      </w:r>
+    </w:p>
+    <w:p>
+      <w:pPr>
+        <w:spacing w:after="0" w:before="0" w:line="240" w:lineRule="auto"/>
+      </w:pPr>
+      <w:r>
+        <w:rPr>
+          <w:rFonts w:ascii="Consolas" w:cs="Consolas" w:eastAsia="Consolas" w:hAnsi="Consolas"/>
+          <w:sz w:val="20"/>
+          <w:szCs w:val="20"/>
+        </w:rPr>
+        <w:t xml:space="preserve"/>
+      </w:r>
+    </w:p>
+    <w:p>
+      <w:pPr>
+        <w:spacing w:after="0" w:before="0" w:line="240" w:lineRule="auto"/>
+      </w:pPr>
+      <w:r>
+        <w:rPr>
+          <w:rFonts w:ascii="Consolas" w:cs="Consolas" w:eastAsia="Consolas" w:hAnsi="Consolas"/>
+          <w:sz w:val="20"/>
+          <w:szCs w:val="20"/>
+        </w:rPr>
+        <w:t xml:space="preserve">    for i in range(n // 2 - 1, -1, -1):</w:t>
+      </w:r>
+    </w:p>
+    <w:p>
+      <w:pPr>
+        <w:spacing w:after="0" w:before="0" w:line="240" w:lineRule="auto"/>
+      </w:pPr>
+      <w:r>
+        <w:rPr>
+          <w:rFonts w:ascii="Consolas" w:cs="Consolas" w:eastAsia="Consolas" w:hAnsi="Consolas"/>
+          <w:sz w:val="20"/>
+          <w:szCs w:val="20"/>
+        </w:rPr>
+        <w:t xml:space="preserve"/>
+      </w:r>
+    </w:p>
+    <w:p>
+      <w:pPr>
+        <w:spacing w:after="0" w:before="0" w:line="240" w:lineRule="auto"/>
+      </w:pPr>
+      <w:r>
+        <w:rPr>
+          <w:rFonts w:ascii="Consolas" w:cs="Consolas" w:eastAsia="Consolas" w:hAnsi="Consolas"/>
+          <w:sz w:val="20"/>
+          <w:szCs w:val="20"/>
+        </w:rPr>
+        <w:t xml:space="preserve">        heapify(arr, n, i)</w:t>
+      </w:r>
+    </w:p>
+    <w:p>
+      <w:pPr>
+        <w:spacing w:after="0" w:before="0" w:line="240" w:lineRule="auto"/>
+      </w:pPr>
+      <w:r>
+        <w:rPr>
+          <w:rFonts w:ascii="Consolas" w:cs="Consolas" w:eastAsia="Consolas" w:hAnsi="Consolas"/>
+          <w:sz w:val="20"/>
+          <w:szCs w:val="20"/>
+        </w:rPr>
+        <w:t xml:space="preserve"/>
+      </w:r>
+    </w:p>
+    <w:p>
+      <w:pPr>
+        <w:spacing w:after="0" w:before="0" w:line="240" w:lineRule="auto"/>
+      </w:pPr>
+      <w:r>
+        <w:rPr>
+          <w:rFonts w:ascii="Consolas" w:cs="Consolas" w:eastAsia="Consolas" w:hAnsi="Consolas"/>
+          <w:sz w:val="20"/>
+          <w:szCs w:val="20"/>
+        </w:rPr>
+        <w:t xml:space="preserve">    for i in range(n - 1, 0, -1):</w:t>
+      </w:r>
+    </w:p>
+    <w:p>
+      <w:pPr>
+        <w:spacing w:after="0" w:before="0" w:line="240" w:lineRule="auto"/>
+      </w:pPr>
+      <w:r>
+        <w:rPr>
+          <w:rFonts w:ascii="Consolas" w:cs="Consolas" w:eastAsia="Consolas" w:hAnsi="Consolas"/>
+          <w:sz w:val="20"/>
+          <w:szCs w:val="20"/>
+        </w:rPr>
+        <w:t xml:space="preserve"/>
+      </w:r>
+    </w:p>
+    <w:p>
+      <w:pPr>
+        <w:spacing w:after="0" w:before="0" w:line="240" w:lineRule="auto"/>
+      </w:pPr>
+      <w:r>
+        <w:rPr>
+          <w:rFonts w:ascii="Consolas" w:cs="Consolas" w:eastAsia="Consolas" w:hAnsi="Consolas"/>
+          <w:sz w:val="20"/>
+          <w:szCs w:val="20"/>
+        </w:rPr>
+        <w:t xml:space="preserve">        arr[i], arr[0] = arr[0], arr[i]</w:t>
+      </w:r>
+    </w:p>
+    <w:p>
+      <w:pPr>
+        <w:spacing w:after="0" w:before="0" w:line="240" w:lineRule="auto"/>
+      </w:pPr>
+      <w:r>
+        <w:rPr>
+          <w:rFonts w:ascii="Consolas" w:cs="Consolas" w:eastAsia="Consolas" w:hAnsi="Consolas"/>
+          <w:sz w:val="20"/>
+          <w:szCs w:val="20"/>
+        </w:rPr>
+        <w:t xml:space="preserve"/>
+      </w:r>
+    </w:p>
+    <w:p>
+      <w:pPr>
+        <w:spacing w:after="0" w:before="0" w:line="240" w:lineRule="auto"/>
+      </w:pPr>
+      <w:r>
+        <w:rPr>
+          <w:rFonts w:ascii="Consolas" w:cs="Consolas" w:eastAsia="Consolas" w:hAnsi="Consolas"/>
+          <w:sz w:val="20"/>
+          <w:szCs w:val="20"/>
+        </w:rPr>
+        <w:t xml:space="preserve">        heapify(arr, i, 0)</w:t>
+      </w:r>
+    </w:p>
+    <w:p>
+      <w:pPr>
+        <w:spacing w:after="0" w:before="0" w:line="240" w:lineRule="auto"/>
+      </w:pPr>
+      <w:r>
+        <w:rPr>
+          <w:rFonts w:ascii="Consolas" w:cs="Consolas" w:eastAsia="Consolas" w:hAnsi="Consolas"/>
+          <w:sz w:val="20"/>
+          <w:szCs w:val="20"/>
+        </w:rPr>
+        <w:t xml:space="preserve"/>
+      </w:r>
+    </w:p>
+    <w:p>
+      <w:pPr>
+        <w:spacing w:after="0" w:before="0" w:line="240" w:lineRule="auto"/>
+      </w:pPr>
+      <w:r>
+        <w:rPr>
+          <w:rFonts w:ascii="Consolas" w:cs="Consolas" w:eastAsia="Consolas" w:hAnsi="Consolas"/>
+          <w:sz w:val="20"/>
+          <w:szCs w:val="20"/>
+        </w:rPr>
+        <w:t xml:space="preserve">arr = [12, 11, 13, 5, 6, 7]</w:t>
+      </w:r>
+    </w:p>
+    <w:p>
+      <w:pPr>
+        <w:spacing w:after="0" w:before="0" w:line="240" w:lineRule="auto"/>
+      </w:pPr>
+      <w:r>
+        <w:rPr>
+          <w:rFonts w:ascii="Consolas" w:cs="Consolas" w:eastAsia="Consolas" w:hAnsi="Consolas"/>
+          <w:sz w:val="20"/>
+          <w:szCs w:val="20"/>
+        </w:rPr>
+        <w:t xml:space="preserve"/>
+      </w:r>
+    </w:p>
+    <w:p>
+      <w:pPr>
+        <w:spacing w:after="0" w:before="0" w:line="240" w:lineRule="auto"/>
+      </w:pPr>
+      <w:r>
+        <w:rPr>
+          <w:rFonts w:ascii="Consolas" w:cs="Consolas" w:eastAsia="Consolas" w:hAnsi="Consolas"/>
+          <w:sz w:val="20"/>
+          <w:szCs w:val="20"/>
+        </w:rPr>
+        <w:t xml:space="preserve">heap_sort(arr)</w:t>
+      </w:r>
+    </w:p>
+    <w:p>
+      <w:pPr>
+        <w:spacing w:after="0" w:before="0" w:line="240" w:lineRule="auto"/>
+      </w:pPr>
+      <w:r>
+        <w:rPr>
+          <w:rFonts w:ascii="Consolas" w:cs="Consolas" w:eastAsia="Consolas" w:hAnsi="Consolas"/>
+          <w:sz w:val="20"/>
+          <w:szCs w:val="20"/>
+        </w:rPr>
+        <w:t xml:space="preserve"/>
+      </w:r>
+    </w:p>
+    <w:p>
+      <w:pPr>
+        <w:spacing w:after="0" w:before="0" w:line="240" w:lineRule="auto"/>
+      </w:pPr>
+      <w:r>
+        <w:rPr>
+          <w:rFonts w:ascii="Consolas" w:cs="Consolas" w:eastAsia="Consolas" w:hAnsi="Consolas"/>
+          <w:sz w:val="20"/>
+          <w:szCs w:val="20"/>
+        </w:rPr>
+        <w:t xml:space="preserve">print("Sorted array:", arr)</w:t>
+      </w:r>
+    </w:p>
+    <w:p>
+      <w:pPr>
+        <w:spacing w:line="276" w:lineRule="auto"/>
+      </w:pPr>
+      <w:r>
+        <w:rPr>
+          <w:rFonts w:ascii="Times New Roman" w:cs="Times New Roman" w:eastAsia="Times New Roman" w:hAnsi="Times New Roman"/>
+          <w:sz w:val="24"/>
+          <w:szCs w:val="24"/>
+        </w:rPr>
+        <w:t xml:space="preserve"/>
+      </w:r>
+    </w:p>
+    <w:p>
+      <w:pPr>
+        <w:spacing w:line="276" w:lineRule="auto"/>
+      </w:pPr>
+      <w:r>
+        <w:rPr>
+          <w:rFonts w:ascii="Times New Roman" w:cs="Times New Roman" w:eastAsia="Times New Roman" w:hAnsi="Times New Roman"/>
+          <w:b/>
+          <w:bCs/>
+          <w:sz w:val="24"/>
+          <w:szCs w:val="24"/>
+        </w:rPr>
+        <w:t xml:space="preserve">OUTPUT:-</w:t>
+      </w:r>
+    </w:p>
+    <w:p>
+      <w:pPr>
+        <w:spacing w:after="0" w:before="0" w:line="240" w:lineRule="auto"/>
+      </w:pPr>
+      <w:r>
+        <w:rPr>
+          <w:rFonts w:ascii="Consolas" w:cs="Consolas" w:eastAsia="Consolas" w:hAnsi="Consolas"/>
+          <w:sz w:val="20"/>
+          <w:szCs w:val="20"/>
+        </w:rPr>
+        <w:t xml:space="preserve">Sorted array: [5, 6, 7, 11, 12, 13]</w:t>
+      </w:r>
+    </w:p>
+    <w:p>
+      <w:pPr>
+        <w:spacing w:line="276" w:lineRule="auto"/>
+      </w:pPr>
+      <w:r>
+        <w:rPr>
+          <w:rFonts w:ascii="Times New Roman" w:cs="Times New Roman" w:eastAsia="Times New Roman" w:hAnsi="Times New Roman"/>
+          <w:sz w:val="24"/>
+          <w:szCs w:val="24"/>
+        </w:rPr>
+        <w:t xml:space="preserve"/>
+      </w:r>
+    </w:p>
+    <w:p>
+      <w:pPr>
+        <w:spacing w:line="276" w:lineRule="auto"/>
+      </w:pPr>
+      <w:r>
+        <w:rPr>
+          <w:rFonts w:ascii="Times New Roman" w:cs="Times New Roman" w:eastAsia="Times New Roman" w:hAnsi="Times New Roman"/>
+          <w:b/>
+          <w:bCs/>
+          <w:sz w:val="24"/>
+          <w:szCs w:val="24"/>
+        </w:rPr>
+        <w:t xml:space="preserve">Conclusion:</w:t>
+      </w:r>
+    </w:p>
+    <w:p>
+      <w:pPr>
+        <w:spacing w:line="276" w:lineRule="auto"/>
+      </w:pPr>
+      <w:r>
+        <w:rPr>
+          <w:rFonts w:ascii="Times New Roman" w:cs="Times New Roman" w:eastAsia="Times New Roman" w:hAnsi="Times New Roman"/>
+          <w:sz w:val="24"/>
+          <w:szCs w:val="24"/>
+        </w:rPr>
+        <w:t xml:space="preserve">The Heap Sort algorithm was successfully implemented, demonstrating O(N log N) sorting performance.</w:t>
+      </w:r>
+    </w:p>
+    <w:p>
+      <w:r>
+        <w:br w:type="page"/>
+      </w:r>
+    </w:p>
+    <w:p>
+      <w:pPr>
+        <w:jc w:val="center"/>
+      </w:pPr>
+      <w:r>
+        <w:rPr>
+          <w:rFonts w:ascii="Times New Roman" w:cs="Times New Roman" w:eastAsia="Times New Roman" w:hAnsi="Times New Roman"/>
+          <w:b/>
+          <w:bCs/>
+          <w:sz w:val="24"/>
+          <w:szCs w:val="24"/>
+        </w:rPr>
+        <w:t xml:space="preserve">Experiment-10</w:t>
+      </w:r>
+    </w:p>
+    <w:p>
+      <w:pPr>
+        <w:spacing w:line="276" w:lineRule="auto"/>
+      </w:pPr>
+      <w:r>
+        <w:rPr>
+          <w:rFonts w:ascii="Times New Roman" w:cs="Times New Roman" w:eastAsia="Times New Roman" w:hAnsi="Times New Roman"/>
+          <w:sz w:val="24"/>
+          <w:szCs w:val="24"/>
+        </w:rPr>
+        <w:t xml:space="preserve"/>
+      </w:r>
+    </w:p>
+    <w:p>
+      <w:pPr>
+        <w:spacing w:line="276" w:lineRule="auto"/>
+      </w:pPr>
+      <w:r>
+        <w:rPr>
+          <w:rFonts w:ascii="Times New Roman" w:cs="Times New Roman" w:eastAsia="Times New Roman" w:hAnsi="Times New Roman"/>
+          <w:b/>
+          <w:bCs/>
+          <w:sz w:val="24"/>
+          <w:szCs w:val="24"/>
+        </w:rPr>
+        <w:t xml:space="preserve">Experiment: Implement max-flow problem</w:t>
+      </w:r>
+    </w:p>
+    <w:p>
+      <w:pPr>
+        <w:spacing w:line="276" w:lineRule="auto"/>
+      </w:pPr>
+      <w:r>
+        <w:rPr>
+          <w:rFonts w:ascii="Times New Roman" w:cs="Times New Roman" w:eastAsia="Times New Roman" w:hAnsi="Times New Roman"/>
+          <w:sz w:val="24"/>
+          <w:szCs w:val="24"/>
+        </w:rPr>
+        <w:t xml:space="preserve"/>
+      </w:r>
+    </w:p>
+    <w:p>
+      <w:pPr>
+        <w:spacing w:line="276" w:lineRule="auto"/>
+      </w:pPr>
+      <w:r>
+        <w:rPr>
+          <w:rFonts w:ascii="Times New Roman" w:cs="Times New Roman" w:eastAsia="Times New Roman" w:hAnsi="Times New Roman"/>
+          <w:b/>
+          <w:bCs/>
+          <w:sz w:val="24"/>
+          <w:szCs w:val="24"/>
+        </w:rPr>
+        <w:t xml:space="preserve">AIM: </w:t>
+      </w:r>
+      <w:r>
+        <w:rPr>
+          <w:rFonts w:ascii="Times New Roman" w:cs="Times New Roman" w:eastAsia="Times New Roman" w:hAnsi="Times New Roman"/>
+          <w:sz w:val="24"/>
+          <w:szCs w:val="24"/>
+        </w:rPr>
+        <w:t xml:space="preserve">To implement a solution for the maximum flow problem.</w:t>
+      </w:r>
+    </w:p>
+    <w:p>
+      <w:pPr>
+        <w:spacing w:line="276" w:lineRule="auto"/>
+      </w:pPr>
+      <w:r>
+        <w:rPr>
+          <w:rFonts w:ascii="Times New Roman" w:cs="Times New Roman" w:eastAsia="Times New Roman" w:hAnsi="Times New Roman"/>
+          <w:sz w:val="24"/>
+          <w:szCs w:val="24"/>
+        </w:rPr>
+        <w:t xml:space="preserve"/>
+      </w:r>
+    </w:p>
+    <w:p>
+      <w:pPr>
+        <w:spacing w:line="276" w:lineRule="auto"/>
+      </w:pPr>
+      <w:r>
+        <w:rPr>
+          <w:rFonts w:ascii="Times New Roman" w:cs="Times New Roman" w:eastAsia="Times New Roman" w:hAnsi="Times New Roman"/>
+          <w:b/>
+          <w:bCs/>
+          <w:sz w:val="24"/>
+          <w:szCs w:val="24"/>
+        </w:rPr>
+        <w:t xml:space="preserve">Description: </w:t>
+      </w:r>
+    </w:p>
+    <w:p>
+      <w:pPr>
+        <w:spacing w:line="276" w:lineRule="auto"/>
+      </w:pPr>
+      <w:r>
+        <w:rPr>
+          <w:rFonts w:ascii="Times New Roman" w:cs="Times New Roman" w:eastAsia="Times New Roman" w:hAnsi="Times New Roman"/>
+          <w:sz w:val="24"/>
+          <w:szCs w:val="24"/>
+        </w:rPr>
+        <w:t xml:space="preserve">The maximum flow problem involves finding the feasible flow through a single-source, single-sink flow network that is maximum. The Ford-Fulkerson algorithm solves this by repeatedly finding augmenting paths from source to sink in the residual graph using breadth-first search (BFS, also known as Edmonds-Karp algorithm) and increasing the flow along these paths until no more paths can be found.</w:t>
+      </w:r>
+    </w:p>
+    <w:p>
+      <w:pPr>
+        <w:spacing w:line="276" w:lineRule="auto"/>
+      </w:pPr>
+      <w:r>
+        <w:rPr>
+          <w:rFonts w:ascii="Times New Roman" w:cs="Times New Roman" w:eastAsia="Times New Roman" w:hAnsi="Times New Roman"/>
+          <w:sz w:val="24"/>
+          <w:szCs w:val="24"/>
+        </w:rPr>
+        <w:t xml:space="preserve"/>
+      </w:r>
+    </w:p>
+    <w:p>
+      <w:pPr>
+        <w:spacing w:line="276" w:lineRule="auto"/>
+      </w:pPr>
+      <w:r>
+        <w:rPr>
+          <w:rFonts w:ascii="Times New Roman" w:cs="Times New Roman" w:eastAsia="Times New Roman" w:hAnsi="Times New Roman"/>
+          <w:b/>
+          <w:bCs/>
+          <w:sz w:val="24"/>
+          <w:szCs w:val="24"/>
+        </w:rPr>
+        <w:t xml:space="preserve">Program:</w:t>
+      </w:r>
+    </w:p>
+    <w:p>
+      <w:pPr>
+        <w:spacing w:after="0" w:before="0" w:line="240" w:lineRule="auto"/>
+      </w:pPr>
+      <w:r>
+        <w:rPr>
+          <w:rFonts w:ascii="Consolas" w:cs="Consolas" w:eastAsia="Consolas" w:hAnsi="Consolas"/>
+          <w:sz w:val="20"/>
+          <w:szCs w:val="20"/>
+        </w:rPr>
+        <w:t xml:space="preserve">from collections import deque</w:t>
+      </w:r>
+    </w:p>
+    <w:p>
+      <w:pPr>
+        <w:spacing w:after="0" w:before="0" w:line="240" w:lineRule="auto"/>
+      </w:pPr>
+      <w:r>
+        <w:rPr>
+          <w:rFonts w:ascii="Consolas" w:cs="Consolas" w:eastAsia="Consolas" w:hAnsi="Consolas"/>
+          <w:sz w:val="20"/>
+          <w:szCs w:val="20"/>
+        </w:rPr>
+        <w:t xml:space="preserve"/>
+      </w:r>
+    </w:p>
+    <w:p>
+      <w:pPr>
+        <w:spacing w:after="0" w:before="0" w:line="240" w:lineRule="auto"/>
+      </w:pPr>
+      <w:r>
+        <w:rPr>
+          <w:rFonts w:ascii="Consolas" w:cs="Consolas" w:eastAsia="Consolas" w:hAnsi="Consolas"/>
+          <w:sz w:val="20"/>
+          <w:szCs w:val="20"/>
+        </w:rPr>
+        <w:t xml:space="preserve">def bfs(capacity, flow, source, sink, parent):</w:t>
+      </w:r>
+    </w:p>
+    <w:p>
+      <w:pPr>
+        <w:spacing w:after="0" w:before="0" w:line="240" w:lineRule="auto"/>
+      </w:pPr>
+      <w:r>
+        <w:rPr>
+          <w:rFonts w:ascii="Consolas" w:cs="Consolas" w:eastAsia="Consolas" w:hAnsi="Consolas"/>
+          <w:sz w:val="20"/>
+          <w:szCs w:val="20"/>
+        </w:rPr>
+        <w:t xml:space="preserve"/>
+      </w:r>
+    </w:p>
+    <w:p>
+      <w:pPr>
+        <w:spacing w:after="0" w:before="0" w:line="240" w:lineRule="auto"/>
+      </w:pPr>
+      <w:r>
+        <w:rPr>
+          <w:rFonts w:ascii="Consolas" w:cs="Consolas" w:eastAsia="Consolas" w:hAnsi="Consolas"/>
+          <w:sz w:val="20"/>
+          <w:szCs w:val="20"/>
+        </w:rPr>
+        <w:t xml:space="preserve">    visited = [False] * len(capacity)</w:t>
+      </w:r>
+    </w:p>
+    <w:p>
+      <w:pPr>
+        <w:spacing w:after="0" w:before="0" w:line="240" w:lineRule="auto"/>
+      </w:pPr>
+      <w:r>
+        <w:rPr>
+          <w:rFonts w:ascii="Consolas" w:cs="Consolas" w:eastAsia="Consolas" w:hAnsi="Consolas"/>
+          <w:sz w:val="20"/>
+          <w:szCs w:val="20"/>
+        </w:rPr>
+        <w:t xml:space="preserve">    queue = deque([source])</w:t>
+      </w:r>
+    </w:p>
+    <w:p>
+      <w:pPr>
+        <w:spacing w:after="0" w:before="0" w:line="240" w:lineRule="auto"/>
+      </w:pPr>
+      <w:r>
+        <w:rPr>
+          <w:rFonts w:ascii="Consolas" w:cs="Consolas" w:eastAsia="Consolas" w:hAnsi="Consolas"/>
+          <w:sz w:val="20"/>
+          <w:szCs w:val="20"/>
+        </w:rPr>
+        <w:t xml:space="preserve">    visited[source] = True</w:t>
+      </w:r>
+    </w:p>
+    <w:p>
+      <w:pPr>
+        <w:spacing w:after="0" w:before="0" w:line="240" w:lineRule="auto"/>
+      </w:pPr>
+      <w:r>
+        <w:rPr>
+          <w:rFonts w:ascii="Consolas" w:cs="Consolas" w:eastAsia="Consolas" w:hAnsi="Consolas"/>
+          <w:sz w:val="20"/>
+          <w:szCs w:val="20"/>
+        </w:rPr>
+        <w:t xml:space="preserve">    parent[source] = -1</w:t>
+      </w:r>
+    </w:p>
+    <w:p>
+      <w:pPr>
+        <w:spacing w:after="0" w:before="0" w:line="240" w:lineRule="auto"/>
+      </w:pPr>
+      <w:r>
+        <w:rPr>
+          <w:rFonts w:ascii="Consolas" w:cs="Consolas" w:eastAsia="Consolas" w:hAnsi="Consolas"/>
+          <w:sz w:val="20"/>
+          <w:szCs w:val="20"/>
+        </w:rPr>
+        <w:t xml:space="preserve"/>
+      </w:r>
+    </w:p>
+    <w:p>
+      <w:pPr>
+        <w:spacing w:after="0" w:before="0" w:line="240" w:lineRule="auto"/>
+      </w:pPr>
+      <w:r>
+        <w:rPr>
+          <w:rFonts w:ascii="Consolas" w:cs="Consolas" w:eastAsia="Consolas" w:hAnsi="Consolas"/>
+          <w:sz w:val="20"/>
+          <w:szCs w:val="20"/>
+        </w:rPr>
+        <w:t xml:space="preserve">    while queue:</w:t>
+      </w:r>
+    </w:p>
+    <w:p>
+      <w:pPr>
+        <w:spacing w:after="0" w:before="0" w:line="240" w:lineRule="auto"/>
+      </w:pPr>
+      <w:r>
+        <w:rPr>
+          <w:rFonts w:ascii="Consolas" w:cs="Consolas" w:eastAsia="Consolas" w:hAnsi="Consolas"/>
+          <w:sz w:val="20"/>
+          <w:szCs w:val="20"/>
+        </w:rPr>
+        <w:t xml:space="preserve"/>
+      </w:r>
+    </w:p>
+    <w:p>
+      <w:pPr>
+        <w:spacing w:after="0" w:before="0" w:line="240" w:lineRule="auto"/>
+      </w:pPr>
+      <w:r>
+        <w:rPr>
+          <w:rFonts w:ascii="Consolas" w:cs="Consolas" w:eastAsia="Consolas" w:hAnsi="Consolas"/>
+          <w:sz w:val="20"/>
+          <w:szCs w:val="20"/>
+        </w:rPr>
+        <w:t xml:space="preserve">        u = queue.popleft()</w:t>
+      </w:r>
+    </w:p>
+    <w:p>
+      <w:pPr>
+        <w:spacing w:after="0" w:before="0" w:line="240" w:lineRule="auto"/>
+      </w:pPr>
+      <w:r>
+        <w:rPr>
+          <w:rFonts w:ascii="Consolas" w:cs="Consolas" w:eastAsia="Consolas" w:hAnsi="Consolas"/>
+          <w:sz w:val="20"/>
+          <w:szCs w:val="20"/>
+        </w:rPr>
+        <w:t xml:space="preserve"/>
+      </w:r>
+    </w:p>
+    <w:p>
+      <w:pPr>
+        <w:spacing w:after="0" w:before="0" w:line="240" w:lineRule="auto"/>
+      </w:pPr>
+      <w:r>
+        <w:rPr>
+          <w:rFonts w:ascii="Consolas" w:cs="Consolas" w:eastAsia="Consolas" w:hAnsi="Consolas"/>
+          <w:sz w:val="20"/>
+          <w:szCs w:val="20"/>
+        </w:rPr>
+        <w:t xml:space="preserve">        for v in range(len(capacity)):</w:t>
+      </w:r>
+    </w:p>
+    <w:p>
+      <w:pPr>
+        <w:spacing w:after="0" w:before="0" w:line="240" w:lineRule="auto"/>
+      </w:pPr>
+      <w:r>
+        <w:rPr>
+          <w:rFonts w:ascii="Consolas" w:cs="Consolas" w:eastAsia="Consolas" w:hAnsi="Consolas"/>
+          <w:sz w:val="20"/>
+          <w:szCs w:val="20"/>
+        </w:rPr>
+        <w:t xml:space="preserve"/>
+      </w:r>
+    </w:p>
+    <w:p>
+      <w:pPr>
+        <w:spacing w:after="0" w:before="0" w:line="240" w:lineRule="auto"/>
+      </w:pPr>
+      <w:r>
+        <w:rPr>
+          <w:rFonts w:ascii="Consolas" w:cs="Consolas" w:eastAsia="Consolas" w:hAnsi="Consolas"/>
+          <w:sz w:val="20"/>
+          <w:szCs w:val="20"/>
+        </w:rPr>
+        <w:t xml:space="preserve">            if (not visited[v] and capacity[u][v] - flow[u][v] &gt; 0):</w:t>
+      </w:r>
+    </w:p>
+    <w:p>
+      <w:pPr>
+        <w:spacing w:after="0" w:before="0" w:line="240" w:lineRule="auto"/>
+      </w:pPr>
+      <w:r>
+        <w:rPr>
+          <w:rFonts w:ascii="Consolas" w:cs="Consolas" w:eastAsia="Consolas" w:hAnsi="Consolas"/>
+          <w:sz w:val="20"/>
+          <w:szCs w:val="20"/>
+        </w:rPr>
+        <w:t xml:space="preserve"/>
+      </w:r>
+    </w:p>
+    <w:p>
+      <w:pPr>
+        <w:spacing w:after="0" w:before="0" w:line="240" w:lineRule="auto"/>
+      </w:pPr>
+      <w:r>
+        <w:rPr>
+          <w:rFonts w:ascii="Consolas" w:cs="Consolas" w:eastAsia="Consolas" w:hAnsi="Consolas"/>
+          <w:sz w:val="20"/>
+          <w:szCs w:val="20"/>
+        </w:rPr>
+        <w:t xml:space="preserve">                queue.append(v)</w:t>
+      </w:r>
+    </w:p>
+    <w:p>
+      <w:pPr>
+        <w:spacing w:after="0" w:before="0" w:line="240" w:lineRule="auto"/>
+      </w:pPr>
+      <w:r>
+        <w:rPr>
+          <w:rFonts w:ascii="Consolas" w:cs="Consolas" w:eastAsia="Consolas" w:hAnsi="Consolas"/>
+          <w:sz w:val="20"/>
+          <w:szCs w:val="20"/>
+        </w:rPr>
+        <w:t xml:space="preserve">                visited[v] = True</w:t>
+      </w:r>
+    </w:p>
+    <w:p>
+      <w:pPr>
+        <w:spacing w:after="0" w:before="0" w:line="240" w:lineRule="auto"/>
+      </w:pPr>
+      <w:r>
+        <w:rPr>
+          <w:rFonts w:ascii="Consolas" w:cs="Consolas" w:eastAsia="Consolas" w:hAnsi="Consolas"/>
+          <w:sz w:val="20"/>
+          <w:szCs w:val="20"/>
+        </w:rPr>
+        <w:t xml:space="preserve">                parent[v] = u</w:t>
+      </w:r>
+    </w:p>
+    <w:p>
+      <w:pPr>
+        <w:spacing w:after="0" w:before="0" w:line="240" w:lineRule="auto"/>
+      </w:pPr>
+      <w:r>
+        <w:rPr>
+          <w:rFonts w:ascii="Consolas" w:cs="Consolas" w:eastAsia="Consolas" w:hAnsi="Consolas"/>
+          <w:sz w:val="20"/>
+          <w:szCs w:val="20"/>
+        </w:rPr>
+        <w:t xml:space="preserve"/>
+      </w:r>
+    </w:p>
+    <w:p>
+      <w:pPr>
+        <w:spacing w:after="0" w:before="0" w:line="240" w:lineRule="auto"/>
+      </w:pPr>
+      <w:r>
+        <w:rPr>
+          <w:rFonts w:ascii="Consolas" w:cs="Consolas" w:eastAsia="Consolas" w:hAnsi="Consolas"/>
+          <w:sz w:val="20"/>
+          <w:szCs w:val="20"/>
+        </w:rPr>
+        <w:t xml:space="preserve">                if v == sink:</w:t>
+      </w:r>
+    </w:p>
+    <w:p>
+      <w:pPr>
+        <w:spacing w:after="0" w:before="0" w:line="240" w:lineRule="auto"/>
+      </w:pPr>
+      <w:r>
+        <w:rPr>
+          <w:rFonts w:ascii="Consolas" w:cs="Consolas" w:eastAsia="Consolas" w:hAnsi="Consolas"/>
+          <w:sz w:val="20"/>
+          <w:szCs w:val="20"/>
+        </w:rPr>
+        <w:t xml:space="preserve">                    return True</w:t>
+      </w:r>
+    </w:p>
+    <w:p>
+      <w:pPr>
+        <w:spacing w:after="0" w:before="0" w:line="240" w:lineRule="auto"/>
+      </w:pPr>
+      <w:r>
+        <w:rPr>
+          <w:rFonts w:ascii="Consolas" w:cs="Consolas" w:eastAsia="Consolas" w:hAnsi="Consolas"/>
+          <w:sz w:val="20"/>
+          <w:szCs w:val="20"/>
+        </w:rPr>
+        <w:t xml:space="preserve"/>
+      </w:r>
+    </w:p>
+    <w:p>
+      <w:pPr>
+        <w:spacing w:after="0" w:before="0" w:line="240" w:lineRule="auto"/>
+      </w:pPr>
+      <w:r>
+        <w:rPr>
+          <w:rFonts w:ascii="Consolas" w:cs="Consolas" w:eastAsia="Consolas" w:hAnsi="Consolas"/>
+          <w:sz w:val="20"/>
+          <w:szCs w:val="20"/>
+        </w:rPr>
+        <w:t xml:space="preserve">    return False</w:t>
+      </w:r>
+    </w:p>
+    <w:p>
+      <w:pPr>
+        <w:spacing w:after="0" w:before="0" w:line="240" w:lineRule="auto"/>
+      </w:pPr>
+      <w:r>
+        <w:rPr>
+          <w:rFonts w:ascii="Consolas" w:cs="Consolas" w:eastAsia="Consolas" w:hAnsi="Consolas"/>
+          <w:sz w:val="20"/>
+          <w:szCs w:val="20"/>
+        </w:rPr>
+        <w:t xml:space="preserve"/>
+      </w:r>
+    </w:p>
+    <w:p>
+      <w:pPr>
+        <w:spacing w:after="0" w:before="0" w:line="240" w:lineRule="auto"/>
+      </w:pPr>
+      <w:r>
+        <w:rPr>
+          <w:rFonts w:ascii="Consolas" w:cs="Consolas" w:eastAsia="Consolas" w:hAnsi="Consolas"/>
+          <w:sz w:val="20"/>
+          <w:szCs w:val="20"/>
+        </w:rPr>
+        <w:t xml:space="preserve">def ford_fulkerson(capacity, source, sink):</w:t>
+      </w:r>
+    </w:p>
+    <w:p>
+      <w:pPr>
+        <w:spacing w:after="0" w:before="0" w:line="240" w:lineRule="auto"/>
+      </w:pPr>
+      <w:r>
+        <w:rPr>
+          <w:rFonts w:ascii="Consolas" w:cs="Consolas" w:eastAsia="Consolas" w:hAnsi="Consolas"/>
+          <w:sz w:val="20"/>
+          <w:szCs w:val="20"/>
+        </w:rPr>
+        <w:t xml:space="preserve"/>
+      </w:r>
+    </w:p>
+    <w:p>
+      <w:pPr>
+        <w:spacing w:after="0" w:before="0" w:line="240" w:lineRule="auto"/>
+      </w:pPr>
+      <w:r>
+        <w:rPr>
+          <w:rFonts w:ascii="Consolas" w:cs="Consolas" w:eastAsia="Consolas" w:hAnsi="Consolas"/>
+          <w:sz w:val="20"/>
+          <w:szCs w:val="20"/>
+        </w:rPr>
+        <w:t xml:space="preserve">    n = len(capacity)</w:t>
+      </w:r>
+    </w:p>
+    <w:p>
+      <w:pPr>
+        <w:spacing w:after="0" w:before="0" w:line="240" w:lineRule="auto"/>
+      </w:pPr>
+      <w:r>
+        <w:rPr>
+          <w:rFonts w:ascii="Consolas" w:cs="Consolas" w:eastAsia="Consolas" w:hAnsi="Consolas"/>
+          <w:sz w:val="20"/>
+          <w:szCs w:val="20"/>
+        </w:rPr>
+        <w:t xml:space="preserve"/>
+      </w:r>
+    </w:p>
+    <w:p>
+      <w:pPr>
+        <w:spacing w:after="0" w:before="0" w:line="240" w:lineRule="auto"/>
+      </w:pPr>
+      <w:r>
+        <w:rPr>
+          <w:rFonts w:ascii="Consolas" w:cs="Consolas" w:eastAsia="Consolas" w:hAnsi="Consolas"/>
+          <w:sz w:val="20"/>
+          <w:szCs w:val="20"/>
+        </w:rPr>
+        <w:t xml:space="preserve">    flow = [[0] * n for _ in range(n)]</w:t>
+      </w:r>
+    </w:p>
+    <w:p>
+      <w:pPr>
+        <w:spacing w:after="0" w:before="0" w:line="240" w:lineRule="auto"/>
+      </w:pPr>
+      <w:r>
+        <w:rPr>
+          <w:rFonts w:ascii="Consolas" w:cs="Consolas" w:eastAsia="Consolas" w:hAnsi="Consolas"/>
+          <w:sz w:val="20"/>
+          <w:szCs w:val="20"/>
+        </w:rPr>
+        <w:t xml:space="preserve">    parent = [-1] * n</w:t>
+      </w:r>
+    </w:p>
+    <w:p>
+      <w:pPr>
+        <w:spacing w:after="0" w:before="0" w:line="240" w:lineRule="auto"/>
+      </w:pPr>
+      <w:r>
+        <w:rPr>
+          <w:rFonts w:ascii="Consolas" w:cs="Consolas" w:eastAsia="Consolas" w:hAnsi="Consolas"/>
+          <w:sz w:val="20"/>
+          <w:szCs w:val="20"/>
+        </w:rPr>
+        <w:t xml:space="preserve">    max_flow = 0</w:t>
+      </w:r>
+    </w:p>
+    <w:p>
+      <w:pPr>
+        <w:spacing w:after="0" w:before="0" w:line="240" w:lineRule="auto"/>
+      </w:pPr>
+      <w:r>
+        <w:rPr>
+          <w:rFonts w:ascii="Consolas" w:cs="Consolas" w:eastAsia="Consolas" w:hAnsi="Consolas"/>
+          <w:sz w:val="20"/>
+          <w:szCs w:val="20"/>
+        </w:rPr>
+        <w:t xml:space="preserve"/>
+      </w:r>
+    </w:p>
+    <w:p>
+      <w:pPr>
+        <w:spacing w:after="0" w:before="0" w:line="240" w:lineRule="auto"/>
+      </w:pPr>
+      <w:r>
+        <w:rPr>
+          <w:rFonts w:ascii="Consolas" w:cs="Consolas" w:eastAsia="Consolas" w:hAnsi="Consolas"/>
+          <w:sz w:val="20"/>
+          <w:szCs w:val="20"/>
+        </w:rPr>
+        <w:t xml:space="preserve">    while bfs(capacity, flow, source, sink, parent):</w:t>
+      </w:r>
+    </w:p>
+    <w:p>
+      <w:pPr>
+        <w:spacing w:after="0" w:before="0" w:line="240" w:lineRule="auto"/>
+      </w:pPr>
+      <w:r>
+        <w:rPr>
+          <w:rFonts w:ascii="Consolas" w:cs="Consolas" w:eastAsia="Consolas" w:hAnsi="Consolas"/>
+          <w:sz w:val="20"/>
+          <w:szCs w:val="20"/>
+        </w:rPr>
+        <w:t xml:space="preserve"/>
+      </w:r>
+    </w:p>
+    <w:p>
+      <w:pPr>
+        <w:spacing w:after="0" w:before="0" w:line="240" w:lineRule="auto"/>
+      </w:pPr>
+      <w:r>
+        <w:rPr>
+          <w:rFonts w:ascii="Consolas" w:cs="Consolas" w:eastAsia="Consolas" w:hAnsi="Consolas"/>
+          <w:sz w:val="20"/>
+          <w:szCs w:val="20"/>
+        </w:rPr>
+        <w:t xml:space="preserve">        path_flow = float('inf')</w:t>
+      </w:r>
+    </w:p>
+    <w:p>
+      <w:pPr>
+        <w:spacing w:after="0" w:before="0" w:line="240" w:lineRule="auto"/>
+      </w:pPr>
+      <w:r>
+        <w:rPr>
+          <w:rFonts w:ascii="Consolas" w:cs="Consolas" w:eastAsia="Consolas" w:hAnsi="Consolas"/>
+          <w:sz w:val="20"/>
+          <w:szCs w:val="20"/>
+        </w:rPr>
+        <w:t xml:space="preserve">        s = sink</w:t>
+      </w:r>
+    </w:p>
+    <w:p>
+      <w:pPr>
+        <w:spacing w:after="0" w:before="0" w:line="240" w:lineRule="auto"/>
+      </w:pPr>
+      <w:r>
+        <w:rPr>
+          <w:rFonts w:ascii="Consolas" w:cs="Consolas" w:eastAsia="Consolas" w:hAnsi="Consolas"/>
+          <w:sz w:val="20"/>
+          <w:szCs w:val="20"/>
+        </w:rPr>
+        <w:t xml:space="preserve"/>
+      </w:r>
+    </w:p>
+    <w:p>
+      <w:pPr>
+        <w:spacing w:after="0" w:before="0" w:line="240" w:lineRule="auto"/>
+      </w:pPr>
+      <w:r>
+        <w:rPr>
+          <w:rFonts w:ascii="Consolas" w:cs="Consolas" w:eastAsia="Consolas" w:hAnsi="Consolas"/>
+          <w:sz w:val="20"/>
+          <w:szCs w:val="20"/>
+        </w:rPr>
+        <w:t xml:space="preserve">        while s != source:</w:t>
+      </w:r>
+    </w:p>
+    <w:p>
+      <w:pPr>
+        <w:spacing w:after="0" w:before="0" w:line="240" w:lineRule="auto"/>
+      </w:pPr>
+      <w:r>
+        <w:rPr>
+          <w:rFonts w:ascii="Consolas" w:cs="Consolas" w:eastAsia="Consolas" w:hAnsi="Consolas"/>
+          <w:sz w:val="20"/>
+          <w:szCs w:val="20"/>
+        </w:rPr>
+        <w:t xml:space="preserve"/>
+      </w:r>
+    </w:p>
+    <w:p>
+      <w:pPr>
+        <w:spacing w:after="0" w:before="0" w:line="240" w:lineRule="auto"/>
+      </w:pPr>
+      <w:r>
+        <w:rPr>
+          <w:rFonts w:ascii="Consolas" w:cs="Consolas" w:eastAsia="Consolas" w:hAnsi="Consolas"/>
+          <w:sz w:val="20"/>
+          <w:szCs w:val="20"/>
+        </w:rPr>
+        <w:t xml:space="preserve">            path_flow = min(</w:t>
+      </w:r>
+    </w:p>
+    <w:p>
+      <w:pPr>
+        <w:spacing w:after="0" w:before="0" w:line="240" w:lineRule="auto"/>
+      </w:pPr>
+      <w:r>
+        <w:rPr>
+          <w:rFonts w:ascii="Consolas" w:cs="Consolas" w:eastAsia="Consolas" w:hAnsi="Consolas"/>
+          <w:sz w:val="20"/>
+          <w:szCs w:val="20"/>
+        </w:rPr>
+        <w:t xml:space="preserve">                path_flow,</w:t>
+      </w:r>
+    </w:p>
+    <w:p>
+      <w:pPr>
+        <w:spacing w:after="0" w:before="0" w:line="240" w:lineRule="auto"/>
+      </w:pPr>
+      <w:r>
+        <w:rPr>
+          <w:rFonts w:ascii="Consolas" w:cs="Consolas" w:eastAsia="Consolas" w:hAnsi="Consolas"/>
+          <w:sz w:val="20"/>
+          <w:szCs w:val="20"/>
+        </w:rPr>
+        <w:t xml:space="preserve">                capacity[parent[s]][s] -</w:t>
+      </w:r>
+    </w:p>
+    <w:p>
+      <w:pPr>
+        <w:spacing w:after="0" w:before="0" w:line="240" w:lineRule="auto"/>
+      </w:pPr>
+      <w:r>
+        <w:rPr>
+          <w:rFonts w:ascii="Consolas" w:cs="Consolas" w:eastAsia="Consolas" w:hAnsi="Consolas"/>
+          <w:sz w:val="20"/>
+          <w:szCs w:val="20"/>
+        </w:rPr>
+        <w:t xml:space="preserve">                flow[parent[s]][s]</w:t>
+      </w:r>
+    </w:p>
+    <w:p>
+      <w:pPr>
+        <w:spacing w:after="0" w:before="0" w:line="240" w:lineRule="auto"/>
+      </w:pPr>
+      <w:r>
+        <w:rPr>
+          <w:rFonts w:ascii="Consolas" w:cs="Consolas" w:eastAsia="Consolas" w:hAnsi="Consolas"/>
+          <w:sz w:val="20"/>
+          <w:szCs w:val="20"/>
+        </w:rPr>
+        <w:t xml:space="preserve">            )</w:t>
+      </w:r>
+    </w:p>
+    <w:p>
+      <w:pPr>
+        <w:spacing w:after="0" w:before="0" w:line="240" w:lineRule="auto"/>
+      </w:pPr>
+      <w:r>
+        <w:rPr>
+          <w:rFonts w:ascii="Consolas" w:cs="Consolas" w:eastAsia="Consolas" w:hAnsi="Consolas"/>
+          <w:sz w:val="20"/>
+          <w:szCs w:val="20"/>
+        </w:rPr>
+        <w:t xml:space="preserve">            s = parent[s]</w:t>
+      </w:r>
+    </w:p>
+    <w:p>
+      <w:pPr>
+        <w:spacing w:after="0" w:before="0" w:line="240" w:lineRule="auto"/>
+      </w:pPr>
+      <w:r>
+        <w:rPr>
+          <w:rFonts w:ascii="Consolas" w:cs="Consolas" w:eastAsia="Consolas" w:hAnsi="Consolas"/>
+          <w:sz w:val="20"/>
+          <w:szCs w:val="20"/>
+        </w:rPr>
+        <w:t xml:space="preserve"/>
+      </w:r>
+    </w:p>
+    <w:p>
+      <w:pPr>
+        <w:spacing w:after="0" w:before="0" w:line="240" w:lineRule="auto"/>
+      </w:pPr>
+      <w:r>
+        <w:rPr>
+          <w:rFonts w:ascii="Consolas" w:cs="Consolas" w:eastAsia="Consolas" w:hAnsi="Consolas"/>
+          <w:sz w:val="20"/>
+          <w:szCs w:val="20"/>
+        </w:rPr>
+        <w:t xml:space="preserve">        max_flow += path_flow</w:t>
+      </w:r>
+    </w:p>
+    <w:p>
+      <w:pPr>
+        <w:spacing w:after="0" w:before="0" w:line="240" w:lineRule="auto"/>
+      </w:pPr>
+      <w:r>
+        <w:rPr>
+          <w:rFonts w:ascii="Consolas" w:cs="Consolas" w:eastAsia="Consolas" w:hAnsi="Consolas"/>
+          <w:sz w:val="20"/>
+          <w:szCs w:val="20"/>
+        </w:rPr>
+        <w:t xml:space="preserve"/>
+      </w:r>
+    </w:p>
+    <w:p>
+      <w:pPr>
+        <w:spacing w:after="0" w:before="0" w:line="240" w:lineRule="auto"/>
+      </w:pPr>
+      <w:r>
+        <w:rPr>
+          <w:rFonts w:ascii="Consolas" w:cs="Consolas" w:eastAsia="Consolas" w:hAnsi="Consolas"/>
+          <w:sz w:val="20"/>
+          <w:szCs w:val="20"/>
+        </w:rPr>
+        <w:t xml:space="preserve">        v = sink</w:t>
+      </w:r>
+    </w:p>
+    <w:p>
+      <w:pPr>
+        <w:spacing w:after="0" w:before="0" w:line="240" w:lineRule="auto"/>
+      </w:pPr>
+      <w:r>
+        <w:rPr>
+          <w:rFonts w:ascii="Consolas" w:cs="Consolas" w:eastAsia="Consolas" w:hAnsi="Consolas"/>
+          <w:sz w:val="20"/>
+          <w:szCs w:val="20"/>
+        </w:rPr>
+        <w:t xml:space="preserve">        while v != source:</w:t>
+      </w:r>
+    </w:p>
+    <w:p>
+      <w:pPr>
+        <w:spacing w:after="0" w:before="0" w:line="240" w:lineRule="auto"/>
+      </w:pPr>
+      <w:r>
+        <w:rPr>
+          <w:rFonts w:ascii="Consolas" w:cs="Consolas" w:eastAsia="Consolas" w:hAnsi="Consolas"/>
+          <w:sz w:val="20"/>
+          <w:szCs w:val="20"/>
+        </w:rPr>
+        <w:t xml:space="preserve">            u = parent[v]</w:t>
+      </w:r>
+    </w:p>
+    <w:p>
+      <w:pPr>
+        <w:spacing w:after="0" w:before="0" w:line="240" w:lineRule="auto"/>
+      </w:pPr>
+      <w:r>
+        <w:rPr>
+          <w:rFonts w:ascii="Consolas" w:cs="Consolas" w:eastAsia="Consolas" w:hAnsi="Consolas"/>
+          <w:sz w:val="20"/>
+          <w:szCs w:val="20"/>
+        </w:rPr>
+        <w:t xml:space="preserve">            flow[u][v] += path_flow</w:t>
+      </w:r>
+    </w:p>
+    <w:p>
+      <w:pPr>
+        <w:spacing w:after="0" w:before="0" w:line="240" w:lineRule="auto"/>
+      </w:pPr>
+      <w:r>
+        <w:rPr>
+          <w:rFonts w:ascii="Consolas" w:cs="Consolas" w:eastAsia="Consolas" w:hAnsi="Consolas"/>
+          <w:sz w:val="20"/>
+          <w:szCs w:val="20"/>
+        </w:rPr>
+        <w:t xml:space="preserve">            flow[v][u] -= path_flow</w:t>
+      </w:r>
+    </w:p>
+    <w:p>
+      <w:pPr>
+        <w:spacing w:after="0" w:before="0" w:line="240" w:lineRule="auto"/>
+      </w:pPr>
+      <w:r>
+        <w:rPr>
+          <w:rFonts w:ascii="Consolas" w:cs="Consolas" w:eastAsia="Consolas" w:hAnsi="Consolas"/>
+          <w:sz w:val="20"/>
+          <w:szCs w:val="20"/>
+        </w:rPr>
+        <w:t xml:space="preserve">            v = parent[v]</w:t>
+      </w:r>
+    </w:p>
+    <w:p>
+      <w:pPr>
+        <w:spacing w:after="0" w:before="0" w:line="240" w:lineRule="auto"/>
+      </w:pPr>
+      <w:r>
+        <w:rPr>
+          <w:rFonts w:ascii="Consolas" w:cs="Consolas" w:eastAsia="Consolas" w:hAnsi="Consolas"/>
+          <w:sz w:val="20"/>
+          <w:szCs w:val="20"/>
+        </w:rPr>
+        <w:t xml:space="preserve"/>
+      </w:r>
+    </w:p>
+    <w:p>
+      <w:pPr>
+        <w:spacing w:after="0" w:before="0" w:line="240" w:lineRule="auto"/>
+      </w:pPr>
+      <w:r>
+        <w:rPr>
+          <w:rFonts w:ascii="Consolas" w:cs="Consolas" w:eastAsia="Consolas" w:hAnsi="Consolas"/>
+          <w:sz w:val="20"/>
+          <w:szCs w:val="20"/>
+        </w:rPr>
+        <w:t xml:space="preserve">    return max_flow</w:t>
+      </w:r>
+    </w:p>
+    <w:p>
+      <w:pPr>
+        <w:spacing w:after="0" w:before="0" w:line="240" w:lineRule="auto"/>
+      </w:pPr>
+      <w:r>
+        <w:rPr>
+          <w:rFonts w:ascii="Consolas" w:cs="Consolas" w:eastAsia="Consolas" w:hAnsi="Consolas"/>
+          <w:sz w:val="20"/>
+          <w:szCs w:val="20"/>
+        </w:rPr>
+        <w:t xml:space="preserve"/>
+      </w:r>
+    </w:p>
+    <w:p>
+      <w:pPr>
+        <w:spacing w:after="0" w:before="0" w:line="240" w:lineRule="auto"/>
+      </w:pPr>
+      <w:r>
+        <w:rPr>
+          <w:rFonts w:ascii="Consolas" w:cs="Consolas" w:eastAsia="Consolas" w:hAnsi="Consolas"/>
+          <w:sz w:val="20"/>
+          <w:szCs w:val="20"/>
+        </w:rPr>
+        <w:t xml:space="preserve">capacity = [</w:t>
+      </w:r>
+    </w:p>
+    <w:p>
+      <w:pPr>
+        <w:spacing w:after="0" w:before="0" w:line="240" w:lineRule="auto"/>
+      </w:pPr>
+      <w:r>
+        <w:rPr>
+          <w:rFonts w:ascii="Consolas" w:cs="Consolas" w:eastAsia="Consolas" w:hAnsi="Consolas"/>
+          <w:sz w:val="20"/>
+          <w:szCs w:val="20"/>
+        </w:rPr>
+        <w:t xml:space="preserve"/>
+      </w:r>
+    </w:p>
+    <w:p>
+      <w:pPr>
+        <w:spacing w:after="0" w:before="0" w:line="240" w:lineRule="auto"/>
+      </w:pPr>
+      <w:r>
+        <w:rPr>
+          <w:rFonts w:ascii="Consolas" w:cs="Consolas" w:eastAsia="Consolas" w:hAnsi="Consolas"/>
+          <w:sz w:val="20"/>
+          <w:szCs w:val="20"/>
+        </w:rPr>
+        <w:t xml:space="preserve">    [0, 16, 13, 0, 0, 0],</w:t>
+      </w:r>
+    </w:p>
+    <w:p>
+      <w:pPr>
+        <w:spacing w:after="0" w:before="0" w:line="240" w:lineRule="auto"/>
+      </w:pPr>
+      <w:r>
+        <w:rPr>
+          <w:rFonts w:ascii="Consolas" w:cs="Consolas" w:eastAsia="Consolas" w:hAnsi="Consolas"/>
+          <w:sz w:val="20"/>
+          <w:szCs w:val="20"/>
+        </w:rPr>
+        <w:t xml:space="preserve">    [0, 0, 10, 12, 0, 0],</w:t>
+      </w:r>
+    </w:p>
+    <w:p>
+      <w:pPr>
+        <w:spacing w:after="0" w:before="0" w:line="240" w:lineRule="auto"/>
+      </w:pPr>
+      <w:r>
+        <w:rPr>
+          <w:rFonts w:ascii="Consolas" w:cs="Consolas" w:eastAsia="Consolas" w:hAnsi="Consolas"/>
+          <w:sz w:val="20"/>
+          <w:szCs w:val="20"/>
+        </w:rPr>
+        <w:t xml:space="preserve">    [0, 4, 0, 0, 14, 0],</w:t>
+      </w:r>
+    </w:p>
+    <w:p>
+      <w:pPr>
+        <w:spacing w:after="0" w:before="0" w:line="240" w:lineRule="auto"/>
+      </w:pPr>
+      <w:r>
+        <w:rPr>
+          <w:rFonts w:ascii="Consolas" w:cs="Consolas" w:eastAsia="Consolas" w:hAnsi="Consolas"/>
+          <w:sz w:val="20"/>
+          <w:szCs w:val="20"/>
+        </w:rPr>
+        <w:t xml:space="preserve">    [0, 0, 9, 0, 0, 20],</w:t>
+      </w:r>
+    </w:p>
+    <w:p>
+      <w:pPr>
+        <w:spacing w:after="0" w:before="0" w:line="240" w:lineRule="auto"/>
+      </w:pPr>
+      <w:r>
+        <w:rPr>
+          <w:rFonts w:ascii="Consolas" w:cs="Consolas" w:eastAsia="Consolas" w:hAnsi="Consolas"/>
+          <w:sz w:val="20"/>
+          <w:szCs w:val="20"/>
+        </w:rPr>
+        <w:t xml:space="preserve">    [0, 0, 0, 7, 0, 4],</w:t>
+      </w:r>
+    </w:p>
+    <w:p>
+      <w:pPr>
+        <w:spacing w:after="0" w:before="0" w:line="240" w:lineRule="auto"/>
+      </w:pPr>
+      <w:r>
+        <w:rPr>
+          <w:rFonts w:ascii="Consolas" w:cs="Consolas" w:eastAsia="Consolas" w:hAnsi="Consolas"/>
+          <w:sz w:val="20"/>
+          <w:szCs w:val="20"/>
+        </w:rPr>
+        <w:t xml:space="preserve">    [0, 0, 0, 0, 0, 0]</w:t>
+      </w:r>
+    </w:p>
+    <w:p>
+      <w:pPr>
+        <w:spacing w:after="0" w:before="0" w:line="240" w:lineRule="auto"/>
+      </w:pPr>
+      <w:r>
+        <w:rPr>
+          <w:rFonts w:ascii="Consolas" w:cs="Consolas" w:eastAsia="Consolas" w:hAnsi="Consolas"/>
+          <w:sz w:val="20"/>
+          <w:szCs w:val="20"/>
+        </w:rPr>
+        <w:t xml:space="preserve"/>
+      </w:r>
+    </w:p>
+    <w:p>
+      <w:pPr>
+        <w:spacing w:after="0" w:before="0" w:line="240" w:lineRule="auto"/>
+      </w:pPr>
+      <w:r>
+        <w:rPr>
+          <w:rFonts w:ascii="Consolas" w:cs="Consolas" w:eastAsia="Consolas" w:hAnsi="Consolas"/>
+          <w:sz w:val="20"/>
+          <w:szCs w:val="20"/>
+        </w:rPr>
+        <w:t xml:space="preserve">]</w:t>
+      </w:r>
+    </w:p>
+    <w:p>
+      <w:pPr>
+        <w:spacing w:after="0" w:before="0" w:line="240" w:lineRule="auto"/>
+      </w:pPr>
+      <w:r>
+        <w:rPr>
+          <w:rFonts w:ascii="Consolas" w:cs="Consolas" w:eastAsia="Consolas" w:hAnsi="Consolas"/>
+          <w:sz w:val="20"/>
+          <w:szCs w:val="20"/>
+        </w:rPr>
+        <w:t xml:space="preserve"/>
+      </w:r>
+    </w:p>
+    <w:p>
+      <w:pPr>
+        <w:spacing w:after="0" w:before="0" w:line="240" w:lineRule="auto"/>
+      </w:pPr>
+      <w:r>
+        <w:rPr>
+          <w:rFonts w:ascii="Consolas" w:cs="Consolas" w:eastAsia="Consolas" w:hAnsi="Consolas"/>
+          <w:sz w:val="20"/>
+          <w:szCs w:val="20"/>
+        </w:rPr>
+        <w:t xml:space="preserve">source = 0</w:t>
+      </w:r>
+    </w:p>
+    <w:p>
+      <w:pPr>
+        <w:spacing w:after="0" w:before="0" w:line="240" w:lineRule="auto"/>
+      </w:pPr>
+      <w:r>
+        <w:rPr>
+          <w:rFonts w:ascii="Consolas" w:cs="Consolas" w:eastAsia="Consolas" w:hAnsi="Consolas"/>
+          <w:sz w:val="20"/>
+          <w:szCs w:val="20"/>
+        </w:rPr>
+        <w:t xml:space="preserve"/>
+      </w:r>
+    </w:p>
+    <w:p>
+      <w:pPr>
+        <w:spacing w:after="0" w:before="0" w:line="240" w:lineRule="auto"/>
+      </w:pPr>
+      <w:r>
+        <w:rPr>
+          <w:rFonts w:ascii="Consolas" w:cs="Consolas" w:eastAsia="Consolas" w:hAnsi="Consolas"/>
+          <w:sz w:val="20"/>
+          <w:szCs w:val="20"/>
+        </w:rPr>
+        <w:t xml:space="preserve">sink = 5</w:t>
+      </w:r>
+    </w:p>
+    <w:p>
+      <w:pPr>
+        <w:spacing w:after="0" w:before="0" w:line="240" w:lineRule="auto"/>
+      </w:pPr>
+      <w:r>
+        <w:rPr>
+          <w:rFonts w:ascii="Consolas" w:cs="Consolas" w:eastAsia="Consolas" w:hAnsi="Consolas"/>
+          <w:sz w:val="20"/>
+          <w:szCs w:val="20"/>
+        </w:rPr>
+        <w:t xml:space="preserve"/>
+      </w:r>
+    </w:p>
+    <w:p>
+      <w:pPr>
+        <w:spacing w:after="0" w:before="0" w:line="240" w:lineRule="auto"/>
+      </w:pPr>
+      <w:r>
+        <w:rPr>
+          <w:rFonts w:ascii="Consolas" w:cs="Consolas" w:eastAsia="Consolas" w:hAnsi="Consolas"/>
+          <w:sz w:val="20"/>
+          <w:szCs w:val="20"/>
+        </w:rPr>
+        <w:t xml:space="preserve">print("Maximum Flow:",</w:t>
+      </w:r>
+    </w:p>
+    <w:p>
+      <w:pPr>
+        <w:spacing w:after="0" w:before="0" w:line="240" w:lineRule="auto"/>
+      </w:pPr>
+      <w:r>
+        <w:rPr>
+          <w:rFonts w:ascii="Consolas" w:cs="Consolas" w:eastAsia="Consolas" w:hAnsi="Consolas"/>
+          <w:sz w:val="20"/>
+          <w:szCs w:val="20"/>
+        </w:rPr>
+        <w:t xml:space="preserve">      ford_fulkerson(capacity, source, sink))</w:t>
+      </w:r>
+    </w:p>
+    <w:p>
+      <w:pPr>
+        <w:spacing w:line="276" w:lineRule="auto"/>
+      </w:pPr>
+      <w:r>
+        <w:rPr>
+          <w:rFonts w:ascii="Times New Roman" w:cs="Times New Roman" w:eastAsia="Times New Roman" w:hAnsi="Times New Roman"/>
+          <w:sz w:val="24"/>
+          <w:szCs w:val="24"/>
+        </w:rPr>
+        <w:t xml:space="preserve"/>
+      </w:r>
+    </w:p>
+    <w:p>
+      <w:pPr>
+        <w:spacing w:line="276" w:lineRule="auto"/>
+      </w:pPr>
+      <w:r>
+        <w:rPr>
+          <w:rFonts w:ascii="Times New Roman" w:cs="Times New Roman" w:eastAsia="Times New Roman" w:hAnsi="Times New Roman"/>
+          <w:b/>
+          <w:bCs/>
+          <w:sz w:val="24"/>
+          <w:szCs w:val="24"/>
+        </w:rPr>
+        <w:t xml:space="preserve">OUTPUT:-</w:t>
+      </w:r>
+    </w:p>
+    <w:p>
+      <w:pPr>
+        <w:spacing w:after="0" w:before="0" w:line="240" w:lineRule="auto"/>
+      </w:pPr>
+      <w:r>
+        <w:rPr>
+          <w:rFonts w:ascii="Consolas" w:cs="Consolas" w:eastAsia="Consolas" w:hAnsi="Consolas"/>
+          <w:sz w:val="20"/>
+          <w:szCs w:val="20"/>
+        </w:rPr>
+        <w:t xml:space="preserve">Maximum Flow: 23</w:t>
+      </w:r>
+    </w:p>
+    <w:p>
+      <w:pPr>
+        <w:spacing w:line="276" w:lineRule="auto"/>
+      </w:pPr>
+      <w:r>
+        <w:rPr>
+          <w:rFonts w:ascii="Times New Roman" w:cs="Times New Roman" w:eastAsia="Times New Roman" w:hAnsi="Times New Roman"/>
+          <w:sz w:val="24"/>
+          <w:szCs w:val="24"/>
+        </w:rPr>
+        <w:t xml:space="preserve"/>
+      </w:r>
+    </w:p>
+    <w:p>
+      <w:pPr>
+        <w:spacing w:line="276" w:lineRule="auto"/>
+      </w:pPr>
+      <w:r>
+        <w:rPr>
+          <w:rFonts w:ascii="Times New Roman" w:cs="Times New Roman" w:eastAsia="Times New Roman" w:hAnsi="Times New Roman"/>
+          <w:b/>
+          <w:bCs/>
+          <w:sz w:val="24"/>
+          <w:szCs w:val="24"/>
+        </w:rPr>
+        <w:t xml:space="preserve">Conclusion:</w:t>
+      </w:r>
+    </w:p>
+    <w:p>
+      <w:pPr>
+        <w:spacing w:line="276" w:lineRule="auto"/>
+      </w:pPr>
+      <w:r>
+        <w:rPr>
+          <w:rFonts w:ascii="Times New Roman" w:cs="Times New Roman" w:eastAsia="Times New Roman" w:hAnsi="Times New Roman"/>
+          <w:sz w:val="24"/>
+          <w:szCs w:val="24"/>
+        </w:rPr>
+        <w:t xml:space="preserve">The maximum flow problem was successfully solved using the Ford-Fulkerson algorithm.</w:t>
       </w:r>
     </w:p>
     <w:p>

--- a/outputs/lab_record_recreated.docx
+++ b/outputs/lab_record_recreated.docx
@@ -173,19 +173,6 @@
           <w:sz w:val="20"/>
           <w:szCs w:val="20"/>
         </w:rPr>
-        <w:t xml:space="preserve"/>
-      </w:r>
-    </w:p>
-    <w:p>
-      <w:pPr>
-        <w:spacing w:after="0" w:before="0" w:line="240" w:lineRule="auto"/>
-      </w:pPr>
-      <w:r>
-        <w:rPr>
-          <w:rFonts w:ascii="Consolas" w:cs="Consolas" w:eastAsia="Consolas" w:hAnsi="Consolas"/>
-          <w:sz w:val="20"/>
-          <w:szCs w:val="20"/>
-        </w:rPr>
         <w:t xml:space="preserve">def assignment_bruteforce(cost_matrix):</w:t>
       </w:r>
     </w:p>
@@ -238,19 +225,6 @@
           <w:sz w:val="20"/>
           <w:szCs w:val="20"/>
         </w:rPr>
-        <w:t xml:space="preserve"/>
-      </w:r>
-    </w:p>
-    <w:p>
-      <w:pPr>
-        <w:spacing w:after="0" w:before="0" w:line="240" w:lineRule="auto"/>
-      </w:pPr>
-      <w:r>
-        <w:rPr>
-          <w:rFonts w:ascii="Consolas" w:cs="Consolas" w:eastAsia="Consolas" w:hAnsi="Consolas"/>
-          <w:sz w:val="20"/>
-          <w:szCs w:val="20"/>
-        </w:rPr>
         <w:t xml:space="preserve">    for perm in itertools.permutations(range(n)):</w:t>
       </w:r>
     </w:p>
@@ -277,19 +251,6 @@
           <w:sz w:val="20"/>
           <w:szCs w:val="20"/>
         </w:rPr>
-        <w:t xml:space="preserve"/>
-      </w:r>
-    </w:p>
-    <w:p>
-      <w:pPr>
-        <w:spacing w:after="0" w:before="0" w:line="240" w:lineRule="auto"/>
-      </w:pPr>
-      <w:r>
-        <w:rPr>
-          <w:rFonts w:ascii="Consolas" w:cs="Consolas" w:eastAsia="Consolas" w:hAnsi="Consolas"/>
-          <w:sz w:val="20"/>
-          <w:szCs w:val="20"/>
-        </w:rPr>
         <w:t xml:space="preserve">        if cost &lt; min_cost:</w:t>
       </w:r>
     </w:p>
@@ -329,19 +290,6 @@
           <w:sz w:val="20"/>
           <w:szCs w:val="20"/>
         </w:rPr>
-        <w:t xml:space="preserve"/>
-      </w:r>
-    </w:p>
-    <w:p>
-      <w:pPr>
-        <w:spacing w:after="0" w:before="0" w:line="240" w:lineRule="auto"/>
-      </w:pPr>
-      <w:r>
-        <w:rPr>
-          <w:rFonts w:ascii="Consolas" w:cs="Consolas" w:eastAsia="Consolas" w:hAnsi="Consolas"/>
-          <w:sz w:val="20"/>
-          <w:szCs w:val="20"/>
-        </w:rPr>
         <w:t xml:space="preserve">    return best_assignment, min_cost</w:t>
       </w:r>
     </w:p>
@@ -355,19 +303,6 @@
           <w:sz w:val="20"/>
           <w:szCs w:val="20"/>
         </w:rPr>
-        <w:t xml:space="preserve"/>
-      </w:r>
-    </w:p>
-    <w:p>
-      <w:pPr>
-        <w:spacing w:after="0" w:before="0" w:line="240" w:lineRule="auto"/>
-      </w:pPr>
-      <w:r>
-        <w:rPr>
-          <w:rFonts w:ascii="Consolas" w:cs="Consolas" w:eastAsia="Consolas" w:hAnsi="Consolas"/>
-          <w:sz w:val="20"/>
-          <w:szCs w:val="20"/>
-        </w:rPr>
         <w:t xml:space="preserve">cost_matrix = [</w:t>
       </w:r>
     </w:p>
@@ -446,19 +381,6 @@
           <w:sz w:val="20"/>
           <w:szCs w:val="20"/>
         </w:rPr>
-        <w:t xml:space="preserve"/>
-      </w:r>
-    </w:p>
-    <w:p>
-      <w:pPr>
-        <w:spacing w:after="0" w:before="0" w:line="240" w:lineRule="auto"/>
-      </w:pPr>
-      <w:r>
-        <w:rPr>
-          <w:rFonts w:ascii="Consolas" w:cs="Consolas" w:eastAsia="Consolas" w:hAnsi="Consolas"/>
-          <w:sz w:val="20"/>
-          <w:szCs w:val="20"/>
-        </w:rPr>
         <w:t xml:space="preserve">assignment, cost = assignment_bruteforce(cost_matrix)</w:t>
       </w:r>
     </w:p>
@@ -472,19 +394,6 @@
           <w:sz w:val="20"/>
           <w:szCs w:val="20"/>
         </w:rPr>
-        <w:t xml:space="preserve"/>
-      </w:r>
-    </w:p>
-    <w:p>
-      <w:pPr>
-        <w:spacing w:after="0" w:before="0" w:line="240" w:lineRule="auto"/>
-      </w:pPr>
-      <w:r>
-        <w:rPr>
-          <w:rFonts w:ascii="Consolas" w:cs="Consolas" w:eastAsia="Consolas" w:hAnsi="Consolas"/>
-          <w:sz w:val="20"/>
-          <w:szCs w:val="20"/>
-        </w:rPr>
         <w:t xml:space="preserve">print("Best Assignment:", assignment)</w:t>
       </w:r>
     </w:p>
@@ -826,19 +735,6 @@
           <w:sz w:val="20"/>
           <w:szCs w:val="20"/>
         </w:rPr>
-        <w:t xml:space="preserve"/>
-      </w:r>
-    </w:p>
-    <w:p>
-      <w:pPr>
-        <w:spacing w:after="0" w:before="0" w:line="240" w:lineRule="auto"/>
-      </w:pPr>
-      <w:r>
-        <w:rPr>
-          <w:rFonts w:ascii="Consolas" w:cs="Consolas" w:eastAsia="Consolas" w:hAnsi="Consolas"/>
-          <w:sz w:val="20"/>
-          <w:szCs w:val="20"/>
-        </w:rPr>
         <w:t xml:space="preserve">    m = min(len(str(x)), len(str(y))) // 2</w:t>
       </w:r>
     </w:p>
@@ -852,19 +748,6 @@
           <w:sz w:val="20"/>
           <w:szCs w:val="20"/>
         </w:rPr>
-        <w:t xml:space="preserve"/>
-      </w:r>
-    </w:p>
-    <w:p>
-      <w:pPr>
-        <w:spacing w:after="0" w:before="0" w:line="240" w:lineRule="auto"/>
-      </w:pPr>
-      <w:r>
-        <w:rPr>
-          <w:rFonts w:ascii="Consolas" w:cs="Consolas" w:eastAsia="Consolas" w:hAnsi="Consolas"/>
-          <w:sz w:val="20"/>
-          <w:szCs w:val="20"/>
-        </w:rPr>
         <w:t xml:space="preserve">    high_x, low_x = divmod(x, 10**m)</w:t>
       </w:r>
     </w:p>
@@ -891,19 +774,6 @@
           <w:sz w:val="20"/>
           <w:szCs w:val="20"/>
         </w:rPr>
-        <w:t xml:space="preserve"/>
-      </w:r>
-    </w:p>
-    <w:p>
-      <w:pPr>
-        <w:spacing w:after="0" w:before="0" w:line="240" w:lineRule="auto"/>
-      </w:pPr>
-      <w:r>
-        <w:rPr>
-          <w:rFonts w:ascii="Consolas" w:cs="Consolas" w:eastAsia="Consolas" w:hAnsi="Consolas"/>
-          <w:sz w:val="20"/>
-          <w:szCs w:val="20"/>
-        </w:rPr>
         <w:t xml:space="preserve">    z0 = karatsuba(low_x, low_y)</w:t>
       </w:r>
     </w:p>
@@ -943,19 +813,6 @@
           <w:sz w:val="20"/>
           <w:szCs w:val="20"/>
         </w:rPr>
-        <w:t xml:space="preserve"/>
-      </w:r>
-    </w:p>
-    <w:p>
-      <w:pPr>
-        <w:spacing w:after="0" w:before="0" w:line="240" w:lineRule="auto"/>
-      </w:pPr>
-      <w:r>
-        <w:rPr>
-          <w:rFonts w:ascii="Consolas" w:cs="Consolas" w:eastAsia="Consolas" w:hAnsi="Consolas"/>
-          <w:sz w:val="20"/>
-          <w:szCs w:val="20"/>
-        </w:rPr>
         <w:t xml:space="preserve">    return z2 * 10**(2 * m) + (z1 - z2 - z0) * 10**m + z0</w:t>
       </w:r>
     </w:p>
@@ -969,19 +826,6 @@
           <w:sz w:val="20"/>
           <w:szCs w:val="20"/>
         </w:rPr>
-        <w:t xml:space="preserve"/>
-      </w:r>
-    </w:p>
-    <w:p>
-      <w:pPr>
-        <w:spacing w:after="0" w:before="0" w:line="240" w:lineRule="auto"/>
-      </w:pPr>
-      <w:r>
-        <w:rPr>
-          <w:rFonts w:ascii="Consolas" w:cs="Consolas" w:eastAsia="Consolas" w:hAnsi="Consolas"/>
-          <w:sz w:val="20"/>
-          <w:szCs w:val="20"/>
-        </w:rPr>
         <w:t xml:space="preserve">x = 4321</w:t>
       </w:r>
     </w:p>
@@ -1008,19 +852,6 @@
           <w:sz w:val="20"/>
           <w:szCs w:val="20"/>
         </w:rPr>
-        <w:t xml:space="preserve"/>
-      </w:r>
-    </w:p>
-    <w:p>
-      <w:pPr>
-        <w:spacing w:after="0" w:before="0" w:line="240" w:lineRule="auto"/>
-      </w:pPr>
-      <w:r>
-        <w:rPr>
-          <w:rFonts w:ascii="Consolas" w:cs="Consolas" w:eastAsia="Consolas" w:hAnsi="Consolas"/>
-          <w:sz w:val="20"/>
-          <w:szCs w:val="20"/>
-        </w:rPr>
         <w:t xml:space="preserve">result = karatsuba(x, y)</w:t>
       </w:r>
     </w:p>
@@ -1034,19 +865,6 @@
           <w:sz w:val="20"/>
           <w:szCs w:val="20"/>
         </w:rPr>
-        <w:t xml:space="preserve"/>
-      </w:r>
-    </w:p>
-    <w:p>
-      <w:pPr>
-        <w:spacing w:after="0" w:before="0" w:line="240" w:lineRule="auto"/>
-      </w:pPr>
-      <w:r>
-        <w:rPr>
-          <w:rFonts w:ascii="Consolas" w:cs="Consolas" w:eastAsia="Consolas" w:hAnsi="Consolas"/>
-          <w:sz w:val="20"/>
-          <w:szCs w:val="20"/>
-        </w:rPr>
         <w:t xml:space="preserve">print("First Number :", x)</w:t>
       </w:r>
     </w:p>
@@ -1373,46 +1191,7 @@
           <w:sz w:val="20"/>
           <w:szCs w:val="20"/>
         </w:rPr>
-        <w:t xml:space="preserve"/>
-      </w:r>
-    </w:p>
-    <w:p>
-      <w:pPr>
-        <w:spacing w:after="0" w:before="0" w:line="240" w:lineRule="auto"/>
-      </w:pPr>
-      <w:r>
-        <w:rPr>
-          <w:rFonts w:ascii="Consolas" w:cs="Consolas" w:eastAsia="Consolas" w:hAnsi="Consolas"/>
-          <w:sz w:val="20"/>
-          <w:szCs w:val="20"/>
-        </w:rPr>
-        <w:t xml:space="preserve">    ratio = [(values[i] / weights[i], weights[i], values[i])</w:t>
-      </w:r>
-    </w:p>
-    <w:p>
-      <w:pPr>
-        <w:spacing w:after="0" w:before="0" w:line="240" w:lineRule="auto"/>
-      </w:pPr>
-      <w:r>
-        <w:rPr>
-          <w:rFonts w:ascii="Consolas" w:cs="Consolas" w:eastAsia="Consolas" w:hAnsi="Consolas"/>
-          <w:sz w:val="20"/>
-          <w:szCs w:val="20"/>
-        </w:rPr>
-        <w:t xml:space="preserve">             for i in range(n)]</w:t>
-      </w:r>
-    </w:p>
-    <w:p>
-      <w:pPr>
-        <w:spacing w:after="0" w:before="0" w:line="240" w:lineRule="auto"/>
-      </w:pPr>
-      <w:r>
-        <w:rPr>
-          <w:rFonts w:ascii="Consolas" w:cs="Consolas" w:eastAsia="Consolas" w:hAnsi="Consolas"/>
-          <w:sz w:val="20"/>
-          <w:szCs w:val="20"/>
-        </w:rPr>
-        <w:t xml:space="preserve"/>
+        <w:t xml:space="preserve">    ratio = [(values[i] / weights[i], weights[i], values[i]) for i in range(n)]</w:t>
       </w:r>
     </w:p>
     <w:p>
@@ -1438,19 +1217,6 @@
           <w:sz w:val="20"/>
           <w:szCs w:val="20"/>
         </w:rPr>
-        <w:t xml:space="preserve"/>
-      </w:r>
-    </w:p>
-    <w:p>
-      <w:pPr>
-        <w:spacing w:after="0" w:before="0" w:line="240" w:lineRule="auto"/>
-      </w:pPr>
-      <w:r>
-        <w:rPr>
-          <w:rFonts w:ascii="Consolas" w:cs="Consolas" w:eastAsia="Consolas" w:hAnsi="Consolas"/>
-          <w:sz w:val="20"/>
-          <w:szCs w:val="20"/>
-        </w:rPr>
         <w:t xml:space="preserve">    total_value = 0</w:t>
       </w:r>
     </w:p>
@@ -1464,19 +1230,6 @@
           <w:sz w:val="20"/>
           <w:szCs w:val="20"/>
         </w:rPr>
-        <w:t xml:space="preserve"/>
-      </w:r>
-    </w:p>
-    <w:p>
-      <w:pPr>
-        <w:spacing w:after="0" w:before="0" w:line="240" w:lineRule="auto"/>
-      </w:pPr>
-      <w:r>
-        <w:rPr>
-          <w:rFonts w:ascii="Consolas" w:cs="Consolas" w:eastAsia="Consolas" w:hAnsi="Consolas"/>
-          <w:sz w:val="20"/>
-          <w:szCs w:val="20"/>
-        </w:rPr>
         <w:t xml:space="preserve">    for r, w, v in ratio:</w:t>
       </w:r>
     </w:p>
@@ -1490,19 +1243,6 @@
           <w:sz w:val="20"/>
           <w:szCs w:val="20"/>
         </w:rPr>
-        <w:t xml:space="preserve"/>
-      </w:r>
-    </w:p>
-    <w:p>
-      <w:pPr>
-        <w:spacing w:after="0" w:before="0" w:line="240" w:lineRule="auto"/>
-      </w:pPr>
-      <w:r>
-        <w:rPr>
-          <w:rFonts w:ascii="Consolas" w:cs="Consolas" w:eastAsia="Consolas" w:hAnsi="Consolas"/>
-          <w:sz w:val="20"/>
-          <w:szCs w:val="20"/>
-        </w:rPr>
         <w:t xml:space="preserve">        if capacity - w &gt;= 0:</w:t>
       </w:r>
     </w:p>
@@ -1542,19 +1282,6 @@
           <w:sz w:val="20"/>
           <w:szCs w:val="20"/>
         </w:rPr>
-        <w:t xml:space="preserve"/>
-      </w:r>
-    </w:p>
-    <w:p>
-      <w:pPr>
-        <w:spacing w:after="0" w:before="0" w:line="240" w:lineRule="auto"/>
-      </w:pPr>
-      <w:r>
-        <w:rPr>
-          <w:rFonts w:ascii="Consolas" w:cs="Consolas" w:eastAsia="Consolas" w:hAnsi="Consolas"/>
-          <w:sz w:val="20"/>
-          <w:szCs w:val="20"/>
-        </w:rPr>
         <w:t xml:space="preserve">        else:</w:t>
       </w:r>
     </w:p>
@@ -1594,19 +1321,6 @@
           <w:sz w:val="20"/>
           <w:szCs w:val="20"/>
         </w:rPr>
-        <w:t xml:space="preserve"/>
-      </w:r>
-    </w:p>
-    <w:p>
-      <w:pPr>
-        <w:spacing w:after="0" w:before="0" w:line="240" w:lineRule="auto"/>
-      </w:pPr>
-      <w:r>
-        <w:rPr>
-          <w:rFonts w:ascii="Consolas" w:cs="Consolas" w:eastAsia="Consolas" w:hAnsi="Consolas"/>
-          <w:sz w:val="20"/>
-          <w:szCs w:val="20"/>
-        </w:rPr>
         <w:t xml:space="preserve">    return total_value</w:t>
       </w:r>
     </w:p>
@@ -1620,19 +1334,6 @@
           <w:sz w:val="20"/>
           <w:szCs w:val="20"/>
         </w:rPr>
-        <w:t xml:space="preserve"/>
-      </w:r>
-    </w:p>
-    <w:p>
-      <w:pPr>
-        <w:spacing w:after="0" w:before="0" w:line="240" w:lineRule="auto"/>
-      </w:pPr>
-      <w:r>
-        <w:rPr>
-          <w:rFonts w:ascii="Consolas" w:cs="Consolas" w:eastAsia="Consolas" w:hAnsi="Consolas"/>
-          <w:sz w:val="20"/>
-          <w:szCs w:val="20"/>
-        </w:rPr>
         <w:t xml:space="preserve">weights = [10, 20, 30]</w:t>
       </w:r>
     </w:p>
@@ -1672,19 +1373,6 @@
           <w:sz w:val="20"/>
           <w:szCs w:val="20"/>
         </w:rPr>
-        <w:t xml:space="preserve"/>
-      </w:r>
-    </w:p>
-    <w:p>
-      <w:pPr>
-        <w:spacing w:after="0" w:before="0" w:line="240" w:lineRule="auto"/>
-      </w:pPr>
-      <w:r>
-        <w:rPr>
-          <w:rFonts w:ascii="Consolas" w:cs="Consolas" w:eastAsia="Consolas" w:hAnsi="Consolas"/>
-          <w:sz w:val="20"/>
-          <w:szCs w:val="20"/>
-        </w:rPr>
         <w:t xml:space="preserve">print("Maximum value:", fractional_knapsack(weights, values, capacity))</w:t>
       </w:r>
     </w:p>
@@ -1972,19 +1660,6 @@
           <w:sz w:val="20"/>
           <w:szCs w:val="20"/>
         </w:rPr>
-        <w:t xml:space="preserve"/>
-      </w:r>
-    </w:p>
-    <w:p>
-      <w:pPr>
-        <w:spacing w:after="0" w:before="0" w:line="240" w:lineRule="auto"/>
-      </w:pPr>
-      <w:r>
-        <w:rPr>
-          <w:rFonts w:ascii="Consolas" w:cs="Consolas" w:eastAsia="Consolas" w:hAnsi="Consolas"/>
-          <w:sz w:val="20"/>
-          <w:szCs w:val="20"/>
-        </w:rPr>
         <w:t xml:space="preserve">    a = np.array(a, dtype=float)</w:t>
       </w:r>
     </w:p>
@@ -2011,19 +1686,6 @@
           <w:sz w:val="20"/>
           <w:szCs w:val="20"/>
         </w:rPr>
-        <w:t xml:space="preserve"/>
-      </w:r>
-    </w:p>
-    <w:p>
-      <w:pPr>
-        <w:spacing w:after="0" w:before="0" w:line="240" w:lineRule="auto"/>
-      </w:pPr>
-      <w:r>
-        <w:rPr>
-          <w:rFonts w:ascii="Consolas" w:cs="Consolas" w:eastAsia="Consolas" w:hAnsi="Consolas"/>
-          <w:sz w:val="20"/>
-          <w:szCs w:val="20"/>
-        </w:rPr>
         <w:t xml:space="preserve">    for i in range(n):</w:t>
       </w:r>
     </w:p>
@@ -2037,19 +1699,6 @@
           <w:sz w:val="20"/>
           <w:szCs w:val="20"/>
         </w:rPr>
-        <w:t xml:space="preserve"/>
-      </w:r>
-    </w:p>
-    <w:p>
-      <w:pPr>
-        <w:spacing w:after="0" w:before="0" w:line="240" w:lineRule="auto"/>
-      </w:pPr>
-      <w:r>
-        <w:rPr>
-          <w:rFonts w:ascii="Consolas" w:cs="Consolas" w:eastAsia="Consolas" w:hAnsi="Consolas"/>
-          <w:sz w:val="20"/>
-          <w:szCs w:val="20"/>
-        </w:rPr>
         <w:t xml:space="preserve">        max_row = np.argmax(np.abs(a[i:, i])) + i</w:t>
       </w:r>
     </w:p>
@@ -2063,19 +1712,6 @@
           <w:sz w:val="20"/>
           <w:szCs w:val="20"/>
         </w:rPr>
-        <w:t xml:space="preserve"/>
-      </w:r>
-    </w:p>
-    <w:p>
-      <w:pPr>
-        <w:spacing w:after="0" w:before="0" w:line="240" w:lineRule="auto"/>
-      </w:pPr>
-      <w:r>
-        <w:rPr>
-          <w:rFonts w:ascii="Consolas" w:cs="Consolas" w:eastAsia="Consolas" w:hAnsi="Consolas"/>
-          <w:sz w:val="20"/>
-          <w:szCs w:val="20"/>
-        </w:rPr>
         <w:t xml:space="preserve">        a[[i, max_row]] = a[[max_row, i]]</w:t>
       </w:r>
     </w:p>
@@ -2089,19 +1725,6 @@
           <w:sz w:val="20"/>
           <w:szCs w:val="20"/>
         </w:rPr>
-        <w:t xml:space="preserve"/>
-      </w:r>
-    </w:p>
-    <w:p>
-      <w:pPr>
-        <w:spacing w:after="0" w:before="0" w:line="240" w:lineRule="auto"/>
-      </w:pPr>
-      <w:r>
-        <w:rPr>
-          <w:rFonts w:ascii="Consolas" w:cs="Consolas" w:eastAsia="Consolas" w:hAnsi="Consolas"/>
-          <w:sz w:val="20"/>
-          <w:szCs w:val="20"/>
-        </w:rPr>
         <w:t xml:space="preserve">        b[i], b[max_row] = b[max_row], b[i]</w:t>
       </w:r>
     </w:p>
@@ -2115,19 +1738,6 @@
           <w:sz w:val="20"/>
           <w:szCs w:val="20"/>
         </w:rPr>
-        <w:t xml:space="preserve"/>
-      </w:r>
-    </w:p>
-    <w:p>
-      <w:pPr>
-        <w:spacing w:after="0" w:before="0" w:line="240" w:lineRule="auto"/>
-      </w:pPr>
-      <w:r>
-        <w:rPr>
-          <w:rFonts w:ascii="Consolas" w:cs="Consolas" w:eastAsia="Consolas" w:hAnsi="Consolas"/>
-          <w:sz w:val="20"/>
-          <w:szCs w:val="20"/>
-        </w:rPr>
         <w:t xml:space="preserve">        for j in range(i + 1, n):</w:t>
       </w:r>
     </w:p>
@@ -2141,19 +1751,6 @@
           <w:sz w:val="20"/>
           <w:szCs w:val="20"/>
         </w:rPr>
-        <w:t xml:space="preserve"/>
-      </w:r>
-    </w:p>
-    <w:p>
-      <w:pPr>
-        <w:spacing w:after="0" w:before="0" w:line="240" w:lineRule="auto"/>
-      </w:pPr>
-      <w:r>
-        <w:rPr>
-          <w:rFonts w:ascii="Consolas" w:cs="Consolas" w:eastAsia="Consolas" w:hAnsi="Consolas"/>
-          <w:sz w:val="20"/>
-          <w:szCs w:val="20"/>
-        </w:rPr>
         <w:t xml:space="preserve">            factor = a[j][i] / a[i][i]</w:t>
       </w:r>
     </w:p>
@@ -2167,19 +1764,6 @@
           <w:sz w:val="20"/>
           <w:szCs w:val="20"/>
         </w:rPr>
-        <w:t xml:space="preserve"/>
-      </w:r>
-    </w:p>
-    <w:p>
-      <w:pPr>
-        <w:spacing w:after="0" w:before="0" w:line="240" w:lineRule="auto"/>
-      </w:pPr>
-      <w:r>
-        <w:rPr>
-          <w:rFonts w:ascii="Consolas" w:cs="Consolas" w:eastAsia="Consolas" w:hAnsi="Consolas"/>
-          <w:sz w:val="20"/>
-          <w:szCs w:val="20"/>
-        </w:rPr>
         <w:t xml:space="preserve">            a[j, i:] -= factor * a[i, i:]</w:t>
       </w:r>
     </w:p>
@@ -2193,19 +1777,6 @@
           <w:sz w:val="20"/>
           <w:szCs w:val="20"/>
         </w:rPr>
-        <w:t xml:space="preserve"/>
-      </w:r>
-    </w:p>
-    <w:p>
-      <w:pPr>
-        <w:spacing w:after="0" w:before="0" w:line="240" w:lineRule="auto"/>
-      </w:pPr>
-      <w:r>
-        <w:rPr>
-          <w:rFonts w:ascii="Consolas" w:cs="Consolas" w:eastAsia="Consolas" w:hAnsi="Consolas"/>
-          <w:sz w:val="20"/>
-          <w:szCs w:val="20"/>
-        </w:rPr>
         <w:t xml:space="preserve">            b[j] -= factor * b[i]</w:t>
       </w:r>
     </w:p>
@@ -2219,19 +1790,6 @@
           <w:sz w:val="20"/>
           <w:szCs w:val="20"/>
         </w:rPr>
-        <w:t xml:space="preserve"/>
-      </w:r>
-    </w:p>
-    <w:p>
-      <w:pPr>
-        <w:spacing w:after="0" w:before="0" w:line="240" w:lineRule="auto"/>
-      </w:pPr>
-      <w:r>
-        <w:rPr>
-          <w:rFonts w:ascii="Consolas" w:cs="Consolas" w:eastAsia="Consolas" w:hAnsi="Consolas"/>
-          <w:sz w:val="20"/>
-          <w:szCs w:val="20"/>
-        </w:rPr>
         <w:t xml:space="preserve">    x = np.zeros_like(b)</w:t>
       </w:r>
     </w:p>
@@ -2245,19 +1803,6 @@
           <w:sz w:val="20"/>
           <w:szCs w:val="20"/>
         </w:rPr>
-        <w:t xml:space="preserve"/>
-      </w:r>
-    </w:p>
-    <w:p>
-      <w:pPr>
-        <w:spacing w:after="0" w:before="0" w:line="240" w:lineRule="auto"/>
-      </w:pPr>
-      <w:r>
-        <w:rPr>
-          <w:rFonts w:ascii="Consolas" w:cs="Consolas" w:eastAsia="Consolas" w:hAnsi="Consolas"/>
-          <w:sz w:val="20"/>
-          <w:szCs w:val="20"/>
-        </w:rPr>
         <w:t xml:space="preserve">    for i in range(n - 1, -1, -1):</w:t>
       </w:r>
     </w:p>
@@ -2271,46 +1816,7 @@
           <w:sz w:val="20"/>
           <w:szCs w:val="20"/>
         </w:rPr>
-        <w:t xml:space="preserve"/>
-      </w:r>
-    </w:p>
-    <w:p>
-      <w:pPr>
-        <w:spacing w:after="0" w:before="0" w:line="240" w:lineRule="auto"/>
-      </w:pPr>
-      <w:r>
-        <w:rPr>
-          <w:rFonts w:ascii="Consolas" w:cs="Consolas" w:eastAsia="Consolas" w:hAnsi="Consolas"/>
-          <w:sz w:val="20"/>
-          <w:szCs w:val="20"/>
-        </w:rPr>
-        <w:t xml:space="preserve">        x[i] = (b[i] -</w:t>
-      </w:r>
-    </w:p>
-    <w:p>
-      <w:pPr>
-        <w:spacing w:after="0" w:before="0" w:line="240" w:lineRule="auto"/>
-      </w:pPr>
-      <w:r>
-        <w:rPr>
-          <w:rFonts w:ascii="Consolas" w:cs="Consolas" w:eastAsia="Consolas" w:hAnsi="Consolas"/>
-          <w:sz w:val="20"/>
-          <w:szCs w:val="20"/>
-        </w:rPr>
-        <w:t xml:space="preserve">                np.dot(a[i, i + 1:], x[i + 1:])) / a[i][i]</w:t>
-      </w:r>
-    </w:p>
-    <w:p>
-      <w:pPr>
-        <w:spacing w:after="0" w:before="0" w:line="240" w:lineRule="auto"/>
-      </w:pPr>
-      <w:r>
-        <w:rPr>
-          <w:rFonts w:ascii="Consolas" w:cs="Consolas" w:eastAsia="Consolas" w:hAnsi="Consolas"/>
-          <w:sz w:val="20"/>
-          <w:szCs w:val="20"/>
-        </w:rPr>
-        <w:t xml:space="preserve"/>
+        <w:t xml:space="preserve">        x[i] = (b[i] - np.dot(a[i, i + 1:], x[i + 1:])) / a[i][i]</w:t>
       </w:r>
     </w:p>
     <w:p>
@@ -2336,19 +1842,6 @@
           <w:sz w:val="20"/>
           <w:szCs w:val="20"/>
         </w:rPr>
-        <w:t xml:space="preserve"/>
-      </w:r>
-    </w:p>
-    <w:p>
-      <w:pPr>
-        <w:spacing w:after="0" w:before="0" w:line="240" w:lineRule="auto"/>
-      </w:pPr>
-      <w:r>
-        <w:rPr>
-          <w:rFonts w:ascii="Consolas" w:cs="Consolas" w:eastAsia="Consolas" w:hAnsi="Consolas"/>
-          <w:sz w:val="20"/>
-          <w:szCs w:val="20"/>
-        </w:rPr>
         <w:t xml:space="preserve">a = [</w:t>
       </w:r>
     </w:p>
@@ -2414,19 +1907,6 @@
           <w:sz w:val="20"/>
           <w:szCs w:val="20"/>
         </w:rPr>
-        <w:t xml:space="preserve"/>
-      </w:r>
-    </w:p>
-    <w:p>
-      <w:pPr>
-        <w:spacing w:after="0" w:before="0" w:line="240" w:lineRule="auto"/>
-      </w:pPr>
-      <w:r>
-        <w:rPr>
-          <w:rFonts w:ascii="Consolas" w:cs="Consolas" w:eastAsia="Consolas" w:hAnsi="Consolas"/>
-          <w:sz w:val="20"/>
-          <w:szCs w:val="20"/>
-        </w:rPr>
         <w:t xml:space="preserve">b = [8, -11, -3]</w:t>
       </w:r>
     </w:p>
@@ -2440,19 +1920,6 @@
           <w:sz w:val="20"/>
           <w:szCs w:val="20"/>
         </w:rPr>
-        <w:t xml:space="preserve"/>
-      </w:r>
-    </w:p>
-    <w:p>
-      <w:pPr>
-        <w:spacing w:after="0" w:before="0" w:line="240" w:lineRule="auto"/>
-      </w:pPr>
-      <w:r>
-        <w:rPr>
-          <w:rFonts w:ascii="Consolas" w:cs="Consolas" w:eastAsia="Consolas" w:hAnsi="Consolas"/>
-          <w:sz w:val="20"/>
-          <w:szCs w:val="20"/>
-        </w:rPr>
         <w:t xml:space="preserve">solution = gaussian_elimination(a, b)</w:t>
       </w:r>
     </w:p>
@@ -2466,19 +1933,6 @@
           <w:sz w:val="20"/>
           <w:szCs w:val="20"/>
         </w:rPr>
-        <w:t xml:space="preserve"/>
-      </w:r>
-    </w:p>
-    <w:p>
-      <w:pPr>
-        <w:spacing w:after="0" w:before="0" w:line="240" w:lineRule="auto"/>
-      </w:pPr>
-      <w:r>
-        <w:rPr>
-          <w:rFonts w:ascii="Consolas" w:cs="Consolas" w:eastAsia="Consolas" w:hAnsi="Consolas"/>
-          <w:sz w:val="20"/>
-          <w:szCs w:val="20"/>
-        </w:rPr>
         <w:t xml:space="preserve">print("Solution:", solution)</w:t>
       </w:r>
     </w:p>
@@ -2792,19 +2246,6 @@
           <w:sz w:val="20"/>
           <w:szCs w:val="20"/>
         </w:rPr>
-        <w:t xml:space="preserve"/>
-      </w:r>
-    </w:p>
-    <w:p>
-      <w:pPr>
-        <w:spacing w:after="0" w:before="0" w:line="240" w:lineRule="auto"/>
-      </w:pPr>
-      <w:r>
-        <w:rPr>
-          <w:rFonts w:ascii="Consolas" w:cs="Consolas" w:eastAsia="Consolas" w:hAnsi="Consolas"/>
-          <w:sz w:val="20"/>
-          <w:szCs w:val="20"/>
-        </w:rPr>
         <w:t xml:space="preserve">    for i in range(n):</w:t>
       </w:r>
     </w:p>
@@ -2883,19 +2324,6 @@
           <w:sz w:val="20"/>
           <w:szCs w:val="20"/>
         </w:rPr>
-        <w:t xml:space="preserve"/>
-      </w:r>
-    </w:p>
-    <w:p>
-      <w:pPr>
-        <w:spacing w:after="0" w:before="0" w:line="240" w:lineRule="auto"/>
-      </w:pPr>
-      <w:r>
-        <w:rPr>
-          <w:rFonts w:ascii="Consolas" w:cs="Consolas" w:eastAsia="Consolas" w:hAnsi="Consolas"/>
-          <w:sz w:val="20"/>
-          <w:szCs w:val="20"/>
-        </w:rPr>
         <w:t xml:space="preserve">    return L, U</w:t>
       </w:r>
     </w:p>
@@ -2909,19 +2337,6 @@
           <w:sz w:val="20"/>
           <w:szCs w:val="20"/>
         </w:rPr>
-        <w:t xml:space="preserve"/>
-      </w:r>
-    </w:p>
-    <w:p>
-      <w:pPr>
-        <w:spacing w:after="0" w:before="0" w:line="240" w:lineRule="auto"/>
-      </w:pPr>
-      <w:r>
-        <w:rPr>
-          <w:rFonts w:ascii="Consolas" w:cs="Consolas" w:eastAsia="Consolas" w:hAnsi="Consolas"/>
-          <w:sz w:val="20"/>
-          <w:szCs w:val="20"/>
-        </w:rPr>
         <w:t xml:space="preserve">A = np.array([[4, 3], [6, 3]])</w:t>
       </w:r>
     </w:p>
@@ -3287,19 +2702,6 @@
           <w:sz w:val="20"/>
           <w:szCs w:val="20"/>
         </w:rPr>
-        <w:t xml:space="preserve"/>
-      </w:r>
-    </w:p>
-    <w:p>
-      <w:pPr>
-        <w:spacing w:after="0" w:before="0" w:line="240" w:lineRule="auto"/>
-      </w:pPr>
-      <w:r>
-        <w:rPr>
-          <w:rFonts w:ascii="Consolas" w:cs="Consolas" w:eastAsia="Consolas" w:hAnsi="Consolas"/>
-          <w:sz w:val="20"/>
-          <w:szCs w:val="20"/>
-        </w:rPr>
         <w:t xml:space="preserve">    for k in range(n):</w:t>
       </w:r>
     </w:p>
@@ -3352,19 +2754,6 @@
           <w:sz w:val="20"/>
           <w:szCs w:val="20"/>
         </w:rPr>
-        <w:t xml:space="preserve"/>
-      </w:r>
-    </w:p>
-    <w:p>
-      <w:pPr>
-        <w:spacing w:after="0" w:before="0" w:line="240" w:lineRule="auto"/>
-      </w:pPr>
-      <w:r>
-        <w:rPr>
-          <w:rFonts w:ascii="Consolas" w:cs="Consolas" w:eastAsia="Consolas" w:hAnsi="Consolas"/>
-          <w:sz w:val="20"/>
-          <w:szCs w:val="20"/>
-        </w:rPr>
         <w:t xml:space="preserve">    return reach</w:t>
       </w:r>
     </w:p>
@@ -3378,19 +2767,6 @@
           <w:sz w:val="20"/>
           <w:szCs w:val="20"/>
         </w:rPr>
-        <w:t xml:space="preserve"/>
-      </w:r>
-    </w:p>
-    <w:p>
-      <w:pPr>
-        <w:spacing w:after="0" w:before="0" w:line="240" w:lineRule="auto"/>
-      </w:pPr>
-      <w:r>
-        <w:rPr>
-          <w:rFonts w:ascii="Consolas" w:cs="Consolas" w:eastAsia="Consolas" w:hAnsi="Consolas"/>
-          <w:sz w:val="20"/>
-          <w:szCs w:val="20"/>
-        </w:rPr>
         <w:t xml:space="preserve">graph = [</w:t>
       </w:r>
     </w:p>
@@ -3456,19 +2832,6 @@
           <w:sz w:val="20"/>
           <w:szCs w:val="20"/>
         </w:rPr>
-        <w:t xml:space="preserve"/>
-      </w:r>
-    </w:p>
-    <w:p>
-      <w:pPr>
-        <w:spacing w:after="0" w:before="0" w:line="240" w:lineRule="auto"/>
-      </w:pPr>
-      <w:r>
-        <w:rPr>
-          <w:rFonts w:ascii="Consolas" w:cs="Consolas" w:eastAsia="Consolas" w:hAnsi="Consolas"/>
-          <w:sz w:val="20"/>
-          <w:szCs w:val="20"/>
-        </w:rPr>
         <w:t xml:space="preserve">transitive_closure = warshall_algorithm(graph)</w:t>
       </w:r>
     </w:p>
@@ -3743,19 +3106,6 @@
           <w:sz w:val="20"/>
           <w:szCs w:val="20"/>
         </w:rPr>
-        <w:t xml:space="preserve"/>
-      </w:r>
-    </w:p>
-    <w:p>
-      <w:pPr>
-        <w:spacing w:after="0" w:before="0" w:line="240" w:lineRule="auto"/>
-      </w:pPr>
-      <w:r>
-        <w:rPr>
-          <w:rFonts w:ascii="Consolas" w:cs="Consolas" w:eastAsia="Consolas" w:hAnsi="Consolas"/>
-          <w:sz w:val="20"/>
-          <w:szCs w:val="20"/>
-        </w:rPr>
         <w:t xml:space="preserve">    d = 256</w:t>
       </w:r>
     </w:p>
@@ -3782,19 +3132,6 @@
           <w:sz w:val="20"/>
           <w:szCs w:val="20"/>
         </w:rPr>
-        <w:t xml:space="preserve"/>
-      </w:r>
-    </w:p>
-    <w:p>
-      <w:pPr>
-        <w:spacing w:after="0" w:before="0" w:line="240" w:lineRule="auto"/>
-      </w:pPr>
-      <w:r>
-        <w:rPr>
-          <w:rFonts w:ascii="Consolas" w:cs="Consolas" w:eastAsia="Consolas" w:hAnsi="Consolas"/>
-          <w:sz w:val="20"/>
-          <w:szCs w:val="20"/>
-        </w:rPr>
         <w:t xml:space="preserve">    m = len(pattern)</w:t>
       </w:r>
     </w:p>
@@ -3821,19 +3158,6 @@
           <w:sz w:val="20"/>
           <w:szCs w:val="20"/>
         </w:rPr>
-        <w:t xml:space="preserve"/>
-      </w:r>
-    </w:p>
-    <w:p>
-      <w:pPr>
-        <w:spacing w:after="0" w:before="0" w:line="240" w:lineRule="auto"/>
-      </w:pPr>
-      <w:r>
-        <w:rPr>
-          <w:rFonts w:ascii="Consolas" w:cs="Consolas" w:eastAsia="Consolas" w:hAnsi="Consolas"/>
-          <w:sz w:val="20"/>
-          <w:szCs w:val="20"/>
-        </w:rPr>
         <w:t xml:space="preserve">    h_pattern = 0</w:t>
       </w:r>
     </w:p>
@@ -3873,19 +3197,6 @@
           <w:sz w:val="20"/>
           <w:szCs w:val="20"/>
         </w:rPr>
-        <w:t xml:space="preserve"/>
-      </w:r>
-    </w:p>
-    <w:p>
-      <w:pPr>
-        <w:spacing w:after="0" w:before="0" w:line="240" w:lineRule="auto"/>
-      </w:pPr>
-      <w:r>
-        <w:rPr>
-          <w:rFonts w:ascii="Consolas" w:cs="Consolas" w:eastAsia="Consolas" w:hAnsi="Consolas"/>
-          <w:sz w:val="20"/>
-          <w:szCs w:val="20"/>
-        </w:rPr>
         <w:t xml:space="preserve">    for i in range(m - 1):</w:t>
       </w:r>
     </w:p>
@@ -3912,19 +3223,6 @@
           <w:sz w:val="20"/>
           <w:szCs w:val="20"/>
         </w:rPr>
-        <w:t xml:space="preserve"/>
-      </w:r>
-    </w:p>
-    <w:p>
-      <w:pPr>
-        <w:spacing w:after="0" w:before="0" w:line="240" w:lineRule="auto"/>
-      </w:pPr>
-      <w:r>
-        <w:rPr>
-          <w:rFonts w:ascii="Consolas" w:cs="Consolas" w:eastAsia="Consolas" w:hAnsi="Consolas"/>
-          <w:sz w:val="20"/>
-          <w:szCs w:val="20"/>
-        </w:rPr>
         <w:t xml:space="preserve">    for i in range(m):</w:t>
       </w:r>
     </w:p>
@@ -3938,19 +3236,6 @@
           <w:sz w:val="20"/>
           <w:szCs w:val="20"/>
         </w:rPr>
-        <w:t xml:space="preserve"/>
-      </w:r>
-    </w:p>
-    <w:p>
-      <w:pPr>
-        <w:spacing w:after="0" w:before="0" w:line="240" w:lineRule="auto"/>
-      </w:pPr>
-      <w:r>
-        <w:rPr>
-          <w:rFonts w:ascii="Consolas" w:cs="Consolas" w:eastAsia="Consolas" w:hAnsi="Consolas"/>
-          <w:sz w:val="20"/>
-          <w:szCs w:val="20"/>
-        </w:rPr>
         <w:t xml:space="preserve">        h_pattern = (d * h_pattern + ord(pattern[i])) % q</w:t>
       </w:r>
     </w:p>
@@ -3964,19 +3249,6 @@
           <w:sz w:val="20"/>
           <w:szCs w:val="20"/>
         </w:rPr>
-        <w:t xml:space="preserve"/>
-      </w:r>
-    </w:p>
-    <w:p>
-      <w:pPr>
-        <w:spacing w:after="0" w:before="0" w:line="240" w:lineRule="auto"/>
-      </w:pPr>
-      <w:r>
-        <w:rPr>
-          <w:rFonts w:ascii="Consolas" w:cs="Consolas" w:eastAsia="Consolas" w:hAnsi="Consolas"/>
-          <w:sz w:val="20"/>
-          <w:szCs w:val="20"/>
-        </w:rPr>
         <w:t xml:space="preserve">        h_text = (d * h_text + ord(text[i])) % q</w:t>
       </w:r>
     </w:p>
@@ -3990,19 +3262,6 @@
           <w:sz w:val="20"/>
           <w:szCs w:val="20"/>
         </w:rPr>
-        <w:t xml:space="preserve"/>
-      </w:r>
-    </w:p>
-    <w:p>
-      <w:pPr>
-        <w:spacing w:after="0" w:before="0" w:line="240" w:lineRule="auto"/>
-      </w:pPr>
-      <w:r>
-        <w:rPr>
-          <w:rFonts w:ascii="Consolas" w:cs="Consolas" w:eastAsia="Consolas" w:hAnsi="Consolas"/>
-          <w:sz w:val="20"/>
-          <w:szCs w:val="20"/>
-        </w:rPr>
         <w:t xml:space="preserve">    for i in range(n - m + 1):</w:t>
       </w:r>
     </w:p>
@@ -4016,19 +3275,6 @@
           <w:sz w:val="20"/>
           <w:szCs w:val="20"/>
         </w:rPr>
-        <w:t xml:space="preserve"/>
-      </w:r>
-    </w:p>
-    <w:p>
-      <w:pPr>
-        <w:spacing w:after="0" w:before="0" w:line="240" w:lineRule="auto"/>
-      </w:pPr>
-      <w:r>
-        <w:rPr>
-          <w:rFonts w:ascii="Consolas" w:cs="Consolas" w:eastAsia="Consolas" w:hAnsi="Consolas"/>
-          <w:sz w:val="20"/>
-          <w:szCs w:val="20"/>
-        </w:rPr>
         <w:t xml:space="preserve">        if h_pattern == h_text:</w:t>
       </w:r>
     </w:p>
@@ -4042,19 +3288,6 @@
           <w:sz w:val="20"/>
           <w:szCs w:val="20"/>
         </w:rPr>
-        <w:t xml:space="preserve"/>
-      </w:r>
-    </w:p>
-    <w:p>
-      <w:pPr>
-        <w:spacing w:after="0" w:before="0" w:line="240" w:lineRule="auto"/>
-      </w:pPr>
-      <w:r>
-        <w:rPr>
-          <w:rFonts w:ascii="Consolas" w:cs="Consolas" w:eastAsia="Consolas" w:hAnsi="Consolas"/>
-          <w:sz w:val="20"/>
-          <w:szCs w:val="20"/>
-        </w:rPr>
         <w:t xml:space="preserve">            if text[i:i + m] == pattern:</w:t>
       </w:r>
     </w:p>
@@ -4068,19 +3301,6 @@
           <w:sz w:val="20"/>
           <w:szCs w:val="20"/>
         </w:rPr>
-        <w:t xml:space="preserve"/>
-      </w:r>
-    </w:p>
-    <w:p>
-      <w:pPr>
-        <w:spacing w:after="0" w:before="0" w:line="240" w:lineRule="auto"/>
-      </w:pPr>
-      <w:r>
-        <w:rPr>
-          <w:rFonts w:ascii="Consolas" w:cs="Consolas" w:eastAsia="Consolas" w:hAnsi="Consolas"/>
-          <w:sz w:val="20"/>
-          <w:szCs w:val="20"/>
-        </w:rPr>
         <w:t xml:space="preserve">                return i</w:t>
       </w:r>
     </w:p>
@@ -4094,19 +3314,6 @@
           <w:sz w:val="20"/>
           <w:szCs w:val="20"/>
         </w:rPr>
-        <w:t xml:space="preserve"/>
-      </w:r>
-    </w:p>
-    <w:p>
-      <w:pPr>
-        <w:spacing w:after="0" w:before="0" w:line="240" w:lineRule="auto"/>
-      </w:pPr>
-      <w:r>
-        <w:rPr>
-          <w:rFonts w:ascii="Consolas" w:cs="Consolas" w:eastAsia="Consolas" w:hAnsi="Consolas"/>
-          <w:sz w:val="20"/>
-          <w:szCs w:val="20"/>
-        </w:rPr>
         <w:t xml:space="preserve">        if i &lt; n - m:</w:t>
       </w:r>
     </w:p>
@@ -4120,72 +3327,7 @@
           <w:sz w:val="20"/>
           <w:szCs w:val="20"/>
         </w:rPr>
-        <w:t xml:space="preserve"/>
-      </w:r>
-    </w:p>
-    <w:p>
-      <w:pPr>
-        <w:spacing w:after="0" w:before="0" w:line="240" w:lineRule="auto"/>
-      </w:pPr>
-      <w:r>
-        <w:rPr>
-          <w:rFonts w:ascii="Consolas" w:cs="Consolas" w:eastAsia="Consolas" w:hAnsi="Consolas"/>
-          <w:sz w:val="20"/>
-          <w:szCs w:val="20"/>
-        </w:rPr>
-        <w:t xml:space="preserve">            h_text = (</w:t>
-      </w:r>
-    </w:p>
-    <w:p>
-      <w:pPr>
-        <w:spacing w:after="0" w:before="0" w:line="240" w:lineRule="auto"/>
-      </w:pPr>
-      <w:r>
-        <w:rPr>
-          <w:rFonts w:ascii="Consolas" w:cs="Consolas" w:eastAsia="Consolas" w:hAnsi="Consolas"/>
-          <w:sz w:val="20"/>
-          <w:szCs w:val="20"/>
-        </w:rPr>
-        <w:t xml:space="preserve">                d * (h_text - ord(text[i]) * h)</w:t>
-      </w:r>
-    </w:p>
-    <w:p>
-      <w:pPr>
-        <w:spacing w:after="0" w:before="0" w:line="240" w:lineRule="auto"/>
-      </w:pPr>
-      <w:r>
-        <w:rPr>
-          <w:rFonts w:ascii="Consolas" w:cs="Consolas" w:eastAsia="Consolas" w:hAnsi="Consolas"/>
-          <w:sz w:val="20"/>
-          <w:szCs w:val="20"/>
-        </w:rPr>
-        <w:t xml:space="preserve">                + ord(text[i + m])</w:t>
-      </w:r>
-    </w:p>
-    <w:p>
-      <w:pPr>
-        <w:spacing w:after="0" w:before="0" w:line="240" w:lineRule="auto"/>
-      </w:pPr>
-      <w:r>
-        <w:rPr>
-          <w:rFonts w:ascii="Consolas" w:cs="Consolas" w:eastAsia="Consolas" w:hAnsi="Consolas"/>
-          <w:sz w:val="20"/>
-          <w:szCs w:val="20"/>
-        </w:rPr>
-        <w:t xml:space="preserve">            ) % q</w:t>
-      </w:r>
-    </w:p>
-    <w:p>
-      <w:pPr>
-        <w:spacing w:after="0" w:before="0" w:line="240" w:lineRule="auto"/>
-      </w:pPr>
-      <w:r>
-        <w:rPr>
-          <w:rFonts w:ascii="Consolas" w:cs="Consolas" w:eastAsia="Consolas" w:hAnsi="Consolas"/>
-          <w:sz w:val="20"/>
-          <w:szCs w:val="20"/>
-        </w:rPr>
-        <w:t xml:space="preserve"/>
+        <w:t xml:space="preserve">            h_text = ( d * (h_text - ord(text[i]) * h) + ord(text[i + m]) ) % q</w:t>
       </w:r>
     </w:p>
     <w:p>
@@ -4211,19 +3353,6 @@
           <w:sz w:val="20"/>
           <w:szCs w:val="20"/>
         </w:rPr>
-        <w:t xml:space="preserve"/>
-      </w:r>
-    </w:p>
-    <w:p>
-      <w:pPr>
-        <w:spacing w:after="0" w:before="0" w:line="240" w:lineRule="auto"/>
-      </w:pPr>
-      <w:r>
-        <w:rPr>
-          <w:rFonts w:ascii="Consolas" w:cs="Consolas" w:eastAsia="Consolas" w:hAnsi="Consolas"/>
-          <w:sz w:val="20"/>
-          <w:szCs w:val="20"/>
-        </w:rPr>
         <w:t xml:space="preserve">                h_text += q</w:t>
       </w:r>
     </w:p>
@@ -4237,19 +3366,6 @@
           <w:sz w:val="20"/>
           <w:szCs w:val="20"/>
         </w:rPr>
-        <w:t xml:space="preserve"/>
-      </w:r>
-    </w:p>
-    <w:p>
-      <w:pPr>
-        <w:spacing w:after="0" w:before="0" w:line="240" w:lineRule="auto"/>
-      </w:pPr>
-      <w:r>
-        <w:rPr>
-          <w:rFonts w:ascii="Consolas" w:cs="Consolas" w:eastAsia="Consolas" w:hAnsi="Consolas"/>
-          <w:sz w:val="20"/>
-          <w:szCs w:val="20"/>
-        </w:rPr>
         <w:t xml:space="preserve">    return -1</w:t>
       </w:r>
     </w:p>
@@ -4263,19 +3379,6 @@
           <w:sz w:val="20"/>
           <w:szCs w:val="20"/>
         </w:rPr>
-        <w:t xml:space="preserve"/>
-      </w:r>
-    </w:p>
-    <w:p>
-      <w:pPr>
-        <w:spacing w:after="0" w:before="0" w:line="240" w:lineRule="auto"/>
-      </w:pPr>
-      <w:r>
-        <w:rPr>
-          <w:rFonts w:ascii="Consolas" w:cs="Consolas" w:eastAsia="Consolas" w:hAnsi="Consolas"/>
-          <w:sz w:val="20"/>
-          <w:szCs w:val="20"/>
-        </w:rPr>
         <w:t xml:space="preserve">text = "ABABDABACDABABCABAB"</w:t>
       </w:r>
     </w:p>
@@ -4289,19 +3392,6 @@
           <w:sz w:val="20"/>
           <w:szCs w:val="20"/>
         </w:rPr>
-        <w:t xml:space="preserve"/>
-      </w:r>
-    </w:p>
-    <w:p>
-      <w:pPr>
-        <w:spacing w:after="0" w:before="0" w:line="240" w:lineRule="auto"/>
-      </w:pPr>
-      <w:r>
-        <w:rPr>
-          <w:rFonts w:ascii="Consolas" w:cs="Consolas" w:eastAsia="Consolas" w:hAnsi="Consolas"/>
-          <w:sz w:val="20"/>
-          <w:szCs w:val="20"/>
-        </w:rPr>
         <w:t xml:space="preserve">pattern = "ABABCABAB"</w:t>
       </w:r>
     </w:p>
@@ -4315,33 +3405,7 @@
           <w:sz w:val="20"/>
           <w:szCs w:val="20"/>
         </w:rPr>
-        <w:t xml:space="preserve"/>
-      </w:r>
-    </w:p>
-    <w:p>
-      <w:pPr>
-        <w:spacing w:after="0" w:before="0" w:line="240" w:lineRule="auto"/>
-      </w:pPr>
-      <w:r>
-        <w:rPr>
-          <w:rFonts w:ascii="Consolas" w:cs="Consolas" w:eastAsia="Consolas" w:hAnsi="Consolas"/>
-          <w:sz w:val="20"/>
-          <w:szCs w:val="20"/>
-        </w:rPr>
-        <w:t xml:space="preserve">print("Pattern found at index:",</w:t>
-      </w:r>
-    </w:p>
-    <w:p>
-      <w:pPr>
-        <w:spacing w:after="0" w:before="0" w:line="240" w:lineRule="auto"/>
-      </w:pPr>
-      <w:r>
-        <w:rPr>
-          <w:rFonts w:ascii="Consolas" w:cs="Consolas" w:eastAsia="Consolas" w:hAnsi="Consolas"/>
-          <w:sz w:val="20"/>
-          <w:szCs w:val="20"/>
-        </w:rPr>
-        <w:t xml:space="preserve">      rabin_karp(text, pattern))</w:t>
+        <w:t xml:space="preserve">print("Pattern found at index:", rabin_karp(text, pattern))</w:t>
       </w:r>
     </w:p>
     <w:p>
@@ -4602,19 +3666,6 @@
           <w:sz w:val="20"/>
           <w:szCs w:val="20"/>
         </w:rPr>
-        <w:t xml:space="preserve"/>
-      </w:r>
-    </w:p>
-    <w:p>
-      <w:pPr>
-        <w:spacing w:after="0" w:before="0" w:line="240" w:lineRule="auto"/>
-      </w:pPr>
-      <w:r>
-        <w:rPr>
-          <w:rFonts w:ascii="Consolas" w:cs="Consolas" w:eastAsia="Consolas" w:hAnsi="Consolas"/>
-          <w:sz w:val="20"/>
-          <w:szCs w:val="20"/>
-        </w:rPr>
         <w:t xml:space="preserve">    def lps_array(pattern):</w:t>
       </w:r>
     </w:p>
@@ -4628,19 +3679,6 @@
           <w:sz w:val="20"/>
           <w:szCs w:val="20"/>
         </w:rPr>
-        <w:t xml:space="preserve"/>
-      </w:r>
-    </w:p>
-    <w:p>
-      <w:pPr>
-        <w:spacing w:after="0" w:before="0" w:line="240" w:lineRule="auto"/>
-      </w:pPr>
-      <w:r>
-        <w:rPr>
-          <w:rFonts w:ascii="Consolas" w:cs="Consolas" w:eastAsia="Consolas" w:hAnsi="Consolas"/>
-          <w:sz w:val="20"/>
-          <w:szCs w:val="20"/>
-        </w:rPr>
         <w:t xml:space="preserve">        lps = [0] * len(pattern)</w:t>
       </w:r>
     </w:p>
@@ -4654,19 +3692,6 @@
           <w:sz w:val="20"/>
           <w:szCs w:val="20"/>
         </w:rPr>
-        <w:t xml:space="preserve"/>
-      </w:r>
-    </w:p>
-    <w:p>
-      <w:pPr>
-        <w:spacing w:after="0" w:before="0" w:line="240" w:lineRule="auto"/>
-      </w:pPr>
-      <w:r>
-        <w:rPr>
-          <w:rFonts w:ascii="Consolas" w:cs="Consolas" w:eastAsia="Consolas" w:hAnsi="Consolas"/>
-          <w:sz w:val="20"/>
-          <w:szCs w:val="20"/>
-        </w:rPr>
         <w:t xml:space="preserve">        j = 0</w:t>
       </w:r>
     </w:p>
@@ -4680,19 +3705,6 @@
           <w:sz w:val="20"/>
           <w:szCs w:val="20"/>
         </w:rPr>
-        <w:t xml:space="preserve"/>
-      </w:r>
-    </w:p>
-    <w:p>
-      <w:pPr>
-        <w:spacing w:after="0" w:before="0" w:line="240" w:lineRule="auto"/>
-      </w:pPr>
-      <w:r>
-        <w:rPr>
-          <w:rFonts w:ascii="Consolas" w:cs="Consolas" w:eastAsia="Consolas" w:hAnsi="Consolas"/>
-          <w:sz w:val="20"/>
-          <w:szCs w:val="20"/>
-        </w:rPr>
         <w:t xml:space="preserve">        for i in range(1, len(pattern)):</w:t>
       </w:r>
     </w:p>
@@ -4706,19 +3718,6 @@
           <w:sz w:val="20"/>
           <w:szCs w:val="20"/>
         </w:rPr>
-        <w:t xml:space="preserve"/>
-      </w:r>
-    </w:p>
-    <w:p>
-      <w:pPr>
-        <w:spacing w:after="0" w:before="0" w:line="240" w:lineRule="auto"/>
-      </w:pPr>
-      <w:r>
-        <w:rPr>
-          <w:rFonts w:ascii="Consolas" w:cs="Consolas" w:eastAsia="Consolas" w:hAnsi="Consolas"/>
-          <w:sz w:val="20"/>
-          <w:szCs w:val="20"/>
-        </w:rPr>
         <w:t xml:space="preserve">            while j &gt; 0 and pattern[i] != pattern[j]:</w:t>
       </w:r>
     </w:p>
@@ -4732,19 +3731,6 @@
           <w:sz w:val="20"/>
           <w:szCs w:val="20"/>
         </w:rPr>
-        <w:t xml:space="preserve"/>
-      </w:r>
-    </w:p>
-    <w:p>
-      <w:pPr>
-        <w:spacing w:after="0" w:before="0" w:line="240" w:lineRule="auto"/>
-      </w:pPr>
-      <w:r>
-        <w:rPr>
-          <w:rFonts w:ascii="Consolas" w:cs="Consolas" w:eastAsia="Consolas" w:hAnsi="Consolas"/>
-          <w:sz w:val="20"/>
-          <w:szCs w:val="20"/>
-        </w:rPr>
         <w:t xml:space="preserve">                j = lps[j - 1]</w:t>
       </w:r>
     </w:p>
@@ -4758,19 +3744,6 @@
           <w:sz w:val="20"/>
           <w:szCs w:val="20"/>
         </w:rPr>
-        <w:t xml:space="preserve"/>
-      </w:r>
-    </w:p>
-    <w:p>
-      <w:pPr>
-        <w:spacing w:after="0" w:before="0" w:line="240" w:lineRule="auto"/>
-      </w:pPr>
-      <w:r>
-        <w:rPr>
-          <w:rFonts w:ascii="Consolas" w:cs="Consolas" w:eastAsia="Consolas" w:hAnsi="Consolas"/>
-          <w:sz w:val="20"/>
-          <w:szCs w:val="20"/>
-        </w:rPr>
         <w:t xml:space="preserve">            if pattern[i] == pattern[j]:</w:t>
       </w:r>
     </w:p>
@@ -4784,19 +3757,6 @@
           <w:sz w:val="20"/>
           <w:szCs w:val="20"/>
         </w:rPr>
-        <w:t xml:space="preserve"/>
-      </w:r>
-    </w:p>
-    <w:p>
-      <w:pPr>
-        <w:spacing w:after="0" w:before="0" w:line="240" w:lineRule="auto"/>
-      </w:pPr>
-      <w:r>
-        <w:rPr>
-          <w:rFonts w:ascii="Consolas" w:cs="Consolas" w:eastAsia="Consolas" w:hAnsi="Consolas"/>
-          <w:sz w:val="20"/>
-          <w:szCs w:val="20"/>
-        </w:rPr>
         <w:t xml:space="preserve">                j += 1</w:t>
       </w:r>
     </w:p>
@@ -4810,19 +3770,6 @@
           <w:sz w:val="20"/>
           <w:szCs w:val="20"/>
         </w:rPr>
-        <w:t xml:space="preserve"/>
-      </w:r>
-    </w:p>
-    <w:p>
-      <w:pPr>
-        <w:spacing w:after="0" w:before="0" w:line="240" w:lineRule="auto"/>
-      </w:pPr>
-      <w:r>
-        <w:rPr>
-          <w:rFonts w:ascii="Consolas" w:cs="Consolas" w:eastAsia="Consolas" w:hAnsi="Consolas"/>
-          <w:sz w:val="20"/>
-          <w:szCs w:val="20"/>
-        </w:rPr>
         <w:t xml:space="preserve">                lps[i] = j</w:t>
       </w:r>
     </w:p>
@@ -4836,19 +3783,6 @@
           <w:sz w:val="20"/>
           <w:szCs w:val="20"/>
         </w:rPr>
-        <w:t xml:space="preserve"/>
-      </w:r>
-    </w:p>
-    <w:p>
-      <w:pPr>
-        <w:spacing w:after="0" w:before="0" w:line="240" w:lineRule="auto"/>
-      </w:pPr>
-      <w:r>
-        <w:rPr>
-          <w:rFonts w:ascii="Consolas" w:cs="Consolas" w:eastAsia="Consolas" w:hAnsi="Consolas"/>
-          <w:sz w:val="20"/>
-          <w:szCs w:val="20"/>
-        </w:rPr>
         <w:t xml:space="preserve">        return lps</w:t>
       </w:r>
     </w:p>
@@ -4862,19 +3796,6 @@
           <w:sz w:val="20"/>
           <w:szCs w:val="20"/>
         </w:rPr>
-        <w:t xml:space="preserve"/>
-      </w:r>
-    </w:p>
-    <w:p>
-      <w:pPr>
-        <w:spacing w:after="0" w:before="0" w:line="240" w:lineRule="auto"/>
-      </w:pPr>
-      <w:r>
-        <w:rPr>
-          <w:rFonts w:ascii="Consolas" w:cs="Consolas" w:eastAsia="Consolas" w:hAnsi="Consolas"/>
-          <w:sz w:val="20"/>
-          <w:szCs w:val="20"/>
-        </w:rPr>
         <w:t xml:space="preserve">    lps = lps_array(pattern)</w:t>
       </w:r>
     </w:p>
@@ -4888,19 +3809,6 @@
           <w:sz w:val="20"/>
           <w:szCs w:val="20"/>
         </w:rPr>
-        <w:t xml:space="preserve"/>
-      </w:r>
-    </w:p>
-    <w:p>
-      <w:pPr>
-        <w:spacing w:after="0" w:before="0" w:line="240" w:lineRule="auto"/>
-      </w:pPr>
-      <w:r>
-        <w:rPr>
-          <w:rFonts w:ascii="Consolas" w:cs="Consolas" w:eastAsia="Consolas" w:hAnsi="Consolas"/>
-          <w:sz w:val="20"/>
-          <w:szCs w:val="20"/>
-        </w:rPr>
         <w:t xml:space="preserve">    i = 0</w:t>
       </w:r>
     </w:p>
@@ -4914,19 +3822,6 @@
           <w:sz w:val="20"/>
           <w:szCs w:val="20"/>
         </w:rPr>
-        <w:t xml:space="preserve"/>
-      </w:r>
-    </w:p>
-    <w:p>
-      <w:pPr>
-        <w:spacing w:after="0" w:before="0" w:line="240" w:lineRule="auto"/>
-      </w:pPr>
-      <w:r>
-        <w:rPr>
-          <w:rFonts w:ascii="Consolas" w:cs="Consolas" w:eastAsia="Consolas" w:hAnsi="Consolas"/>
-          <w:sz w:val="20"/>
-          <w:szCs w:val="20"/>
-        </w:rPr>
         <w:t xml:space="preserve">    j = 0</w:t>
       </w:r>
     </w:p>
@@ -4940,19 +3835,6 @@
           <w:sz w:val="20"/>
           <w:szCs w:val="20"/>
         </w:rPr>
-        <w:t xml:space="preserve"/>
-      </w:r>
-    </w:p>
-    <w:p>
-      <w:pPr>
-        <w:spacing w:after="0" w:before="0" w:line="240" w:lineRule="auto"/>
-      </w:pPr>
-      <w:r>
-        <w:rPr>
-          <w:rFonts w:ascii="Consolas" w:cs="Consolas" w:eastAsia="Consolas" w:hAnsi="Consolas"/>
-          <w:sz w:val="20"/>
-          <w:szCs w:val="20"/>
-        </w:rPr>
         <w:t xml:space="preserve">    while i &lt; len(text):</w:t>
       </w:r>
     </w:p>
@@ -4966,19 +3848,6 @@
           <w:sz w:val="20"/>
           <w:szCs w:val="20"/>
         </w:rPr>
-        <w:t xml:space="preserve"/>
-      </w:r>
-    </w:p>
-    <w:p>
-      <w:pPr>
-        <w:spacing w:after="0" w:before="0" w:line="240" w:lineRule="auto"/>
-      </w:pPr>
-      <w:r>
-        <w:rPr>
-          <w:rFonts w:ascii="Consolas" w:cs="Consolas" w:eastAsia="Consolas" w:hAnsi="Consolas"/>
-          <w:sz w:val="20"/>
-          <w:szCs w:val="20"/>
-        </w:rPr>
         <w:t xml:space="preserve">        if text[i] == pattern[j]:</w:t>
       </w:r>
     </w:p>
@@ -4992,19 +3861,6 @@
           <w:sz w:val="20"/>
           <w:szCs w:val="20"/>
         </w:rPr>
-        <w:t xml:space="preserve"/>
-      </w:r>
-    </w:p>
-    <w:p>
-      <w:pPr>
-        <w:spacing w:after="0" w:before="0" w:line="240" w:lineRule="auto"/>
-      </w:pPr>
-      <w:r>
-        <w:rPr>
-          <w:rFonts w:ascii="Consolas" w:cs="Consolas" w:eastAsia="Consolas" w:hAnsi="Consolas"/>
-          <w:sz w:val="20"/>
-          <w:szCs w:val="20"/>
-        </w:rPr>
         <w:t xml:space="preserve">            i += 1</w:t>
       </w:r>
     </w:p>
@@ -5018,19 +3874,6 @@
           <w:sz w:val="20"/>
           <w:szCs w:val="20"/>
         </w:rPr>
-        <w:t xml:space="preserve"/>
-      </w:r>
-    </w:p>
-    <w:p>
-      <w:pPr>
-        <w:spacing w:after="0" w:before="0" w:line="240" w:lineRule="auto"/>
-      </w:pPr>
-      <w:r>
-        <w:rPr>
-          <w:rFonts w:ascii="Consolas" w:cs="Consolas" w:eastAsia="Consolas" w:hAnsi="Consolas"/>
-          <w:sz w:val="20"/>
-          <w:szCs w:val="20"/>
-        </w:rPr>
         <w:t xml:space="preserve">            j += 1</w:t>
       </w:r>
     </w:p>
@@ -5044,19 +3887,6 @@
           <w:sz w:val="20"/>
           <w:szCs w:val="20"/>
         </w:rPr>
-        <w:t xml:space="preserve"/>
-      </w:r>
-    </w:p>
-    <w:p>
-      <w:pPr>
-        <w:spacing w:after="0" w:before="0" w:line="240" w:lineRule="auto"/>
-      </w:pPr>
-      <w:r>
-        <w:rPr>
-          <w:rFonts w:ascii="Consolas" w:cs="Consolas" w:eastAsia="Consolas" w:hAnsi="Consolas"/>
-          <w:sz w:val="20"/>
-          <w:szCs w:val="20"/>
-        </w:rPr>
         <w:t xml:space="preserve">            if j == len(pattern):</w:t>
       </w:r>
     </w:p>
@@ -5070,19 +3900,6 @@
           <w:sz w:val="20"/>
           <w:szCs w:val="20"/>
         </w:rPr>
-        <w:t xml:space="preserve"/>
-      </w:r>
-    </w:p>
-    <w:p>
-      <w:pPr>
-        <w:spacing w:after="0" w:before="0" w:line="240" w:lineRule="auto"/>
-      </w:pPr>
-      <w:r>
-        <w:rPr>
-          <w:rFonts w:ascii="Consolas" w:cs="Consolas" w:eastAsia="Consolas" w:hAnsi="Consolas"/>
-          <w:sz w:val="20"/>
-          <w:szCs w:val="20"/>
-        </w:rPr>
         <w:t xml:space="preserve">                return i - j</w:t>
       </w:r>
     </w:p>
@@ -5096,19 +3913,6 @@
           <w:sz w:val="20"/>
           <w:szCs w:val="20"/>
         </w:rPr>
-        <w:t xml:space="preserve"/>
-      </w:r>
-    </w:p>
-    <w:p>
-      <w:pPr>
-        <w:spacing w:after="0" w:before="0" w:line="240" w:lineRule="auto"/>
-      </w:pPr>
-      <w:r>
-        <w:rPr>
-          <w:rFonts w:ascii="Consolas" w:cs="Consolas" w:eastAsia="Consolas" w:hAnsi="Consolas"/>
-          <w:sz w:val="20"/>
-          <w:szCs w:val="20"/>
-        </w:rPr>
         <w:t xml:space="preserve">        else:</w:t>
       </w:r>
     </w:p>
@@ -5122,19 +3926,6 @@
           <w:sz w:val="20"/>
           <w:szCs w:val="20"/>
         </w:rPr>
-        <w:t xml:space="preserve"/>
-      </w:r>
-    </w:p>
-    <w:p>
-      <w:pPr>
-        <w:spacing w:after="0" w:before="0" w:line="240" w:lineRule="auto"/>
-      </w:pPr>
-      <w:r>
-        <w:rPr>
-          <w:rFonts w:ascii="Consolas" w:cs="Consolas" w:eastAsia="Consolas" w:hAnsi="Consolas"/>
-          <w:sz w:val="20"/>
-          <w:szCs w:val="20"/>
-        </w:rPr>
         <w:t xml:space="preserve">            if j &gt; 0:</w:t>
       </w:r>
     </w:p>
@@ -5148,19 +3939,6 @@
           <w:sz w:val="20"/>
           <w:szCs w:val="20"/>
         </w:rPr>
-        <w:t xml:space="preserve"/>
-      </w:r>
-    </w:p>
-    <w:p>
-      <w:pPr>
-        <w:spacing w:after="0" w:before="0" w:line="240" w:lineRule="auto"/>
-      </w:pPr>
-      <w:r>
-        <w:rPr>
-          <w:rFonts w:ascii="Consolas" w:cs="Consolas" w:eastAsia="Consolas" w:hAnsi="Consolas"/>
-          <w:sz w:val="20"/>
-          <w:szCs w:val="20"/>
-        </w:rPr>
         <w:t xml:space="preserve">                j = lps[j - 1]</w:t>
       </w:r>
     </w:p>
@@ -5174,19 +3952,6 @@
           <w:sz w:val="20"/>
           <w:szCs w:val="20"/>
         </w:rPr>
-        <w:t xml:space="preserve"/>
-      </w:r>
-    </w:p>
-    <w:p>
-      <w:pPr>
-        <w:spacing w:after="0" w:before="0" w:line="240" w:lineRule="auto"/>
-      </w:pPr>
-      <w:r>
-        <w:rPr>
-          <w:rFonts w:ascii="Consolas" w:cs="Consolas" w:eastAsia="Consolas" w:hAnsi="Consolas"/>
-          <w:sz w:val="20"/>
-          <w:szCs w:val="20"/>
-        </w:rPr>
         <w:t xml:space="preserve">            else:</w:t>
       </w:r>
     </w:p>
@@ -5200,19 +3965,6 @@
           <w:sz w:val="20"/>
           <w:szCs w:val="20"/>
         </w:rPr>
-        <w:t xml:space="preserve"/>
-      </w:r>
-    </w:p>
-    <w:p>
-      <w:pPr>
-        <w:spacing w:after="0" w:before="0" w:line="240" w:lineRule="auto"/>
-      </w:pPr>
-      <w:r>
-        <w:rPr>
-          <w:rFonts w:ascii="Consolas" w:cs="Consolas" w:eastAsia="Consolas" w:hAnsi="Consolas"/>
-          <w:sz w:val="20"/>
-          <w:szCs w:val="20"/>
-        </w:rPr>
         <w:t xml:space="preserve">                i += 1</w:t>
       </w:r>
     </w:p>
@@ -5226,19 +3978,6 @@
           <w:sz w:val="20"/>
           <w:szCs w:val="20"/>
         </w:rPr>
-        <w:t xml:space="preserve"/>
-      </w:r>
-    </w:p>
-    <w:p>
-      <w:pPr>
-        <w:spacing w:after="0" w:before="0" w:line="240" w:lineRule="auto"/>
-      </w:pPr>
-      <w:r>
-        <w:rPr>
-          <w:rFonts w:ascii="Consolas" w:cs="Consolas" w:eastAsia="Consolas" w:hAnsi="Consolas"/>
-          <w:sz w:val="20"/>
-          <w:szCs w:val="20"/>
-        </w:rPr>
         <w:t xml:space="preserve">    return -1</w:t>
       </w:r>
     </w:p>
@@ -5252,19 +3991,6 @@
           <w:sz w:val="20"/>
           <w:szCs w:val="20"/>
         </w:rPr>
-        <w:t xml:space="preserve"/>
-      </w:r>
-    </w:p>
-    <w:p>
-      <w:pPr>
-        <w:spacing w:after="0" w:before="0" w:line="240" w:lineRule="auto"/>
-      </w:pPr>
-      <w:r>
-        <w:rPr>
-          <w:rFonts w:ascii="Consolas" w:cs="Consolas" w:eastAsia="Consolas" w:hAnsi="Consolas"/>
-          <w:sz w:val="20"/>
-          <w:szCs w:val="20"/>
-        </w:rPr>
         <w:t xml:space="preserve">text = "ABABDABACDABABCABAB"</w:t>
       </w:r>
     </w:p>
@@ -5278,19 +4004,6 @@
           <w:sz w:val="20"/>
           <w:szCs w:val="20"/>
         </w:rPr>
-        <w:t xml:space="preserve"/>
-      </w:r>
-    </w:p>
-    <w:p>
-      <w:pPr>
-        <w:spacing w:after="0" w:before="0" w:line="240" w:lineRule="auto"/>
-      </w:pPr>
-      <w:r>
-        <w:rPr>
-          <w:rFonts w:ascii="Consolas" w:cs="Consolas" w:eastAsia="Consolas" w:hAnsi="Consolas"/>
-          <w:sz w:val="20"/>
-          <w:szCs w:val="20"/>
-        </w:rPr>
         <w:t xml:space="preserve">pattern = "ABABCABB"</w:t>
       </w:r>
     </w:p>
@@ -5304,33 +4017,7 @@
           <w:sz w:val="20"/>
           <w:szCs w:val="20"/>
         </w:rPr>
-        <w:t xml:space="preserve"/>
-      </w:r>
-    </w:p>
-    <w:p>
-      <w:pPr>
-        <w:spacing w:after="0" w:before="0" w:line="240" w:lineRule="auto"/>
-      </w:pPr>
-      <w:r>
-        <w:rPr>
-          <w:rFonts w:ascii="Consolas" w:cs="Consolas" w:eastAsia="Consolas" w:hAnsi="Consolas"/>
-          <w:sz w:val="20"/>
-          <w:szCs w:val="20"/>
-        </w:rPr>
-        <w:t xml:space="preserve">print("Pattern found at index:",</w:t>
-      </w:r>
-    </w:p>
-    <w:p>
-      <w:pPr>
-        <w:spacing w:after="0" w:before="0" w:line="240" w:lineRule="auto"/>
-      </w:pPr>
-      <w:r>
-        <w:rPr>
-          <w:rFonts w:ascii="Consolas" w:cs="Consolas" w:eastAsia="Consolas" w:hAnsi="Consolas"/>
-          <w:sz w:val="20"/>
-          <w:szCs w:val="20"/>
-        </w:rPr>
-        <w:t xml:space="preserve">      kmp_search(text, pattern))</w:t>
+        <w:t xml:space="preserve">print("Pattern found at index:", kmp_search(text, pattern))</w:t>
       </w:r>
     </w:p>
     <w:p>
@@ -5591,19 +4278,6 @@
           <w:sz w:val="20"/>
           <w:szCs w:val="20"/>
         </w:rPr>
-        <w:t xml:space="preserve"/>
-      </w:r>
-    </w:p>
-    <w:p>
-      <w:pPr>
-        <w:spacing w:after="0" w:before="0" w:line="240" w:lineRule="auto"/>
-      </w:pPr>
-      <w:r>
-        <w:rPr>
-          <w:rFonts w:ascii="Consolas" w:cs="Consolas" w:eastAsia="Consolas" w:hAnsi="Consolas"/>
-          <w:sz w:val="20"/>
-          <w:szCs w:val="20"/>
-        </w:rPr>
         <w:t xml:space="preserve">    largest = i</w:t>
       </w:r>
     </w:p>
@@ -5617,19 +4291,6 @@
           <w:sz w:val="20"/>
           <w:szCs w:val="20"/>
         </w:rPr>
-        <w:t xml:space="preserve"/>
-      </w:r>
-    </w:p>
-    <w:p>
-      <w:pPr>
-        <w:spacing w:after="0" w:before="0" w:line="240" w:lineRule="auto"/>
-      </w:pPr>
-      <w:r>
-        <w:rPr>
-          <w:rFonts w:ascii="Consolas" w:cs="Consolas" w:eastAsia="Consolas" w:hAnsi="Consolas"/>
-          <w:sz w:val="20"/>
-          <w:szCs w:val="20"/>
-        </w:rPr>
         <w:t xml:space="preserve">    left = 2 * i + 1</w:t>
       </w:r>
     </w:p>
@@ -5643,19 +4304,6 @@
           <w:sz w:val="20"/>
           <w:szCs w:val="20"/>
         </w:rPr>
-        <w:t xml:space="preserve"/>
-      </w:r>
-    </w:p>
-    <w:p>
-      <w:pPr>
-        <w:spacing w:after="0" w:before="0" w:line="240" w:lineRule="auto"/>
-      </w:pPr>
-      <w:r>
-        <w:rPr>
-          <w:rFonts w:ascii="Consolas" w:cs="Consolas" w:eastAsia="Consolas" w:hAnsi="Consolas"/>
-          <w:sz w:val="20"/>
-          <w:szCs w:val="20"/>
-        </w:rPr>
         <w:t xml:space="preserve">    right = 2 * i + 2</w:t>
       </w:r>
     </w:p>
@@ -5669,19 +4317,6 @@
           <w:sz w:val="20"/>
           <w:szCs w:val="20"/>
         </w:rPr>
-        <w:t xml:space="preserve"/>
-      </w:r>
-    </w:p>
-    <w:p>
-      <w:pPr>
-        <w:spacing w:after="0" w:before="0" w:line="240" w:lineRule="auto"/>
-      </w:pPr>
-      <w:r>
-        <w:rPr>
-          <w:rFonts w:ascii="Consolas" w:cs="Consolas" w:eastAsia="Consolas" w:hAnsi="Consolas"/>
-          <w:sz w:val="20"/>
-          <w:szCs w:val="20"/>
-        </w:rPr>
         <w:t xml:space="preserve">    if left &lt; n and arr[left] &gt; arr[largest]:</w:t>
       </w:r>
     </w:p>
@@ -5695,19 +4330,6 @@
           <w:sz w:val="20"/>
           <w:szCs w:val="20"/>
         </w:rPr>
-        <w:t xml:space="preserve"/>
-      </w:r>
-    </w:p>
-    <w:p>
-      <w:pPr>
-        <w:spacing w:after="0" w:before="0" w:line="240" w:lineRule="auto"/>
-      </w:pPr>
-      <w:r>
-        <w:rPr>
-          <w:rFonts w:ascii="Consolas" w:cs="Consolas" w:eastAsia="Consolas" w:hAnsi="Consolas"/>
-          <w:sz w:val="20"/>
-          <w:szCs w:val="20"/>
-        </w:rPr>
         <w:t xml:space="preserve">        largest = left</w:t>
       </w:r>
     </w:p>
@@ -5721,19 +4343,6 @@
           <w:sz w:val="20"/>
           <w:szCs w:val="20"/>
         </w:rPr>
-        <w:t xml:space="preserve"/>
-      </w:r>
-    </w:p>
-    <w:p>
-      <w:pPr>
-        <w:spacing w:after="0" w:before="0" w:line="240" w:lineRule="auto"/>
-      </w:pPr>
-      <w:r>
-        <w:rPr>
-          <w:rFonts w:ascii="Consolas" w:cs="Consolas" w:eastAsia="Consolas" w:hAnsi="Consolas"/>
-          <w:sz w:val="20"/>
-          <w:szCs w:val="20"/>
-        </w:rPr>
         <w:t xml:space="preserve">    if right &lt; n and arr[right] &gt; arr[largest]:</w:t>
       </w:r>
     </w:p>
@@ -5747,19 +4356,6 @@
           <w:sz w:val="20"/>
           <w:szCs w:val="20"/>
         </w:rPr>
-        <w:t xml:space="preserve"/>
-      </w:r>
-    </w:p>
-    <w:p>
-      <w:pPr>
-        <w:spacing w:after="0" w:before="0" w:line="240" w:lineRule="auto"/>
-      </w:pPr>
-      <w:r>
-        <w:rPr>
-          <w:rFonts w:ascii="Consolas" w:cs="Consolas" w:eastAsia="Consolas" w:hAnsi="Consolas"/>
-          <w:sz w:val="20"/>
-          <w:szCs w:val="20"/>
-        </w:rPr>
         <w:t xml:space="preserve">        largest = right</w:t>
       </w:r>
     </w:p>
@@ -5773,19 +4369,6 @@
           <w:sz w:val="20"/>
           <w:szCs w:val="20"/>
         </w:rPr>
-        <w:t xml:space="preserve"/>
-      </w:r>
-    </w:p>
-    <w:p>
-      <w:pPr>
-        <w:spacing w:after="0" w:before="0" w:line="240" w:lineRule="auto"/>
-      </w:pPr>
-      <w:r>
-        <w:rPr>
-          <w:rFonts w:ascii="Consolas" w:cs="Consolas" w:eastAsia="Consolas" w:hAnsi="Consolas"/>
-          <w:sz w:val="20"/>
-          <w:szCs w:val="20"/>
-        </w:rPr>
         <w:t xml:space="preserve">    if largest != i:</w:t>
       </w:r>
     </w:p>
@@ -5799,19 +4382,6 @@
           <w:sz w:val="20"/>
           <w:szCs w:val="20"/>
         </w:rPr>
-        <w:t xml:space="preserve"/>
-      </w:r>
-    </w:p>
-    <w:p>
-      <w:pPr>
-        <w:spacing w:after="0" w:before="0" w:line="240" w:lineRule="auto"/>
-      </w:pPr>
-      <w:r>
-        <w:rPr>
-          <w:rFonts w:ascii="Consolas" w:cs="Consolas" w:eastAsia="Consolas" w:hAnsi="Consolas"/>
-          <w:sz w:val="20"/>
-          <w:szCs w:val="20"/>
-        </w:rPr>
         <w:t xml:space="preserve">        arr[i], arr[largest] = arr[largest], arr[i]</w:t>
       </w:r>
     </w:p>
@@ -5825,19 +4395,6 @@
           <w:sz w:val="20"/>
           <w:szCs w:val="20"/>
         </w:rPr>
-        <w:t xml:space="preserve"/>
-      </w:r>
-    </w:p>
-    <w:p>
-      <w:pPr>
-        <w:spacing w:after="0" w:before="0" w:line="240" w:lineRule="auto"/>
-      </w:pPr>
-      <w:r>
-        <w:rPr>
-          <w:rFonts w:ascii="Consolas" w:cs="Consolas" w:eastAsia="Consolas" w:hAnsi="Consolas"/>
-          <w:sz w:val="20"/>
-          <w:szCs w:val="20"/>
-        </w:rPr>
         <w:t xml:space="preserve">        heapify(arr, n, largest)</w:t>
       </w:r>
     </w:p>
@@ -5851,19 +4408,6 @@
           <w:sz w:val="20"/>
           <w:szCs w:val="20"/>
         </w:rPr>
-        <w:t xml:space="preserve"/>
-      </w:r>
-    </w:p>
-    <w:p>
-      <w:pPr>
-        <w:spacing w:after="0" w:before="0" w:line="240" w:lineRule="auto"/>
-      </w:pPr>
-      <w:r>
-        <w:rPr>
-          <w:rFonts w:ascii="Consolas" w:cs="Consolas" w:eastAsia="Consolas" w:hAnsi="Consolas"/>
-          <w:sz w:val="20"/>
-          <w:szCs w:val="20"/>
-        </w:rPr>
         <w:t xml:space="preserve">def heap_sort(arr):</w:t>
       </w:r>
     </w:p>
@@ -5877,19 +4421,6 @@
           <w:sz w:val="20"/>
           <w:szCs w:val="20"/>
         </w:rPr>
-        <w:t xml:space="preserve"/>
-      </w:r>
-    </w:p>
-    <w:p>
-      <w:pPr>
-        <w:spacing w:after="0" w:before="0" w:line="240" w:lineRule="auto"/>
-      </w:pPr>
-      <w:r>
-        <w:rPr>
-          <w:rFonts w:ascii="Consolas" w:cs="Consolas" w:eastAsia="Consolas" w:hAnsi="Consolas"/>
-          <w:sz w:val="20"/>
-          <w:szCs w:val="20"/>
-        </w:rPr>
         <w:t xml:space="preserve">    n = len(arr)</w:t>
       </w:r>
     </w:p>
@@ -5903,19 +4434,6 @@
           <w:sz w:val="20"/>
           <w:szCs w:val="20"/>
         </w:rPr>
-        <w:t xml:space="preserve"/>
-      </w:r>
-    </w:p>
-    <w:p>
-      <w:pPr>
-        <w:spacing w:after="0" w:before="0" w:line="240" w:lineRule="auto"/>
-      </w:pPr>
-      <w:r>
-        <w:rPr>
-          <w:rFonts w:ascii="Consolas" w:cs="Consolas" w:eastAsia="Consolas" w:hAnsi="Consolas"/>
-          <w:sz w:val="20"/>
-          <w:szCs w:val="20"/>
-        </w:rPr>
         <w:t xml:space="preserve">    for i in range(n // 2 - 1, -1, -1):</w:t>
       </w:r>
     </w:p>
@@ -5929,19 +4447,6 @@
           <w:sz w:val="20"/>
           <w:szCs w:val="20"/>
         </w:rPr>
-        <w:t xml:space="preserve"/>
-      </w:r>
-    </w:p>
-    <w:p>
-      <w:pPr>
-        <w:spacing w:after="0" w:before="0" w:line="240" w:lineRule="auto"/>
-      </w:pPr>
-      <w:r>
-        <w:rPr>
-          <w:rFonts w:ascii="Consolas" w:cs="Consolas" w:eastAsia="Consolas" w:hAnsi="Consolas"/>
-          <w:sz w:val="20"/>
-          <w:szCs w:val="20"/>
-        </w:rPr>
         <w:t xml:space="preserve">        heapify(arr, n, i)</w:t>
       </w:r>
     </w:p>
@@ -5955,19 +4460,6 @@
           <w:sz w:val="20"/>
           <w:szCs w:val="20"/>
         </w:rPr>
-        <w:t xml:space="preserve"/>
-      </w:r>
-    </w:p>
-    <w:p>
-      <w:pPr>
-        <w:spacing w:after="0" w:before="0" w:line="240" w:lineRule="auto"/>
-      </w:pPr>
-      <w:r>
-        <w:rPr>
-          <w:rFonts w:ascii="Consolas" w:cs="Consolas" w:eastAsia="Consolas" w:hAnsi="Consolas"/>
-          <w:sz w:val="20"/>
-          <w:szCs w:val="20"/>
-        </w:rPr>
         <w:t xml:space="preserve">    for i in range(n - 1, 0, -1):</w:t>
       </w:r>
     </w:p>
@@ -5981,19 +4473,6 @@
           <w:sz w:val="20"/>
           <w:szCs w:val="20"/>
         </w:rPr>
-        <w:t xml:space="preserve"/>
-      </w:r>
-    </w:p>
-    <w:p>
-      <w:pPr>
-        <w:spacing w:after="0" w:before="0" w:line="240" w:lineRule="auto"/>
-      </w:pPr>
-      <w:r>
-        <w:rPr>
-          <w:rFonts w:ascii="Consolas" w:cs="Consolas" w:eastAsia="Consolas" w:hAnsi="Consolas"/>
-          <w:sz w:val="20"/>
-          <w:szCs w:val="20"/>
-        </w:rPr>
         <w:t xml:space="preserve">        arr[i], arr[0] = arr[0], arr[i]</w:t>
       </w:r>
     </w:p>
@@ -6007,19 +4486,6 @@
           <w:sz w:val="20"/>
           <w:szCs w:val="20"/>
         </w:rPr>
-        <w:t xml:space="preserve"/>
-      </w:r>
-    </w:p>
-    <w:p>
-      <w:pPr>
-        <w:spacing w:after="0" w:before="0" w:line="240" w:lineRule="auto"/>
-      </w:pPr>
-      <w:r>
-        <w:rPr>
-          <w:rFonts w:ascii="Consolas" w:cs="Consolas" w:eastAsia="Consolas" w:hAnsi="Consolas"/>
-          <w:sz w:val="20"/>
-          <w:szCs w:val="20"/>
-        </w:rPr>
         <w:t xml:space="preserve">        heapify(arr, i, 0)</w:t>
       </w:r>
     </w:p>
@@ -6033,19 +4499,6 @@
           <w:sz w:val="20"/>
           <w:szCs w:val="20"/>
         </w:rPr>
-        <w:t xml:space="preserve"/>
-      </w:r>
-    </w:p>
-    <w:p>
-      <w:pPr>
-        <w:spacing w:after="0" w:before="0" w:line="240" w:lineRule="auto"/>
-      </w:pPr>
-      <w:r>
-        <w:rPr>
-          <w:rFonts w:ascii="Consolas" w:cs="Consolas" w:eastAsia="Consolas" w:hAnsi="Consolas"/>
-          <w:sz w:val="20"/>
-          <w:szCs w:val="20"/>
-        </w:rPr>
         <w:t xml:space="preserve">arr = [12, 11, 13, 5, 6, 7]</w:t>
       </w:r>
     </w:p>
@@ -6059,19 +4512,6 @@
           <w:sz w:val="20"/>
           <w:szCs w:val="20"/>
         </w:rPr>
-        <w:t xml:space="preserve"/>
-      </w:r>
-    </w:p>
-    <w:p>
-      <w:pPr>
-        <w:spacing w:after="0" w:before="0" w:line="240" w:lineRule="auto"/>
-      </w:pPr>
-      <w:r>
-        <w:rPr>
-          <w:rFonts w:ascii="Consolas" w:cs="Consolas" w:eastAsia="Consolas" w:hAnsi="Consolas"/>
-          <w:sz w:val="20"/>
-          <w:szCs w:val="20"/>
-        </w:rPr>
         <w:t xml:space="preserve">heap_sort(arr)</w:t>
       </w:r>
     </w:p>
@@ -6085,19 +4525,6 @@
           <w:sz w:val="20"/>
           <w:szCs w:val="20"/>
         </w:rPr>
-        <w:t xml:space="preserve"/>
-      </w:r>
-    </w:p>
-    <w:p>
-      <w:pPr>
-        <w:spacing w:after="0" w:before="0" w:line="240" w:lineRule="auto"/>
-      </w:pPr>
-      <w:r>
-        <w:rPr>
-          <w:rFonts w:ascii="Consolas" w:cs="Consolas" w:eastAsia="Consolas" w:hAnsi="Consolas"/>
-          <w:sz w:val="20"/>
-          <w:szCs w:val="20"/>
-        </w:rPr>
         <w:t xml:space="preserve">print("Sorted array:", arr)</w:t>
       </w:r>
     </w:p>
@@ -6359,19 +4786,6 @@
           <w:sz w:val="20"/>
           <w:szCs w:val="20"/>
         </w:rPr>
-        <w:t xml:space="preserve"/>
-      </w:r>
-    </w:p>
-    <w:p>
-      <w:pPr>
-        <w:spacing w:after="0" w:before="0" w:line="240" w:lineRule="auto"/>
-      </w:pPr>
-      <w:r>
-        <w:rPr>
-          <w:rFonts w:ascii="Consolas" w:cs="Consolas" w:eastAsia="Consolas" w:hAnsi="Consolas"/>
-          <w:sz w:val="20"/>
-          <w:szCs w:val="20"/>
-        </w:rPr>
         <w:t xml:space="preserve">def bfs(capacity, flow, source, sink, parent):</w:t>
       </w:r>
     </w:p>
@@ -6385,19 +4799,6 @@
           <w:sz w:val="20"/>
           <w:szCs w:val="20"/>
         </w:rPr>
-        <w:t xml:space="preserve"/>
-      </w:r>
-    </w:p>
-    <w:p>
-      <w:pPr>
-        <w:spacing w:after="0" w:before="0" w:line="240" w:lineRule="auto"/>
-      </w:pPr>
-      <w:r>
-        <w:rPr>
-          <w:rFonts w:ascii="Consolas" w:cs="Consolas" w:eastAsia="Consolas" w:hAnsi="Consolas"/>
-          <w:sz w:val="20"/>
-          <w:szCs w:val="20"/>
-        </w:rPr>
         <w:t xml:space="preserve">    visited = [False] * len(capacity)</w:t>
       </w:r>
     </w:p>
@@ -6450,19 +4851,6 @@
           <w:sz w:val="20"/>
           <w:szCs w:val="20"/>
         </w:rPr>
-        <w:t xml:space="preserve"/>
-      </w:r>
-    </w:p>
-    <w:p>
-      <w:pPr>
-        <w:spacing w:after="0" w:before="0" w:line="240" w:lineRule="auto"/>
-      </w:pPr>
-      <w:r>
-        <w:rPr>
-          <w:rFonts w:ascii="Consolas" w:cs="Consolas" w:eastAsia="Consolas" w:hAnsi="Consolas"/>
-          <w:sz w:val="20"/>
-          <w:szCs w:val="20"/>
-        </w:rPr>
         <w:t xml:space="preserve">    while queue:</w:t>
       </w:r>
     </w:p>
@@ -6476,19 +4864,6 @@
           <w:sz w:val="20"/>
           <w:szCs w:val="20"/>
         </w:rPr>
-        <w:t xml:space="preserve"/>
-      </w:r>
-    </w:p>
-    <w:p>
-      <w:pPr>
-        <w:spacing w:after="0" w:before="0" w:line="240" w:lineRule="auto"/>
-      </w:pPr>
-      <w:r>
-        <w:rPr>
-          <w:rFonts w:ascii="Consolas" w:cs="Consolas" w:eastAsia="Consolas" w:hAnsi="Consolas"/>
-          <w:sz w:val="20"/>
-          <w:szCs w:val="20"/>
-        </w:rPr>
         <w:t xml:space="preserve">        u = queue.popleft()</w:t>
       </w:r>
     </w:p>
@@ -6502,19 +4877,6 @@
           <w:sz w:val="20"/>
           <w:szCs w:val="20"/>
         </w:rPr>
-        <w:t xml:space="preserve"/>
-      </w:r>
-    </w:p>
-    <w:p>
-      <w:pPr>
-        <w:spacing w:after="0" w:before="0" w:line="240" w:lineRule="auto"/>
-      </w:pPr>
-      <w:r>
-        <w:rPr>
-          <w:rFonts w:ascii="Consolas" w:cs="Consolas" w:eastAsia="Consolas" w:hAnsi="Consolas"/>
-          <w:sz w:val="20"/>
-          <w:szCs w:val="20"/>
-        </w:rPr>
         <w:t xml:space="preserve">        for v in range(len(capacity)):</w:t>
       </w:r>
     </w:p>
@@ -6528,19 +4890,6 @@
           <w:sz w:val="20"/>
           <w:szCs w:val="20"/>
         </w:rPr>
-        <w:t xml:space="preserve"/>
-      </w:r>
-    </w:p>
-    <w:p>
-      <w:pPr>
-        <w:spacing w:after="0" w:before="0" w:line="240" w:lineRule="auto"/>
-      </w:pPr>
-      <w:r>
-        <w:rPr>
-          <w:rFonts w:ascii="Consolas" w:cs="Consolas" w:eastAsia="Consolas" w:hAnsi="Consolas"/>
-          <w:sz w:val="20"/>
-          <w:szCs w:val="20"/>
-        </w:rPr>
         <w:t xml:space="preserve">            if (not visited[v] and capacity[u][v] - flow[u][v] &gt; 0):</w:t>
       </w:r>
     </w:p>
@@ -6554,19 +4903,6 @@
           <w:sz w:val="20"/>
           <w:szCs w:val="20"/>
         </w:rPr>
-        <w:t xml:space="preserve"/>
-      </w:r>
-    </w:p>
-    <w:p>
-      <w:pPr>
-        <w:spacing w:after="0" w:before="0" w:line="240" w:lineRule="auto"/>
-      </w:pPr>
-      <w:r>
-        <w:rPr>
-          <w:rFonts w:ascii="Consolas" w:cs="Consolas" w:eastAsia="Consolas" w:hAnsi="Consolas"/>
-          <w:sz w:val="20"/>
-          <w:szCs w:val="20"/>
-        </w:rPr>
         <w:t xml:space="preserve">                queue.append(v)</w:t>
       </w:r>
     </w:p>
@@ -6606,19 +4942,6 @@
           <w:sz w:val="20"/>
           <w:szCs w:val="20"/>
         </w:rPr>
-        <w:t xml:space="preserve"/>
-      </w:r>
-    </w:p>
-    <w:p>
-      <w:pPr>
-        <w:spacing w:after="0" w:before="0" w:line="240" w:lineRule="auto"/>
-      </w:pPr>
-      <w:r>
-        <w:rPr>
-          <w:rFonts w:ascii="Consolas" w:cs="Consolas" w:eastAsia="Consolas" w:hAnsi="Consolas"/>
-          <w:sz w:val="20"/>
-          <w:szCs w:val="20"/>
-        </w:rPr>
         <w:t xml:space="preserve">                if v == sink:</w:t>
       </w:r>
     </w:p>
@@ -6645,19 +4968,6 @@
           <w:sz w:val="20"/>
           <w:szCs w:val="20"/>
         </w:rPr>
-        <w:t xml:space="preserve"/>
-      </w:r>
-    </w:p>
-    <w:p>
-      <w:pPr>
-        <w:spacing w:after="0" w:before="0" w:line="240" w:lineRule="auto"/>
-      </w:pPr>
-      <w:r>
-        <w:rPr>
-          <w:rFonts w:ascii="Consolas" w:cs="Consolas" w:eastAsia="Consolas" w:hAnsi="Consolas"/>
-          <w:sz w:val="20"/>
-          <w:szCs w:val="20"/>
-        </w:rPr>
         <w:t xml:space="preserve">    return False</w:t>
       </w:r>
     </w:p>
@@ -6671,19 +4981,6 @@
           <w:sz w:val="20"/>
           <w:szCs w:val="20"/>
         </w:rPr>
-        <w:t xml:space="preserve"/>
-      </w:r>
-    </w:p>
-    <w:p>
-      <w:pPr>
-        <w:spacing w:after="0" w:before="0" w:line="240" w:lineRule="auto"/>
-      </w:pPr>
-      <w:r>
-        <w:rPr>
-          <w:rFonts w:ascii="Consolas" w:cs="Consolas" w:eastAsia="Consolas" w:hAnsi="Consolas"/>
-          <w:sz w:val="20"/>
-          <w:szCs w:val="20"/>
-        </w:rPr>
         <w:t xml:space="preserve">def ford_fulkerson(capacity, source, sink):</w:t>
       </w:r>
     </w:p>
@@ -6697,19 +4994,6 @@
           <w:sz w:val="20"/>
           <w:szCs w:val="20"/>
         </w:rPr>
-        <w:t xml:space="preserve"/>
-      </w:r>
-    </w:p>
-    <w:p>
-      <w:pPr>
-        <w:spacing w:after="0" w:before="0" w:line="240" w:lineRule="auto"/>
-      </w:pPr>
-      <w:r>
-        <w:rPr>
-          <w:rFonts w:ascii="Consolas" w:cs="Consolas" w:eastAsia="Consolas" w:hAnsi="Consolas"/>
-          <w:sz w:val="20"/>
-          <w:szCs w:val="20"/>
-        </w:rPr>
         <w:t xml:space="preserve">    n = len(capacity)</w:t>
       </w:r>
     </w:p>
@@ -6723,19 +5007,6 @@
           <w:sz w:val="20"/>
           <w:szCs w:val="20"/>
         </w:rPr>
-        <w:t xml:space="preserve"/>
-      </w:r>
-    </w:p>
-    <w:p>
-      <w:pPr>
-        <w:spacing w:after="0" w:before="0" w:line="240" w:lineRule="auto"/>
-      </w:pPr>
-      <w:r>
-        <w:rPr>
-          <w:rFonts w:ascii="Consolas" w:cs="Consolas" w:eastAsia="Consolas" w:hAnsi="Consolas"/>
-          <w:sz w:val="20"/>
-          <w:szCs w:val="20"/>
-        </w:rPr>
         <w:t xml:space="preserve">    flow = [[0] * n for _ in range(n)]</w:t>
       </w:r>
     </w:p>
@@ -6775,19 +5046,6 @@
           <w:sz w:val="20"/>
           <w:szCs w:val="20"/>
         </w:rPr>
-        <w:t xml:space="preserve"/>
-      </w:r>
-    </w:p>
-    <w:p>
-      <w:pPr>
-        <w:spacing w:after="0" w:before="0" w:line="240" w:lineRule="auto"/>
-      </w:pPr>
-      <w:r>
-        <w:rPr>
-          <w:rFonts w:ascii="Consolas" w:cs="Consolas" w:eastAsia="Consolas" w:hAnsi="Consolas"/>
-          <w:sz w:val="20"/>
-          <w:szCs w:val="20"/>
-        </w:rPr>
         <w:t xml:space="preserve">    while bfs(capacity, flow, source, sink, parent):</w:t>
       </w:r>
     </w:p>
@@ -6801,19 +5059,6 @@
           <w:sz w:val="20"/>
           <w:szCs w:val="20"/>
         </w:rPr>
-        <w:t xml:space="preserve"/>
-      </w:r>
-    </w:p>
-    <w:p>
-      <w:pPr>
-        <w:spacing w:after="0" w:before="0" w:line="240" w:lineRule="auto"/>
-      </w:pPr>
-      <w:r>
-        <w:rPr>
-          <w:rFonts w:ascii="Consolas" w:cs="Consolas" w:eastAsia="Consolas" w:hAnsi="Consolas"/>
-          <w:sz w:val="20"/>
-          <w:szCs w:val="20"/>
-        </w:rPr>
         <w:t xml:space="preserve">        path_flow = float('inf')</w:t>
       </w:r>
     </w:p>
@@ -6840,19 +5085,6 @@
           <w:sz w:val="20"/>
           <w:szCs w:val="20"/>
         </w:rPr>
-        <w:t xml:space="preserve"/>
-      </w:r>
-    </w:p>
-    <w:p>
-      <w:pPr>
-        <w:spacing w:after="0" w:before="0" w:line="240" w:lineRule="auto"/>
-      </w:pPr>
-      <w:r>
-        <w:rPr>
-          <w:rFonts w:ascii="Consolas" w:cs="Consolas" w:eastAsia="Consolas" w:hAnsi="Consolas"/>
-          <w:sz w:val="20"/>
-          <w:szCs w:val="20"/>
-        </w:rPr>
         <w:t xml:space="preserve">        while s != source:</w:t>
       </w:r>
     </w:p>
@@ -6866,72 +5098,7 @@
           <w:sz w:val="20"/>
           <w:szCs w:val="20"/>
         </w:rPr>
-        <w:t xml:space="preserve"/>
-      </w:r>
-    </w:p>
-    <w:p>
-      <w:pPr>
-        <w:spacing w:after="0" w:before="0" w:line="240" w:lineRule="auto"/>
-      </w:pPr>
-      <w:r>
-        <w:rPr>
-          <w:rFonts w:ascii="Consolas" w:cs="Consolas" w:eastAsia="Consolas" w:hAnsi="Consolas"/>
-          <w:sz w:val="20"/>
-          <w:szCs w:val="20"/>
-        </w:rPr>
-        <w:t xml:space="preserve">            path_flow = min(</w:t>
-      </w:r>
-    </w:p>
-    <w:p>
-      <w:pPr>
-        <w:spacing w:after="0" w:before="0" w:line="240" w:lineRule="auto"/>
-      </w:pPr>
-      <w:r>
-        <w:rPr>
-          <w:rFonts w:ascii="Consolas" w:cs="Consolas" w:eastAsia="Consolas" w:hAnsi="Consolas"/>
-          <w:sz w:val="20"/>
-          <w:szCs w:val="20"/>
-        </w:rPr>
-        <w:t xml:space="preserve">                path_flow,</w:t>
-      </w:r>
-    </w:p>
-    <w:p>
-      <w:pPr>
-        <w:spacing w:after="0" w:before="0" w:line="240" w:lineRule="auto"/>
-      </w:pPr>
-      <w:r>
-        <w:rPr>
-          <w:rFonts w:ascii="Consolas" w:cs="Consolas" w:eastAsia="Consolas" w:hAnsi="Consolas"/>
-          <w:sz w:val="20"/>
-          <w:szCs w:val="20"/>
-        </w:rPr>
-        <w:t xml:space="preserve">                capacity[parent[s]][s] -</w:t>
-      </w:r>
-    </w:p>
-    <w:p>
-      <w:pPr>
-        <w:spacing w:after="0" w:before="0" w:line="240" w:lineRule="auto"/>
-      </w:pPr>
-      <w:r>
-        <w:rPr>
-          <w:rFonts w:ascii="Consolas" w:cs="Consolas" w:eastAsia="Consolas" w:hAnsi="Consolas"/>
-          <w:sz w:val="20"/>
-          <w:szCs w:val="20"/>
-        </w:rPr>
-        <w:t xml:space="preserve">                flow[parent[s]][s]</w:t>
-      </w:r>
-    </w:p>
-    <w:p>
-      <w:pPr>
-        <w:spacing w:after="0" w:before="0" w:line="240" w:lineRule="auto"/>
-      </w:pPr>
-      <w:r>
-        <w:rPr>
-          <w:rFonts w:ascii="Consolas" w:cs="Consolas" w:eastAsia="Consolas" w:hAnsi="Consolas"/>
-          <w:sz w:val="20"/>
-          <w:szCs w:val="20"/>
-        </w:rPr>
-        <w:t xml:space="preserve">            )</w:t>
+        <w:t xml:space="preserve">            path_flow = min( path_flow, capacity[parent[s]][s] - flow[parent[s]][s] )</w:t>
       </w:r>
     </w:p>
     <w:p>
@@ -6957,19 +5124,6 @@
           <w:sz w:val="20"/>
           <w:szCs w:val="20"/>
         </w:rPr>
-        <w:t xml:space="preserve"/>
-      </w:r>
-    </w:p>
-    <w:p>
-      <w:pPr>
-        <w:spacing w:after="0" w:before="0" w:line="240" w:lineRule="auto"/>
-      </w:pPr>
-      <w:r>
-        <w:rPr>
-          <w:rFonts w:ascii="Consolas" w:cs="Consolas" w:eastAsia="Consolas" w:hAnsi="Consolas"/>
-          <w:sz w:val="20"/>
-          <w:szCs w:val="20"/>
-        </w:rPr>
         <w:t xml:space="preserve">        max_flow += path_flow</w:t>
       </w:r>
     </w:p>
@@ -6983,19 +5137,6 @@
           <w:sz w:val="20"/>
           <w:szCs w:val="20"/>
         </w:rPr>
-        <w:t xml:space="preserve"/>
-      </w:r>
-    </w:p>
-    <w:p>
-      <w:pPr>
-        <w:spacing w:after="0" w:before="0" w:line="240" w:lineRule="auto"/>
-      </w:pPr>
-      <w:r>
-        <w:rPr>
-          <w:rFonts w:ascii="Consolas" w:cs="Consolas" w:eastAsia="Consolas" w:hAnsi="Consolas"/>
-          <w:sz w:val="20"/>
-          <w:szCs w:val="20"/>
-        </w:rPr>
         <w:t xml:space="preserve">        v = sink</w:t>
       </w:r>
     </w:p>
@@ -7074,19 +5215,6 @@
           <w:sz w:val="20"/>
           <w:szCs w:val="20"/>
         </w:rPr>
-        <w:t xml:space="preserve"/>
-      </w:r>
-    </w:p>
-    <w:p>
-      <w:pPr>
-        <w:spacing w:after="0" w:before="0" w:line="240" w:lineRule="auto"/>
-      </w:pPr>
-      <w:r>
-        <w:rPr>
-          <w:rFonts w:ascii="Consolas" w:cs="Consolas" w:eastAsia="Consolas" w:hAnsi="Consolas"/>
-          <w:sz w:val="20"/>
-          <w:szCs w:val="20"/>
-        </w:rPr>
         <w:t xml:space="preserve">    return max_flow</w:t>
       </w:r>
     </w:p>
@@ -7100,19 +5228,6 @@
           <w:sz w:val="20"/>
           <w:szCs w:val="20"/>
         </w:rPr>
-        <w:t xml:space="preserve"/>
-      </w:r>
-    </w:p>
-    <w:p>
-      <w:pPr>
-        <w:spacing w:after="0" w:before="0" w:line="240" w:lineRule="auto"/>
-      </w:pPr>
-      <w:r>
-        <w:rPr>
-          <w:rFonts w:ascii="Consolas" w:cs="Consolas" w:eastAsia="Consolas" w:hAnsi="Consolas"/>
-          <w:sz w:val="20"/>
-          <w:szCs w:val="20"/>
-        </w:rPr>
         <w:t xml:space="preserve">capacity = [</w:t>
       </w:r>
     </w:p>
@@ -7126,19 +5241,6 @@
           <w:sz w:val="20"/>
           <w:szCs w:val="20"/>
         </w:rPr>
-        <w:t xml:space="preserve"/>
-      </w:r>
-    </w:p>
-    <w:p>
-      <w:pPr>
-        <w:spacing w:after="0" w:before="0" w:line="240" w:lineRule="auto"/>
-      </w:pPr>
-      <w:r>
-        <w:rPr>
-          <w:rFonts w:ascii="Consolas" w:cs="Consolas" w:eastAsia="Consolas" w:hAnsi="Consolas"/>
-          <w:sz w:val="20"/>
-          <w:szCs w:val="20"/>
-        </w:rPr>
         <w:t xml:space="preserve">    [0, 16, 13, 0, 0, 0],</w:t>
       </w:r>
     </w:p>
@@ -7217,19 +5319,6 @@
           <w:sz w:val="20"/>
           <w:szCs w:val="20"/>
         </w:rPr>
-        <w:t xml:space="preserve"/>
-      </w:r>
-    </w:p>
-    <w:p>
-      <w:pPr>
-        <w:spacing w:after="0" w:before="0" w:line="240" w:lineRule="auto"/>
-      </w:pPr>
-      <w:r>
-        <w:rPr>
-          <w:rFonts w:ascii="Consolas" w:cs="Consolas" w:eastAsia="Consolas" w:hAnsi="Consolas"/>
-          <w:sz w:val="20"/>
-          <w:szCs w:val="20"/>
-        </w:rPr>
         <w:t xml:space="preserve">]</w:t>
       </w:r>
     </w:p>
@@ -7243,19 +5332,6 @@
           <w:sz w:val="20"/>
           <w:szCs w:val="20"/>
         </w:rPr>
-        <w:t xml:space="preserve"/>
-      </w:r>
-    </w:p>
-    <w:p>
-      <w:pPr>
-        <w:spacing w:after="0" w:before="0" w:line="240" w:lineRule="auto"/>
-      </w:pPr>
-      <w:r>
-        <w:rPr>
-          <w:rFonts w:ascii="Consolas" w:cs="Consolas" w:eastAsia="Consolas" w:hAnsi="Consolas"/>
-          <w:sz w:val="20"/>
-          <w:szCs w:val="20"/>
-        </w:rPr>
         <w:t xml:space="preserve">source = 0</w:t>
       </w:r>
     </w:p>
@@ -7269,19 +5345,6 @@
           <w:sz w:val="20"/>
           <w:szCs w:val="20"/>
         </w:rPr>
-        <w:t xml:space="preserve"/>
-      </w:r>
-    </w:p>
-    <w:p>
-      <w:pPr>
-        <w:spacing w:after="0" w:before="0" w:line="240" w:lineRule="auto"/>
-      </w:pPr>
-      <w:r>
-        <w:rPr>
-          <w:rFonts w:ascii="Consolas" w:cs="Consolas" w:eastAsia="Consolas" w:hAnsi="Consolas"/>
-          <w:sz w:val="20"/>
-          <w:szCs w:val="20"/>
-        </w:rPr>
         <w:t xml:space="preserve">sink = 5</w:t>
       </w:r>
     </w:p>
@@ -7295,33 +5358,7 @@
           <w:sz w:val="20"/>
           <w:szCs w:val="20"/>
         </w:rPr>
-        <w:t xml:space="preserve"/>
-      </w:r>
-    </w:p>
-    <w:p>
-      <w:pPr>
-        <w:spacing w:after="0" w:before="0" w:line="240" w:lineRule="auto"/>
-      </w:pPr>
-      <w:r>
-        <w:rPr>
-          <w:rFonts w:ascii="Consolas" w:cs="Consolas" w:eastAsia="Consolas" w:hAnsi="Consolas"/>
-          <w:sz w:val="20"/>
-          <w:szCs w:val="20"/>
-        </w:rPr>
-        <w:t xml:space="preserve">print("Maximum Flow:",</w:t>
-      </w:r>
-    </w:p>
-    <w:p>
-      <w:pPr>
-        <w:spacing w:after="0" w:before="0" w:line="240" w:lineRule="auto"/>
-      </w:pPr>
-      <w:r>
-        <w:rPr>
-          <w:rFonts w:ascii="Consolas" w:cs="Consolas" w:eastAsia="Consolas" w:hAnsi="Consolas"/>
-          <w:sz w:val="20"/>
-          <w:szCs w:val="20"/>
-        </w:rPr>
-        <w:t xml:space="preserve">      ford_fulkerson(capacity, source, sink))</w:t>
+        <w:t xml:space="preserve">print("Maximum Flow:", ford_fulkerson(capacity, source, sink))</w:t>
       </w:r>
     </w:p>
     <w:p>
